--- a/N12 Nhóm 01.docx
+++ b/N12 Nhóm 01.docx
@@ -5811,7 +5811,7 @@
           <w:color w:val="1E293B"/>
           <w:sz w:val="23"/>
         </w:rPr>
-        <w:t>Biểu đồ bao quát toàn bộ 13 thực thể phân tích nòng cốt của hệ thống và các mối liên kết nghiệp vụ giữa chúng:</w:t>
+        <w:t>Biểu đồ bao quát toàn bộ các thực thể phân tích nòng cốt của hệ thống (được đồng bộ chuẩn hóa tên tiếng Anh theo mô hình thiết kế) và các mối liên kết nghiệp vụ giữa chúng:</w:t>
       </w:r>
     </w:p>
     <w:p>
@@ -5913,7 +5913,7 @@
                 <w:color w:val="FFFFFF"/>
                 <w:sz w:val="21"/>
               </w:rPr>
-              <w:t>Tên lớp thực thể</w:t>
+              <w:t>Tên lớp thực thể (Class)</w:t>
             </w:r>
           </w:p>
         </w:tc>
@@ -5965,7 +5965,7 @@
                 <w:color w:val="FFFFFF"/>
                 <w:sz w:val="21"/>
               </w:rPr>
-              <w:t>Các thuộc tính phân tích cốt lõi</w:t>
+              <w:t>Các thuộc tính phân tích (Attributes)</w:t>
             </w:r>
           </w:p>
         </w:tc>
@@ -5992,7 +5992,7 @@
                 <w:color w:val="1E293B"/>
                 <w:sz w:val="20"/>
               </w:rPr>
-              <w:t>NguoiDung</w:t>
+              <w:t>User</w:t>
             </w:r>
           </w:p>
         </w:tc>
@@ -6042,7 +6042,7 @@
                 <w:color w:val="1E293B"/>
                 <w:sz w:val="20"/>
               </w:rPr>
-              <w:t>maNguoiDung, hoTen, email, soDienThoai, matKhau, vaiTro</w:t>
+              <w:t>userId, username, password, fullName, email, phoneNumber, role</w:t>
             </w:r>
           </w:p>
         </w:tc>
@@ -6069,7 +6069,7 @@
                 <w:color w:val="1E293B"/>
                 <w:sz w:val="20"/>
               </w:rPr>
-              <w:t>KhachHang</w:t>
+              <w:t>Customer</w:t>
             </w:r>
           </w:p>
         </w:tc>
@@ -6094,7 +6094,7 @@
                 <w:color w:val="1E293B"/>
                 <w:sz w:val="20"/>
               </w:rPr>
-              <w:t>Kế thừa NguoiDung, đại diện người mua vé</w:t>
+              <w:t>Kế thừa User, đại diện người mua vé</w:t>
             </w:r>
           </w:p>
         </w:tc>
@@ -6119,7 +6119,7 @@
                 <w:color w:val="1E293B"/>
                 <w:sz w:val="20"/>
               </w:rPr>
-              <w:t>diemTichLuy, hangThanhVien</w:t>
+              <w:t>rewardPoints, memberTier</w:t>
             </w:r>
           </w:p>
         </w:tc>
@@ -6146,7 +6146,7 @@
                 <w:color w:val="1E293B"/>
                 <w:sz w:val="20"/>
               </w:rPr>
-              <w:t>BanToChuc</w:t>
+              <w:t>Organizer</w:t>
             </w:r>
           </w:p>
         </w:tc>
@@ -6171,7 +6171,7 @@
                 <w:color w:val="1E293B"/>
                 <w:sz w:val="20"/>
               </w:rPr>
-              <w:t>Kế thừa NguoiDung, đơn vị tổ chức sự kiện</w:t>
+              <w:t>Kế thừa User, đơn vị tổ chức sự kiện</w:t>
             </w:r>
           </w:p>
         </w:tc>
@@ -6196,7 +6196,7 @@
                 <w:color w:val="1E293B"/>
                 <w:sz w:val="20"/>
               </w:rPr>
-              <w:t>tenToChuc, maSoThue, giayPhep, thongTinMoTa</w:t>
+              <w:t>companyName, taxId, businessLicense, contactInfo</w:t>
             </w:r>
           </w:p>
         </w:tc>
@@ -6223,7 +6223,7 @@
                 <w:color w:val="1E293B"/>
                 <w:sz w:val="20"/>
               </w:rPr>
-              <w:t>DiaDiem</w:t>
+              <w:t>Venue</w:t>
             </w:r>
           </w:p>
         </w:tc>
@@ -6273,7 +6273,7 @@
                 <w:color w:val="1E293B"/>
                 <w:sz w:val="20"/>
               </w:rPr>
-              <w:t>maDiaDiem, tenDiaDiem, diaChiChiTiet, sucChuaToiDa</w:t>
+              <w:t>venueId, venueName, address, capacity</w:t>
             </w:r>
           </w:p>
         </w:tc>
@@ -6300,7 +6300,7 @@
                 <w:color w:val="1E293B"/>
                 <w:sz w:val="20"/>
               </w:rPr>
-              <w:t>SoDoGhe</w:t>
+              <w:t>SeatMap</w:t>
             </w:r>
           </w:p>
         </w:tc>
@@ -6350,7 +6350,7 @@
                 <w:color w:val="1E293B"/>
                 <w:sz w:val="20"/>
               </w:rPr>
-              <w:t>maSoDo, tenSoDo, kieuSanKhau, tongSoGhe</w:t>
+              <w:t>seatMapId, mapName, stageType, totalSeats</w:t>
             </w:r>
           </w:p>
         </w:tc>
@@ -6377,7 +6377,7 @@
                 <w:color w:val="1E293B"/>
                 <w:sz w:val="20"/>
               </w:rPr>
-              <w:t>KhuVucGhe</w:t>
+              <w:t>SeatZone</w:t>
             </w:r>
           </w:p>
         </w:tc>
@@ -6427,7 +6427,7 @@
                 <w:color w:val="1E293B"/>
                 <w:sz w:val="20"/>
               </w:rPr>
-              <w:t>maKhuVuc, tenKhuVuc, mauSac, loaiKhuVuc, soLuongGhe</w:t>
+              <w:t>zoneId, zoneName, colorHex, zoneType, seatCount</w:t>
             </w:r>
           </w:p>
         </w:tc>
@@ -6454,7 +6454,7 @@
                 <w:color w:val="1E293B"/>
                 <w:sz w:val="20"/>
               </w:rPr>
-              <w:t>Ghe</w:t>
+              <w:t>Seat</w:t>
             </w:r>
           </w:p>
         </w:tc>
@@ -6504,7 +6504,7 @@
                 <w:color w:val="1E293B"/>
                 <w:sz w:val="20"/>
               </w:rPr>
-              <w:t>maGhe, hangGhe, soThuTu, toaDoX, toaDoY</w:t>
+              <w:t>seatId, rowLabel, seatNumber, coordinateX, coordinateY</w:t>
             </w:r>
           </w:p>
         </w:tc>
@@ -6531,7 +6531,7 @@
                 <w:color w:val="1E293B"/>
                 <w:sz w:val="20"/>
               </w:rPr>
-              <w:t>SuKien</w:t>
+              <w:t>Event</w:t>
             </w:r>
           </w:p>
         </w:tc>
@@ -6581,7 +6581,7 @@
                 <w:color w:val="1E293B"/>
                 <w:sz w:val="20"/>
               </w:rPr>
-              <w:t>maSuKien, tenSuKien, theLoai, moTa, hinhAnh, trangThai</w:t>
+              <w:t>eventId, title, category, description, bannerUrl, status</w:t>
             </w:r>
           </w:p>
         </w:tc>
@@ -6608,7 +6608,7 @@
                 <w:color w:val="1E293B"/>
                 <w:sz w:val="20"/>
               </w:rPr>
-              <w:t>SuatDien</w:t>
+              <w:t>Showtime</w:t>
             </w:r>
           </w:p>
         </w:tc>
@@ -6658,7 +6658,7 @@
                 <w:color w:val="1E293B"/>
                 <w:sz w:val="20"/>
               </w:rPr>
-              <w:t>maSuatDien, ngayDien, thoiGianBatDau, thoiGianKetThuc</w:t>
+              <w:t>showtimeId, showDate, startTime, endTime</w:t>
             </w:r>
           </w:p>
         </w:tc>
@@ -6685,7 +6685,7 @@
                 <w:color w:val="1E293B"/>
                 <w:sz w:val="20"/>
               </w:rPr>
-              <w:t>GiaVeKhuVuc</w:t>
+              <w:t>ZonePricing</w:t>
             </w:r>
           </w:p>
         </w:tc>
@@ -6735,7 +6735,7 @@
                 <w:color w:val="1E293B"/>
                 <w:sz w:val="20"/>
               </w:rPr>
-              <w:t>maGiaVe, donGia, soLuongToiDa</w:t>
+              <w:t>pricingId, price, maxQuota, soldCount</w:t>
             </w:r>
           </w:p>
         </w:tc>
@@ -6762,7 +6762,7 @@
                 <w:color w:val="1E293B"/>
                 <w:sz w:val="20"/>
               </w:rPr>
-              <w:t>HangDoiAo</w:t>
+              <w:t>VirtualQueue</w:t>
             </w:r>
           </w:p>
         </w:tc>
@@ -6812,7 +6812,7 @@
                 <w:color w:val="1E293B"/>
                 <w:sz w:val="20"/>
               </w:rPr>
-              <w:t>maHangDoi, soThuTu, thoiGianVao, trangThaiCho</w:t>
+              <w:t>queueId, queueNumber, accessToken, status</w:t>
             </w:r>
           </w:p>
         </w:tc>
@@ -6839,7 +6839,7 @@
                 <w:color w:val="1E293B"/>
                 <w:sz w:val="20"/>
               </w:rPr>
-              <w:t>GiuGheTamThoi</w:t>
+              <w:t>SeatHold</w:t>
             </w:r>
           </w:p>
         </w:tc>
@@ -6889,7 +6889,7 @@
                 <w:color w:val="1E293B"/>
                 <w:sz w:val="20"/>
               </w:rPr>
-              <w:t>maGiuGhe, thoiGianBatDau, thoiGianHetHan, trangThai</w:t>
+              <w:t>holdId, holdToken, startTime, expiresAt</w:t>
             </w:r>
           </w:p>
         </w:tc>
@@ -6916,7 +6916,7 @@
                 <w:color w:val="1E293B"/>
                 <w:sz w:val="20"/>
               </w:rPr>
-              <w:t>HoaDon</w:t>
+              <w:t>Order</w:t>
             </w:r>
           </w:p>
         </w:tc>
@@ -6966,7 +6966,238 @@
                 <w:color w:val="1E293B"/>
                 <w:sz w:val="20"/>
               </w:rPr>
-              <w:t>maHoaDon, ngayTao, tongTien, soTienGiam, trangThai</w:t>
+              <w:t>orderId, orderCode, subTotal, discount, finalTotal, status</w:t>
+            </w:r>
+          </w:p>
+        </w:tc>
+      </w:tr>
+      <w:tr>
+        <w:tc>
+          <w:tcPr>
+            <w:tcW w:type="dxa" w:w="2160"/>
+            <w:shd w:fill="F8FAFC"/>
+            <w:tcMar>
+              <w:top w:w="100" w:type="dxa"/>
+              <w:bottom w:w="100" w:type="dxa"/>
+              <w:left w:w="140" w:type="dxa"/>
+              <w:right w:w="140" w:type="dxa"/>
+            </w:tcMar>
+          </w:tcPr>
+          <w:p>
+            <w:pPr>
+              <w:jc w:val="center"/>
+            </w:pPr>
+            <w:r>
+              <w:rPr>
+                <w:rFonts w:ascii="Times New Roman" w:hAnsi="Times New Roman"/>
+                <w:color w:val="1E293B"/>
+                <w:sz w:val="20"/>
+              </w:rPr>
+              <w:t>Ticket</w:t>
+            </w:r>
+          </w:p>
+        </w:tc>
+        <w:tc>
+          <w:tcPr>
+            <w:tcW w:type="dxa" w:w="3312"/>
+            <w:shd w:fill="F8FAFC"/>
+            <w:tcMar>
+              <w:top w:w="100" w:type="dxa"/>
+              <w:bottom w:w="100" w:type="dxa"/>
+              <w:left w:w="140" w:type="dxa"/>
+              <w:right w:w="140" w:type="dxa"/>
+            </w:tcMar>
+          </w:tcPr>
+          <w:p>
+            <w:pPr>
+              <w:jc w:val="left"/>
+            </w:pPr>
+            <w:r>
+              <w:rPr>
+                <w:rFonts w:ascii="Times New Roman" w:hAnsi="Times New Roman"/>
+                <w:color w:val="1E293B"/>
+                <w:sz w:val="20"/>
+              </w:rPr>
+              <w:t>Vé điện tử cấp phát cho từng chỗ ngồi</w:t>
+            </w:r>
+          </w:p>
+        </w:tc>
+        <w:tc>
+          <w:tcPr>
+            <w:tcW w:type="dxa" w:w="3888"/>
+            <w:shd w:fill="F8FAFC"/>
+            <w:tcMar>
+              <w:top w:w="100" w:type="dxa"/>
+              <w:bottom w:w="100" w:type="dxa"/>
+              <w:left w:w="140" w:type="dxa"/>
+              <w:right w:w="140" w:type="dxa"/>
+            </w:tcMar>
+          </w:tcPr>
+          <w:p>
+            <w:pPr>
+              <w:jc w:val="left"/>
+            </w:pPr>
+            <w:r>
+              <w:rPr>
+                <w:rFonts w:ascii="Times New Roman" w:hAnsi="Times New Roman"/>
+                <w:color w:val="1E293B"/>
+                <w:sz w:val="20"/>
+              </w:rPr>
+              <w:t>ticketId, ticketCode, qrCodeHash, price, isUsed</w:t>
+            </w:r>
+          </w:p>
+        </w:tc>
+      </w:tr>
+      <w:tr>
+        <w:tc>
+          <w:tcPr>
+            <w:tcW w:type="dxa" w:w="2160"/>
+            <w:shd w:fill="FFFFFF"/>
+            <w:tcMar>
+              <w:top w:w="100" w:type="dxa"/>
+              <w:bottom w:w="100" w:type="dxa"/>
+              <w:left w:w="140" w:type="dxa"/>
+              <w:right w:w="140" w:type="dxa"/>
+            </w:tcMar>
+          </w:tcPr>
+          <w:p>
+            <w:pPr>
+              <w:jc w:val="center"/>
+            </w:pPr>
+            <w:r>
+              <w:rPr>
+                <w:rFonts w:ascii="Times New Roman" w:hAnsi="Times New Roman"/>
+                <w:color w:val="1E293B"/>
+                <w:sz w:val="20"/>
+              </w:rPr>
+              <w:t>Voucher</w:t>
+            </w:r>
+          </w:p>
+        </w:tc>
+        <w:tc>
+          <w:tcPr>
+            <w:tcW w:type="dxa" w:w="3312"/>
+            <w:shd w:fill="FFFFFF"/>
+            <w:tcMar>
+              <w:top w:w="100" w:type="dxa"/>
+              <w:bottom w:w="100" w:type="dxa"/>
+              <w:left w:w="140" w:type="dxa"/>
+              <w:right w:w="140" w:type="dxa"/>
+            </w:tcMar>
+          </w:tcPr>
+          <w:p>
+            <w:pPr>
+              <w:jc w:val="left"/>
+            </w:pPr>
+            <w:r>
+              <w:rPr>
+                <w:rFonts w:ascii="Times New Roman" w:hAnsi="Times New Roman"/>
+                <w:color w:val="1E293B"/>
+                <w:sz w:val="20"/>
+              </w:rPr>
+              <w:t>Mã giảm giá khuyến mãi áp dụng cho đơn hàng</w:t>
+            </w:r>
+          </w:p>
+        </w:tc>
+        <w:tc>
+          <w:tcPr>
+            <w:tcW w:type="dxa" w:w="3888"/>
+            <w:shd w:fill="FFFFFF"/>
+            <w:tcMar>
+              <w:top w:w="100" w:type="dxa"/>
+              <w:bottom w:w="100" w:type="dxa"/>
+              <w:left w:w="140" w:type="dxa"/>
+              <w:right w:w="140" w:type="dxa"/>
+            </w:tcMar>
+          </w:tcPr>
+          <w:p>
+            <w:pPr>
+              <w:jc w:val="left"/>
+            </w:pPr>
+            <w:r>
+              <w:rPr>
+                <w:rFonts w:ascii="Times New Roman" w:hAnsi="Times New Roman"/>
+                <w:color w:val="1E293B"/>
+                <w:sz w:val="20"/>
+              </w:rPr>
+              <w:t>voucherId, code, percentOff, maxDiscount, validUntil</w:t>
+            </w:r>
+          </w:p>
+        </w:tc>
+      </w:tr>
+      <w:tr>
+        <w:tc>
+          <w:tcPr>
+            <w:tcW w:type="dxa" w:w="2160"/>
+            <w:shd w:fill="F8FAFC"/>
+            <w:tcMar>
+              <w:top w:w="100" w:type="dxa"/>
+              <w:bottom w:w="100" w:type="dxa"/>
+              <w:left w:w="140" w:type="dxa"/>
+              <w:right w:w="140" w:type="dxa"/>
+            </w:tcMar>
+          </w:tcPr>
+          <w:p>
+            <w:pPr>
+              <w:jc w:val="center"/>
+            </w:pPr>
+            <w:r>
+              <w:rPr>
+                <w:rFonts w:ascii="Times New Roman" w:hAnsi="Times New Roman"/>
+                <w:color w:val="1E293B"/>
+                <w:sz w:val="20"/>
+              </w:rPr>
+              <w:t>PaymentTransaction</w:t>
+            </w:r>
+          </w:p>
+        </w:tc>
+        <w:tc>
+          <w:tcPr>
+            <w:tcW w:type="dxa" w:w="3312"/>
+            <w:shd w:fill="F8FAFC"/>
+            <w:tcMar>
+              <w:top w:w="100" w:type="dxa"/>
+              <w:bottom w:w="100" w:type="dxa"/>
+              <w:left w:w="140" w:type="dxa"/>
+              <w:right w:w="140" w:type="dxa"/>
+            </w:tcMar>
+          </w:tcPr>
+          <w:p>
+            <w:pPr>
+              <w:jc w:val="left"/>
+            </w:pPr>
+            <w:r>
+              <w:rPr>
+                <w:rFonts w:ascii="Times New Roman" w:hAnsi="Times New Roman"/>
+                <w:color w:val="1E293B"/>
+                <w:sz w:val="20"/>
+              </w:rPr>
+              <w:t>Giao dịch thanh toán trực tuyến qua cổng</w:t>
+            </w:r>
+          </w:p>
+        </w:tc>
+        <w:tc>
+          <w:tcPr>
+            <w:tcW w:type="dxa" w:w="3888"/>
+            <w:shd w:fill="F8FAFC"/>
+            <w:tcMar>
+              <w:top w:w="100" w:type="dxa"/>
+              <w:bottom w:w="100" w:type="dxa"/>
+              <w:left w:w="140" w:type="dxa"/>
+              <w:right w:w="140" w:type="dxa"/>
+            </w:tcMar>
+          </w:tcPr>
+          <w:p>
+            <w:pPr>
+              <w:jc w:val="left"/>
+            </w:pPr>
+            <w:r>
+              <w:rPr>
+                <w:rFonts w:ascii="Times New Roman" w:hAnsi="Times New Roman"/>
+                <w:color w:val="1E293B"/>
+                <w:sz w:val="20"/>
+              </w:rPr>
+              <w:t>transactionId, transRef, paymentMethod, transAmount, status</w:t>
             </w:r>
           </w:p>
         </w:tc>
@@ -7002,7 +7233,7 @@
           <w:color w:val="1E293B"/>
           <w:sz w:val="23"/>
         </w:rPr>
-        <w:t>Thể hiện quan hệ kế thừa giữa NguoiDung với KhachHang và BanToChuc, đồng thời liên kết với PhienDangNhap (phiên làm việc) và ThongBao (thông điệp gửi tới người dùng).</w:t>
+        <w:t>Thể hiện quan hệ kế thừa giữa User với Customer và Organizer, đồng thời liên kết với UserSession (phiên làm việc) và Notification (thông báo gửi tới người dùng).</w:t>
       </w:r>
     </w:p>
     <w:p>
@@ -7087,7 +7318,7 @@
           <w:color w:val="1E293B"/>
           <w:sz w:val="23"/>
         </w:rPr>
-        <w:t>Mô hình hóa thực thể SuKien liên kết với TheLoai, DiaDiem tổ chức, dàn NgheSi biểu diễn và danh sách SuKienYeuThich của khách hàng.</w:t>
+        <w:t>Mô hình hóa thực thể Event liên kết với Category, Venue tổ chức, dàn Artist biểu diễn và danh sách FavoriteEvent của khách hàng.</w:t>
       </w:r>
     </w:p>
     <w:p>
@@ -7172,7 +7403,7 @@
           <w:color w:val="1E293B"/>
           <w:sz w:val="23"/>
         </w:rPr>
-        <w:t>Mô hình hóa cấu trúc phân cấp không gian từ SoDoGhe -&gt; KhuVucGhe -&gt; Ghe, kết hợp với HangDoiAo và thực thể GiuGheTamThoi khóa giữ các ghế được chọn.</w:t>
+        <w:t>Mô hình hóa cấu trúc phân cấp không gian từ SeatMap -&gt; SeatZone -&gt; Seat, kết hợp với VirtualQueue và thực thể SeatHold khóa giữ các ghế được chọn.</w:t>
       </w:r>
     </w:p>
     <w:p>
@@ -7257,7 +7488,7 @@
           <w:color w:val="1E293B"/>
           <w:sz w:val="23"/>
         </w:rPr>
-        <w:t>HoaDon đóng vai trò trung tâm liên kết với MaGiamGia (0..1), GiaoDichThanhToan (1) và chứa tập hợp các Ve (1..*), mỗi Ve tương ứng một Ghe duy nhất.</w:t>
+        <w:t>Order đóng vai trò trung tâm liên kết với Voucher (0..1), PaymentTransaction (1) và chứa tập hợp các Ticket (1..*), mỗi Ticket tương ứng một Seat duy nhất.</w:t>
       </w:r>
     </w:p>
     <w:p>
@@ -7342,7 +7573,7 @@
           <w:color w:val="1E293B"/>
           <w:sz w:val="23"/>
         </w:rPr>
-        <w:t>BanToChuc quản lý nhiều SuKien, mỗi sự kiện áp dụng SoDoGhe và nhiều SuatDien, từ đó thiết lập GiaVeKhuVuc và kết xuất BaoCaoDoanhThu.</w:t>
+        <w:t>Organizer quản lý nhiều Event, mỗi sự kiện áp dụng SeatMap và nhiều Showtime, từ đó thiết lập ZonePricing và kết xuất RevenueReport.</w:t>
       </w:r>
     </w:p>
     <w:p>

--- a/N12 Nhóm 01.docx
+++ b/N12 Nhóm 01.docx
@@ -10712,11 +10712,15 @@
                 <w:color w:val="1E293B"/>
                 <w:sz w:val="20"/>
               </w:rPr>
+              <w:t>+ calculateZoneGross(): double</w:t>
+              <w:br/>
+              <w:t>+ calculateRemainingSeats(): int</w:t>
+              <w:br/>
+              <w:t>+ getSoldRate(): double</w:t>
+              <w:br/>
               <w:t>+ isSoldOut(): boolean</w:t>
               <w:br/>
               <w:t>+ recordSale(quantity: int): void</w:t>
-              <w:br/>
-              <w:t>+ getRemainingQuota(): int</w:t>
             </w:r>
           </w:p>
         </w:tc>
@@ -10770,13 +10774,13 @@
               </w:rPr>
               <w:t>- id: Long [PK]</w:t>
               <w:br/>
-              <w:t>- totalTicketsSold: int</w:t>
+              <w:t>- eventId: Long</w:t>
               <w:br/>
-              <w:t>- grossRevenue: double</w:t>
+              <w:t>- calculatedAt: LocalDateTime</w:t>
               <w:br/>
-              <w:t>- occupancyRate: double [0.0 - 100.0%]</w:t>
+              <w:t>- taxRate: double</w:t>
               <w:br/>
-              <w:t>- generatedAt: LocalDateTime</w:t>
+              <w:t>- platformCommissionRate: double</w:t>
             </w:r>
           </w:p>
         </w:tc>
@@ -10801,11 +10805,1907 @@
                 <w:color w:val="1E293B"/>
                 <w:sz w:val="20"/>
               </w:rPr>
+              <w:t>+ calculateTotalCapacity(): int</w:t>
+              <w:br/>
+              <w:t>+ calculateTotalTicketsSold(): int</w:t>
+              <w:br/>
+              <w:t>+ calculateGrossRevenue(): double</w:t>
+              <w:br/>
+              <w:t>+ calculateNetRevenue(): double</w:t>
+              <w:br/>
+              <w:t>+ calculateOccupancyRate(): double</w:t>
+              <w:br/>
+              <w:t>+ calculateAverageTicketPrice(): double</w:t>
+              <w:br/>
+              <w:t>+ calculateZoneContribution(zoneId: Long): double</w:t>
+              <w:br/>
+              <w:t>+ evaluatePerformance(): PerformanceStatus</w:t>
+              <w:br/>
               <w:t>+ exportExcel(): byte[]</w:t>
               <w:br/>
               <w:t>+ exportPdf(): byte[]</w:t>
+            </w:r>
+          </w:p>
+        </w:tc>
+      </w:tr>
+    </w:tbl>
+    <w:p>
+      <w:pPr>
+        <w:spacing w:before="0" w:after="120"/>
+      </w:pPr>
+    </w:p>
+    <w:p>
+      <w:pPr>
+        <w:keepNext/>
+        <w:spacing w:before="240" w:after="80"/>
+      </w:pPr>
+      <w:r>
+        <w:rPr>
+          <w:rFonts w:ascii="Times New Roman" w:hAnsi="Times New Roman"/>
+          <w:b/>
+          <w:color w:val="1D4ED8"/>
+          <w:sz w:val="25"/>
+        </w:rPr>
+        <w:t>4.7. Thiết kế chi tiết chức năng trọng tâm Module 5: Xem thống kê doanh thu sự kiện</w:t>
+      </w:r>
+    </w:p>
+    <w:p>
+      <w:pPr>
+        <w:spacing w:before="0" w:after="100" w:line="300" w:lineRule="auto"/>
+      </w:pPr>
+      <w:r>
+        <w:rPr>
+          <w:rFonts w:ascii="Times New Roman" w:hAnsi="Times New Roman"/>
+          <w:b/>
+          <w:color w:val="0F172A"/>
+          <w:sz w:val="23"/>
+        </w:rPr>
+        <w:t xml:space="preserve">Lý do lựa chọn chức năng: </w:t>
+      </w:r>
+      <w:r>
+        <w:rPr>
+          <w:rFonts w:ascii="Times New Roman" w:hAnsi="Times New Roman"/>
+          <w:color w:val="1E293B"/>
+          <w:sz w:val="23"/>
+        </w:rPr>
+        <w:t>Trong Module 5, chức năng 'Xem thống kê doanh thu sự kiện' (View Event Revenue Statistics) là một chức năng nghiệp vụ đơn lẻ (Single Atomic Function - Read/Calculate Analytics) đóng vai trò quyết định hiệu quả kinh doanh của Ban tổ chức. Chức năng này không đơn thuần là truy vấn dữ liệu thô (DTO) mà đòi hỏi các lớp thực thể phải sở hữu các phương thức thực hiện tính toán tài chính phức tạp, đảm bảo tính đóng gói (Encapsulation) chuẩn mực của lập trình hướng đối tượng.</w:t>
+      </w:r>
+    </w:p>
+    <w:p>
+      <w:pPr>
+        <w:keepNext/>
+        <w:spacing w:before="160" w:after="60"/>
+      </w:pPr>
+      <w:r>
+        <w:rPr>
+          <w:rFonts w:ascii="Times New Roman" w:hAnsi="Times New Roman"/>
+          <w:b/>
+          <w:i/>
+          <w:color w:val="334155"/>
+          <w:sz w:val="23"/>
+        </w:rPr>
+        <w:t>a. Đặc tả ca sử dụng chi tiết (Use Case Specification)</w:t>
+      </w:r>
+    </w:p>
+    <w:tbl>
+      <w:tblPr>
+        <w:tblW w:type="auto" w:w="0"/>
+        <w:jc w:val="center"/>
+        <w:tblLook w:firstColumn="1" w:firstRow="1" w:lastColumn="0" w:lastRow="0" w:noHBand="0" w:noVBand="1" w:val="04A0"/>
+        <w:tblBorders>
+          <w:top w:val="single" w:sz="6" w:space="0" w:color="CBD5E1"/>
+          <w:left w:val="none"/>
+          <w:bottom w:val="single" w:sz="8" w:space="0" w:color="1E3A8A"/>
+          <w:right w:val="none"/>
+          <w:insideH w:val="single" w:sz="4" w:space="0" w:color="CBD5E1"/>
+          <w:insideV w:val="none"/>
+        </w:tblBorders>
+      </w:tblPr>
+      <w:tblGrid>
+        <w:gridCol w:w="4701"/>
+        <w:gridCol w:w="4701"/>
+      </w:tblGrid>
+      <w:tr>
+        <w:tc>
+          <w:tcPr>
+            <w:tcW w:type="dxa" w:w="3168"/>
+            <w:shd w:fill="1E3A8A"/>
+            <w:tcMar>
+              <w:top w:w="140" w:type="dxa"/>
+              <w:bottom w:w="140" w:type="dxa"/>
+              <w:left w:w="160" w:type="dxa"/>
+              <w:right w:w="160" w:type="dxa"/>
+            </w:tcMar>
+          </w:tcPr>
+          <w:p>
+            <w:pPr>
+              <w:jc w:val="center"/>
+            </w:pPr>
+            <w:r>
+              <w:rPr>
+                <w:rFonts w:ascii="Times New Roman" w:hAnsi="Times New Roman"/>
+                <w:b/>
+                <w:color w:val="FFFFFF"/>
+                <w:sz w:val="21"/>
+              </w:rPr>
+              <w:t>Thuộc tính đặc tả</w:t>
+            </w:r>
+          </w:p>
+        </w:tc>
+        <w:tc>
+          <w:tcPr>
+            <w:tcW w:type="dxa" w:w="6192"/>
+            <w:shd w:fill="1E3A8A"/>
+            <w:tcMar>
+              <w:top w:w="140" w:type="dxa"/>
+              <w:bottom w:w="140" w:type="dxa"/>
+              <w:left w:w="160" w:type="dxa"/>
+              <w:right w:w="160" w:type="dxa"/>
+            </w:tcMar>
+          </w:tcPr>
+          <w:p>
+            <w:pPr>
+              <w:jc w:val="center"/>
+            </w:pPr>
+            <w:r>
+              <w:rPr>
+                <w:rFonts w:ascii="Times New Roman" w:hAnsi="Times New Roman"/>
+                <w:b/>
+                <w:color w:val="FFFFFF"/>
+                <w:sz w:val="21"/>
+              </w:rPr>
+              <w:t>Nội dung chi tiết</w:t>
+            </w:r>
+          </w:p>
+        </w:tc>
+      </w:tr>
+      <w:tr>
+        <w:tc>
+          <w:tcPr>
+            <w:tcW w:type="dxa" w:w="3168"/>
+            <w:shd w:fill="FFFFFF"/>
+            <w:tcMar>
+              <w:top w:w="100" w:type="dxa"/>
+              <w:bottom w:w="100" w:type="dxa"/>
+              <w:left w:w="140" w:type="dxa"/>
+              <w:right w:w="140" w:type="dxa"/>
+            </w:tcMar>
+          </w:tcPr>
+          <w:p>
+            <w:pPr>
+              <w:jc w:val="center"/>
+            </w:pPr>
+            <w:r>
+              <w:rPr>
+                <w:rFonts w:ascii="Times New Roman" w:hAnsi="Times New Roman"/>
+                <w:color w:val="1E293B"/>
+                <w:sz w:val="20"/>
+              </w:rPr>
+              <w:t>Tên chức năng / Use Case</w:t>
+            </w:r>
+          </w:p>
+        </w:tc>
+        <w:tc>
+          <w:tcPr>
+            <w:tcW w:type="dxa" w:w="6192"/>
+            <w:shd w:fill="FFFFFF"/>
+            <w:tcMar>
+              <w:top w:w="100" w:type="dxa"/>
+              <w:bottom w:w="100" w:type="dxa"/>
+              <w:left w:w="140" w:type="dxa"/>
+              <w:right w:w="140" w:type="dxa"/>
+            </w:tcMar>
+          </w:tcPr>
+          <w:p>
+            <w:pPr>
+              <w:jc w:val="left"/>
+            </w:pPr>
+            <w:r>
+              <w:rPr>
+                <w:rFonts w:ascii="Times New Roman" w:hAnsi="Times New Roman"/>
+                <w:color w:val="1E293B"/>
+                <w:sz w:val="20"/>
+              </w:rPr>
+              <w:t>Xem thống kê doanh thu sự kiện (View Event Revenue Statistics)</w:t>
+            </w:r>
+          </w:p>
+        </w:tc>
+      </w:tr>
+      <w:tr>
+        <w:tc>
+          <w:tcPr>
+            <w:tcW w:type="dxa" w:w="3168"/>
+            <w:shd w:fill="F8FAFC"/>
+            <w:tcMar>
+              <w:top w:w="100" w:type="dxa"/>
+              <w:bottom w:w="100" w:type="dxa"/>
+              <w:left w:w="140" w:type="dxa"/>
+              <w:right w:w="140" w:type="dxa"/>
+            </w:tcMar>
+          </w:tcPr>
+          <w:p>
+            <w:pPr>
+              <w:jc w:val="center"/>
+            </w:pPr>
+            <w:r>
+              <w:rPr>
+                <w:rFonts w:ascii="Times New Roman" w:hAnsi="Times New Roman"/>
+                <w:color w:val="1E293B"/>
+                <w:sz w:val="20"/>
+              </w:rPr>
+              <w:t>Phân hệ trực thuộc</w:t>
+            </w:r>
+          </w:p>
+        </w:tc>
+        <w:tc>
+          <w:tcPr>
+            <w:tcW w:type="dxa" w:w="6192"/>
+            <w:shd w:fill="F8FAFC"/>
+            <w:tcMar>
+              <w:top w:w="100" w:type="dxa"/>
+              <w:bottom w:w="100" w:type="dxa"/>
+              <w:left w:w="140" w:type="dxa"/>
+              <w:right w:w="140" w:type="dxa"/>
+            </w:tcMar>
+          </w:tcPr>
+          <w:p>
+            <w:pPr>
+              <w:jc w:val="left"/>
+            </w:pPr>
+            <w:r>
+              <w:rPr>
+                <w:rFonts w:ascii="Times New Roman" w:hAnsi="Times New Roman"/>
+                <w:color w:val="1E293B"/>
+                <w:sz w:val="20"/>
+              </w:rPr>
+              <w:t>Module 5: Quản lý và thống kê dành cho Ban tổ chức</w:t>
+            </w:r>
+          </w:p>
+        </w:tc>
+      </w:tr>
+      <w:tr>
+        <w:tc>
+          <w:tcPr>
+            <w:tcW w:type="dxa" w:w="3168"/>
+            <w:shd w:fill="FFFFFF"/>
+            <w:tcMar>
+              <w:top w:w="100" w:type="dxa"/>
+              <w:bottom w:w="100" w:type="dxa"/>
+              <w:left w:w="140" w:type="dxa"/>
+              <w:right w:w="140" w:type="dxa"/>
+            </w:tcMar>
+          </w:tcPr>
+          <w:p>
+            <w:pPr>
+              <w:jc w:val="center"/>
+            </w:pPr>
+            <w:r>
+              <w:rPr>
+                <w:rFonts w:ascii="Times New Roman" w:hAnsi="Times New Roman"/>
+                <w:color w:val="1E293B"/>
+                <w:sz w:val="20"/>
+              </w:rPr>
+              <w:t>Tác nhân (Actor)</w:t>
+            </w:r>
+          </w:p>
+        </w:tc>
+        <w:tc>
+          <w:tcPr>
+            <w:tcW w:type="dxa" w:w="6192"/>
+            <w:shd w:fill="FFFFFF"/>
+            <w:tcMar>
+              <w:top w:w="100" w:type="dxa"/>
+              <w:bottom w:w="100" w:type="dxa"/>
+              <w:left w:w="140" w:type="dxa"/>
+              <w:right w:w="140" w:type="dxa"/>
+            </w:tcMar>
+          </w:tcPr>
+          <w:p>
+            <w:pPr>
+              <w:jc w:val="left"/>
+            </w:pPr>
+            <w:r>
+              <w:rPr>
+                <w:rFonts w:ascii="Times New Roman" w:hAnsi="Times New Roman"/>
+                <w:color w:val="1E293B"/>
+                <w:sz w:val="20"/>
+              </w:rPr>
+              <w:t>Ban tổ chức sự kiện (Organizer), Quản trị viên (Admin)</w:t>
+            </w:r>
+          </w:p>
+        </w:tc>
+      </w:tr>
+      <w:tr>
+        <w:tc>
+          <w:tcPr>
+            <w:tcW w:type="dxa" w:w="3168"/>
+            <w:shd w:fill="F8FAFC"/>
+            <w:tcMar>
+              <w:top w:w="100" w:type="dxa"/>
+              <w:bottom w:w="100" w:type="dxa"/>
+              <w:left w:w="140" w:type="dxa"/>
+              <w:right w:w="140" w:type="dxa"/>
+            </w:tcMar>
+          </w:tcPr>
+          <w:p>
+            <w:pPr>
+              <w:jc w:val="center"/>
+            </w:pPr>
+            <w:r>
+              <w:rPr>
+                <w:rFonts w:ascii="Times New Roman" w:hAnsi="Times New Roman"/>
+                <w:color w:val="1E293B"/>
+                <w:sz w:val="20"/>
+              </w:rPr>
+              <w:t>Mục tiêu nghiệp vụ</w:t>
+            </w:r>
+          </w:p>
+        </w:tc>
+        <w:tc>
+          <w:tcPr>
+            <w:tcW w:type="dxa" w:w="6192"/>
+            <w:shd w:fill="F8FAFC"/>
+            <w:tcMar>
+              <w:top w:w="100" w:type="dxa"/>
+              <w:bottom w:w="100" w:type="dxa"/>
+              <w:left w:w="140" w:type="dxa"/>
+              <w:right w:w="140" w:type="dxa"/>
+            </w:tcMar>
+          </w:tcPr>
+          <w:p>
+            <w:pPr>
+              <w:jc w:val="left"/>
+            </w:pPr>
+            <w:r>
+              <w:rPr>
+                <w:rFonts w:ascii="Times New Roman" w:hAnsi="Times New Roman"/>
+                <w:color w:val="1E293B"/>
+                <w:sz w:val="20"/>
+              </w:rPr>
+              <w:t>Cung cấp bức tranh tài chính toàn cảnh của sự kiện: doanh thu gộp, doanh thu thuần sau thuế và phí sàn, tỷ lệ lấp đầy khán đài, giá vé bình quân và xếp hạng hiệu suất mở bán.</w:t>
+            </w:r>
+          </w:p>
+        </w:tc>
+      </w:tr>
+      <w:tr>
+        <w:tc>
+          <w:tcPr>
+            <w:tcW w:type="dxa" w:w="3168"/>
+            <w:shd w:fill="FFFFFF"/>
+            <w:tcMar>
+              <w:top w:w="100" w:type="dxa"/>
+              <w:bottom w:w="100" w:type="dxa"/>
+              <w:left w:w="140" w:type="dxa"/>
+              <w:right w:w="140" w:type="dxa"/>
+            </w:tcMar>
+          </w:tcPr>
+          <w:p>
+            <w:pPr>
+              <w:jc w:val="center"/>
+            </w:pPr>
+            <w:r>
+              <w:rPr>
+                <w:rFonts w:ascii="Times New Roman" w:hAnsi="Times New Roman"/>
+                <w:color w:val="1E293B"/>
+                <w:sz w:val="20"/>
+              </w:rPr>
+              <w:t>Tiền điều kiện (Pre-conditions)</w:t>
+            </w:r>
+          </w:p>
+        </w:tc>
+        <w:tc>
+          <w:tcPr>
+            <w:tcW w:type="dxa" w:w="6192"/>
+            <w:shd w:fill="FFFFFF"/>
+            <w:tcMar>
+              <w:top w:w="100" w:type="dxa"/>
+              <w:bottom w:w="100" w:type="dxa"/>
+              <w:left w:w="140" w:type="dxa"/>
+              <w:right w:w="140" w:type="dxa"/>
+            </w:tcMar>
+          </w:tcPr>
+          <w:p>
+            <w:pPr>
+              <w:jc w:val="left"/>
+            </w:pPr>
+            <w:r>
+              <w:rPr>
+                <w:rFonts w:ascii="Times New Roman" w:hAnsi="Times New Roman"/>
+                <w:color w:val="1E293B"/>
+                <w:sz w:val="20"/>
+              </w:rPr>
+              <w:t>1. Ban tổ chức đã đăng nhập thành công vào hệ thống.</w:t>
               <w:br/>
-              <w:t>+ calculateRevenueByZone(): Map</w:t>
+              <w:t>2. Sự kiện đã được cấu hình sơ đồ ghế và đã phát sinh giao dịch bán vé.</w:t>
+            </w:r>
+          </w:p>
+        </w:tc>
+      </w:tr>
+      <w:tr>
+        <w:tc>
+          <w:tcPr>
+            <w:tcW w:type="dxa" w:w="3168"/>
+            <w:shd w:fill="F8FAFC"/>
+            <w:tcMar>
+              <w:top w:w="100" w:type="dxa"/>
+              <w:bottom w:w="100" w:type="dxa"/>
+              <w:left w:w="140" w:type="dxa"/>
+              <w:right w:w="140" w:type="dxa"/>
+            </w:tcMar>
+          </w:tcPr>
+          <w:p>
+            <w:pPr>
+              <w:jc w:val="center"/>
+            </w:pPr>
+            <w:r>
+              <w:rPr>
+                <w:rFonts w:ascii="Times New Roman" w:hAnsi="Times New Roman"/>
+                <w:color w:val="1E293B"/>
+                <w:sz w:val="20"/>
+              </w:rPr>
+              <w:t>Hậu điều kiện (Post-conditions)</w:t>
+            </w:r>
+          </w:p>
+        </w:tc>
+        <w:tc>
+          <w:tcPr>
+            <w:tcW w:type="dxa" w:w="6192"/>
+            <w:shd w:fill="F8FAFC"/>
+            <w:tcMar>
+              <w:top w:w="100" w:type="dxa"/>
+              <w:bottom w:w="100" w:type="dxa"/>
+              <w:left w:w="140" w:type="dxa"/>
+              <w:right w:w="140" w:type="dxa"/>
+            </w:tcMar>
+          </w:tcPr>
+          <w:p>
+            <w:pPr>
+              <w:jc w:val="left"/>
+            </w:pPr>
+            <w:r>
+              <w:rPr>
+                <w:rFonts w:ascii="Times New Roman" w:hAnsi="Times New Roman"/>
+                <w:color w:val="1E293B"/>
+                <w:sz w:val="20"/>
+              </w:rPr>
+              <w:t>Hệ thống tổng hợp và hiển thị trực quan các chỉ số tài chính (KPIs) cùng biểu đồ phân bổ doanh thu theo từng khu vực khán đài.</w:t>
+            </w:r>
+          </w:p>
+        </w:tc>
+      </w:tr>
+      <w:tr>
+        <w:tc>
+          <w:tcPr>
+            <w:tcW w:type="dxa" w:w="3168"/>
+            <w:shd w:fill="FFFFFF"/>
+            <w:tcMar>
+              <w:top w:w="100" w:type="dxa"/>
+              <w:bottom w:w="100" w:type="dxa"/>
+              <w:left w:w="140" w:type="dxa"/>
+              <w:right w:w="140" w:type="dxa"/>
+            </w:tcMar>
+          </w:tcPr>
+          <w:p>
+            <w:pPr>
+              <w:jc w:val="center"/>
+            </w:pPr>
+            <w:r>
+              <w:rPr>
+                <w:rFonts w:ascii="Times New Roman" w:hAnsi="Times New Roman"/>
+                <w:color w:val="1E293B"/>
+                <w:sz w:val="20"/>
+              </w:rPr>
+              <w:t>Luồng sự kiện chính (Main Flow)</w:t>
+            </w:r>
+          </w:p>
+        </w:tc>
+        <w:tc>
+          <w:tcPr>
+            <w:tcW w:type="dxa" w:w="6192"/>
+            <w:shd w:fill="FFFFFF"/>
+            <w:tcMar>
+              <w:top w:w="100" w:type="dxa"/>
+              <w:bottom w:w="100" w:type="dxa"/>
+              <w:left w:w="140" w:type="dxa"/>
+              <w:right w:w="140" w:type="dxa"/>
+            </w:tcMar>
+          </w:tcPr>
+          <w:p>
+            <w:pPr>
+              <w:jc w:val="left"/>
+            </w:pPr>
+            <w:r>
+              <w:rPr>
+                <w:rFonts w:ascii="Times New Roman" w:hAnsi="Times New Roman"/>
+                <w:color w:val="1E293B"/>
+                <w:sz w:val="20"/>
+              </w:rPr>
+              <w:t>1. Ban tổ chức chọn sự kiện cần xem từ danh sách sự kiện do mình quản lý.</w:t>
+              <w:br/>
+              <w:t>2. Giao diện RevenueReportView gửi yêu cầu tra cứu tới RevenueReportController.</w:t>
+              <w:br/>
+              <w:t>3. Controller khởi tạo đối tượng RevenueReport nạp dữ liệu cấu hình vé và các giao dịch.</w:t>
+              <w:br/>
+              <w:t>4. RevenueReport thực hiện chuỗi phương thức tính toán nội tại: calculateGrossRevenue(), calculateNetRevenue(), calculateOccupancyRate(), evaluatePerformance().</w:t>
+              <w:br/>
+              <w:t>5. Controller đóng gói kết quả vào RevenueSummaryDto và trả về cho RevenueReportView.</w:t>
+              <w:br/>
+              <w:t>6. Giao diện kết xuất các thẻ KPI và biểu đồ phân bổ doanh thu trực quan.</w:t>
+            </w:r>
+          </w:p>
+        </w:tc>
+      </w:tr>
+    </w:tbl>
+    <w:p>
+      <w:pPr>
+        <w:spacing w:before="0" w:after="120"/>
+      </w:pPr>
+    </w:p>
+    <w:p>
+      <w:pPr>
+        <w:keepNext/>
+        <w:spacing w:before="160" w:after="60"/>
+      </w:pPr>
+      <w:r>
+        <w:rPr>
+          <w:rFonts w:ascii="Times New Roman" w:hAnsi="Times New Roman"/>
+          <w:b/>
+          <w:i/>
+          <w:color w:val="334155"/>
+          <w:sz w:val="23"/>
+        </w:rPr>
+        <w:t>b. Biểu đồ tuần tự (Sequence Diagram) thể hiện tương tác BCE</w:t>
+      </w:r>
+    </w:p>
+    <w:p>
+      <w:pPr>
+        <w:spacing w:before="0" w:after="100" w:line="300" w:lineRule="auto"/>
+      </w:pPr>
+      <w:r>
+        <w:rPr>
+          <w:rFonts w:ascii="Times New Roman" w:hAnsi="Times New Roman"/>
+          <w:color w:val="1E293B"/>
+          <w:sz w:val="23"/>
+        </w:rPr>
+        <w:t>Biểu đồ tuần tự thể hiện sự tương tác mạch lạc giữa tác nhân Ban tổ chức, lớp Boundary (Giao diện), lớp Control (Điều phối) và các lớp Entity (Thực thể tính toán):</w:t>
+      </w:r>
+    </w:p>
+    <w:p>
+      <w:pPr>
+        <w:keepNext/>
+        <w:spacing w:before="160" w:after="40"/>
+        <w:jc w:val="center"/>
+      </w:pPr>
+      <w:r>
+        <w:drawing>
+          <wp:inline xmlns:a="http://schemas.openxmlformats.org/drawingml/2006/main" xmlns:pic="http://schemas.openxmlformats.org/drawingml/2006/picture">
+            <wp:extent cx="5669280" cy="3764771"/>
+            <wp:docPr id="19" name="Picture 19"/>
+            <wp:cNvGraphicFramePr>
+              <a:graphicFrameLocks noChangeAspect="1"/>
+            </wp:cNvGraphicFramePr>
+            <a:graphic>
+              <a:graphicData uri="http://schemas.openxmlformats.org/drawingml/2006/picture">
+                <pic:pic>
+                  <pic:nvPicPr>
+                    <pic:cNvPr id="0" name="seq_m5_view_revenue.png"/>
+                    <pic:cNvPicPr/>
+                  </pic:nvPicPr>
+                  <pic:blipFill>
+                    <a:blip r:embed="rId27"/>
+                    <a:stretch>
+                      <a:fillRect/>
+                    </a:stretch>
+                  </pic:blipFill>
+                  <pic:spPr>
+                    <a:xfrm>
+                      <a:off x="0" y="0"/>
+                      <a:ext cx="5669280" cy="3764771"/>
+                    </a:xfrm>
+                    <a:prstGeom prst="rect"/>
+                  </pic:spPr>
+                </pic:pic>
+              </a:graphicData>
+            </a:graphic>
+          </wp:inline>
+        </w:drawing>
+      </w:r>
+    </w:p>
+    <w:p>
+      <w:pPr>
+        <w:spacing w:before="40" w:after="200"/>
+        <w:jc w:val="center"/>
+      </w:pPr>
+      <w:r>
+        <w:rPr>
+          <w:rFonts w:ascii="Times New Roman" w:hAnsi="Times New Roman"/>
+          <w:b/>
+          <w:i/>
+          <w:color w:val="475569"/>
+          <w:sz w:val="20"/>
+        </w:rPr>
+        <w:t>Hình 4.7: Biểu đồ tuần tự ca sử dụng Xem thống kê doanh thu sự kiện</w:t>
+      </w:r>
+    </w:p>
+    <w:p>
+      <w:pPr>
+        <w:keepNext/>
+        <w:spacing w:before="160" w:after="60"/>
+      </w:pPr>
+      <w:r>
+        <w:rPr>
+          <w:rFonts w:ascii="Times New Roman" w:hAnsi="Times New Roman"/>
+          <w:b/>
+          <w:i/>
+          <w:color w:val="334155"/>
+          <w:sz w:val="23"/>
+        </w:rPr>
+        <w:t>c. Biểu đồ lớp thiết kế chi tiết theo mô hình BCE</w:t>
+      </w:r>
+    </w:p>
+    <w:p>
+      <w:pPr>
+        <w:spacing w:before="0" w:after="100" w:line="300" w:lineRule="auto"/>
+      </w:pPr>
+      <w:r>
+        <w:rPr>
+          <w:rFonts w:ascii="Times New Roman" w:hAnsi="Times New Roman"/>
+          <w:color w:val="1E293B"/>
+          <w:sz w:val="23"/>
+        </w:rPr>
+        <w:t>Mô hình thiết kế 3 lớp (Boundary - Control - Entity) làm nổi bật các phương thức tính toán nghiệp vụ trong các lớp thực thể RevenueReport và ZonePricing:</w:t>
+      </w:r>
+    </w:p>
+    <w:p>
+      <w:pPr>
+        <w:keepNext/>
+        <w:spacing w:before="160" w:after="40"/>
+        <w:jc w:val="center"/>
+      </w:pPr>
+      <w:r>
+        <w:drawing>
+          <wp:inline xmlns:a="http://schemas.openxmlformats.org/drawingml/2006/main" xmlns:pic="http://schemas.openxmlformats.org/drawingml/2006/picture">
+            <wp:extent cx="5669280" cy="3700158"/>
+            <wp:docPr id="20" name="Picture 20"/>
+            <wp:cNvGraphicFramePr>
+              <a:graphicFrameLocks noChangeAspect="1"/>
+            </wp:cNvGraphicFramePr>
+            <a:graphic>
+              <a:graphicData uri="http://schemas.openxmlformats.org/drawingml/2006/picture">
+                <pic:pic>
+                  <pic:nvPicPr>
+                    <pic:cNvPr id="0" name="design_m5_view_revenue_detail.png"/>
+                    <pic:cNvPicPr/>
+                  </pic:nvPicPr>
+                  <pic:blipFill>
+                    <a:blip r:embed="rId28"/>
+                    <a:stretch>
+                      <a:fillRect/>
+                    </a:stretch>
+                  </pic:blipFill>
+                  <pic:spPr>
+                    <a:xfrm>
+                      <a:off x="0" y="0"/>
+                      <a:ext cx="5669280" cy="3700158"/>
+                    </a:xfrm>
+                    <a:prstGeom prst="rect"/>
+                  </pic:spPr>
+                </pic:pic>
+              </a:graphicData>
+            </a:graphic>
+          </wp:inline>
+        </w:drawing>
+      </w:r>
+    </w:p>
+    <w:p>
+      <w:pPr>
+        <w:spacing w:before="40" w:after="200"/>
+        <w:jc w:val="center"/>
+      </w:pPr>
+      <w:r>
+        <w:rPr>
+          <w:rFonts w:ascii="Times New Roman" w:hAnsi="Times New Roman"/>
+          <w:b/>
+          <w:i/>
+          <w:color w:val="475569"/>
+          <w:sz w:val="20"/>
+        </w:rPr>
+        <w:t>Hình 4.8: Biểu đồ lớp thiết kế chi tiết (BCE) chức năng Thống kê doanh thu</w:t>
+      </w:r>
+    </w:p>
+    <w:p>
+      <w:pPr>
+        <w:keepNext/>
+        <w:spacing w:before="160" w:after="60"/>
+      </w:pPr>
+      <w:r>
+        <w:rPr>
+          <w:rFonts w:ascii="Times New Roman" w:hAnsi="Times New Roman"/>
+          <w:b/>
+          <w:i/>
+          <w:color w:val="334155"/>
+          <w:sz w:val="23"/>
+        </w:rPr>
+        <w:t>d. Bảng phân tích chi tiết các phương thức tính toán (Computational Methods)</w:t>
+      </w:r>
+    </w:p>
+    <w:p>
+      <w:pPr>
+        <w:spacing w:before="0" w:after="100" w:line="300" w:lineRule="auto"/>
+      </w:pPr>
+      <w:r>
+        <w:rPr>
+          <w:rFonts w:ascii="Times New Roman" w:hAnsi="Times New Roman"/>
+          <w:color w:val="1E293B"/>
+          <w:sz w:val="23"/>
+        </w:rPr>
+        <w:t>Để các lớp không bị biến thành 'cấu trúc dữ liệu thụ động' (Anemic Domain Model), toàn bộ logic tính toán tài chính được đóng gói trực tiếp vào các thực thể:</w:t>
+      </w:r>
+    </w:p>
+    <w:tbl>
+      <w:tblPr>
+        <w:tblW w:type="auto" w:w="0"/>
+        <w:jc w:val="center"/>
+        <w:tblLook w:firstColumn="1" w:firstRow="1" w:lastColumn="0" w:lastRow="0" w:noHBand="0" w:noVBand="1" w:val="04A0"/>
+        <w:tblBorders>
+          <w:top w:val="single" w:sz="6" w:space="0" w:color="CBD5E1"/>
+          <w:left w:val="none"/>
+          <w:bottom w:val="single" w:sz="8" w:space="0" w:color="1E3A8A"/>
+          <w:right w:val="none"/>
+          <w:insideH w:val="single" w:sz="4" w:space="0" w:color="CBD5E1"/>
+          <w:insideV w:val="none"/>
+        </w:tblBorders>
+      </w:tblPr>
+      <w:tblGrid>
+        <w:gridCol w:w="2351"/>
+        <w:gridCol w:w="2351"/>
+        <w:gridCol w:w="2351"/>
+        <w:gridCol w:w="2351"/>
+      </w:tblGrid>
+      <w:tr>
+        <w:tc>
+          <w:tcPr>
+            <w:tcW w:type="dxa" w:w="2592"/>
+            <w:shd w:fill="1E3A8A"/>
+            <w:tcMar>
+              <w:top w:w="140" w:type="dxa"/>
+              <w:bottom w:w="140" w:type="dxa"/>
+              <w:left w:w="160" w:type="dxa"/>
+              <w:right w:w="160" w:type="dxa"/>
+            </w:tcMar>
+          </w:tcPr>
+          <w:p>
+            <w:pPr>
+              <w:jc w:val="center"/>
+            </w:pPr>
+            <w:r>
+              <w:rPr>
+                <w:rFonts w:ascii="Times New Roman" w:hAnsi="Times New Roman"/>
+                <w:b/>
+                <w:color w:val="FFFFFF"/>
+                <w:sz w:val="21"/>
+              </w:rPr>
+              <w:t>Tên phương thức tính toán</w:t>
+            </w:r>
+          </w:p>
+        </w:tc>
+        <w:tc>
+          <w:tcPr>
+            <w:tcW w:type="dxa" w:w="1584"/>
+            <w:shd w:fill="1E3A8A"/>
+            <w:tcMar>
+              <w:top w:w="140" w:type="dxa"/>
+              <w:bottom w:w="140" w:type="dxa"/>
+              <w:left w:w="160" w:type="dxa"/>
+              <w:right w:w="160" w:type="dxa"/>
+            </w:tcMar>
+          </w:tcPr>
+          <w:p>
+            <w:pPr>
+              <w:jc w:val="center"/>
+            </w:pPr>
+            <w:r>
+              <w:rPr>
+                <w:rFonts w:ascii="Times New Roman" w:hAnsi="Times New Roman"/>
+                <w:b/>
+                <w:color w:val="FFFFFF"/>
+                <w:sz w:val="21"/>
+              </w:rPr>
+              <w:t>Lớp sở hữu</w:t>
+            </w:r>
+          </w:p>
+        </w:tc>
+        <w:tc>
+          <w:tcPr>
+            <w:tcW w:type="dxa" w:w="1584"/>
+            <w:shd w:fill="1E3A8A"/>
+            <w:tcMar>
+              <w:top w:w="140" w:type="dxa"/>
+              <w:bottom w:w="140" w:type="dxa"/>
+              <w:left w:w="160" w:type="dxa"/>
+              <w:right w:w="160" w:type="dxa"/>
+            </w:tcMar>
+          </w:tcPr>
+          <w:p>
+            <w:pPr>
+              <w:jc w:val="center"/>
+            </w:pPr>
+            <w:r>
+              <w:rPr>
+                <w:rFonts w:ascii="Times New Roman" w:hAnsi="Times New Roman"/>
+                <w:b/>
+                <w:color w:val="FFFFFF"/>
+                <w:sz w:val="21"/>
+              </w:rPr>
+              <w:t>Kiểu trả về</w:t>
+            </w:r>
+          </w:p>
+        </w:tc>
+        <w:tc>
+          <w:tcPr>
+            <w:tcW w:type="dxa" w:w="3600"/>
+            <w:shd w:fill="1E3A8A"/>
+            <w:tcMar>
+              <w:top w:w="140" w:type="dxa"/>
+              <w:bottom w:w="140" w:type="dxa"/>
+              <w:left w:w="160" w:type="dxa"/>
+              <w:right w:w="160" w:type="dxa"/>
+            </w:tcMar>
+          </w:tcPr>
+          <w:p>
+            <w:pPr>
+              <w:jc w:val="center"/>
+            </w:pPr>
+            <w:r>
+              <w:rPr>
+                <w:rFonts w:ascii="Times New Roman" w:hAnsi="Times New Roman"/>
+                <w:b/>
+                <w:color w:val="FFFFFF"/>
+                <w:sz w:val="21"/>
+              </w:rPr>
+              <w:t>Công thức / Thuật toán tính toán</w:t>
+            </w:r>
+          </w:p>
+        </w:tc>
+      </w:tr>
+      <w:tr>
+        <w:tc>
+          <w:tcPr>
+            <w:tcW w:type="dxa" w:w="2592"/>
+            <w:shd w:fill="FFFFFF"/>
+            <w:tcMar>
+              <w:top w:w="100" w:type="dxa"/>
+              <w:bottom w:w="100" w:type="dxa"/>
+              <w:left w:w="140" w:type="dxa"/>
+              <w:right w:w="140" w:type="dxa"/>
+            </w:tcMar>
+          </w:tcPr>
+          <w:p>
+            <w:pPr>
+              <w:jc w:val="center"/>
+            </w:pPr>
+            <w:r>
+              <w:rPr>
+                <w:rFonts w:ascii="Times New Roman" w:hAnsi="Times New Roman"/>
+                <w:color w:val="1E293B"/>
+                <w:sz w:val="20"/>
+              </w:rPr>
+              <w:t>calculateTotalCapacity()</w:t>
+            </w:r>
+          </w:p>
+        </w:tc>
+        <w:tc>
+          <w:tcPr>
+            <w:tcW w:type="dxa" w:w="1584"/>
+            <w:shd w:fill="FFFFFF"/>
+            <w:tcMar>
+              <w:top w:w="100" w:type="dxa"/>
+              <w:bottom w:w="100" w:type="dxa"/>
+              <w:left w:w="140" w:type="dxa"/>
+              <w:right w:w="140" w:type="dxa"/>
+            </w:tcMar>
+          </w:tcPr>
+          <w:p>
+            <w:pPr>
+              <w:jc w:val="left"/>
+            </w:pPr>
+            <w:r>
+              <w:rPr>
+                <w:rFonts w:ascii="Times New Roman" w:hAnsi="Times New Roman"/>
+                <w:color w:val="1E293B"/>
+                <w:sz w:val="20"/>
+              </w:rPr>
+              <w:t>RevenueReport</w:t>
+            </w:r>
+          </w:p>
+        </w:tc>
+        <w:tc>
+          <w:tcPr>
+            <w:tcW w:type="dxa" w:w="1584"/>
+            <w:shd w:fill="FFFFFF"/>
+            <w:tcMar>
+              <w:top w:w="100" w:type="dxa"/>
+              <w:bottom w:w="100" w:type="dxa"/>
+              <w:left w:w="140" w:type="dxa"/>
+              <w:right w:w="140" w:type="dxa"/>
+            </w:tcMar>
+          </w:tcPr>
+          <w:p>
+            <w:pPr>
+              <w:jc w:val="left"/>
+            </w:pPr>
+            <w:r>
+              <w:rPr>
+                <w:rFonts w:ascii="Times New Roman" w:hAnsi="Times New Roman"/>
+                <w:color w:val="1E293B"/>
+                <w:sz w:val="20"/>
+              </w:rPr>
+              <w:t>int</w:t>
+            </w:r>
+          </w:p>
+        </w:tc>
+        <w:tc>
+          <w:tcPr>
+            <w:tcW w:type="dxa" w:w="3600"/>
+            <w:shd w:fill="FFFFFF"/>
+            <w:tcMar>
+              <w:top w:w="100" w:type="dxa"/>
+              <w:bottom w:w="100" w:type="dxa"/>
+              <w:left w:w="140" w:type="dxa"/>
+              <w:right w:w="140" w:type="dxa"/>
+            </w:tcMar>
+          </w:tcPr>
+          <w:p>
+            <w:pPr>
+              <w:jc w:val="left"/>
+            </w:pPr>
+            <w:r>
+              <w:rPr>
+                <w:rFonts w:ascii="Times New Roman" w:hAnsi="Times New Roman"/>
+                <w:color w:val="1E293B"/>
+                <w:sz w:val="20"/>
+              </w:rPr>
+              <w:t>Tổng sức chứa của khán đài = tổng số ghế của tất cả các phân khu (ZonePricing):</w:t>
+              <w:br/>
+              <w:t>TotalCapacity = sum(zone.seatCount)</w:t>
+            </w:r>
+          </w:p>
+        </w:tc>
+      </w:tr>
+      <w:tr>
+        <w:tc>
+          <w:tcPr>
+            <w:tcW w:type="dxa" w:w="2592"/>
+            <w:shd w:fill="F8FAFC"/>
+            <w:tcMar>
+              <w:top w:w="100" w:type="dxa"/>
+              <w:bottom w:w="100" w:type="dxa"/>
+              <w:left w:w="140" w:type="dxa"/>
+              <w:right w:w="140" w:type="dxa"/>
+            </w:tcMar>
+          </w:tcPr>
+          <w:p>
+            <w:pPr>
+              <w:jc w:val="center"/>
+            </w:pPr>
+            <w:r>
+              <w:rPr>
+                <w:rFonts w:ascii="Times New Roman" w:hAnsi="Times New Roman"/>
+                <w:color w:val="1E293B"/>
+                <w:sz w:val="20"/>
+              </w:rPr>
+              <w:t>calculateTotalTicketsSold()</w:t>
+            </w:r>
+          </w:p>
+        </w:tc>
+        <w:tc>
+          <w:tcPr>
+            <w:tcW w:type="dxa" w:w="1584"/>
+            <w:shd w:fill="F8FAFC"/>
+            <w:tcMar>
+              <w:top w:w="100" w:type="dxa"/>
+              <w:bottom w:w="100" w:type="dxa"/>
+              <w:left w:w="140" w:type="dxa"/>
+              <w:right w:w="140" w:type="dxa"/>
+            </w:tcMar>
+          </w:tcPr>
+          <w:p>
+            <w:pPr>
+              <w:jc w:val="left"/>
+            </w:pPr>
+            <w:r>
+              <w:rPr>
+                <w:rFonts w:ascii="Times New Roman" w:hAnsi="Times New Roman"/>
+                <w:color w:val="1E293B"/>
+                <w:sz w:val="20"/>
+              </w:rPr>
+              <w:t>RevenueReport</w:t>
+            </w:r>
+          </w:p>
+        </w:tc>
+        <w:tc>
+          <w:tcPr>
+            <w:tcW w:type="dxa" w:w="1584"/>
+            <w:shd w:fill="F8FAFC"/>
+            <w:tcMar>
+              <w:top w:w="100" w:type="dxa"/>
+              <w:bottom w:w="100" w:type="dxa"/>
+              <w:left w:w="140" w:type="dxa"/>
+              <w:right w:w="140" w:type="dxa"/>
+            </w:tcMar>
+          </w:tcPr>
+          <w:p>
+            <w:pPr>
+              <w:jc w:val="left"/>
+            </w:pPr>
+            <w:r>
+              <w:rPr>
+                <w:rFonts w:ascii="Times New Roman" w:hAnsi="Times New Roman"/>
+                <w:color w:val="1E293B"/>
+                <w:sz w:val="20"/>
+              </w:rPr>
+              <w:t>int</w:t>
+            </w:r>
+          </w:p>
+        </w:tc>
+        <w:tc>
+          <w:tcPr>
+            <w:tcW w:type="dxa" w:w="3600"/>
+            <w:shd w:fill="F8FAFC"/>
+            <w:tcMar>
+              <w:top w:w="100" w:type="dxa"/>
+              <w:bottom w:w="100" w:type="dxa"/>
+              <w:left w:w="140" w:type="dxa"/>
+              <w:right w:w="140" w:type="dxa"/>
+            </w:tcMar>
+          </w:tcPr>
+          <w:p>
+            <w:pPr>
+              <w:jc w:val="left"/>
+            </w:pPr>
+            <w:r>
+              <w:rPr>
+                <w:rFonts w:ascii="Times New Roman" w:hAnsi="Times New Roman"/>
+                <w:color w:val="1E293B"/>
+                <w:sz w:val="20"/>
+              </w:rPr>
+              <w:t>Tổng số vé thực tế đã bán thành công = tổng số vé bán ra của từng phân khu:</w:t>
+              <w:br/>
+              <w:t>TotalSold = sum(zone.soldCount)</w:t>
+            </w:r>
+          </w:p>
+        </w:tc>
+      </w:tr>
+      <w:tr>
+        <w:tc>
+          <w:tcPr>
+            <w:tcW w:type="dxa" w:w="2592"/>
+            <w:shd w:fill="FFFFFF"/>
+            <w:tcMar>
+              <w:top w:w="100" w:type="dxa"/>
+              <w:bottom w:w="100" w:type="dxa"/>
+              <w:left w:w="140" w:type="dxa"/>
+              <w:right w:w="140" w:type="dxa"/>
+            </w:tcMar>
+          </w:tcPr>
+          <w:p>
+            <w:pPr>
+              <w:jc w:val="center"/>
+            </w:pPr>
+            <w:r>
+              <w:rPr>
+                <w:rFonts w:ascii="Times New Roman" w:hAnsi="Times New Roman"/>
+                <w:color w:val="1E293B"/>
+                <w:sz w:val="20"/>
+              </w:rPr>
+              <w:t>calculateGrossRevenue()</w:t>
+            </w:r>
+          </w:p>
+        </w:tc>
+        <w:tc>
+          <w:tcPr>
+            <w:tcW w:type="dxa" w:w="1584"/>
+            <w:shd w:fill="FFFFFF"/>
+            <w:tcMar>
+              <w:top w:w="100" w:type="dxa"/>
+              <w:bottom w:w="100" w:type="dxa"/>
+              <w:left w:w="140" w:type="dxa"/>
+              <w:right w:w="140" w:type="dxa"/>
+            </w:tcMar>
+          </w:tcPr>
+          <w:p>
+            <w:pPr>
+              <w:jc w:val="left"/>
+            </w:pPr>
+            <w:r>
+              <w:rPr>
+                <w:rFonts w:ascii="Times New Roman" w:hAnsi="Times New Roman"/>
+                <w:color w:val="1E293B"/>
+                <w:sz w:val="20"/>
+              </w:rPr>
+              <w:t>RevenueReport</w:t>
+            </w:r>
+          </w:p>
+        </w:tc>
+        <w:tc>
+          <w:tcPr>
+            <w:tcW w:type="dxa" w:w="1584"/>
+            <w:shd w:fill="FFFFFF"/>
+            <w:tcMar>
+              <w:top w:w="100" w:type="dxa"/>
+              <w:bottom w:w="100" w:type="dxa"/>
+              <w:left w:w="140" w:type="dxa"/>
+              <w:right w:w="140" w:type="dxa"/>
+            </w:tcMar>
+          </w:tcPr>
+          <w:p>
+            <w:pPr>
+              <w:jc w:val="left"/>
+            </w:pPr>
+            <w:r>
+              <w:rPr>
+                <w:rFonts w:ascii="Times New Roman" w:hAnsi="Times New Roman"/>
+                <w:color w:val="1E293B"/>
+                <w:sz w:val="20"/>
+              </w:rPr>
+              <w:t>double</w:t>
+            </w:r>
+          </w:p>
+        </w:tc>
+        <w:tc>
+          <w:tcPr>
+            <w:tcW w:type="dxa" w:w="3600"/>
+            <w:shd w:fill="FFFFFF"/>
+            <w:tcMar>
+              <w:top w:w="100" w:type="dxa"/>
+              <w:bottom w:w="100" w:type="dxa"/>
+              <w:left w:w="140" w:type="dxa"/>
+              <w:right w:w="140" w:type="dxa"/>
+            </w:tcMar>
+          </w:tcPr>
+          <w:p>
+            <w:pPr>
+              <w:jc w:val="left"/>
+            </w:pPr>
+            <w:r>
+              <w:rPr>
+                <w:rFonts w:ascii="Times New Roman" w:hAnsi="Times New Roman"/>
+                <w:color w:val="1E293B"/>
+                <w:sz w:val="20"/>
+              </w:rPr>
+              <w:t>Tổng doanh thu gộp = tổng tích số giữa số vé đã bán và đơn giá vé từng khu vực:</w:t>
+              <w:br/>
+              <w:t>GrossRevenue = sum(zone.soldCount * zone.price)</w:t>
+            </w:r>
+          </w:p>
+        </w:tc>
+      </w:tr>
+      <w:tr>
+        <w:tc>
+          <w:tcPr>
+            <w:tcW w:type="dxa" w:w="2592"/>
+            <w:shd w:fill="F8FAFC"/>
+            <w:tcMar>
+              <w:top w:w="100" w:type="dxa"/>
+              <w:bottom w:w="100" w:type="dxa"/>
+              <w:left w:w="140" w:type="dxa"/>
+              <w:right w:w="140" w:type="dxa"/>
+            </w:tcMar>
+          </w:tcPr>
+          <w:p>
+            <w:pPr>
+              <w:jc w:val="center"/>
+            </w:pPr>
+            <w:r>
+              <w:rPr>
+                <w:rFonts w:ascii="Times New Roman" w:hAnsi="Times New Roman"/>
+                <w:color w:val="1E293B"/>
+                <w:sz w:val="20"/>
+              </w:rPr>
+              <w:t>calculateNetRevenue()</w:t>
+            </w:r>
+          </w:p>
+        </w:tc>
+        <w:tc>
+          <w:tcPr>
+            <w:tcW w:type="dxa" w:w="1584"/>
+            <w:shd w:fill="F8FAFC"/>
+            <w:tcMar>
+              <w:top w:w="100" w:type="dxa"/>
+              <w:bottom w:w="100" w:type="dxa"/>
+              <w:left w:w="140" w:type="dxa"/>
+              <w:right w:w="140" w:type="dxa"/>
+            </w:tcMar>
+          </w:tcPr>
+          <w:p>
+            <w:pPr>
+              <w:jc w:val="left"/>
+            </w:pPr>
+            <w:r>
+              <w:rPr>
+                <w:rFonts w:ascii="Times New Roman" w:hAnsi="Times New Roman"/>
+                <w:color w:val="1E293B"/>
+                <w:sz w:val="20"/>
+              </w:rPr>
+              <w:t>RevenueReport</w:t>
+            </w:r>
+          </w:p>
+        </w:tc>
+        <w:tc>
+          <w:tcPr>
+            <w:tcW w:type="dxa" w:w="1584"/>
+            <w:shd w:fill="F8FAFC"/>
+            <w:tcMar>
+              <w:top w:w="100" w:type="dxa"/>
+              <w:bottom w:w="100" w:type="dxa"/>
+              <w:left w:w="140" w:type="dxa"/>
+              <w:right w:w="140" w:type="dxa"/>
+            </w:tcMar>
+          </w:tcPr>
+          <w:p>
+            <w:pPr>
+              <w:jc w:val="left"/>
+            </w:pPr>
+            <w:r>
+              <w:rPr>
+                <w:rFonts w:ascii="Times New Roman" w:hAnsi="Times New Roman"/>
+                <w:color w:val="1E293B"/>
+                <w:sz w:val="20"/>
+              </w:rPr>
+              <w:t>double</w:t>
+            </w:r>
+          </w:p>
+        </w:tc>
+        <w:tc>
+          <w:tcPr>
+            <w:tcW w:type="dxa" w:w="3600"/>
+            <w:shd w:fill="F8FAFC"/>
+            <w:tcMar>
+              <w:top w:w="100" w:type="dxa"/>
+              <w:bottom w:w="100" w:type="dxa"/>
+              <w:left w:w="140" w:type="dxa"/>
+              <w:right w:w="140" w:type="dxa"/>
+            </w:tcMar>
+          </w:tcPr>
+          <w:p>
+            <w:pPr>
+              <w:jc w:val="left"/>
+            </w:pPr>
+            <w:r>
+              <w:rPr>
+                <w:rFonts w:ascii="Times New Roman" w:hAnsi="Times New Roman"/>
+                <w:color w:val="1E293B"/>
+                <w:sz w:val="20"/>
+              </w:rPr>
+              <w:t>Doanh thu thuần thực nhận sau khi khấu trừ thuế VAT và phí nền tảng:</w:t>
+              <w:br/>
+              <w:t>NetRevenue = GrossRevenue * (1 - taxRate - platformFeeRate)</w:t>
+            </w:r>
+          </w:p>
+        </w:tc>
+      </w:tr>
+      <w:tr>
+        <w:tc>
+          <w:tcPr>
+            <w:tcW w:type="dxa" w:w="2592"/>
+            <w:shd w:fill="FFFFFF"/>
+            <w:tcMar>
+              <w:top w:w="100" w:type="dxa"/>
+              <w:bottom w:w="100" w:type="dxa"/>
+              <w:left w:w="140" w:type="dxa"/>
+              <w:right w:w="140" w:type="dxa"/>
+            </w:tcMar>
+          </w:tcPr>
+          <w:p>
+            <w:pPr>
+              <w:jc w:val="center"/>
+            </w:pPr>
+            <w:r>
+              <w:rPr>
+                <w:rFonts w:ascii="Times New Roman" w:hAnsi="Times New Roman"/>
+                <w:color w:val="1E293B"/>
+                <w:sz w:val="20"/>
+              </w:rPr>
+              <w:t>calculateOccupancyRate()</w:t>
+            </w:r>
+          </w:p>
+        </w:tc>
+        <w:tc>
+          <w:tcPr>
+            <w:tcW w:type="dxa" w:w="1584"/>
+            <w:shd w:fill="FFFFFF"/>
+            <w:tcMar>
+              <w:top w:w="100" w:type="dxa"/>
+              <w:bottom w:w="100" w:type="dxa"/>
+              <w:left w:w="140" w:type="dxa"/>
+              <w:right w:w="140" w:type="dxa"/>
+            </w:tcMar>
+          </w:tcPr>
+          <w:p>
+            <w:pPr>
+              <w:jc w:val="left"/>
+            </w:pPr>
+            <w:r>
+              <w:rPr>
+                <w:rFonts w:ascii="Times New Roman" w:hAnsi="Times New Roman"/>
+                <w:color w:val="1E293B"/>
+                <w:sz w:val="20"/>
+              </w:rPr>
+              <w:t>RevenueReport</w:t>
+            </w:r>
+          </w:p>
+        </w:tc>
+        <w:tc>
+          <w:tcPr>
+            <w:tcW w:type="dxa" w:w="1584"/>
+            <w:shd w:fill="FFFFFF"/>
+            <w:tcMar>
+              <w:top w:w="100" w:type="dxa"/>
+              <w:bottom w:w="100" w:type="dxa"/>
+              <w:left w:w="140" w:type="dxa"/>
+              <w:right w:w="140" w:type="dxa"/>
+            </w:tcMar>
+          </w:tcPr>
+          <w:p>
+            <w:pPr>
+              <w:jc w:val="left"/>
+            </w:pPr>
+            <w:r>
+              <w:rPr>
+                <w:rFonts w:ascii="Times New Roman" w:hAnsi="Times New Roman"/>
+                <w:color w:val="1E293B"/>
+                <w:sz w:val="20"/>
+              </w:rPr>
+              <w:t>double</w:t>
+            </w:r>
+          </w:p>
+        </w:tc>
+        <w:tc>
+          <w:tcPr>
+            <w:tcW w:type="dxa" w:w="3600"/>
+            <w:shd w:fill="FFFFFF"/>
+            <w:tcMar>
+              <w:top w:w="100" w:type="dxa"/>
+              <w:bottom w:w="100" w:type="dxa"/>
+              <w:left w:w="140" w:type="dxa"/>
+              <w:right w:w="140" w:type="dxa"/>
+            </w:tcMar>
+          </w:tcPr>
+          <w:p>
+            <w:pPr>
+              <w:jc w:val="left"/>
+            </w:pPr>
+            <w:r>
+              <w:rPr>
+                <w:rFonts w:ascii="Times New Roman" w:hAnsi="Times New Roman"/>
+                <w:color w:val="1E293B"/>
+                <w:sz w:val="20"/>
+              </w:rPr>
+              <w:t>Tỷ lệ lấp đầy khán đài theo phần trăm:</w:t>
+              <w:br/>
+              <w:t>OccupancyRate = (TotalSold / (double) TotalCapacity) * 100.0%</w:t>
+            </w:r>
+          </w:p>
+        </w:tc>
+      </w:tr>
+      <w:tr>
+        <w:tc>
+          <w:tcPr>
+            <w:tcW w:type="dxa" w:w="2592"/>
+            <w:shd w:fill="F8FAFC"/>
+            <w:tcMar>
+              <w:top w:w="100" w:type="dxa"/>
+              <w:bottom w:w="100" w:type="dxa"/>
+              <w:left w:w="140" w:type="dxa"/>
+              <w:right w:w="140" w:type="dxa"/>
+            </w:tcMar>
+          </w:tcPr>
+          <w:p>
+            <w:pPr>
+              <w:jc w:val="center"/>
+            </w:pPr>
+            <w:r>
+              <w:rPr>
+                <w:rFonts w:ascii="Times New Roman" w:hAnsi="Times New Roman"/>
+                <w:color w:val="1E293B"/>
+                <w:sz w:val="20"/>
+              </w:rPr>
+              <w:t>calculateAverageTicketPrice()</w:t>
+            </w:r>
+          </w:p>
+        </w:tc>
+        <w:tc>
+          <w:tcPr>
+            <w:tcW w:type="dxa" w:w="1584"/>
+            <w:shd w:fill="F8FAFC"/>
+            <w:tcMar>
+              <w:top w:w="100" w:type="dxa"/>
+              <w:bottom w:w="100" w:type="dxa"/>
+              <w:left w:w="140" w:type="dxa"/>
+              <w:right w:w="140" w:type="dxa"/>
+            </w:tcMar>
+          </w:tcPr>
+          <w:p>
+            <w:pPr>
+              <w:jc w:val="left"/>
+            </w:pPr>
+            <w:r>
+              <w:rPr>
+                <w:rFonts w:ascii="Times New Roman" w:hAnsi="Times New Roman"/>
+                <w:color w:val="1E293B"/>
+                <w:sz w:val="20"/>
+              </w:rPr>
+              <w:t>RevenueReport</w:t>
+            </w:r>
+          </w:p>
+        </w:tc>
+        <w:tc>
+          <w:tcPr>
+            <w:tcW w:type="dxa" w:w="1584"/>
+            <w:shd w:fill="F8FAFC"/>
+            <w:tcMar>
+              <w:top w:w="100" w:type="dxa"/>
+              <w:bottom w:w="100" w:type="dxa"/>
+              <w:left w:w="140" w:type="dxa"/>
+              <w:right w:w="140" w:type="dxa"/>
+            </w:tcMar>
+          </w:tcPr>
+          <w:p>
+            <w:pPr>
+              <w:jc w:val="left"/>
+            </w:pPr>
+            <w:r>
+              <w:rPr>
+                <w:rFonts w:ascii="Times New Roman" w:hAnsi="Times New Roman"/>
+                <w:color w:val="1E293B"/>
+                <w:sz w:val="20"/>
+              </w:rPr>
+              <w:t>double</w:t>
+            </w:r>
+          </w:p>
+        </w:tc>
+        <w:tc>
+          <w:tcPr>
+            <w:tcW w:type="dxa" w:w="3600"/>
+            <w:shd w:fill="F8FAFC"/>
+            <w:tcMar>
+              <w:top w:w="100" w:type="dxa"/>
+              <w:bottom w:w="100" w:type="dxa"/>
+              <w:left w:w="140" w:type="dxa"/>
+              <w:right w:w="140" w:type="dxa"/>
+            </w:tcMar>
+          </w:tcPr>
+          <w:p>
+            <w:pPr>
+              <w:jc w:val="left"/>
+            </w:pPr>
+            <w:r>
+              <w:rPr>
+                <w:rFonts w:ascii="Times New Roman" w:hAnsi="Times New Roman"/>
+                <w:color w:val="1E293B"/>
+                <w:sz w:val="20"/>
+              </w:rPr>
+              <w:t>Giá vé bình quân trên mỗi vé bán ra:</w:t>
+              <w:br/>
+              <w:t>AvgPrice = TotalSold &gt; 0 ? (GrossRevenue / TotalSold) : 0.0</w:t>
+            </w:r>
+          </w:p>
+        </w:tc>
+      </w:tr>
+      <w:tr>
+        <w:tc>
+          <w:tcPr>
+            <w:tcW w:type="dxa" w:w="2592"/>
+            <w:shd w:fill="FFFFFF"/>
+            <w:tcMar>
+              <w:top w:w="100" w:type="dxa"/>
+              <w:bottom w:w="100" w:type="dxa"/>
+              <w:left w:w="140" w:type="dxa"/>
+              <w:right w:w="140" w:type="dxa"/>
+            </w:tcMar>
+          </w:tcPr>
+          <w:p>
+            <w:pPr>
+              <w:jc w:val="center"/>
+            </w:pPr>
+            <w:r>
+              <w:rPr>
+                <w:rFonts w:ascii="Times New Roman" w:hAnsi="Times New Roman"/>
+                <w:color w:val="1E293B"/>
+                <w:sz w:val="20"/>
+              </w:rPr>
+              <w:t>calculateZoneContribution(zoneId)</w:t>
+            </w:r>
+          </w:p>
+        </w:tc>
+        <w:tc>
+          <w:tcPr>
+            <w:tcW w:type="dxa" w:w="1584"/>
+            <w:shd w:fill="FFFFFF"/>
+            <w:tcMar>
+              <w:top w:w="100" w:type="dxa"/>
+              <w:bottom w:w="100" w:type="dxa"/>
+              <w:left w:w="140" w:type="dxa"/>
+              <w:right w:w="140" w:type="dxa"/>
+            </w:tcMar>
+          </w:tcPr>
+          <w:p>
+            <w:pPr>
+              <w:jc w:val="left"/>
+            </w:pPr>
+            <w:r>
+              <w:rPr>
+                <w:rFonts w:ascii="Times New Roman" w:hAnsi="Times New Roman"/>
+                <w:color w:val="1E293B"/>
+                <w:sz w:val="20"/>
+              </w:rPr>
+              <w:t>RevenueReport</w:t>
+            </w:r>
+          </w:p>
+        </w:tc>
+        <w:tc>
+          <w:tcPr>
+            <w:tcW w:type="dxa" w:w="1584"/>
+            <w:shd w:fill="FFFFFF"/>
+            <w:tcMar>
+              <w:top w:w="100" w:type="dxa"/>
+              <w:bottom w:w="100" w:type="dxa"/>
+              <w:left w:w="140" w:type="dxa"/>
+              <w:right w:w="140" w:type="dxa"/>
+            </w:tcMar>
+          </w:tcPr>
+          <w:p>
+            <w:pPr>
+              <w:jc w:val="left"/>
+            </w:pPr>
+            <w:r>
+              <w:rPr>
+                <w:rFonts w:ascii="Times New Roman" w:hAnsi="Times New Roman"/>
+                <w:color w:val="1E293B"/>
+                <w:sz w:val="20"/>
+              </w:rPr>
+              <w:t>double</w:t>
+            </w:r>
+          </w:p>
+        </w:tc>
+        <w:tc>
+          <w:tcPr>
+            <w:tcW w:type="dxa" w:w="3600"/>
+            <w:shd w:fill="FFFFFF"/>
+            <w:tcMar>
+              <w:top w:w="100" w:type="dxa"/>
+              <w:bottom w:w="100" w:type="dxa"/>
+              <w:left w:w="140" w:type="dxa"/>
+              <w:right w:w="140" w:type="dxa"/>
+            </w:tcMar>
+          </w:tcPr>
+          <w:p>
+            <w:pPr>
+              <w:jc w:val="left"/>
+            </w:pPr>
+            <w:r>
+              <w:rPr>
+                <w:rFonts w:ascii="Times New Roman" w:hAnsi="Times New Roman"/>
+                <w:color w:val="1E293B"/>
+                <w:sz w:val="20"/>
+              </w:rPr>
+              <w:t>Tỷ trọng đóng góp doanh thu của một khu vực so với tổng doanh thu:</w:t>
+              <w:br/>
+              <w:t>Contribution = (ZoneGross / GrossRevenue) * 100.0%</w:t>
+            </w:r>
+          </w:p>
+        </w:tc>
+      </w:tr>
+      <w:tr>
+        <w:tc>
+          <w:tcPr>
+            <w:tcW w:type="dxa" w:w="2592"/>
+            <w:shd w:fill="F8FAFC"/>
+            <w:tcMar>
+              <w:top w:w="100" w:type="dxa"/>
+              <w:bottom w:w="100" w:type="dxa"/>
+              <w:left w:w="140" w:type="dxa"/>
+              <w:right w:w="140" w:type="dxa"/>
+            </w:tcMar>
+          </w:tcPr>
+          <w:p>
+            <w:pPr>
+              <w:jc w:val="center"/>
+            </w:pPr>
+            <w:r>
+              <w:rPr>
+                <w:rFonts w:ascii="Times New Roman" w:hAnsi="Times New Roman"/>
+                <w:color w:val="1E293B"/>
+                <w:sz w:val="20"/>
+              </w:rPr>
+              <w:t>evaluatePerformance()</w:t>
+            </w:r>
+          </w:p>
+        </w:tc>
+        <w:tc>
+          <w:tcPr>
+            <w:tcW w:type="dxa" w:w="1584"/>
+            <w:shd w:fill="F8FAFC"/>
+            <w:tcMar>
+              <w:top w:w="100" w:type="dxa"/>
+              <w:bottom w:w="100" w:type="dxa"/>
+              <w:left w:w="140" w:type="dxa"/>
+              <w:right w:w="140" w:type="dxa"/>
+            </w:tcMar>
+          </w:tcPr>
+          <w:p>
+            <w:pPr>
+              <w:jc w:val="left"/>
+            </w:pPr>
+            <w:r>
+              <w:rPr>
+                <w:rFonts w:ascii="Times New Roman" w:hAnsi="Times New Roman"/>
+                <w:color w:val="1E293B"/>
+                <w:sz w:val="20"/>
+              </w:rPr>
+              <w:t>RevenueReport</w:t>
+            </w:r>
+          </w:p>
+        </w:tc>
+        <w:tc>
+          <w:tcPr>
+            <w:tcW w:type="dxa" w:w="1584"/>
+            <w:shd w:fill="F8FAFC"/>
+            <w:tcMar>
+              <w:top w:w="100" w:type="dxa"/>
+              <w:bottom w:w="100" w:type="dxa"/>
+              <w:left w:w="140" w:type="dxa"/>
+              <w:right w:w="140" w:type="dxa"/>
+            </w:tcMar>
+          </w:tcPr>
+          <w:p>
+            <w:pPr>
+              <w:jc w:val="left"/>
+            </w:pPr>
+            <w:r>
+              <w:rPr>
+                <w:rFonts w:ascii="Times New Roman" w:hAnsi="Times New Roman"/>
+                <w:color w:val="1E293B"/>
+                <w:sz w:val="20"/>
+              </w:rPr>
+              <w:t>PerformanceStatus</w:t>
+            </w:r>
+          </w:p>
+        </w:tc>
+        <w:tc>
+          <w:tcPr>
+            <w:tcW w:type="dxa" w:w="3600"/>
+            <w:shd w:fill="F8FAFC"/>
+            <w:tcMar>
+              <w:top w:w="100" w:type="dxa"/>
+              <w:bottom w:w="100" w:type="dxa"/>
+              <w:left w:w="140" w:type="dxa"/>
+              <w:right w:w="140" w:type="dxa"/>
+            </w:tcMar>
+          </w:tcPr>
+          <w:p>
+            <w:pPr>
+              <w:jc w:val="left"/>
+            </w:pPr>
+            <w:r>
+              <w:rPr>
+                <w:rFonts w:ascii="Times New Roman" w:hAnsi="Times New Roman"/>
+                <w:color w:val="1E293B"/>
+                <w:sz w:val="20"/>
+              </w:rPr>
+              <w:t>Đánh giá phân loại sức mua theo thang tỷ lệ lấp đầy:</w:t>
+              <w:br/>
+              <w:t>- Occupancy &gt;= 85%: EXCELLENT (Cháy vé)</w:t>
+              <w:br/>
+              <w:t>- 70% &lt;= Occupancy &lt; 85%: GOOD (Đạt chỉ tiêu)</w:t>
+              <w:br/>
+              <w:t>- 50% &lt;= Occupancy &lt; 70%: AVERAGE (Hòa vốn)</w:t>
+              <w:br/>
+              <w:t>- Occupancy &lt; 50%: POOR (Cần giải cứu vé)</w:t>
+            </w:r>
+          </w:p>
+        </w:tc>
+      </w:tr>
+      <w:tr>
+        <w:tc>
+          <w:tcPr>
+            <w:tcW w:type="dxa" w:w="2592"/>
+            <w:shd w:fill="FFFFFF"/>
+            <w:tcMar>
+              <w:top w:w="100" w:type="dxa"/>
+              <w:bottom w:w="100" w:type="dxa"/>
+              <w:left w:w="140" w:type="dxa"/>
+              <w:right w:w="140" w:type="dxa"/>
+            </w:tcMar>
+          </w:tcPr>
+          <w:p>
+            <w:pPr>
+              <w:jc w:val="center"/>
+            </w:pPr>
+            <w:r>
+              <w:rPr>
+                <w:rFonts w:ascii="Times New Roman" w:hAnsi="Times New Roman"/>
+                <w:color w:val="1E293B"/>
+                <w:sz w:val="20"/>
+              </w:rPr>
+              <w:t>calculateZoneGross()</w:t>
+            </w:r>
+          </w:p>
+        </w:tc>
+        <w:tc>
+          <w:tcPr>
+            <w:tcW w:type="dxa" w:w="1584"/>
+            <w:shd w:fill="FFFFFF"/>
+            <w:tcMar>
+              <w:top w:w="100" w:type="dxa"/>
+              <w:bottom w:w="100" w:type="dxa"/>
+              <w:left w:w="140" w:type="dxa"/>
+              <w:right w:w="140" w:type="dxa"/>
+            </w:tcMar>
+          </w:tcPr>
+          <w:p>
+            <w:pPr>
+              <w:jc w:val="left"/>
+            </w:pPr>
+            <w:r>
+              <w:rPr>
+                <w:rFonts w:ascii="Times New Roman" w:hAnsi="Times New Roman"/>
+                <w:color w:val="1E293B"/>
+                <w:sz w:val="20"/>
+              </w:rPr>
+              <w:t>ZonePricing</w:t>
+            </w:r>
+          </w:p>
+        </w:tc>
+        <w:tc>
+          <w:tcPr>
+            <w:tcW w:type="dxa" w:w="1584"/>
+            <w:shd w:fill="FFFFFF"/>
+            <w:tcMar>
+              <w:top w:w="100" w:type="dxa"/>
+              <w:bottom w:w="100" w:type="dxa"/>
+              <w:left w:w="140" w:type="dxa"/>
+              <w:right w:w="140" w:type="dxa"/>
+            </w:tcMar>
+          </w:tcPr>
+          <w:p>
+            <w:pPr>
+              <w:jc w:val="left"/>
+            </w:pPr>
+            <w:r>
+              <w:rPr>
+                <w:rFonts w:ascii="Times New Roman" w:hAnsi="Times New Roman"/>
+                <w:color w:val="1E293B"/>
+                <w:sz w:val="20"/>
+              </w:rPr>
+              <w:t>double</w:t>
+            </w:r>
+          </w:p>
+        </w:tc>
+        <w:tc>
+          <w:tcPr>
+            <w:tcW w:type="dxa" w:w="3600"/>
+            <w:shd w:fill="FFFFFF"/>
+            <w:tcMar>
+              <w:top w:w="100" w:type="dxa"/>
+              <w:bottom w:w="100" w:type="dxa"/>
+              <w:left w:w="140" w:type="dxa"/>
+              <w:right w:w="140" w:type="dxa"/>
+            </w:tcMar>
+          </w:tcPr>
+          <w:p>
+            <w:pPr>
+              <w:jc w:val="left"/>
+            </w:pPr>
+            <w:r>
+              <w:rPr>
+                <w:rFonts w:ascii="Times New Roman" w:hAnsi="Times New Roman"/>
+                <w:color w:val="1E293B"/>
+                <w:sz w:val="20"/>
+              </w:rPr>
+              <w:t>Doanh thu của riêng phân khu vé = price * soldCount</w:t>
+            </w:r>
+          </w:p>
+        </w:tc>
+      </w:tr>
+      <w:tr>
+        <w:tc>
+          <w:tcPr>
+            <w:tcW w:type="dxa" w:w="2592"/>
+            <w:shd w:fill="F8FAFC"/>
+            <w:tcMar>
+              <w:top w:w="100" w:type="dxa"/>
+              <w:bottom w:w="100" w:type="dxa"/>
+              <w:left w:w="140" w:type="dxa"/>
+              <w:right w:w="140" w:type="dxa"/>
+            </w:tcMar>
+          </w:tcPr>
+          <w:p>
+            <w:pPr>
+              <w:jc w:val="center"/>
+            </w:pPr>
+            <w:r>
+              <w:rPr>
+                <w:rFonts w:ascii="Times New Roman" w:hAnsi="Times New Roman"/>
+                <w:color w:val="1E293B"/>
+                <w:sz w:val="20"/>
+              </w:rPr>
+              <w:t>getSoldRate()</w:t>
+            </w:r>
+          </w:p>
+        </w:tc>
+        <w:tc>
+          <w:tcPr>
+            <w:tcW w:type="dxa" w:w="1584"/>
+            <w:shd w:fill="F8FAFC"/>
+            <w:tcMar>
+              <w:top w:w="100" w:type="dxa"/>
+              <w:bottom w:w="100" w:type="dxa"/>
+              <w:left w:w="140" w:type="dxa"/>
+              <w:right w:w="140" w:type="dxa"/>
+            </w:tcMar>
+          </w:tcPr>
+          <w:p>
+            <w:pPr>
+              <w:jc w:val="left"/>
+            </w:pPr>
+            <w:r>
+              <w:rPr>
+                <w:rFonts w:ascii="Times New Roman" w:hAnsi="Times New Roman"/>
+                <w:color w:val="1E293B"/>
+                <w:sz w:val="20"/>
+              </w:rPr>
+              <w:t>ZonePricing</w:t>
+            </w:r>
+          </w:p>
+        </w:tc>
+        <w:tc>
+          <w:tcPr>
+            <w:tcW w:type="dxa" w:w="1584"/>
+            <w:shd w:fill="F8FAFC"/>
+            <w:tcMar>
+              <w:top w:w="100" w:type="dxa"/>
+              <w:bottom w:w="100" w:type="dxa"/>
+              <w:left w:w="140" w:type="dxa"/>
+              <w:right w:w="140" w:type="dxa"/>
+            </w:tcMar>
+          </w:tcPr>
+          <w:p>
+            <w:pPr>
+              <w:jc w:val="left"/>
+            </w:pPr>
+            <w:r>
+              <w:rPr>
+                <w:rFonts w:ascii="Times New Roman" w:hAnsi="Times New Roman"/>
+                <w:color w:val="1E293B"/>
+                <w:sz w:val="20"/>
+              </w:rPr>
+              <w:t>double</w:t>
+            </w:r>
+          </w:p>
+        </w:tc>
+        <w:tc>
+          <w:tcPr>
+            <w:tcW w:type="dxa" w:w="3600"/>
+            <w:shd w:fill="F8FAFC"/>
+            <w:tcMar>
+              <w:top w:w="100" w:type="dxa"/>
+              <w:bottom w:w="100" w:type="dxa"/>
+              <w:left w:w="140" w:type="dxa"/>
+              <w:right w:w="140" w:type="dxa"/>
+            </w:tcMar>
+          </w:tcPr>
+          <w:p>
+            <w:pPr>
+              <w:jc w:val="left"/>
+            </w:pPr>
+            <w:r>
+              <w:rPr>
+                <w:rFonts w:ascii="Times New Roman" w:hAnsi="Times New Roman"/>
+                <w:color w:val="1E293B"/>
+                <w:sz w:val="20"/>
+              </w:rPr>
+              <w:t>Tỷ lệ bán của riêng phân khu = (soldCount / (double) maxQuota) * 100.0%</w:t>
             </w:r>
           </w:p>
         </w:tc>

--- a/N12 Nhóm 01.docx
+++ b/N12 Nhóm 01.docx
@@ -7636,6 +7636,92 @@
     <w:p>
       <w:pPr>
         <w:keepNext/>
+        <w:spacing w:before="160" w:after="60"/>
+      </w:pPr>
+      <w:r>
+        <w:rPr>
+          <w:rFonts w:ascii="Times New Roman" w:hAnsi="Times New Roman"/>
+          <w:b/>
+          <w:i/>
+          <w:color w:val="334155"/>
+          <w:sz w:val="23"/>
+        </w:rPr>
+        <w:t>3.6.1. Biểu đồ lớp phân tích chi tiết cho chức năng Xem thống kê doanh thu sự kiện</w:t>
+      </w:r>
+    </w:p>
+    <w:p>
+      <w:pPr>
+        <w:spacing w:before="0" w:after="100" w:line="300" w:lineRule="auto"/>
+      </w:pPr>
+      <w:r>
+        <w:rPr>
+          <w:rFonts w:ascii="Times New Roman" w:hAnsi="Times New Roman"/>
+          <w:color w:val="1E293B"/>
+          <w:sz w:val="23"/>
+        </w:rPr>
+        <w:t>Để đáp ứng nguyên tắc hướng đối tượng cốt lõi (Lớp phải đóng gói trạng thái và hành vi tính toán nghiệp vụ, không chỉ là tập hợp dữ liệu thụ động/Anemic Domain Model), biểu đồ lớp phân tích dưới đây thể hiện chi tiết các thực thể tham gia ca sử dụng đơn lẻ 'Xem thống kê doanh thu sự kiện' cùng các phương thức tính toán tài chính trọng tâm:</w:t>
+      </w:r>
+    </w:p>
+    <w:p>
+      <w:pPr>
+        <w:keepNext/>
+        <w:spacing w:before="160" w:after="40"/>
+        <w:jc w:val="center"/>
+      </w:pPr>
+      <w:r>
+        <w:drawing>
+          <wp:inline xmlns:a="http://schemas.openxmlformats.org/drawingml/2006/main" xmlns:pic="http://schemas.openxmlformats.org/drawingml/2006/picture">
+            <wp:extent cx="5669280" cy="3833301"/>
+            <wp:docPr id="13" name="Picture 13"/>
+            <wp:cNvGraphicFramePr>
+              <a:graphicFrameLocks noChangeAspect="1"/>
+            </wp:cNvGraphicFramePr>
+            <a:graphic>
+              <a:graphicData uri="http://schemas.openxmlformats.org/drawingml/2006/picture">
+                <pic:pic>
+                  <pic:nvPicPr>
+                    <pic:cNvPr id="0" name="analysis_m5_view_revenue_detail.png"/>
+                    <pic:cNvPicPr/>
+                  </pic:nvPicPr>
+                  <pic:blipFill>
+                    <a:blip r:embed="rId21"/>
+                    <a:stretch>
+                      <a:fillRect/>
+                    </a:stretch>
+                  </pic:blipFill>
+                  <pic:spPr>
+                    <a:xfrm>
+                      <a:off x="0" y="0"/>
+                      <a:ext cx="5669280" cy="3833301"/>
+                    </a:xfrm>
+                    <a:prstGeom prst="rect"/>
+                  </pic:spPr>
+                </pic:pic>
+              </a:graphicData>
+            </a:graphic>
+          </wp:inline>
+        </w:drawing>
+      </w:r>
+    </w:p>
+    <w:p>
+      <w:pPr>
+        <w:spacing w:before="40" w:after="200"/>
+        <w:jc w:val="center"/>
+      </w:pPr>
+      <w:r>
+        <w:rPr>
+          <w:rFonts w:ascii="Times New Roman" w:hAnsi="Times New Roman"/>
+          <w:b/>
+          <w:i/>
+          <w:color w:val="475569"/>
+          <w:sz w:val="20"/>
+        </w:rPr>
+        <w:t>Hình 3.7: Biểu đồ lớp phân tích chi tiết - Chức năng Xem thống kê doanh thu sự kiện</w:t>
+      </w:r>
+    </w:p>
+    <w:p>
+      <w:pPr>
+        <w:keepNext/>
         <w:spacing w:before="320" w:after="120"/>
       </w:pPr>
       <w:r>
@@ -7800,7 +7886,7 @@
         <w:drawing>
           <wp:inline xmlns:a="http://schemas.openxmlformats.org/drawingml/2006/main" xmlns:pic="http://schemas.openxmlformats.org/drawingml/2006/picture">
             <wp:extent cx="5669280" cy="4243151"/>
-            <wp:docPr id="13" name="Picture 13"/>
+            <wp:docPr id="14" name="Picture 14"/>
             <wp:cNvGraphicFramePr>
               <a:graphicFrameLocks noChangeAspect="1"/>
             </wp:cNvGraphicFramePr>
@@ -7812,7 +7898,7 @@
                     <pic:cNvPicPr/>
                   </pic:nvPicPr>
                   <pic:blipFill>
-                    <a:blip r:embed="rId21"/>
+                    <a:blip r:embed="rId22"/>
                     <a:stretch>
                       <a:fillRect/>
                     </a:stretch>
@@ -7885,7 +7971,7 @@
         <w:drawing>
           <wp:inline xmlns:a="http://schemas.openxmlformats.org/drawingml/2006/main" xmlns:pic="http://schemas.openxmlformats.org/drawingml/2006/picture">
             <wp:extent cx="5669280" cy="4108277"/>
-            <wp:docPr id="14" name="Picture 14"/>
+            <wp:docPr id="15" name="Picture 15"/>
             <wp:cNvGraphicFramePr>
               <a:graphicFrameLocks noChangeAspect="1"/>
             </wp:cNvGraphicFramePr>
@@ -7897,7 +7983,7 @@
                     <pic:cNvPicPr/>
                   </pic:nvPicPr>
                   <pic:blipFill>
-                    <a:blip r:embed="rId22"/>
+                    <a:blip r:embed="rId23"/>
                     <a:stretch>
                       <a:fillRect/>
                     </a:stretch>
@@ -8516,7 +8602,7 @@
         <w:drawing>
           <wp:inline xmlns:a="http://schemas.openxmlformats.org/drawingml/2006/main" xmlns:pic="http://schemas.openxmlformats.org/drawingml/2006/picture">
             <wp:extent cx="5669280" cy="4033196"/>
-            <wp:docPr id="15" name="Picture 15"/>
+            <wp:docPr id="16" name="Picture 16"/>
             <wp:cNvGraphicFramePr>
               <a:graphicFrameLocks noChangeAspect="1"/>
             </wp:cNvGraphicFramePr>
@@ -8528,7 +8614,7 @@
                     <pic:cNvPicPr/>
                   </pic:nvPicPr>
                   <pic:blipFill>
-                    <a:blip r:embed="rId23"/>
+                    <a:blip r:embed="rId24"/>
                     <a:stretch>
                       <a:fillRect/>
                     </a:stretch>
@@ -9218,7 +9304,7 @@
         <w:drawing>
           <wp:inline xmlns:a="http://schemas.openxmlformats.org/drawingml/2006/main" xmlns:pic="http://schemas.openxmlformats.org/drawingml/2006/picture">
             <wp:extent cx="5669280" cy="4033196"/>
-            <wp:docPr id="16" name="Picture 16"/>
+            <wp:docPr id="17" name="Picture 17"/>
             <wp:cNvGraphicFramePr>
               <a:graphicFrameLocks noChangeAspect="1"/>
             </wp:cNvGraphicFramePr>
@@ -9230,7 +9316,7 @@
                     <pic:cNvPicPr/>
                   </pic:nvPicPr>
                   <pic:blipFill>
-                    <a:blip r:embed="rId24"/>
+                    <a:blip r:embed="rId25"/>
                     <a:stretch>
                       <a:fillRect/>
                     </a:stretch>
@@ -9847,7 +9933,7 @@
         <w:drawing>
           <wp:inline xmlns:a="http://schemas.openxmlformats.org/drawingml/2006/main" xmlns:pic="http://schemas.openxmlformats.org/drawingml/2006/picture">
             <wp:extent cx="5669280" cy="4033196"/>
-            <wp:docPr id="17" name="Picture 17"/>
+            <wp:docPr id="18" name="Picture 18"/>
             <wp:cNvGraphicFramePr>
               <a:graphicFrameLocks noChangeAspect="1"/>
             </wp:cNvGraphicFramePr>
@@ -9859,7 +9945,7 @@
                     <pic:cNvPicPr/>
                   </pic:nvPicPr>
                   <pic:blipFill>
-                    <a:blip r:embed="rId25"/>
+                    <a:blip r:embed="rId26"/>
                     <a:stretch>
                       <a:fillRect/>
                     </a:stretch>
@@ -10401,7 +10487,7 @@
         <w:drawing>
           <wp:inline xmlns:a="http://schemas.openxmlformats.org/drawingml/2006/main" xmlns:pic="http://schemas.openxmlformats.org/drawingml/2006/picture">
             <wp:extent cx="5669280" cy="4033196"/>
-            <wp:docPr id="18" name="Picture 18"/>
+            <wp:docPr id="19" name="Picture 19"/>
             <wp:cNvGraphicFramePr>
               <a:graphicFrameLocks noChangeAspect="1"/>
             </wp:cNvGraphicFramePr>
@@ -10413,7 +10499,7 @@
                     <pic:cNvPicPr/>
                   </pic:nvPicPr>
                   <pic:blipFill>
-                    <a:blip r:embed="rId26"/>
+                    <a:blip r:embed="rId27"/>
                     <a:stretch>
                       <a:fillRect/>
                     </a:stretch>
@@ -11380,7 +11466,7 @@
         <w:drawing>
           <wp:inline xmlns:a="http://schemas.openxmlformats.org/drawingml/2006/main" xmlns:pic="http://schemas.openxmlformats.org/drawingml/2006/picture">
             <wp:extent cx="5669280" cy="3764771"/>
-            <wp:docPr id="19" name="Picture 19"/>
+            <wp:docPr id="20" name="Picture 20"/>
             <wp:cNvGraphicFramePr>
               <a:graphicFrameLocks noChangeAspect="1"/>
             </wp:cNvGraphicFramePr>
@@ -11392,7 +11478,7 @@
                     <pic:cNvPicPr/>
                   </pic:nvPicPr>
                   <pic:blipFill>
-                    <a:blip r:embed="rId27"/>
+                    <a:blip r:embed="rId28"/>
                     <a:stretch>
                       <a:fillRect/>
                     </a:stretch>
@@ -11466,7 +11552,7 @@
         <w:drawing>
           <wp:inline xmlns:a="http://schemas.openxmlformats.org/drawingml/2006/main" xmlns:pic="http://schemas.openxmlformats.org/drawingml/2006/picture">
             <wp:extent cx="5669280" cy="3700158"/>
-            <wp:docPr id="20" name="Picture 20"/>
+            <wp:docPr id="21" name="Picture 21"/>
             <wp:cNvGraphicFramePr>
               <a:graphicFrameLocks noChangeAspect="1"/>
             </wp:cNvGraphicFramePr>
@@ -11478,7 +11564,7 @@
                     <pic:cNvPicPr/>
                   </pic:nvPicPr>
                   <pic:blipFill>
-                    <a:blip r:embed="rId28"/>
+                    <a:blip r:embed="rId29"/>
                     <a:stretch>
                       <a:fillRect/>
                     </a:stretch>

--- a/N12 Nhóm 01.docx
+++ b/N12 Nhóm 01.docx
@@ -5683,6 +5683,92 @@
     <w:p>
       <w:pPr>
         <w:keepNext/>
+        <w:spacing w:before="160" w:after="60"/>
+      </w:pPr>
+      <w:r>
+        <w:rPr>
+          <w:rFonts w:ascii="Times New Roman" w:hAnsi="Times New Roman"/>
+          <w:b/>
+          <w:i/>
+          <w:color w:val="334155"/>
+          <w:sz w:val="23"/>
+        </w:rPr>
+        <w:t>2.6.1. Biểu đồ Use Case chi tiết cho chức năng Xem thống kê doanh thu sự kiện</w:t>
+      </w:r>
+    </w:p>
+    <w:p>
+      <w:pPr>
+        <w:spacing w:before="0" w:after="100" w:line="300" w:lineRule="auto"/>
+      </w:pPr>
+      <w:r>
+        <w:rPr>
+          <w:rFonts w:ascii="Times New Roman" w:hAnsi="Times New Roman"/>
+          <w:color w:val="1E293B"/>
+          <w:sz w:val="23"/>
+        </w:rPr>
+        <w:t>Biểu đồ Use Case phân rã chi tiết cho ca sử dụng trọng tâm 'Xem thống kê doanh thu sự kiện' làm rõ các ca sử dụng bắt buộc bao hàm (&lt;&lt;include&gt;&gt;) để thực hiện tính toán tài chính và các ca sử dụng mở rộng (&lt;&lt;extend&gt;&gt;) phục vụ lọc và kết xuất báo cáo:</w:t>
+      </w:r>
+    </w:p>
+    <w:p>
+      <w:pPr>
+        <w:keepNext/>
+        <w:spacing w:before="160" w:after="40"/>
+        <w:jc w:val="center"/>
+      </w:pPr>
+      <w:r>
+        <w:drawing>
+          <wp:inline xmlns:a="http://schemas.openxmlformats.org/drawingml/2006/main" xmlns:pic="http://schemas.openxmlformats.org/drawingml/2006/picture">
+            <wp:extent cx="5669280" cy="4001207"/>
+            <wp:docPr id="7" name="Picture 7"/>
+            <wp:cNvGraphicFramePr>
+              <a:graphicFrameLocks noChangeAspect="1"/>
+            </wp:cNvGraphicFramePr>
+            <a:graphic>
+              <a:graphicData uri="http://schemas.openxmlformats.org/drawingml/2006/picture">
+                <pic:pic>
+                  <pic:nvPicPr>
+                    <pic:cNvPr id="0" name="uc_m5_view_revenue_detail.png"/>
+                    <pic:cNvPicPr/>
+                  </pic:nvPicPr>
+                  <pic:blipFill>
+                    <a:blip r:embed="rId15"/>
+                    <a:stretch>
+                      <a:fillRect/>
+                    </a:stretch>
+                  </pic:blipFill>
+                  <pic:spPr>
+                    <a:xfrm>
+                      <a:off x="0" y="0"/>
+                      <a:ext cx="5669280" cy="4001207"/>
+                    </a:xfrm>
+                    <a:prstGeom prst="rect"/>
+                  </pic:spPr>
+                </pic:pic>
+              </a:graphicData>
+            </a:graphic>
+          </wp:inline>
+        </w:drawing>
+      </w:r>
+    </w:p>
+    <w:p>
+      <w:pPr>
+        <w:spacing w:before="40" w:after="200"/>
+        <w:jc w:val="center"/>
+      </w:pPr>
+      <w:r>
+        <w:rPr>
+          <w:rFonts w:ascii="Times New Roman" w:hAnsi="Times New Roman"/>
+          <w:b/>
+          <w:i/>
+          <w:color w:val="475569"/>
+          <w:sz w:val="20"/>
+        </w:rPr>
+        <w:t>Hình 2.7: Biểu đồ Use Case chi tiết - Chức năng Xem thống kê doanh thu sự kiện</w:t>
+      </w:r>
+    </w:p>
+    <w:p>
+      <w:pPr>
+        <w:keepNext/>
         <w:spacing w:before="320" w:after="120"/>
       </w:pPr>
       <w:r>
@@ -5824,7 +5910,7 @@
         <w:drawing>
           <wp:inline xmlns:a="http://schemas.openxmlformats.org/drawingml/2006/main" xmlns:pic="http://schemas.openxmlformats.org/drawingml/2006/picture">
             <wp:extent cx="5669280" cy="4130561"/>
-            <wp:docPr id="7" name="Picture 7"/>
+            <wp:docPr id="8" name="Picture 8"/>
             <wp:cNvGraphicFramePr>
               <a:graphicFrameLocks noChangeAspect="1"/>
             </wp:cNvGraphicFramePr>
@@ -5836,7 +5922,7 @@
                     <pic:cNvPicPr/>
                   </pic:nvPicPr>
                   <pic:blipFill>
-                    <a:blip r:embed="rId15"/>
+                    <a:blip r:embed="rId16"/>
                     <a:stretch>
                       <a:fillRect/>
                     </a:stretch>
@@ -7246,7 +7332,7 @@
         <w:drawing>
           <wp:inline xmlns:a="http://schemas.openxmlformats.org/drawingml/2006/main" xmlns:pic="http://schemas.openxmlformats.org/drawingml/2006/picture">
             <wp:extent cx="5669280" cy="4033196"/>
-            <wp:docPr id="8" name="Picture 8"/>
+            <wp:docPr id="9" name="Picture 9"/>
             <wp:cNvGraphicFramePr>
               <a:graphicFrameLocks noChangeAspect="1"/>
             </wp:cNvGraphicFramePr>
@@ -7258,7 +7344,7 @@
                     <pic:cNvPicPr/>
                   </pic:nvPicPr>
                   <pic:blipFill>
-                    <a:blip r:embed="rId16"/>
+                    <a:blip r:embed="rId17"/>
                     <a:stretch>
                       <a:fillRect/>
                     </a:stretch>
@@ -7331,7 +7417,7 @@
         <w:drawing>
           <wp:inline xmlns:a="http://schemas.openxmlformats.org/drawingml/2006/main" xmlns:pic="http://schemas.openxmlformats.org/drawingml/2006/picture">
             <wp:extent cx="5669280" cy="4067715"/>
-            <wp:docPr id="9" name="Picture 9"/>
+            <wp:docPr id="10" name="Picture 10"/>
             <wp:cNvGraphicFramePr>
               <a:graphicFrameLocks noChangeAspect="1"/>
             </wp:cNvGraphicFramePr>
@@ -7343,7 +7429,7 @@
                     <pic:cNvPicPr/>
                   </pic:nvPicPr>
                   <pic:blipFill>
-                    <a:blip r:embed="rId17"/>
+                    <a:blip r:embed="rId18"/>
                     <a:stretch>
                       <a:fillRect/>
                     </a:stretch>
@@ -7416,7 +7502,7 @@
         <w:drawing>
           <wp:inline xmlns:a="http://schemas.openxmlformats.org/drawingml/2006/main" xmlns:pic="http://schemas.openxmlformats.org/drawingml/2006/picture">
             <wp:extent cx="5669280" cy="4033196"/>
-            <wp:docPr id="10" name="Picture 10"/>
+            <wp:docPr id="11" name="Picture 11"/>
             <wp:cNvGraphicFramePr>
               <a:graphicFrameLocks noChangeAspect="1"/>
             </wp:cNvGraphicFramePr>
@@ -7428,7 +7514,7 @@
                     <pic:cNvPicPr/>
                   </pic:nvPicPr>
                   <pic:blipFill>
-                    <a:blip r:embed="rId18"/>
+                    <a:blip r:embed="rId19"/>
                     <a:stretch>
                       <a:fillRect/>
                     </a:stretch>
@@ -7501,7 +7587,7 @@
         <w:drawing>
           <wp:inline xmlns:a="http://schemas.openxmlformats.org/drawingml/2006/main" xmlns:pic="http://schemas.openxmlformats.org/drawingml/2006/picture">
             <wp:extent cx="5669280" cy="4067715"/>
-            <wp:docPr id="11" name="Picture 11"/>
+            <wp:docPr id="12" name="Picture 12"/>
             <wp:cNvGraphicFramePr>
               <a:graphicFrameLocks noChangeAspect="1"/>
             </wp:cNvGraphicFramePr>
@@ -7513,7 +7599,7 @@
                     <pic:cNvPicPr/>
                   </pic:nvPicPr>
                   <pic:blipFill>
-                    <a:blip r:embed="rId19"/>
+                    <a:blip r:embed="rId20"/>
                     <a:stretch>
                       <a:fillRect/>
                     </a:stretch>
@@ -7586,7 +7672,7 @@
         <w:drawing>
           <wp:inline xmlns:a="http://schemas.openxmlformats.org/drawingml/2006/main" xmlns:pic="http://schemas.openxmlformats.org/drawingml/2006/picture">
             <wp:extent cx="5669280" cy="4067715"/>
-            <wp:docPr id="12" name="Picture 12"/>
+            <wp:docPr id="13" name="Picture 13"/>
             <wp:cNvGraphicFramePr>
               <a:graphicFrameLocks noChangeAspect="1"/>
             </wp:cNvGraphicFramePr>
@@ -7598,7 +7684,7 @@
                     <pic:cNvPicPr/>
                   </pic:nvPicPr>
                   <pic:blipFill>
-                    <a:blip r:embed="rId20"/>
+                    <a:blip r:embed="rId21"/>
                     <a:stretch>
                       <a:fillRect/>
                     </a:stretch>
@@ -7672,7 +7758,7 @@
         <w:drawing>
           <wp:inline xmlns:a="http://schemas.openxmlformats.org/drawingml/2006/main" xmlns:pic="http://schemas.openxmlformats.org/drawingml/2006/picture">
             <wp:extent cx="5669280" cy="3833301"/>
-            <wp:docPr id="13" name="Picture 13"/>
+            <wp:docPr id="14" name="Picture 14"/>
             <wp:cNvGraphicFramePr>
               <a:graphicFrameLocks noChangeAspect="1"/>
             </wp:cNvGraphicFramePr>
@@ -7684,7 +7770,7 @@
                     <pic:cNvPicPr/>
                   </pic:nvPicPr>
                   <pic:blipFill>
-                    <a:blip r:embed="rId21"/>
+                    <a:blip r:embed="rId22"/>
                     <a:stretch>
                       <a:fillRect/>
                     </a:stretch>
@@ -7886,7 +7972,7 @@
         <w:drawing>
           <wp:inline xmlns:a="http://schemas.openxmlformats.org/drawingml/2006/main" xmlns:pic="http://schemas.openxmlformats.org/drawingml/2006/picture">
             <wp:extent cx="5669280" cy="4243151"/>
-            <wp:docPr id="14" name="Picture 14"/>
+            <wp:docPr id="15" name="Picture 15"/>
             <wp:cNvGraphicFramePr>
               <a:graphicFrameLocks noChangeAspect="1"/>
             </wp:cNvGraphicFramePr>
@@ -7898,7 +7984,7 @@
                     <pic:cNvPicPr/>
                   </pic:nvPicPr>
                   <pic:blipFill>
-                    <a:blip r:embed="rId22"/>
+                    <a:blip r:embed="rId23"/>
                     <a:stretch>
                       <a:fillRect/>
                     </a:stretch>
@@ -7971,7 +8057,7 @@
         <w:drawing>
           <wp:inline xmlns:a="http://schemas.openxmlformats.org/drawingml/2006/main" xmlns:pic="http://schemas.openxmlformats.org/drawingml/2006/picture">
             <wp:extent cx="5669280" cy="4108277"/>
-            <wp:docPr id="15" name="Picture 15"/>
+            <wp:docPr id="16" name="Picture 16"/>
             <wp:cNvGraphicFramePr>
               <a:graphicFrameLocks noChangeAspect="1"/>
             </wp:cNvGraphicFramePr>
@@ -7983,7 +8069,7 @@
                     <pic:cNvPicPr/>
                   </pic:nvPicPr>
                   <pic:blipFill>
-                    <a:blip r:embed="rId23"/>
+                    <a:blip r:embed="rId24"/>
                     <a:stretch>
                       <a:fillRect/>
                     </a:stretch>
@@ -8602,7 +8688,7 @@
         <w:drawing>
           <wp:inline xmlns:a="http://schemas.openxmlformats.org/drawingml/2006/main" xmlns:pic="http://schemas.openxmlformats.org/drawingml/2006/picture">
             <wp:extent cx="5669280" cy="4033196"/>
-            <wp:docPr id="16" name="Picture 16"/>
+            <wp:docPr id="17" name="Picture 17"/>
             <wp:cNvGraphicFramePr>
               <a:graphicFrameLocks noChangeAspect="1"/>
             </wp:cNvGraphicFramePr>
@@ -8614,7 +8700,7 @@
                     <pic:cNvPicPr/>
                   </pic:nvPicPr>
                   <pic:blipFill>
-                    <a:blip r:embed="rId24"/>
+                    <a:blip r:embed="rId25"/>
                     <a:stretch>
                       <a:fillRect/>
                     </a:stretch>
@@ -9304,7 +9390,7 @@
         <w:drawing>
           <wp:inline xmlns:a="http://schemas.openxmlformats.org/drawingml/2006/main" xmlns:pic="http://schemas.openxmlformats.org/drawingml/2006/picture">
             <wp:extent cx="5669280" cy="4033196"/>
-            <wp:docPr id="17" name="Picture 17"/>
+            <wp:docPr id="18" name="Picture 18"/>
             <wp:cNvGraphicFramePr>
               <a:graphicFrameLocks noChangeAspect="1"/>
             </wp:cNvGraphicFramePr>
@@ -9316,7 +9402,7 @@
                     <pic:cNvPicPr/>
                   </pic:nvPicPr>
                   <pic:blipFill>
-                    <a:blip r:embed="rId25"/>
+                    <a:blip r:embed="rId26"/>
                     <a:stretch>
                       <a:fillRect/>
                     </a:stretch>
@@ -9933,7 +10019,7 @@
         <w:drawing>
           <wp:inline xmlns:a="http://schemas.openxmlformats.org/drawingml/2006/main" xmlns:pic="http://schemas.openxmlformats.org/drawingml/2006/picture">
             <wp:extent cx="5669280" cy="4033196"/>
-            <wp:docPr id="18" name="Picture 18"/>
+            <wp:docPr id="19" name="Picture 19"/>
             <wp:cNvGraphicFramePr>
               <a:graphicFrameLocks noChangeAspect="1"/>
             </wp:cNvGraphicFramePr>
@@ -9945,7 +10031,7 @@
                     <pic:cNvPicPr/>
                   </pic:nvPicPr>
                   <pic:blipFill>
-                    <a:blip r:embed="rId26"/>
+                    <a:blip r:embed="rId27"/>
                     <a:stretch>
                       <a:fillRect/>
                     </a:stretch>
@@ -10487,7 +10573,7 @@
         <w:drawing>
           <wp:inline xmlns:a="http://schemas.openxmlformats.org/drawingml/2006/main" xmlns:pic="http://schemas.openxmlformats.org/drawingml/2006/picture">
             <wp:extent cx="5669280" cy="4033196"/>
-            <wp:docPr id="19" name="Picture 19"/>
+            <wp:docPr id="20" name="Picture 20"/>
             <wp:cNvGraphicFramePr>
               <a:graphicFrameLocks noChangeAspect="1"/>
             </wp:cNvGraphicFramePr>
@@ -10499,7 +10585,7 @@
                     <pic:cNvPicPr/>
                   </pic:nvPicPr>
                   <pic:blipFill>
-                    <a:blip r:embed="rId27"/>
+                    <a:blip r:embed="rId28"/>
                     <a:stretch>
                       <a:fillRect/>
                     </a:stretch>
@@ -11466,7 +11552,7 @@
         <w:drawing>
           <wp:inline xmlns:a="http://schemas.openxmlformats.org/drawingml/2006/main" xmlns:pic="http://schemas.openxmlformats.org/drawingml/2006/picture">
             <wp:extent cx="5669280" cy="3764771"/>
-            <wp:docPr id="20" name="Picture 20"/>
+            <wp:docPr id="21" name="Picture 21"/>
             <wp:cNvGraphicFramePr>
               <a:graphicFrameLocks noChangeAspect="1"/>
             </wp:cNvGraphicFramePr>
@@ -11478,7 +11564,7 @@
                     <pic:cNvPicPr/>
                   </pic:nvPicPr>
                   <pic:blipFill>
-                    <a:blip r:embed="rId28"/>
+                    <a:blip r:embed="rId29"/>
                     <a:stretch>
                       <a:fillRect/>
                     </a:stretch>
@@ -11552,7 +11638,7 @@
         <w:drawing>
           <wp:inline xmlns:a="http://schemas.openxmlformats.org/drawingml/2006/main" xmlns:pic="http://schemas.openxmlformats.org/drawingml/2006/picture">
             <wp:extent cx="5669280" cy="3700158"/>
-            <wp:docPr id="21" name="Picture 21"/>
+            <wp:docPr id="22" name="Picture 22"/>
             <wp:cNvGraphicFramePr>
               <a:graphicFrameLocks noChangeAspect="1"/>
             </wp:cNvGraphicFramePr>
@@ -11564,7 +11650,7 @@
                     <pic:cNvPicPr/>
                   </pic:nvPicPr>
                   <pic:blipFill>
-                    <a:blip r:embed="rId29"/>
+                    <a:blip r:embed="rId30"/>
                     <a:stretch>
                       <a:fillRect/>
                     </a:stretch>

--- a/N12 Nhóm 01.docx
+++ b/N12 Nhóm 01.docx
@@ -1303,13 +1303,15 @@
                 <w:color w:val="1E293B"/>
                 <w:sz w:val="20"/>
               </w:rPr>
-              <w:t>Module 5: Quản lý và thống kê dành cho ban tổ chức</w:t>
+              <w:t>Chức năng 5: Xem thống kê doanh thu sự kiện</w:t>
               <w:br/>
-              <w:t>- Công cụ vẽ &amp; thiết kế sơ đồ sân khấu/ghế ngồi</w:t>
+              <w:t>- Tiếp nhận yêu cầu tra cứu từ Ban tổ chức</w:t>
               <w:br/>
-              <w:t>- Tạo và đăng bài sự kiện, quản lý suất diễn, cấu hình giá vé</w:t>
+              <w:t>- Tính toán các chỉ số KPIs (Gross/Net Revenue, Occupancy Rate)</w:t>
               <w:br/>
-              <w:t>- Quản lý check-in khách hàng, báo cáo thống kê doanh thu</w:t>
+              <w:t>- Phân tích tỷ trọng đóng góp doanh thu theo từng phân khu khán đài</w:t>
+              <w:br/>
+              <w:t>- Kết xuất báo cáo thống kê trực quan (dashboard &amp; file)</w:t>
             </w:r>
           </w:p>
         </w:tc>
@@ -4863,7 +4865,7 @@
           <w:color w:val="1D4ED8"/>
           <w:sz w:val="25"/>
         </w:rPr>
-        <w:t>2.6. Biểu đồ Use Case Phân hệ 5: Quản lý và thống kê dành cho ban tổ chức</w:t>
+        <w:t>2.6. Biểu đồ Use Case Chức năng 5: Xem thống kê doanh thu sự kiện</w:t>
       </w:r>
     </w:p>
     <w:p>
@@ -4876,837 +4878,7 @@
           <w:color w:val="1E293B"/>
           <w:sz w:val="23"/>
         </w:rPr>
-        <w:t>Phân hệ cung cấp bộ công cụ quản trị dành riêng cho Ban tổ chức sự kiện: thiết kế layout khán đài sân khấu, khởi tạo sự kiện mới, định giá vé cho từng khu vực, thiết lập đợt mở bán, quản lý danh sách người tham gia và xem báo cáo tổng kết doanh thu trực quan.</w:t>
-      </w:r>
-    </w:p>
-    <w:p>
-      <w:pPr>
-        <w:keepNext/>
-        <w:spacing w:before="160" w:after="40"/>
-        <w:jc w:val="center"/>
-      </w:pPr>
-      <w:r>
-        <w:drawing>
-          <wp:inline xmlns:a="http://schemas.openxmlformats.org/drawingml/2006/main" xmlns:pic="http://schemas.openxmlformats.org/drawingml/2006/picture">
-            <wp:extent cx="5669280" cy="3869587"/>
-            <wp:docPr id="6" name="Picture 6"/>
-            <wp:cNvGraphicFramePr>
-              <a:graphicFrameLocks noChangeAspect="1"/>
-            </wp:cNvGraphicFramePr>
-            <a:graphic>
-              <a:graphicData uri="http://schemas.openxmlformats.org/drawingml/2006/picture">
-                <pic:pic>
-                  <pic:nvPicPr>
-                    <pic:cNvPr id="0" name="uc_module5.png"/>
-                    <pic:cNvPicPr/>
-                  </pic:nvPicPr>
-                  <pic:blipFill>
-                    <a:blip r:embed="rId14"/>
-                    <a:stretch>
-                      <a:fillRect/>
-                    </a:stretch>
-                  </pic:blipFill>
-                  <pic:spPr>
-                    <a:xfrm>
-                      <a:off x="0" y="0"/>
-                      <a:ext cx="5669280" cy="3869587"/>
-                    </a:xfrm>
-                    <a:prstGeom prst="rect"/>
-                  </pic:spPr>
-                </pic:pic>
-              </a:graphicData>
-            </a:graphic>
-          </wp:inline>
-        </w:drawing>
-      </w:r>
-    </w:p>
-    <w:p>
-      <w:pPr>
-        <w:spacing w:before="40" w:after="200"/>
-        <w:jc w:val="center"/>
-      </w:pPr>
-      <w:r>
-        <w:rPr>
-          <w:rFonts w:ascii="Times New Roman" w:hAnsi="Times New Roman"/>
-          <w:b/>
-          <w:i/>
-          <w:color w:val="475569"/>
-          <w:sz w:val="20"/>
-        </w:rPr>
-        <w:t>Hình 2.6: Biểu đồ Use Case Phân hệ 5 - Quản lý &amp; Thống kê dành cho BTC</w:t>
-      </w:r>
-    </w:p>
-    <w:tbl>
-      <w:tblPr>
-        <w:tblW w:type="auto" w:w="0"/>
-        <w:jc w:val="center"/>
-        <w:tblLook w:firstColumn="1" w:firstRow="1" w:lastColumn="0" w:lastRow="0" w:noHBand="0" w:noVBand="1" w:val="04A0"/>
-        <w:tblBorders>
-          <w:top w:val="single" w:sz="6" w:space="0" w:color="CBD5E1"/>
-          <w:left w:val="none"/>
-          <w:bottom w:val="single" w:sz="8" w:space="0" w:color="1E3A8A"/>
-          <w:right w:val="none"/>
-          <w:insideH w:val="single" w:sz="4" w:space="0" w:color="CBD5E1"/>
-          <w:insideV w:val="none"/>
-        </w:tblBorders>
-      </w:tblPr>
-      <w:tblGrid>
-        <w:gridCol w:w="2351"/>
-        <w:gridCol w:w="2351"/>
-        <w:gridCol w:w="2351"/>
-        <w:gridCol w:w="2351"/>
-      </w:tblGrid>
-      <w:tr>
-        <w:tc>
-          <w:tcPr>
-            <w:tcW w:type="dxa" w:w="2160"/>
-            <w:shd w:fill="1E3A8A"/>
-            <w:tcMar>
-              <w:top w:w="140" w:type="dxa"/>
-              <w:bottom w:w="140" w:type="dxa"/>
-              <w:left w:w="160" w:type="dxa"/>
-              <w:right w:w="160" w:type="dxa"/>
-            </w:tcMar>
-          </w:tcPr>
-          <w:p>
-            <w:pPr>
-              <w:jc w:val="center"/>
-            </w:pPr>
-            <w:r>
-              <w:rPr>
-                <w:rFonts w:ascii="Times New Roman" w:hAnsi="Times New Roman"/>
-                <w:b/>
-                <w:color w:val="FFFFFF"/>
-                <w:sz w:val="21"/>
-              </w:rPr>
-              <w:t>Use Case</w:t>
-            </w:r>
-          </w:p>
-        </w:tc>
-        <w:tc>
-          <w:tcPr>
-            <w:tcW w:type="dxa" w:w="1728"/>
-            <w:shd w:fill="1E3A8A"/>
-            <w:tcMar>
-              <w:top w:w="140" w:type="dxa"/>
-              <w:bottom w:w="140" w:type="dxa"/>
-              <w:left w:w="160" w:type="dxa"/>
-              <w:right w:w="160" w:type="dxa"/>
-            </w:tcMar>
-          </w:tcPr>
-          <w:p>
-            <w:pPr>
-              <w:jc w:val="center"/>
-            </w:pPr>
-            <w:r>
-              <w:rPr>
-                <w:rFonts w:ascii="Times New Roman" w:hAnsi="Times New Roman"/>
-                <w:b/>
-                <w:color w:val="FFFFFF"/>
-                <w:sz w:val="21"/>
-              </w:rPr>
-              <w:t>Tác nhân</w:t>
-            </w:r>
-          </w:p>
-        </w:tc>
-        <w:tc>
-          <w:tcPr>
-            <w:tcW w:type="dxa" w:w="3312"/>
-            <w:shd w:fill="1E3A8A"/>
-            <w:tcMar>
-              <w:top w:w="140" w:type="dxa"/>
-              <w:bottom w:w="140" w:type="dxa"/>
-              <w:left w:w="160" w:type="dxa"/>
-              <w:right w:w="160" w:type="dxa"/>
-            </w:tcMar>
-          </w:tcPr>
-          <w:p>
-            <w:pPr>
-              <w:jc w:val="center"/>
-            </w:pPr>
-            <w:r>
-              <w:rPr>
-                <w:rFonts w:ascii="Times New Roman" w:hAnsi="Times New Roman"/>
-                <w:b/>
-                <w:color w:val="FFFFFF"/>
-                <w:sz w:val="21"/>
-              </w:rPr>
-              <w:t>Mô tả nghiệp vụ</w:t>
-            </w:r>
-          </w:p>
-        </w:tc>
-        <w:tc>
-          <w:tcPr>
-            <w:tcW w:type="dxa" w:w="2160"/>
-            <w:shd w:fill="1E3A8A"/>
-            <w:tcMar>
-              <w:top w:w="140" w:type="dxa"/>
-              <w:bottom w:w="140" w:type="dxa"/>
-              <w:left w:w="160" w:type="dxa"/>
-              <w:right w:w="160" w:type="dxa"/>
-            </w:tcMar>
-          </w:tcPr>
-          <w:p>
-            <w:pPr>
-              <w:jc w:val="center"/>
-            </w:pPr>
-            <w:r>
-              <w:rPr>
-                <w:rFonts w:ascii="Times New Roman" w:hAnsi="Times New Roman"/>
-                <w:b/>
-                <w:color w:val="FFFFFF"/>
-                <w:sz w:val="21"/>
-              </w:rPr>
-              <w:t>Quan hệ Use Case</w:t>
-            </w:r>
-          </w:p>
-        </w:tc>
-      </w:tr>
-      <w:tr>
-        <w:tc>
-          <w:tcPr>
-            <w:tcW w:type="dxa" w:w="2160"/>
-            <w:shd w:fill="FFFFFF"/>
-            <w:tcMar>
-              <w:top w:w="100" w:type="dxa"/>
-              <w:bottom w:w="100" w:type="dxa"/>
-              <w:left w:w="140" w:type="dxa"/>
-              <w:right w:w="140" w:type="dxa"/>
-            </w:tcMar>
-          </w:tcPr>
-          <w:p>
-            <w:pPr>
-              <w:jc w:val="center"/>
-            </w:pPr>
-            <w:r>
-              <w:rPr>
-                <w:rFonts w:ascii="Times New Roman" w:hAnsi="Times New Roman"/>
-                <w:color w:val="1E293B"/>
-                <w:sz w:val="20"/>
-              </w:rPr>
-              <w:t>Thiết kế sơ đồ ghế</w:t>
-            </w:r>
-          </w:p>
-        </w:tc>
-        <w:tc>
-          <w:tcPr>
-            <w:tcW w:type="dxa" w:w="1728"/>
-            <w:shd w:fill="FFFFFF"/>
-            <w:tcMar>
-              <w:top w:w="100" w:type="dxa"/>
-              <w:bottom w:w="100" w:type="dxa"/>
-              <w:left w:w="140" w:type="dxa"/>
-              <w:right w:w="140" w:type="dxa"/>
-            </w:tcMar>
-          </w:tcPr>
-          <w:p>
-            <w:pPr>
-              <w:jc w:val="left"/>
-            </w:pPr>
-            <w:r>
-              <w:rPr>
-                <w:rFonts w:ascii="Times New Roman" w:hAnsi="Times New Roman"/>
-                <w:color w:val="1E293B"/>
-                <w:sz w:val="20"/>
-              </w:rPr>
-              <w:t>Ban tổ chức</w:t>
-            </w:r>
-          </w:p>
-        </w:tc>
-        <w:tc>
-          <w:tcPr>
-            <w:tcW w:type="dxa" w:w="3312"/>
-            <w:shd w:fill="FFFFFF"/>
-            <w:tcMar>
-              <w:top w:w="100" w:type="dxa"/>
-              <w:bottom w:w="100" w:type="dxa"/>
-              <w:left w:w="140" w:type="dxa"/>
-              <w:right w:w="140" w:type="dxa"/>
-            </w:tcMar>
-          </w:tcPr>
-          <w:p>
-            <w:pPr>
-              <w:jc w:val="left"/>
-            </w:pPr>
-            <w:r>
-              <w:rPr>
-                <w:rFonts w:ascii="Times New Roman" w:hAnsi="Times New Roman"/>
-                <w:color w:val="1E293B"/>
-                <w:sz w:val="20"/>
-              </w:rPr>
-              <w:t>Công cụ vẽ khán đài trực quan: thiết lập khu vực ghế ngồi, hàng ghế, số ghế, vé đứng tự do.</w:t>
-            </w:r>
-          </w:p>
-        </w:tc>
-        <w:tc>
-          <w:tcPr>
-            <w:tcW w:type="dxa" w:w="2160"/>
-            <w:shd w:fill="FFFFFF"/>
-            <w:tcMar>
-              <w:top w:w="100" w:type="dxa"/>
-              <w:bottom w:w="100" w:type="dxa"/>
-              <w:left w:w="140" w:type="dxa"/>
-              <w:right w:w="140" w:type="dxa"/>
-            </w:tcMar>
-          </w:tcPr>
-          <w:p>
-            <w:pPr>
-              <w:jc w:val="left"/>
-            </w:pPr>
-            <w:r>
-              <w:rPr>
-                <w:rFonts w:ascii="Times New Roman" w:hAnsi="Times New Roman"/>
-                <w:color w:val="1E293B"/>
-                <w:sz w:val="20"/>
-              </w:rPr>
-              <w:t>Không</w:t>
-            </w:r>
-          </w:p>
-        </w:tc>
-      </w:tr>
-      <w:tr>
-        <w:tc>
-          <w:tcPr>
-            <w:tcW w:type="dxa" w:w="2160"/>
-            <w:shd w:fill="F8FAFC"/>
-            <w:tcMar>
-              <w:top w:w="100" w:type="dxa"/>
-              <w:bottom w:w="100" w:type="dxa"/>
-              <w:left w:w="140" w:type="dxa"/>
-              <w:right w:w="140" w:type="dxa"/>
-            </w:tcMar>
-          </w:tcPr>
-          <w:p>
-            <w:pPr>
-              <w:jc w:val="center"/>
-            </w:pPr>
-            <w:r>
-              <w:rPr>
-                <w:rFonts w:ascii="Times New Roman" w:hAnsi="Times New Roman"/>
-                <w:color w:val="1E293B"/>
-                <w:sz w:val="20"/>
-              </w:rPr>
-              <w:t>Tạo sự kiện mới</w:t>
-            </w:r>
-          </w:p>
-        </w:tc>
-        <w:tc>
-          <w:tcPr>
-            <w:tcW w:type="dxa" w:w="1728"/>
-            <w:shd w:fill="F8FAFC"/>
-            <w:tcMar>
-              <w:top w:w="100" w:type="dxa"/>
-              <w:bottom w:w="100" w:type="dxa"/>
-              <w:left w:w="140" w:type="dxa"/>
-              <w:right w:w="140" w:type="dxa"/>
-            </w:tcMar>
-          </w:tcPr>
-          <w:p>
-            <w:pPr>
-              <w:jc w:val="left"/>
-            </w:pPr>
-            <w:r>
-              <w:rPr>
-                <w:rFonts w:ascii="Times New Roman" w:hAnsi="Times New Roman"/>
-                <w:color w:val="1E293B"/>
-                <w:sz w:val="20"/>
-              </w:rPr>
-              <w:t>Ban tổ chức, Admin</w:t>
-            </w:r>
-          </w:p>
-        </w:tc>
-        <w:tc>
-          <w:tcPr>
-            <w:tcW w:type="dxa" w:w="3312"/>
-            <w:shd w:fill="F8FAFC"/>
-            <w:tcMar>
-              <w:top w:w="100" w:type="dxa"/>
-              <w:bottom w:w="100" w:type="dxa"/>
-              <w:left w:w="140" w:type="dxa"/>
-              <w:right w:w="140" w:type="dxa"/>
-            </w:tcMar>
-          </w:tcPr>
-          <w:p>
-            <w:pPr>
-              <w:jc w:val="left"/>
-            </w:pPr>
-            <w:r>
-              <w:rPr>
-                <w:rFonts w:ascii="Times New Roman" w:hAnsi="Times New Roman"/>
-                <w:color w:val="1E293B"/>
-                <w:sz w:val="20"/>
-              </w:rPr>
-              <w:t>Nhập thông tin sự kiện: tiêu đề, poster, thể loại, thông tin nghệ sĩ, địa điểm tổ chức.</w:t>
-            </w:r>
-          </w:p>
-        </w:tc>
-        <w:tc>
-          <w:tcPr>
-            <w:tcW w:type="dxa" w:w="2160"/>
-            <w:shd w:fill="F8FAFC"/>
-            <w:tcMar>
-              <w:top w:w="100" w:type="dxa"/>
-              <w:bottom w:w="100" w:type="dxa"/>
-              <w:left w:w="140" w:type="dxa"/>
-              <w:right w:w="140" w:type="dxa"/>
-            </w:tcMar>
-          </w:tcPr>
-          <w:p>
-            <w:pPr>
-              <w:jc w:val="left"/>
-            </w:pPr>
-            <w:r>
-              <w:rPr>
-                <w:rFonts w:ascii="Times New Roman" w:hAnsi="Times New Roman"/>
-                <w:color w:val="1E293B"/>
-                <w:sz w:val="20"/>
-              </w:rPr>
-              <w:t>Không</w:t>
-            </w:r>
-          </w:p>
-        </w:tc>
-      </w:tr>
-      <w:tr>
-        <w:tc>
-          <w:tcPr>
-            <w:tcW w:type="dxa" w:w="2160"/>
-            <w:shd w:fill="FFFFFF"/>
-            <w:tcMar>
-              <w:top w:w="100" w:type="dxa"/>
-              <w:bottom w:w="100" w:type="dxa"/>
-              <w:left w:w="140" w:type="dxa"/>
-              <w:right w:w="140" w:type="dxa"/>
-            </w:tcMar>
-          </w:tcPr>
-          <w:p>
-            <w:pPr>
-              <w:jc w:val="center"/>
-            </w:pPr>
-            <w:r>
-              <w:rPr>
-                <w:rFonts w:ascii="Times New Roman" w:hAnsi="Times New Roman"/>
-                <w:color w:val="1E293B"/>
-                <w:sz w:val="20"/>
-              </w:rPr>
-              <w:t>Cấu hình giá vé &amp; Suất diễn</w:t>
-            </w:r>
-          </w:p>
-        </w:tc>
-        <w:tc>
-          <w:tcPr>
-            <w:tcW w:type="dxa" w:w="1728"/>
-            <w:shd w:fill="FFFFFF"/>
-            <w:tcMar>
-              <w:top w:w="100" w:type="dxa"/>
-              <w:bottom w:w="100" w:type="dxa"/>
-              <w:left w:w="140" w:type="dxa"/>
-              <w:right w:w="140" w:type="dxa"/>
-            </w:tcMar>
-          </w:tcPr>
-          <w:p>
-            <w:pPr>
-              <w:jc w:val="left"/>
-            </w:pPr>
-            <w:r>
-              <w:rPr>
-                <w:rFonts w:ascii="Times New Roman" w:hAnsi="Times New Roman"/>
-                <w:color w:val="1E293B"/>
-                <w:sz w:val="20"/>
-              </w:rPr>
-              <w:t>Ban tổ chức</w:t>
-            </w:r>
-          </w:p>
-        </w:tc>
-        <w:tc>
-          <w:tcPr>
-            <w:tcW w:type="dxa" w:w="3312"/>
-            <w:shd w:fill="FFFFFF"/>
-            <w:tcMar>
-              <w:top w:w="100" w:type="dxa"/>
-              <w:bottom w:w="100" w:type="dxa"/>
-              <w:left w:w="140" w:type="dxa"/>
-              <w:right w:w="140" w:type="dxa"/>
-            </w:tcMar>
-          </w:tcPr>
-          <w:p>
-            <w:pPr>
-              <w:jc w:val="left"/>
-            </w:pPr>
-            <w:r>
-              <w:rPr>
-                <w:rFonts w:ascii="Times New Roman" w:hAnsi="Times New Roman"/>
-                <w:color w:val="1E293B"/>
-                <w:sz w:val="20"/>
-              </w:rPr>
-              <w:t>Thiết lập các khung giờ diễn và gán bảng giá vé riêng cho từng khu vực ghế (VIP, Regular).</w:t>
-            </w:r>
-          </w:p>
-        </w:tc>
-        <w:tc>
-          <w:tcPr>
-            <w:tcW w:type="dxa" w:w="2160"/>
-            <w:shd w:fill="FFFFFF"/>
-            <w:tcMar>
-              <w:top w:w="100" w:type="dxa"/>
-              <w:bottom w:w="100" w:type="dxa"/>
-              <w:left w:w="140" w:type="dxa"/>
-              <w:right w:w="140" w:type="dxa"/>
-            </w:tcMar>
-          </w:tcPr>
-          <w:p>
-            <w:pPr>
-              <w:jc w:val="left"/>
-            </w:pPr>
-            <w:r>
-              <w:rPr>
-                <w:rFonts w:ascii="Times New Roman" w:hAnsi="Times New Roman"/>
-                <w:color w:val="1E293B"/>
-                <w:sz w:val="20"/>
-              </w:rPr>
-              <w:t>Không</w:t>
-            </w:r>
-          </w:p>
-        </w:tc>
-      </w:tr>
-      <w:tr>
-        <w:tc>
-          <w:tcPr>
-            <w:tcW w:type="dxa" w:w="2160"/>
-            <w:shd w:fill="F8FAFC"/>
-            <w:tcMar>
-              <w:top w:w="100" w:type="dxa"/>
-              <w:bottom w:w="100" w:type="dxa"/>
-              <w:left w:w="140" w:type="dxa"/>
-              <w:right w:w="140" w:type="dxa"/>
-            </w:tcMar>
-          </w:tcPr>
-          <w:p>
-            <w:pPr>
-              <w:jc w:val="center"/>
-            </w:pPr>
-            <w:r>
-              <w:rPr>
-                <w:rFonts w:ascii="Times New Roman" w:hAnsi="Times New Roman"/>
-                <w:color w:val="1E293B"/>
-                <w:sz w:val="20"/>
-              </w:rPr>
-              <w:t>Quản lý mở bán &amp; Voucher</w:t>
-            </w:r>
-          </w:p>
-        </w:tc>
-        <w:tc>
-          <w:tcPr>
-            <w:tcW w:type="dxa" w:w="1728"/>
-            <w:shd w:fill="F8FAFC"/>
-            <w:tcMar>
-              <w:top w:w="100" w:type="dxa"/>
-              <w:bottom w:w="100" w:type="dxa"/>
-              <w:left w:w="140" w:type="dxa"/>
-              <w:right w:w="140" w:type="dxa"/>
-            </w:tcMar>
-          </w:tcPr>
-          <w:p>
-            <w:pPr>
-              <w:jc w:val="left"/>
-            </w:pPr>
-            <w:r>
-              <w:rPr>
-                <w:rFonts w:ascii="Times New Roman" w:hAnsi="Times New Roman"/>
-                <w:color w:val="1E293B"/>
-                <w:sz w:val="20"/>
-              </w:rPr>
-              <w:t>Ban tổ chức</w:t>
-            </w:r>
-          </w:p>
-        </w:tc>
-        <w:tc>
-          <w:tcPr>
-            <w:tcW w:type="dxa" w:w="3312"/>
-            <w:shd w:fill="F8FAFC"/>
-            <w:tcMar>
-              <w:top w:w="100" w:type="dxa"/>
-              <w:bottom w:w="100" w:type="dxa"/>
-              <w:left w:w="140" w:type="dxa"/>
-              <w:right w:w="140" w:type="dxa"/>
-            </w:tcMar>
-          </w:tcPr>
-          <w:p>
-            <w:pPr>
-              <w:jc w:val="left"/>
-            </w:pPr>
-            <w:r>
-              <w:rPr>
-                <w:rFonts w:ascii="Times New Roman" w:hAnsi="Times New Roman"/>
-                <w:color w:val="1E293B"/>
-                <w:sz w:val="20"/>
-              </w:rPr>
-              <w:t>Tạo các đợt mở bán (Early Bird, General Sale) và phát hành mã giảm giá kèm ngân sách.</w:t>
-            </w:r>
-          </w:p>
-        </w:tc>
-        <w:tc>
-          <w:tcPr>
-            <w:tcW w:type="dxa" w:w="2160"/>
-            <w:shd w:fill="F8FAFC"/>
-            <w:tcMar>
-              <w:top w:w="100" w:type="dxa"/>
-              <w:bottom w:w="100" w:type="dxa"/>
-              <w:left w:w="140" w:type="dxa"/>
-              <w:right w:w="140" w:type="dxa"/>
-            </w:tcMar>
-          </w:tcPr>
-          <w:p>
-            <w:pPr>
-              <w:jc w:val="left"/>
-            </w:pPr>
-            <w:r>
-              <w:rPr>
-                <w:rFonts w:ascii="Times New Roman" w:hAnsi="Times New Roman"/>
-                <w:color w:val="1E293B"/>
-                <w:sz w:val="20"/>
-              </w:rPr>
-              <w:t>Không</w:t>
-            </w:r>
-          </w:p>
-        </w:tc>
-      </w:tr>
-      <w:tr>
-        <w:tc>
-          <w:tcPr>
-            <w:tcW w:type="dxa" w:w="2160"/>
-            <w:shd w:fill="FFFFFF"/>
-            <w:tcMar>
-              <w:top w:w="100" w:type="dxa"/>
-              <w:bottom w:w="100" w:type="dxa"/>
-              <w:left w:w="140" w:type="dxa"/>
-              <w:right w:w="140" w:type="dxa"/>
-            </w:tcMar>
-          </w:tcPr>
-          <w:p>
-            <w:pPr>
-              <w:jc w:val="center"/>
-            </w:pPr>
-            <w:r>
-              <w:rPr>
-                <w:rFonts w:ascii="Times New Roman" w:hAnsi="Times New Roman"/>
-                <w:color w:val="1E293B"/>
-                <w:sz w:val="20"/>
-              </w:rPr>
-              <w:t>Quản lý check-in soát vé</w:t>
-            </w:r>
-          </w:p>
-        </w:tc>
-        <w:tc>
-          <w:tcPr>
-            <w:tcW w:type="dxa" w:w="1728"/>
-            <w:shd w:fill="FFFFFF"/>
-            <w:tcMar>
-              <w:top w:w="100" w:type="dxa"/>
-              <w:bottom w:w="100" w:type="dxa"/>
-              <w:left w:w="140" w:type="dxa"/>
-              <w:right w:w="140" w:type="dxa"/>
-            </w:tcMar>
-          </w:tcPr>
-          <w:p>
-            <w:pPr>
-              <w:jc w:val="left"/>
-            </w:pPr>
-            <w:r>
-              <w:rPr>
-                <w:rFonts w:ascii="Times New Roman" w:hAnsi="Times New Roman"/>
-                <w:color w:val="1E293B"/>
-                <w:sz w:val="20"/>
-              </w:rPr>
-              <w:t>Ban tổ chức</w:t>
-            </w:r>
-          </w:p>
-        </w:tc>
-        <w:tc>
-          <w:tcPr>
-            <w:tcW w:type="dxa" w:w="3312"/>
-            <w:shd w:fill="FFFFFF"/>
-            <w:tcMar>
-              <w:top w:w="100" w:type="dxa"/>
-              <w:bottom w:w="100" w:type="dxa"/>
-              <w:left w:w="140" w:type="dxa"/>
-              <w:right w:w="140" w:type="dxa"/>
-            </w:tcMar>
-          </w:tcPr>
-          <w:p>
-            <w:pPr>
-              <w:jc w:val="left"/>
-            </w:pPr>
-            <w:r>
-              <w:rPr>
-                <w:rFonts w:ascii="Times New Roman" w:hAnsi="Times New Roman"/>
-                <w:color w:val="1E293B"/>
-                <w:sz w:val="20"/>
-              </w:rPr>
-              <w:t>Ứng dụng quét mã QR tại cổng ra vào để xác thực vé hợp lệ và ghi nhận thời gian vào cửa.</w:t>
-            </w:r>
-          </w:p>
-        </w:tc>
-        <w:tc>
-          <w:tcPr>
-            <w:tcW w:type="dxa" w:w="2160"/>
-            <w:shd w:fill="FFFFFF"/>
-            <w:tcMar>
-              <w:top w:w="100" w:type="dxa"/>
-              <w:bottom w:w="100" w:type="dxa"/>
-              <w:left w:w="140" w:type="dxa"/>
-              <w:right w:w="140" w:type="dxa"/>
-            </w:tcMar>
-          </w:tcPr>
-          <w:p>
-            <w:pPr>
-              <w:jc w:val="left"/>
-            </w:pPr>
-            <w:r>
-              <w:rPr>
-                <w:rFonts w:ascii="Times New Roman" w:hAnsi="Times New Roman"/>
-                <w:color w:val="1E293B"/>
-                <w:sz w:val="20"/>
-              </w:rPr>
-              <w:t>Không</w:t>
-            </w:r>
-          </w:p>
-        </w:tc>
-      </w:tr>
-      <w:tr>
-        <w:tc>
-          <w:tcPr>
-            <w:tcW w:type="dxa" w:w="2160"/>
-            <w:shd w:fill="F8FAFC"/>
-            <w:tcMar>
-              <w:top w:w="100" w:type="dxa"/>
-              <w:bottom w:w="100" w:type="dxa"/>
-              <w:left w:w="140" w:type="dxa"/>
-              <w:right w:w="140" w:type="dxa"/>
-            </w:tcMar>
-          </w:tcPr>
-          <w:p>
-            <w:pPr>
-              <w:jc w:val="center"/>
-            </w:pPr>
-            <w:r>
-              <w:rPr>
-                <w:rFonts w:ascii="Times New Roman" w:hAnsi="Times New Roman"/>
-                <w:color w:val="1E293B"/>
-                <w:sz w:val="20"/>
-              </w:rPr>
-              <w:t>Báo cáo thống kê doanh thu</w:t>
-            </w:r>
-          </w:p>
-        </w:tc>
-        <w:tc>
-          <w:tcPr>
-            <w:tcW w:type="dxa" w:w="1728"/>
-            <w:shd w:fill="F8FAFC"/>
-            <w:tcMar>
-              <w:top w:w="100" w:type="dxa"/>
-              <w:bottom w:w="100" w:type="dxa"/>
-              <w:left w:w="140" w:type="dxa"/>
-              <w:right w:w="140" w:type="dxa"/>
-            </w:tcMar>
-          </w:tcPr>
-          <w:p>
-            <w:pPr>
-              <w:jc w:val="left"/>
-            </w:pPr>
-            <w:r>
-              <w:rPr>
-                <w:rFonts w:ascii="Times New Roman" w:hAnsi="Times New Roman"/>
-                <w:color w:val="1E293B"/>
-                <w:sz w:val="20"/>
-              </w:rPr>
-              <w:t>Ban tổ chức, Admin</w:t>
-            </w:r>
-          </w:p>
-        </w:tc>
-        <w:tc>
-          <w:tcPr>
-            <w:tcW w:type="dxa" w:w="3312"/>
-            <w:shd w:fill="F8FAFC"/>
-            <w:tcMar>
-              <w:top w:w="100" w:type="dxa"/>
-              <w:bottom w:w="100" w:type="dxa"/>
-              <w:left w:w="140" w:type="dxa"/>
-              <w:right w:w="140" w:type="dxa"/>
-            </w:tcMar>
-          </w:tcPr>
-          <w:p>
-            <w:pPr>
-              <w:jc w:val="left"/>
-            </w:pPr>
-            <w:r>
-              <w:rPr>
-                <w:rFonts w:ascii="Times New Roman" w:hAnsi="Times New Roman"/>
-                <w:color w:val="1E293B"/>
-                <w:sz w:val="20"/>
-              </w:rPr>
-              <w:t>Xem tổng quan doanh thu, số vé đã bán, tỷ lệ lấp đầy khán đài theo thời gian thực.</w:t>
-            </w:r>
-          </w:p>
-        </w:tc>
-        <w:tc>
-          <w:tcPr>
-            <w:tcW w:type="dxa" w:w="2160"/>
-            <w:shd w:fill="F8FAFC"/>
-            <w:tcMar>
-              <w:top w:w="100" w:type="dxa"/>
-              <w:bottom w:w="100" w:type="dxa"/>
-              <w:left w:w="140" w:type="dxa"/>
-              <w:right w:w="140" w:type="dxa"/>
-            </w:tcMar>
-          </w:tcPr>
-          <w:p>
-            <w:pPr>
-              <w:jc w:val="left"/>
-            </w:pPr>
-            <w:r>
-              <w:rPr>
-                <w:rFonts w:ascii="Times New Roman" w:hAnsi="Times New Roman"/>
-                <w:color w:val="1E293B"/>
-                <w:sz w:val="20"/>
-              </w:rPr>
-              <w:t>&lt;&lt;extend&gt;&gt; Xuất báo cáo (Excel/PDF)</w:t>
-            </w:r>
-          </w:p>
-        </w:tc>
-      </w:tr>
-    </w:tbl>
-    <w:p>
-      <w:pPr>
-        <w:spacing w:before="0" w:after="120"/>
-      </w:pPr>
-    </w:p>
-    <w:p>
-      <w:pPr>
-        <w:keepNext/>
-        <w:spacing w:before="160" w:after="60"/>
-      </w:pPr>
-      <w:r>
-        <w:rPr>
-          <w:rFonts w:ascii="Times New Roman" w:hAnsi="Times New Roman"/>
-          <w:b/>
-          <w:i/>
-          <w:color w:val="334155"/>
-          <w:sz w:val="23"/>
-        </w:rPr>
-        <w:t>2.6.1. Biểu đồ Use Case chi tiết cho chức năng Xem thống kê doanh thu sự kiện</w:t>
-      </w:r>
-    </w:p>
-    <w:p>
-      <w:pPr>
-        <w:spacing w:before="0" w:after="100" w:line="300" w:lineRule="auto"/>
-      </w:pPr>
-      <w:r>
-        <w:rPr>
-          <w:rFonts w:ascii="Times New Roman" w:hAnsi="Times New Roman"/>
-          <w:color w:val="1E293B"/>
-          <w:sz w:val="23"/>
-        </w:rPr>
-        <w:t>Biểu đồ Use Case phân rã chi tiết cho ca sử dụng trọng tâm 'Xem thống kê doanh thu sự kiện' làm rõ các ca sử dụng bắt buộc bao hàm (&lt;&lt;include&gt;&gt;) để thực hiện tính toán tài chính và các ca sử dụng mở rộng (&lt;&lt;extend&gt;&gt;) phục vụ lọc và kết xuất báo cáo:</w:t>
+        <w:t>Trong bài tập môn học, thành viên 5 phụ trách chuyên sâu chức năng nghiệp vụ đơn lẻ 'Xem thống kê doanh thu sự kiện' (View Event Revenue Statistics). Biểu đồ Use Case phân rã chi tiết dưới đây làm rõ các ca sử dụng bao hàm (&lt;&lt;include&gt;&gt;) bắt buộc để thực hiện tính toán tài chính và các ca sử dụng mở rộng (&lt;&lt;extend&gt;&gt;) phục vụ lọc và kết xuất báo cáo:</w:t>
       </w:r>
     </w:p>
     <w:p>
@@ -5719,7 +4891,7 @@
         <w:drawing>
           <wp:inline xmlns:a="http://schemas.openxmlformats.org/drawingml/2006/main" xmlns:pic="http://schemas.openxmlformats.org/drawingml/2006/picture">
             <wp:extent cx="5669280" cy="4001207"/>
-            <wp:docPr id="7" name="Picture 7"/>
+            <wp:docPr id="6" name="Picture 6"/>
             <wp:cNvGraphicFramePr>
               <a:graphicFrameLocks noChangeAspect="1"/>
             </wp:cNvGraphicFramePr>
@@ -5731,7 +4903,7 @@
                     <pic:cNvPicPr/>
                   </pic:nvPicPr>
                   <pic:blipFill>
-                    <a:blip r:embed="rId15"/>
+                    <a:blip r:embed="rId14"/>
                     <a:stretch>
                       <a:fillRect/>
                     </a:stretch>
@@ -5763,7 +4935,4253 @@
           <w:color w:val="475569"/>
           <w:sz w:val="20"/>
         </w:rPr>
-        <w:t>Hình 2.7: Biểu đồ Use Case chi tiết - Chức năng Xem thống kê doanh thu sự kiện</w:t>
+        <w:t>Hình 2.6: Biểu đồ Use Case chi tiết - Chức năng Xem thống kê doanh thu sự kiện</w:t>
+      </w:r>
+    </w:p>
+    <w:p>
+      <w:pPr>
+        <w:spacing w:before="0" w:after="100" w:line="300" w:lineRule="auto"/>
+      </w:pPr>
+      <w:r>
+        <w:rPr>
+          <w:rFonts w:ascii="Times New Roman" w:hAnsi="Times New Roman"/>
+          <w:b/>
+          <w:color w:val="0F172A"/>
+          <w:sz w:val="23"/>
+        </w:rPr>
+        <w:t xml:space="preserve">Giải thích nội dung biểu đồ: </w:t>
+      </w:r>
+      <w:r>
+        <w:rPr>
+          <w:rFonts w:ascii="Times New Roman" w:hAnsi="Times New Roman"/>
+          <w:color w:val="1E293B"/>
+          <w:sz w:val="23"/>
+        </w:rPr>
+        <w:t>Biểu đồ Use Case chức năng 5 mô tả chi tiết ranh giới hệ thống thống kê doanh thu và cách thức các tác nhân tương tác thông qua 2 loại quan hệ cấu trúc chuẩn UML:</w:t>
+        <w:br/>
+        <w:t>1. Quan hệ Bao hàm (&lt;&lt;include&gt;&gt;):</w:t>
+        <w:br/>
+        <w:t xml:space="preserve">   - 'Chọn sự kiện cần thống kê': Đây là hành động bắt buộc của người dùng. Hệ thống cần định danh chính xác mã sự kiện (eventId) làm tiền đề nạp đúng cấu trúc sơ đồ ghế, suất diễn và danh sách đơn hàng tương ứng để phục vụ tính toán.</w:t>
+        <w:br/>
+        <w:t xml:space="preserve">   - 'Tổng hợp và tính toán KPIs (Doanh thu và tỉ lệ lấp đầy)': Là chuỗi thuật toán tự động bắt buộc do hệ thống thực thi ngay khi người dùng bấm nút tra cứu. Hệ thống sẽ quét toàn bộ dữ liệu đơn hàng và thực hiện các hàm tính toán tài chính (Gross/Net Revenue, Occupancy Rate) để đảm bảo số liệu hiển thị luôn chính xác theo thời gian thực.</w:t>
+        <w:br/>
+        <w:t>2. Quan hệ Mở rộng (&lt;&lt;extend&gt;&gt;): Định nghĩa 3 hành vi phân tích tùy chọn chỉ được kích hoạt dựa trên các điểm mở rộng (extension points) cụ thể tại use case trung tâm:</w:t>
+        <w:br/>
+        <w:t xml:space="preserve">   - 'Lọc theo suất diễn và khoảng ngày': Kích hoạt khi Ban tổ chức có nhu cầu phân tích thu hẹp phạm vi dữ liệu theo từng đêm diễn cụ thể hoặc lọc sâu theo giai đoạn mở bán vé.</w:t>
+        <w:br/>
+        <w:t xml:space="preserve">   - 'Xem chi tiết phân bổ doanh thu theo phân khu': Kích hoạt khi Ban tổ chức cần xem biểu đồ trực quan biểu diễn tỷ trọng đóng góp tài chính của từng hạng vé (VIP, CAT 1, CAT 2, Standing) so với tổng doanh thu gộp.</w:t>
+        <w:br/>
+        <w:t xml:space="preserve">   - 'Xuất báo cáo doanh thu': Kích hoạt khi người dùng muốn lưu trữ báo cáo ngoại tuyến dưới dạng tệp Excel hoặc in PDF để báo cáo nội bộ.</w:t>
+      </w:r>
+    </w:p>
+    <w:tbl>
+      <w:tblPr>
+        <w:tblW w:type="auto" w:w="0"/>
+        <w:jc w:val="center"/>
+        <w:tblLook w:firstColumn="1" w:firstRow="1" w:lastColumn="0" w:lastRow="0" w:noHBand="0" w:noVBand="1" w:val="04A0"/>
+        <w:tblBorders>
+          <w:top w:val="single" w:sz="6" w:space="0" w:color="CBD5E1"/>
+          <w:left w:val="none"/>
+          <w:bottom w:val="single" w:sz="8" w:space="0" w:color="1E3A8A"/>
+          <w:right w:val="none"/>
+          <w:insideH w:val="single" w:sz="4" w:space="0" w:color="CBD5E1"/>
+          <w:insideV w:val="none"/>
+        </w:tblBorders>
+      </w:tblPr>
+      <w:tblGrid>
+        <w:gridCol w:w="2351"/>
+        <w:gridCol w:w="2351"/>
+        <w:gridCol w:w="2351"/>
+        <w:gridCol w:w="2351"/>
+      </w:tblGrid>
+      <w:tr>
+        <w:tc>
+          <w:tcPr>
+            <w:tcW w:type="dxa" w:w="2304"/>
+            <w:shd w:fill="1E3A8A"/>
+            <w:tcMar>
+              <w:top w:w="140" w:type="dxa"/>
+              <w:bottom w:w="140" w:type="dxa"/>
+              <w:left w:w="160" w:type="dxa"/>
+              <w:right w:w="160" w:type="dxa"/>
+            </w:tcMar>
+          </w:tcPr>
+          <w:p>
+            <w:pPr>
+              <w:jc w:val="center"/>
+            </w:pPr>
+            <w:r>
+              <w:rPr>
+                <w:rFonts w:ascii="Times New Roman" w:hAnsi="Times New Roman"/>
+                <w:b/>
+                <w:color w:val="FFFFFF"/>
+                <w:sz w:val="21"/>
+              </w:rPr>
+              <w:t>Use Case</w:t>
+            </w:r>
+          </w:p>
+        </w:tc>
+        <w:tc>
+          <w:tcPr>
+            <w:tcW w:type="dxa" w:w="1728"/>
+            <w:shd w:fill="1E3A8A"/>
+            <w:tcMar>
+              <w:top w:w="140" w:type="dxa"/>
+              <w:bottom w:w="140" w:type="dxa"/>
+              <w:left w:w="160" w:type="dxa"/>
+              <w:right w:w="160" w:type="dxa"/>
+            </w:tcMar>
+          </w:tcPr>
+          <w:p>
+            <w:pPr>
+              <w:jc w:val="center"/>
+            </w:pPr>
+            <w:r>
+              <w:rPr>
+                <w:rFonts w:ascii="Times New Roman" w:hAnsi="Times New Roman"/>
+                <w:b/>
+                <w:color w:val="FFFFFF"/>
+                <w:sz w:val="21"/>
+              </w:rPr>
+              <w:t>Tác nhân</w:t>
+            </w:r>
+          </w:p>
+        </w:tc>
+        <w:tc>
+          <w:tcPr>
+            <w:tcW w:type="dxa" w:w="3312"/>
+            <w:shd w:fill="1E3A8A"/>
+            <w:tcMar>
+              <w:top w:w="140" w:type="dxa"/>
+              <w:bottom w:w="140" w:type="dxa"/>
+              <w:left w:w="160" w:type="dxa"/>
+              <w:right w:w="160" w:type="dxa"/>
+            </w:tcMar>
+          </w:tcPr>
+          <w:p>
+            <w:pPr>
+              <w:jc w:val="center"/>
+            </w:pPr>
+            <w:r>
+              <w:rPr>
+                <w:rFonts w:ascii="Times New Roman" w:hAnsi="Times New Roman"/>
+                <w:b/>
+                <w:color w:val="FFFFFF"/>
+                <w:sz w:val="21"/>
+              </w:rPr>
+              <w:t>Mô tả nghiệp vụ</w:t>
+            </w:r>
+          </w:p>
+        </w:tc>
+        <w:tc>
+          <w:tcPr>
+            <w:tcW w:type="dxa" w:w="2016"/>
+            <w:shd w:fill="1E3A8A"/>
+            <w:tcMar>
+              <w:top w:w="140" w:type="dxa"/>
+              <w:bottom w:w="140" w:type="dxa"/>
+              <w:left w:w="160" w:type="dxa"/>
+              <w:right w:w="160" w:type="dxa"/>
+            </w:tcMar>
+          </w:tcPr>
+          <w:p>
+            <w:pPr>
+              <w:jc w:val="center"/>
+            </w:pPr>
+            <w:r>
+              <w:rPr>
+                <w:rFonts w:ascii="Times New Roman" w:hAnsi="Times New Roman"/>
+                <w:b/>
+                <w:color w:val="FFFFFF"/>
+                <w:sz w:val="21"/>
+              </w:rPr>
+              <w:t>Quan hệ Use Case</w:t>
+            </w:r>
+          </w:p>
+        </w:tc>
+      </w:tr>
+      <w:tr>
+        <w:tc>
+          <w:tcPr>
+            <w:tcW w:type="dxa" w:w="2304"/>
+            <w:shd w:fill="FFFFFF"/>
+            <w:tcMar>
+              <w:top w:w="100" w:type="dxa"/>
+              <w:bottom w:w="100" w:type="dxa"/>
+              <w:left w:w="140" w:type="dxa"/>
+              <w:right w:w="140" w:type="dxa"/>
+            </w:tcMar>
+          </w:tcPr>
+          <w:p>
+            <w:pPr>
+              <w:jc w:val="center"/>
+            </w:pPr>
+            <w:r>
+              <w:rPr>
+                <w:rFonts w:ascii="Times New Roman" w:hAnsi="Times New Roman"/>
+                <w:color w:val="1E293B"/>
+                <w:sz w:val="20"/>
+              </w:rPr>
+              <w:t>Xem thống kê doanh thu sự kiện</w:t>
+            </w:r>
+          </w:p>
+        </w:tc>
+        <w:tc>
+          <w:tcPr>
+            <w:tcW w:type="dxa" w:w="1728"/>
+            <w:shd w:fill="FFFFFF"/>
+            <w:tcMar>
+              <w:top w:w="100" w:type="dxa"/>
+              <w:bottom w:w="100" w:type="dxa"/>
+              <w:left w:w="140" w:type="dxa"/>
+              <w:right w:w="140" w:type="dxa"/>
+            </w:tcMar>
+          </w:tcPr>
+          <w:p>
+            <w:pPr>
+              <w:jc w:val="left"/>
+            </w:pPr>
+            <w:r>
+              <w:rPr>
+                <w:rFonts w:ascii="Times New Roman" w:hAnsi="Times New Roman"/>
+                <w:color w:val="1E293B"/>
+                <w:sz w:val="20"/>
+              </w:rPr>
+              <w:t>Ban tổ chức, Admin</w:t>
+            </w:r>
+          </w:p>
+        </w:tc>
+        <w:tc>
+          <w:tcPr>
+            <w:tcW w:type="dxa" w:w="3312"/>
+            <w:shd w:fill="FFFFFF"/>
+            <w:tcMar>
+              <w:top w:w="100" w:type="dxa"/>
+              <w:bottom w:w="100" w:type="dxa"/>
+              <w:left w:w="140" w:type="dxa"/>
+              <w:right w:w="140" w:type="dxa"/>
+            </w:tcMar>
+          </w:tcPr>
+          <w:p>
+            <w:pPr>
+              <w:jc w:val="left"/>
+            </w:pPr>
+            <w:r>
+              <w:rPr>
+                <w:rFonts w:ascii="Times New Roman" w:hAnsi="Times New Roman"/>
+                <w:color w:val="1E293B"/>
+                <w:sz w:val="20"/>
+              </w:rPr>
+              <w:t>Ca sử dụng trung tâm: tiếp nhận yêu cầu, tổng hợp và hiển thị toàn bộ báo cáo doanh thu sự kiện.</w:t>
+            </w:r>
+          </w:p>
+        </w:tc>
+        <w:tc>
+          <w:tcPr>
+            <w:tcW w:type="dxa" w:w="2016"/>
+            <w:shd w:fill="FFFFFF"/>
+            <w:tcMar>
+              <w:top w:w="100" w:type="dxa"/>
+              <w:bottom w:w="100" w:type="dxa"/>
+              <w:left w:w="140" w:type="dxa"/>
+              <w:right w:w="140" w:type="dxa"/>
+            </w:tcMar>
+          </w:tcPr>
+          <w:p>
+            <w:pPr>
+              <w:jc w:val="left"/>
+            </w:pPr>
+            <w:r>
+              <w:rPr>
+                <w:rFonts w:ascii="Times New Roman" w:hAnsi="Times New Roman"/>
+                <w:color w:val="1E293B"/>
+                <w:sz w:val="20"/>
+              </w:rPr>
+              <w:t>Chức năng chính</w:t>
+            </w:r>
+          </w:p>
+        </w:tc>
+      </w:tr>
+      <w:tr>
+        <w:tc>
+          <w:tcPr>
+            <w:tcW w:type="dxa" w:w="2304"/>
+            <w:shd w:fill="F8FAFC"/>
+            <w:tcMar>
+              <w:top w:w="100" w:type="dxa"/>
+              <w:bottom w:w="100" w:type="dxa"/>
+              <w:left w:w="140" w:type="dxa"/>
+              <w:right w:w="140" w:type="dxa"/>
+            </w:tcMar>
+          </w:tcPr>
+          <w:p>
+            <w:pPr>
+              <w:jc w:val="center"/>
+            </w:pPr>
+            <w:r>
+              <w:rPr>
+                <w:rFonts w:ascii="Times New Roman" w:hAnsi="Times New Roman"/>
+                <w:color w:val="1E293B"/>
+                <w:sz w:val="20"/>
+              </w:rPr>
+              <w:t>Chọn sự kiện cần thống kê</w:t>
+            </w:r>
+          </w:p>
+        </w:tc>
+        <w:tc>
+          <w:tcPr>
+            <w:tcW w:type="dxa" w:w="1728"/>
+            <w:shd w:fill="F8FAFC"/>
+            <w:tcMar>
+              <w:top w:w="100" w:type="dxa"/>
+              <w:bottom w:w="100" w:type="dxa"/>
+              <w:left w:w="140" w:type="dxa"/>
+              <w:right w:w="140" w:type="dxa"/>
+            </w:tcMar>
+          </w:tcPr>
+          <w:p>
+            <w:pPr>
+              <w:jc w:val="left"/>
+            </w:pPr>
+            <w:r>
+              <w:rPr>
+                <w:rFonts w:ascii="Times New Roman" w:hAnsi="Times New Roman"/>
+                <w:color w:val="1E293B"/>
+                <w:sz w:val="20"/>
+              </w:rPr>
+              <w:t>Ban tổ chức, Admin</w:t>
+            </w:r>
+          </w:p>
+        </w:tc>
+        <w:tc>
+          <w:tcPr>
+            <w:tcW w:type="dxa" w:w="3312"/>
+            <w:shd w:fill="F8FAFC"/>
+            <w:tcMar>
+              <w:top w:w="100" w:type="dxa"/>
+              <w:bottom w:w="100" w:type="dxa"/>
+              <w:left w:w="140" w:type="dxa"/>
+              <w:right w:w="140" w:type="dxa"/>
+            </w:tcMar>
+          </w:tcPr>
+          <w:p>
+            <w:pPr>
+              <w:jc w:val="left"/>
+            </w:pPr>
+            <w:r>
+              <w:rPr>
+                <w:rFonts w:ascii="Times New Roman" w:hAnsi="Times New Roman"/>
+                <w:color w:val="1E293B"/>
+                <w:sz w:val="20"/>
+              </w:rPr>
+              <w:t>Chọn sự kiện cụ thể từ danh sách sự kiện do ban tổ chức quản lý để nạp dữ liệu.</w:t>
+            </w:r>
+          </w:p>
+        </w:tc>
+        <w:tc>
+          <w:tcPr>
+            <w:tcW w:type="dxa" w:w="2016"/>
+            <w:shd w:fill="F8FAFC"/>
+            <w:tcMar>
+              <w:top w:w="100" w:type="dxa"/>
+              <w:bottom w:w="100" w:type="dxa"/>
+              <w:left w:w="140" w:type="dxa"/>
+              <w:right w:w="140" w:type="dxa"/>
+            </w:tcMar>
+          </w:tcPr>
+          <w:p>
+            <w:pPr>
+              <w:jc w:val="left"/>
+            </w:pPr>
+            <w:r>
+              <w:rPr>
+                <w:rFonts w:ascii="Times New Roman" w:hAnsi="Times New Roman"/>
+                <w:color w:val="1E293B"/>
+                <w:sz w:val="20"/>
+              </w:rPr>
+              <w:t>&lt;&lt;include&gt;&gt; Bắt buộc thực hiện trước khi xem</w:t>
+            </w:r>
+          </w:p>
+        </w:tc>
+      </w:tr>
+      <w:tr>
+        <w:tc>
+          <w:tcPr>
+            <w:tcW w:type="dxa" w:w="2304"/>
+            <w:shd w:fill="FFFFFF"/>
+            <w:tcMar>
+              <w:top w:w="100" w:type="dxa"/>
+              <w:bottom w:w="100" w:type="dxa"/>
+              <w:left w:w="140" w:type="dxa"/>
+              <w:right w:w="140" w:type="dxa"/>
+            </w:tcMar>
+          </w:tcPr>
+          <w:p>
+            <w:pPr>
+              <w:jc w:val="center"/>
+            </w:pPr>
+            <w:r>
+              <w:rPr>
+                <w:rFonts w:ascii="Times New Roman" w:hAnsi="Times New Roman"/>
+                <w:color w:val="1E293B"/>
+                <w:sz w:val="20"/>
+              </w:rPr>
+              <w:t>Tính toán chỉ số KPIs</w:t>
+            </w:r>
+          </w:p>
+        </w:tc>
+        <w:tc>
+          <w:tcPr>
+            <w:tcW w:type="dxa" w:w="1728"/>
+            <w:shd w:fill="FFFFFF"/>
+            <w:tcMar>
+              <w:top w:w="100" w:type="dxa"/>
+              <w:bottom w:w="100" w:type="dxa"/>
+              <w:left w:w="140" w:type="dxa"/>
+              <w:right w:w="140" w:type="dxa"/>
+            </w:tcMar>
+          </w:tcPr>
+          <w:p>
+            <w:pPr>
+              <w:jc w:val="left"/>
+            </w:pPr>
+            <w:r>
+              <w:rPr>
+                <w:rFonts w:ascii="Times New Roman" w:hAnsi="Times New Roman"/>
+                <w:color w:val="1E293B"/>
+                <w:sz w:val="20"/>
+              </w:rPr>
+              <w:t>Hệ thống (RevenueReport)</w:t>
+            </w:r>
+          </w:p>
+        </w:tc>
+        <w:tc>
+          <w:tcPr>
+            <w:tcW w:type="dxa" w:w="3312"/>
+            <w:shd w:fill="FFFFFF"/>
+            <w:tcMar>
+              <w:top w:w="100" w:type="dxa"/>
+              <w:bottom w:w="100" w:type="dxa"/>
+              <w:left w:w="140" w:type="dxa"/>
+              <w:right w:w="140" w:type="dxa"/>
+            </w:tcMar>
+          </w:tcPr>
+          <w:p>
+            <w:pPr>
+              <w:jc w:val="left"/>
+            </w:pPr>
+            <w:r>
+              <w:rPr>
+                <w:rFonts w:ascii="Times New Roman" w:hAnsi="Times New Roman"/>
+                <w:color w:val="1E293B"/>
+                <w:sz w:val="20"/>
+              </w:rPr>
+              <w:t>Thực hiện chuỗi phương thức tính toán: doanh thu gộp, doanh thu thuần, tỷ lệ lấp đầy, giá vé bình quân.</w:t>
+            </w:r>
+          </w:p>
+        </w:tc>
+        <w:tc>
+          <w:tcPr>
+            <w:tcW w:type="dxa" w:w="2016"/>
+            <w:shd w:fill="FFFFFF"/>
+            <w:tcMar>
+              <w:top w:w="100" w:type="dxa"/>
+              <w:bottom w:w="100" w:type="dxa"/>
+              <w:left w:w="140" w:type="dxa"/>
+              <w:right w:w="140" w:type="dxa"/>
+            </w:tcMar>
+          </w:tcPr>
+          <w:p>
+            <w:pPr>
+              <w:jc w:val="left"/>
+            </w:pPr>
+            <w:r>
+              <w:rPr>
+                <w:rFonts w:ascii="Times New Roman" w:hAnsi="Times New Roman"/>
+                <w:color w:val="1E293B"/>
+                <w:sz w:val="20"/>
+              </w:rPr>
+              <w:t>&lt;&lt;include&gt;&gt; Bắt buộc để có dữ liệu báo cáo</w:t>
+            </w:r>
+          </w:p>
+        </w:tc>
+      </w:tr>
+      <w:tr>
+        <w:tc>
+          <w:tcPr>
+            <w:tcW w:type="dxa" w:w="2304"/>
+            <w:shd w:fill="F8FAFC"/>
+            <w:tcMar>
+              <w:top w:w="100" w:type="dxa"/>
+              <w:bottom w:w="100" w:type="dxa"/>
+              <w:left w:w="140" w:type="dxa"/>
+              <w:right w:w="140" w:type="dxa"/>
+            </w:tcMar>
+          </w:tcPr>
+          <w:p>
+            <w:pPr>
+              <w:jc w:val="center"/>
+            </w:pPr>
+            <w:r>
+              <w:rPr>
+                <w:rFonts w:ascii="Times New Roman" w:hAnsi="Times New Roman"/>
+                <w:color w:val="1E293B"/>
+                <w:sz w:val="20"/>
+              </w:rPr>
+              <w:t>Lọc theo suất diễn &amp; ngày</w:t>
+            </w:r>
+          </w:p>
+        </w:tc>
+        <w:tc>
+          <w:tcPr>
+            <w:tcW w:type="dxa" w:w="1728"/>
+            <w:shd w:fill="F8FAFC"/>
+            <w:tcMar>
+              <w:top w:w="100" w:type="dxa"/>
+              <w:bottom w:w="100" w:type="dxa"/>
+              <w:left w:w="140" w:type="dxa"/>
+              <w:right w:w="140" w:type="dxa"/>
+            </w:tcMar>
+          </w:tcPr>
+          <w:p>
+            <w:pPr>
+              <w:jc w:val="left"/>
+            </w:pPr>
+            <w:r>
+              <w:rPr>
+                <w:rFonts w:ascii="Times New Roman" w:hAnsi="Times New Roman"/>
+                <w:color w:val="1E293B"/>
+                <w:sz w:val="20"/>
+              </w:rPr>
+              <w:t>Ban tổ chức</w:t>
+            </w:r>
+          </w:p>
+        </w:tc>
+        <w:tc>
+          <w:tcPr>
+            <w:tcW w:type="dxa" w:w="3312"/>
+            <w:shd w:fill="F8FAFC"/>
+            <w:tcMar>
+              <w:top w:w="100" w:type="dxa"/>
+              <w:bottom w:w="100" w:type="dxa"/>
+              <w:left w:w="140" w:type="dxa"/>
+              <w:right w:w="140" w:type="dxa"/>
+            </w:tcMar>
+          </w:tcPr>
+          <w:p>
+            <w:pPr>
+              <w:jc w:val="left"/>
+            </w:pPr>
+            <w:r>
+              <w:rPr>
+                <w:rFonts w:ascii="Times New Roman" w:hAnsi="Times New Roman"/>
+                <w:color w:val="1E293B"/>
+                <w:sz w:val="20"/>
+              </w:rPr>
+              <w:t>Tùy chọn lọc thu hẹp phạm vi thống kê theo từng suất diễn cụ thể hoặc một khoảng ngày mở bán.</w:t>
+            </w:r>
+          </w:p>
+        </w:tc>
+        <w:tc>
+          <w:tcPr>
+            <w:tcW w:type="dxa" w:w="2016"/>
+            <w:shd w:fill="F8FAFC"/>
+            <w:tcMar>
+              <w:top w:w="100" w:type="dxa"/>
+              <w:bottom w:w="100" w:type="dxa"/>
+              <w:left w:w="140" w:type="dxa"/>
+              <w:right w:w="140" w:type="dxa"/>
+            </w:tcMar>
+          </w:tcPr>
+          <w:p>
+            <w:pPr>
+              <w:jc w:val="left"/>
+            </w:pPr>
+            <w:r>
+              <w:rPr>
+                <w:rFonts w:ascii="Times New Roman" w:hAnsi="Times New Roman"/>
+                <w:color w:val="1E293B"/>
+                <w:sz w:val="20"/>
+              </w:rPr>
+              <w:t>&lt;&lt;extend&gt;&gt; Mở rộng theo nhu cầu</w:t>
+            </w:r>
+          </w:p>
+        </w:tc>
+      </w:tr>
+      <w:tr>
+        <w:tc>
+          <w:tcPr>
+            <w:tcW w:type="dxa" w:w="2304"/>
+            <w:shd w:fill="FFFFFF"/>
+            <w:tcMar>
+              <w:top w:w="100" w:type="dxa"/>
+              <w:bottom w:w="100" w:type="dxa"/>
+              <w:left w:w="140" w:type="dxa"/>
+              <w:right w:w="140" w:type="dxa"/>
+            </w:tcMar>
+          </w:tcPr>
+          <w:p>
+            <w:pPr>
+              <w:jc w:val="center"/>
+            </w:pPr>
+            <w:r>
+              <w:rPr>
+                <w:rFonts w:ascii="Times New Roman" w:hAnsi="Times New Roman"/>
+                <w:color w:val="1E293B"/>
+                <w:sz w:val="20"/>
+              </w:rPr>
+              <w:t>Xem phân bổ theo phân khu</w:t>
+            </w:r>
+          </w:p>
+        </w:tc>
+        <w:tc>
+          <w:tcPr>
+            <w:tcW w:type="dxa" w:w="1728"/>
+            <w:shd w:fill="FFFFFF"/>
+            <w:tcMar>
+              <w:top w:w="100" w:type="dxa"/>
+              <w:bottom w:w="100" w:type="dxa"/>
+              <w:left w:w="140" w:type="dxa"/>
+              <w:right w:w="140" w:type="dxa"/>
+            </w:tcMar>
+          </w:tcPr>
+          <w:p>
+            <w:pPr>
+              <w:jc w:val="left"/>
+            </w:pPr>
+            <w:r>
+              <w:rPr>
+                <w:rFonts w:ascii="Times New Roman" w:hAnsi="Times New Roman"/>
+                <w:color w:val="1E293B"/>
+                <w:sz w:val="20"/>
+              </w:rPr>
+              <w:t>Ban tổ chức</w:t>
+            </w:r>
+          </w:p>
+        </w:tc>
+        <w:tc>
+          <w:tcPr>
+            <w:tcW w:type="dxa" w:w="3312"/>
+            <w:shd w:fill="FFFFFF"/>
+            <w:tcMar>
+              <w:top w:w="100" w:type="dxa"/>
+              <w:bottom w:w="100" w:type="dxa"/>
+              <w:left w:w="140" w:type="dxa"/>
+              <w:right w:w="140" w:type="dxa"/>
+            </w:tcMar>
+          </w:tcPr>
+          <w:p>
+            <w:pPr>
+              <w:jc w:val="left"/>
+            </w:pPr>
+            <w:r>
+              <w:rPr>
+                <w:rFonts w:ascii="Times New Roman" w:hAnsi="Times New Roman"/>
+                <w:color w:val="1E293B"/>
+                <w:sz w:val="20"/>
+              </w:rPr>
+              <w:t>Xem biểu đồ và bảng phân tích chi tiết tỷ trọng đóng góp doanh thu của từng phân khu (VIP, Regular, Stand).</w:t>
+            </w:r>
+          </w:p>
+        </w:tc>
+        <w:tc>
+          <w:tcPr>
+            <w:tcW w:type="dxa" w:w="2016"/>
+            <w:shd w:fill="FFFFFF"/>
+            <w:tcMar>
+              <w:top w:w="100" w:type="dxa"/>
+              <w:bottom w:w="100" w:type="dxa"/>
+              <w:left w:w="140" w:type="dxa"/>
+              <w:right w:w="140" w:type="dxa"/>
+            </w:tcMar>
+          </w:tcPr>
+          <w:p>
+            <w:pPr>
+              <w:jc w:val="left"/>
+            </w:pPr>
+            <w:r>
+              <w:rPr>
+                <w:rFonts w:ascii="Times New Roman" w:hAnsi="Times New Roman"/>
+                <w:color w:val="1E293B"/>
+                <w:sz w:val="20"/>
+              </w:rPr>
+              <w:t>&lt;&lt;extend&gt;&gt; Mở rộng phân tích sâu</w:t>
+            </w:r>
+          </w:p>
+        </w:tc>
+      </w:tr>
+      <w:tr>
+        <w:tc>
+          <w:tcPr>
+            <w:tcW w:type="dxa" w:w="2304"/>
+            <w:shd w:fill="F8FAFC"/>
+            <w:tcMar>
+              <w:top w:w="100" w:type="dxa"/>
+              <w:bottom w:w="100" w:type="dxa"/>
+              <w:left w:w="140" w:type="dxa"/>
+              <w:right w:w="140" w:type="dxa"/>
+            </w:tcMar>
+          </w:tcPr>
+          <w:p>
+            <w:pPr>
+              <w:jc w:val="center"/>
+            </w:pPr>
+            <w:r>
+              <w:rPr>
+                <w:rFonts w:ascii="Times New Roman" w:hAnsi="Times New Roman"/>
+                <w:color w:val="1E293B"/>
+                <w:sz w:val="20"/>
+              </w:rPr>
+              <w:t>Xuất báo cáo (Excel / PDF)</w:t>
+            </w:r>
+          </w:p>
+        </w:tc>
+        <w:tc>
+          <w:tcPr>
+            <w:tcW w:type="dxa" w:w="1728"/>
+            <w:shd w:fill="F8FAFC"/>
+            <w:tcMar>
+              <w:top w:w="100" w:type="dxa"/>
+              <w:bottom w:w="100" w:type="dxa"/>
+              <w:left w:w="140" w:type="dxa"/>
+              <w:right w:w="140" w:type="dxa"/>
+            </w:tcMar>
+          </w:tcPr>
+          <w:p>
+            <w:pPr>
+              <w:jc w:val="left"/>
+            </w:pPr>
+            <w:r>
+              <w:rPr>
+                <w:rFonts w:ascii="Times New Roman" w:hAnsi="Times New Roman"/>
+                <w:color w:val="1E293B"/>
+                <w:sz w:val="20"/>
+              </w:rPr>
+              <w:t>Ban tổ chức, Admin</w:t>
+            </w:r>
+          </w:p>
+        </w:tc>
+        <w:tc>
+          <w:tcPr>
+            <w:tcW w:type="dxa" w:w="3312"/>
+            <w:shd w:fill="F8FAFC"/>
+            <w:tcMar>
+              <w:top w:w="100" w:type="dxa"/>
+              <w:bottom w:w="100" w:type="dxa"/>
+              <w:left w:w="140" w:type="dxa"/>
+              <w:right w:w="140" w:type="dxa"/>
+            </w:tcMar>
+          </w:tcPr>
+          <w:p>
+            <w:pPr>
+              <w:jc w:val="left"/>
+            </w:pPr>
+            <w:r>
+              <w:rPr>
+                <w:rFonts w:ascii="Times New Roman" w:hAnsi="Times New Roman"/>
+                <w:color w:val="1E293B"/>
+                <w:sz w:val="20"/>
+              </w:rPr>
+              <w:t>Kết xuất toàn bộ dữ liệu thống kê ra tệp bảng tính Excel hoặc tài liệu PDF ngoại tuyến.</w:t>
+            </w:r>
+          </w:p>
+        </w:tc>
+        <w:tc>
+          <w:tcPr>
+            <w:tcW w:type="dxa" w:w="2016"/>
+            <w:shd w:fill="F8FAFC"/>
+            <w:tcMar>
+              <w:top w:w="100" w:type="dxa"/>
+              <w:bottom w:w="100" w:type="dxa"/>
+              <w:left w:w="140" w:type="dxa"/>
+              <w:right w:w="140" w:type="dxa"/>
+            </w:tcMar>
+          </w:tcPr>
+          <w:p>
+            <w:pPr>
+              <w:jc w:val="left"/>
+            </w:pPr>
+            <w:r>
+              <w:rPr>
+                <w:rFonts w:ascii="Times New Roman" w:hAnsi="Times New Roman"/>
+                <w:color w:val="1E293B"/>
+                <w:sz w:val="20"/>
+              </w:rPr>
+              <w:t>&lt;&lt;extend&gt;&gt; Mở rộng khi cần lưu tệp</w:t>
+            </w:r>
+          </w:p>
+        </w:tc>
+      </w:tr>
+    </w:tbl>
+    <w:p>
+      <w:pPr>
+        <w:spacing w:before="0" w:after="120"/>
+      </w:pPr>
+    </w:p>
+    <w:p>
+      <w:pPr>
+        <w:keepNext/>
+        <w:spacing w:before="320" w:after="120"/>
+      </w:pPr>
+      <w:r>
+        <w:rPr>
+          <w:rFonts w:ascii="Times New Roman" w:hAnsi="Times New Roman"/>
+          <w:b/>
+          <w:color w:val="1E3A8A"/>
+          <w:sz w:val="28"/>
+        </w:rPr>
+        <w:t>3. KỊCH BẢN PHÂN TÍCH CHO CÁC CHỨC NĂNG (SCENARIO)</w:t>
+      </w:r>
+    </w:p>
+    <w:p>
+      <w:pPr>
+        <w:spacing w:before="0" w:after="100" w:line="300" w:lineRule="auto"/>
+      </w:pPr>
+      <w:r>
+        <w:rPr>
+          <w:rFonts w:ascii="Times New Roman" w:hAnsi="Times New Roman"/>
+          <w:color w:val="1E293B"/>
+          <w:sz w:val="23"/>
+        </w:rPr>
+        <w:t>Dưới đây là kịch bản phân tích chi tiết (Scenario) được xây dựng theo chuẩn mẫu phân tích yêu cầu phần mềm dành riêng cho chức năng đơn lẻ trọng tâm: Chức năng 5 - Xem thống kê doanh thu sự kiện (View Event Revenue Statistics):</w:t>
+      </w:r>
+    </w:p>
+    <w:tbl>
+      <w:tblPr>
+        <w:tblW w:type="auto" w:w="0"/>
+        <w:jc w:val="center"/>
+        <w:tblLook w:firstColumn="1" w:firstRow="1" w:lastColumn="0" w:lastRow="0" w:noHBand="0" w:noVBand="1" w:val="04A0"/>
+        <w:tblBorders>
+          <w:top w:val="single" w:sz="6" w:space="0" w:color="CBD5E1"/>
+          <w:left w:val="none"/>
+          <w:bottom w:val="single" w:sz="8" w:space="0" w:color="1E3A8A"/>
+          <w:right w:val="none"/>
+          <w:insideH w:val="single" w:sz="4" w:space="0" w:color="CBD5E1"/>
+          <w:insideV w:val="none"/>
+        </w:tblBorders>
+      </w:tblPr>
+      <w:tblGrid>
+        <w:gridCol w:w="4701"/>
+        <w:gridCol w:w="4701"/>
+      </w:tblGrid>
+      <w:tr>
+        <w:tc>
+          <w:tcPr>
+            <w:tcW w:type="dxa" w:w="2880"/>
+            <w:shd w:fill="1E3A8A"/>
+            <w:tcMar>
+              <w:top w:w="140" w:type="dxa"/>
+              <w:bottom w:w="140" w:type="dxa"/>
+              <w:left w:w="160" w:type="dxa"/>
+              <w:right w:w="160" w:type="dxa"/>
+            </w:tcMar>
+          </w:tcPr>
+          <w:p>
+            <w:pPr>
+              <w:jc w:val="center"/>
+            </w:pPr>
+            <w:r>
+              <w:rPr>
+                <w:rFonts w:ascii="Times New Roman" w:hAnsi="Times New Roman"/>
+                <w:b/>
+                <w:color w:val="FFFFFF"/>
+                <w:sz w:val="21"/>
+              </w:rPr>
+              <w:t>Mục kịch bản</w:t>
+            </w:r>
+          </w:p>
+        </w:tc>
+        <w:tc>
+          <w:tcPr>
+            <w:tcW w:type="dxa" w:w="6480"/>
+            <w:shd w:fill="1E3A8A"/>
+            <w:tcMar>
+              <w:top w:w="140" w:type="dxa"/>
+              <w:bottom w:w="140" w:type="dxa"/>
+              <w:left w:w="160" w:type="dxa"/>
+              <w:right w:w="160" w:type="dxa"/>
+            </w:tcMar>
+          </w:tcPr>
+          <w:p>
+            <w:pPr>
+              <w:jc w:val="center"/>
+            </w:pPr>
+            <w:r>
+              <w:rPr>
+                <w:rFonts w:ascii="Times New Roman" w:hAnsi="Times New Roman"/>
+                <w:b/>
+                <w:color w:val="FFFFFF"/>
+                <w:sz w:val="21"/>
+              </w:rPr>
+              <w:t>Nội dung đặc tả chi tiết</w:t>
+            </w:r>
+          </w:p>
+        </w:tc>
+      </w:tr>
+      <w:tr>
+        <w:tc>
+          <w:tcPr>
+            <w:tcW w:type="dxa" w:w="2880"/>
+            <w:shd w:fill="FFFFFF"/>
+            <w:tcMar>
+              <w:top w:w="100" w:type="dxa"/>
+              <w:bottom w:w="100" w:type="dxa"/>
+              <w:left w:w="140" w:type="dxa"/>
+              <w:right w:w="140" w:type="dxa"/>
+            </w:tcMar>
+          </w:tcPr>
+          <w:p>
+            <w:pPr>
+              <w:jc w:val="center"/>
+            </w:pPr>
+            <w:r>
+              <w:rPr>
+                <w:rFonts w:ascii="Times New Roman" w:hAnsi="Times New Roman"/>
+                <w:color w:val="1E293B"/>
+                <w:sz w:val="20"/>
+              </w:rPr>
+              <w:t>Tên use case</w:t>
+            </w:r>
+          </w:p>
+        </w:tc>
+        <w:tc>
+          <w:tcPr>
+            <w:tcW w:type="dxa" w:w="6480"/>
+            <w:shd w:fill="FFFFFF"/>
+            <w:tcMar>
+              <w:top w:w="100" w:type="dxa"/>
+              <w:bottom w:w="100" w:type="dxa"/>
+              <w:left w:w="140" w:type="dxa"/>
+              <w:right w:w="140" w:type="dxa"/>
+            </w:tcMar>
+          </w:tcPr>
+          <w:p>
+            <w:pPr>
+              <w:jc w:val="left"/>
+            </w:pPr>
+            <w:r>
+              <w:rPr>
+                <w:rFonts w:ascii="Times New Roman" w:hAnsi="Times New Roman"/>
+                <w:color w:val="1E293B"/>
+                <w:sz w:val="20"/>
+              </w:rPr>
+              <w:t>XemThongKeDoanhThuSuKien (ViewEventRevenueStatistics)</w:t>
+            </w:r>
+          </w:p>
+        </w:tc>
+      </w:tr>
+      <w:tr>
+        <w:tc>
+          <w:tcPr>
+            <w:tcW w:type="dxa" w:w="2880"/>
+            <w:shd w:fill="F8FAFC"/>
+            <w:tcMar>
+              <w:top w:w="100" w:type="dxa"/>
+              <w:bottom w:w="100" w:type="dxa"/>
+              <w:left w:w="140" w:type="dxa"/>
+              <w:right w:w="140" w:type="dxa"/>
+            </w:tcMar>
+          </w:tcPr>
+          <w:p>
+            <w:pPr>
+              <w:jc w:val="center"/>
+            </w:pPr>
+            <w:r>
+              <w:rPr>
+                <w:rFonts w:ascii="Times New Roman" w:hAnsi="Times New Roman"/>
+                <w:color w:val="1E293B"/>
+                <w:sz w:val="20"/>
+              </w:rPr>
+              <w:t>Tác nhân chính</w:t>
+            </w:r>
+          </w:p>
+        </w:tc>
+        <w:tc>
+          <w:tcPr>
+            <w:tcW w:type="dxa" w:w="6480"/>
+            <w:shd w:fill="F8FAFC"/>
+            <w:tcMar>
+              <w:top w:w="100" w:type="dxa"/>
+              <w:bottom w:w="100" w:type="dxa"/>
+              <w:left w:w="140" w:type="dxa"/>
+              <w:right w:w="140" w:type="dxa"/>
+            </w:tcMar>
+          </w:tcPr>
+          <w:p>
+            <w:pPr>
+              <w:jc w:val="left"/>
+            </w:pPr>
+            <w:r>
+              <w:rPr>
+                <w:rFonts w:ascii="Times New Roman" w:hAnsi="Times New Roman"/>
+                <w:color w:val="1E293B"/>
+                <w:sz w:val="20"/>
+              </w:rPr>
+              <w:t>Ban tổ chức sự kiện (Organizer), Quản trị viên (Admin)</w:t>
+            </w:r>
+          </w:p>
+        </w:tc>
+      </w:tr>
+      <w:tr>
+        <w:tc>
+          <w:tcPr>
+            <w:tcW w:type="dxa" w:w="2880"/>
+            <w:shd w:fill="FFFFFF"/>
+            <w:tcMar>
+              <w:top w:w="100" w:type="dxa"/>
+              <w:bottom w:w="100" w:type="dxa"/>
+              <w:left w:w="140" w:type="dxa"/>
+              <w:right w:w="140" w:type="dxa"/>
+            </w:tcMar>
+          </w:tcPr>
+          <w:p>
+            <w:pPr>
+              <w:jc w:val="center"/>
+            </w:pPr>
+            <w:r>
+              <w:rPr>
+                <w:rFonts w:ascii="Times New Roman" w:hAnsi="Times New Roman"/>
+                <w:color w:val="1E293B"/>
+                <w:sz w:val="20"/>
+              </w:rPr>
+              <w:t>Tiền điều kiện</w:t>
+            </w:r>
+          </w:p>
+        </w:tc>
+        <w:tc>
+          <w:tcPr>
+            <w:tcW w:type="dxa" w:w="6480"/>
+            <w:shd w:fill="FFFFFF"/>
+            <w:tcMar>
+              <w:top w:w="100" w:type="dxa"/>
+              <w:bottom w:w="100" w:type="dxa"/>
+              <w:left w:w="140" w:type="dxa"/>
+              <w:right w:w="140" w:type="dxa"/>
+            </w:tcMar>
+          </w:tcPr>
+          <w:p>
+            <w:pPr>
+              <w:jc w:val="left"/>
+            </w:pPr>
+            <w:r>
+              <w:rPr>
+                <w:rFonts w:ascii="Times New Roman" w:hAnsi="Times New Roman"/>
+                <w:color w:val="1E293B"/>
+                <w:sz w:val="20"/>
+              </w:rPr>
+              <w:t>Khi người dùng muốn xem báo cáo thống kê doanh thu phải đăng nhập thành công vào hệ thống với vai trò Ban tổ chức hoặc Quản trị viên.</w:t>
+              <w:br/>
+              <w:t>Sự kiện đã được khởi tạo, cấu hình phân khu giá vé và đã mở bán vé (phát sinh dữ liệu đơn hàng).</w:t>
+            </w:r>
+          </w:p>
+        </w:tc>
+      </w:tr>
+      <w:tr>
+        <w:tc>
+          <w:tcPr>
+            <w:tcW w:type="dxa" w:w="2880"/>
+            <w:shd w:fill="F8FAFC"/>
+            <w:tcMar>
+              <w:top w:w="100" w:type="dxa"/>
+              <w:bottom w:w="100" w:type="dxa"/>
+              <w:left w:w="140" w:type="dxa"/>
+              <w:right w:w="140" w:type="dxa"/>
+            </w:tcMar>
+          </w:tcPr>
+          <w:p>
+            <w:pPr>
+              <w:jc w:val="center"/>
+            </w:pPr>
+            <w:r>
+              <w:rPr>
+                <w:rFonts w:ascii="Times New Roman" w:hAnsi="Times New Roman"/>
+                <w:color w:val="1E293B"/>
+                <w:sz w:val="20"/>
+              </w:rPr>
+              <w:t>Đảm bảo tối thiểu</w:t>
+            </w:r>
+          </w:p>
+        </w:tc>
+        <w:tc>
+          <w:tcPr>
+            <w:tcW w:type="dxa" w:w="6480"/>
+            <w:shd w:fill="F8FAFC"/>
+            <w:tcMar>
+              <w:top w:w="100" w:type="dxa"/>
+              <w:bottom w:w="100" w:type="dxa"/>
+              <w:left w:w="140" w:type="dxa"/>
+              <w:right w:w="140" w:type="dxa"/>
+            </w:tcMar>
+          </w:tcPr>
+          <w:p>
+            <w:pPr>
+              <w:jc w:val="left"/>
+            </w:pPr>
+            <w:r>
+              <w:rPr>
+                <w:rFonts w:ascii="Times New Roman" w:hAnsi="Times New Roman"/>
+                <w:color w:val="1E293B"/>
+                <w:sz w:val="20"/>
+              </w:rPr>
+              <w:t>Hệ thống hiển thị thông báo sự kiện chưa có dữ liệu hoặc lỗi kết nối, giữ nguyên giao diện để người dùng chọn lại sự kiện khác.</w:t>
+            </w:r>
+          </w:p>
+        </w:tc>
+      </w:tr>
+      <w:tr>
+        <w:tc>
+          <w:tcPr>
+            <w:tcW w:type="dxa" w:w="2880"/>
+            <w:shd w:fill="FFFFFF"/>
+            <w:tcMar>
+              <w:top w:w="100" w:type="dxa"/>
+              <w:bottom w:w="100" w:type="dxa"/>
+              <w:left w:w="140" w:type="dxa"/>
+              <w:right w:w="140" w:type="dxa"/>
+            </w:tcMar>
+          </w:tcPr>
+          <w:p>
+            <w:pPr>
+              <w:jc w:val="center"/>
+            </w:pPr>
+            <w:r>
+              <w:rPr>
+                <w:rFonts w:ascii="Times New Roman" w:hAnsi="Times New Roman"/>
+                <w:color w:val="1E293B"/>
+                <w:sz w:val="20"/>
+              </w:rPr>
+              <w:t>Đảm bảo thành công</w:t>
+            </w:r>
+          </w:p>
+        </w:tc>
+        <w:tc>
+          <w:tcPr>
+            <w:tcW w:type="dxa" w:w="6480"/>
+            <w:shd w:fill="FFFFFF"/>
+            <w:tcMar>
+              <w:top w:w="100" w:type="dxa"/>
+              <w:bottom w:w="100" w:type="dxa"/>
+              <w:left w:w="140" w:type="dxa"/>
+              <w:right w:w="140" w:type="dxa"/>
+            </w:tcMar>
+          </w:tcPr>
+          <w:p>
+            <w:pPr>
+              <w:jc w:val="left"/>
+            </w:pPr>
+            <w:r>
+              <w:rPr>
+                <w:rFonts w:ascii="Times New Roman" w:hAnsi="Times New Roman"/>
+                <w:color w:val="1E293B"/>
+                <w:sz w:val="20"/>
+              </w:rPr>
+              <w:t>Hệ thống tổng hợp, tính toán đầy đủ và hiển thị chính xác các chỉ số tài chính (Tổng doanh thu gộp, Doanh thu thuần sau thuế và phí, Tỷ lệ lấp đầy khán đài, Giá vé bình quân, Đánh giá hiệu suất) cùng bảng biểu chi tiết và biểu đồ phân bổ doanh thu theo từng phân khu.</w:t>
+            </w:r>
+          </w:p>
+        </w:tc>
+      </w:tr>
+      <w:tr>
+        <w:tc>
+          <w:tcPr>
+            <w:tcW w:type="dxa" w:w="2880"/>
+            <w:shd w:fill="F8FAFC"/>
+            <w:tcMar>
+              <w:top w:w="100" w:type="dxa"/>
+              <w:bottom w:w="100" w:type="dxa"/>
+              <w:left w:w="140" w:type="dxa"/>
+              <w:right w:w="140" w:type="dxa"/>
+            </w:tcMar>
+          </w:tcPr>
+          <w:p>
+            <w:pPr>
+              <w:jc w:val="center"/>
+            </w:pPr>
+            <w:r>
+              <w:rPr>
+                <w:rFonts w:ascii="Times New Roman" w:hAnsi="Times New Roman"/>
+                <w:color w:val="1E293B"/>
+                <w:sz w:val="20"/>
+              </w:rPr>
+              <w:t>Kích hoạt</w:t>
+            </w:r>
+          </w:p>
+        </w:tc>
+        <w:tc>
+          <w:tcPr>
+            <w:tcW w:type="dxa" w:w="6480"/>
+            <w:shd w:fill="F8FAFC"/>
+            <w:tcMar>
+              <w:top w:w="100" w:type="dxa"/>
+              <w:bottom w:w="100" w:type="dxa"/>
+              <w:left w:w="140" w:type="dxa"/>
+              <w:right w:w="140" w:type="dxa"/>
+            </w:tcMar>
+          </w:tcPr>
+          <w:p>
+            <w:pPr>
+              <w:jc w:val="left"/>
+            </w:pPr>
+            <w:r>
+              <w:rPr>
+                <w:rFonts w:ascii="Times New Roman" w:hAnsi="Times New Roman"/>
+                <w:color w:val="1E293B"/>
+                <w:sz w:val="20"/>
+              </w:rPr>
+              <w:t>Người dùng chọn chức năng 'Xem thống kê doanh thu sự kiện' trên thanh menu/bảng điều khiển hệ thống.</w:t>
+            </w:r>
+          </w:p>
+        </w:tc>
+      </w:tr>
+      <w:tr>
+        <w:tc>
+          <w:tcPr>
+            <w:tcW w:type="dxa" w:w="2880"/>
+            <w:shd w:fill="FFFFFF"/>
+            <w:tcMar>
+              <w:top w:w="100" w:type="dxa"/>
+              <w:bottom w:w="100" w:type="dxa"/>
+              <w:left w:w="140" w:type="dxa"/>
+              <w:right w:w="140" w:type="dxa"/>
+            </w:tcMar>
+          </w:tcPr>
+          <w:p>
+            <w:pPr>
+              <w:jc w:val="center"/>
+            </w:pPr>
+            <w:r>
+              <w:rPr>
+                <w:rFonts w:ascii="Times New Roman" w:hAnsi="Times New Roman"/>
+                <w:color w:val="1E293B"/>
+                <w:sz w:val="20"/>
+              </w:rPr>
+              <w:t>Chuỗi sự kiện chính:</w:t>
+            </w:r>
+          </w:p>
+        </w:tc>
+        <w:tc>
+          <w:tcPr>
+            <w:tcW w:type="dxa" w:w="6480"/>
+            <w:shd w:fill="FFFFFF"/>
+            <w:tcMar>
+              <w:top w:w="100" w:type="dxa"/>
+              <w:bottom w:w="100" w:type="dxa"/>
+              <w:left w:w="140" w:type="dxa"/>
+              <w:right w:w="140" w:type="dxa"/>
+            </w:tcMar>
+          </w:tcPr>
+          <w:p>
+            <w:pPr>
+              <w:jc w:val="left"/>
+            </w:pPr>
+            <w:r>
+              <w:rPr>
+                <w:rFonts w:ascii="Times New Roman" w:hAnsi="Times New Roman"/>
+                <w:color w:val="1E293B"/>
+                <w:sz w:val="20"/>
+              </w:rPr>
+              <w:t>1. Người dùng chọn chức năng 'Xem thống kê doanh thu sự kiện' từ menu điều hướng của hệ thống.</w:t>
+              <w:br/>
+              <w:t>2. Hệ thống hiển thị Form thống kê: yêu cầu người dùng chọn sự kiện từ danh sách sự kiện đang quản lý (eventSelector) và tùy chọn khoảng thời gian lọc (datePicker).</w:t>
+              <w:br/>
+              <w:t>3. Người dùng chọn sự kiện cần xem từ danh sách, chọn khoảng thời gian tra cứu và nhấn nút 'Tra cứu'.</w:t>
+              <w:br/>
+              <w:t>4. Hệ thống kiểm tra dữ liệu sự kiện, nạp danh sách các phân khu vé (ZonePricing), các suất diễn (Showtime) và các hóa đơn vé đã thanh toán thành công.</w:t>
+              <w:br/>
+              <w:t>5. Hệ thống thực hiện chuỗi phương thức tính toán tài chính nội tại:</w:t>
+              <w:br/>
+              <w:t xml:space="preserve">   - Tính tổng sức chứa phát hành: calculateTotalCapacity()</w:t>
+              <w:br/>
+              <w:t xml:space="preserve">   - Tính tổng số vé đã bán thành công: calculateTotalTicketsSold()</w:t>
+              <w:br/>
+              <w:t xml:space="preserve">   - Tính tổng doanh thu bán vé gộp: calculateGrossRevenue()</w:t>
+              <w:br/>
+              <w:t xml:space="preserve">   - Khấu trừ 10% VAT và 5% phí sàn để tính doanh thu thuần: calculateNetRevenue()</w:t>
+              <w:br/>
+              <w:t xml:space="preserve">   - Tính tỷ lệ lấp đầy khán đài: calculateOccupancyRate()</w:t>
+              <w:br/>
+              <w:t xml:space="preserve">   - Tính giá vé bình quân mỗi vé bán ra: calculateAverageTicketPrice()</w:t>
+              <w:br/>
+              <w:t xml:space="preserve">   - Tính tỷ trọng đóng góp doanh thu của từng phân khu: calculateZoneContribution(zoneId)</w:t>
+              <w:br/>
+              <w:t xml:space="preserve">   - Đánh giá xếp hạng hiệu quả mở bán: evaluatePerformance()</w:t>
+              <w:br/>
+              <w:t>6. Hệ thống hiển thị toàn bộ các thẻ KPI chỉ số tài chính, bảng chi tiết từng phân khu vé và vẽ biểu đồ tỷ trọng phân bổ doanh thu trực quan.</w:t>
+            </w:r>
+          </w:p>
+        </w:tc>
+      </w:tr>
+      <w:tr>
+        <w:tc>
+          <w:tcPr>
+            <w:tcW w:type="dxa" w:w="2880"/>
+            <w:shd w:fill="F8FAFC"/>
+            <w:tcMar>
+              <w:top w:w="100" w:type="dxa"/>
+              <w:bottom w:w="100" w:type="dxa"/>
+              <w:left w:w="140" w:type="dxa"/>
+              <w:right w:w="140" w:type="dxa"/>
+            </w:tcMar>
+          </w:tcPr>
+          <w:p>
+            <w:pPr>
+              <w:jc w:val="center"/>
+            </w:pPr>
+            <w:r>
+              <w:rPr>
+                <w:rFonts w:ascii="Times New Roman" w:hAnsi="Times New Roman"/>
+                <w:color w:val="1E293B"/>
+                <w:sz w:val="20"/>
+              </w:rPr>
+              <w:t>Ngoại lệ:</w:t>
+            </w:r>
+          </w:p>
+        </w:tc>
+        <w:tc>
+          <w:tcPr>
+            <w:tcW w:type="dxa" w:w="6480"/>
+            <w:shd w:fill="F8FAFC"/>
+            <w:tcMar>
+              <w:top w:w="100" w:type="dxa"/>
+              <w:bottom w:w="100" w:type="dxa"/>
+              <w:left w:w="140" w:type="dxa"/>
+              <w:right w:w="140" w:type="dxa"/>
+            </w:tcMar>
+          </w:tcPr>
+          <w:p>
+            <w:pPr>
+              <w:jc w:val="left"/>
+            </w:pPr>
+            <w:r>
+              <w:rPr>
+                <w:rFonts w:ascii="Times New Roman" w:hAnsi="Times New Roman"/>
+                <w:color w:val="1E293B"/>
+                <w:sz w:val="20"/>
+              </w:rPr>
+              <w:t>4.a. Sự kiện được chọn chưa có giao dịch bán vé nào phát sinh trong khoảng thời gian tra cứu</w:t>
+              <w:br/>
+              <w:t xml:space="preserve">     4.a.1. Hệ thống hiển thị thông báo: 'Sự kiện chưa phát sinh giao dịch bán vé'</w:t>
+              <w:br/>
+              <w:t xml:space="preserve">     4.a.2. Hiển thị các chỉ số ở mức mặc định (0 VNĐ, 0%) và cho phép người dùng chọn lại sự kiện khác.</w:t>
+              <w:br/>
+              <w:t>4.b. Người dùng nhập khoảng thời gian lọc không hợp lệ (Ngày bắt đầu &gt; Ngày kết thúc)</w:t>
+              <w:br/>
+              <w:t xml:space="preserve">     4.b.1. Hệ thống hiển thị thông báo lỗi: 'Khoảng thời gian tra cứu không hợp lệ'</w:t>
+              <w:br/>
+              <w:t xml:space="preserve">     4.b.2. Đặt lại khoảng thời gian mặc định là toàn bộ thời gian mở bán của sự kiện.</w:t>
+              <w:br/>
+              <w:t>4.c. Lỗi kết nối máy chủ cơ sở dữ liệu hoặc hệ thống tính toán</w:t>
+              <w:br/>
+              <w:t xml:space="preserve">     4.c.1. Hệ thống hiển thị thông báo: 'Lỗi kết xuất dữ liệu thống kê, vui lòng thử lại sau'</w:t>
+              <w:br/>
+              <w:t xml:space="preserve">     4.c.2. Giữ nguyên giao diện ban đầu.</w:t>
+            </w:r>
+          </w:p>
+        </w:tc>
+      </w:tr>
+    </w:tbl>
+    <w:p>
+      <w:pPr>
+        <w:spacing w:before="0" w:after="120"/>
+      </w:pPr>
+    </w:p>
+    <w:p>
+      <w:pPr>
+        <w:keepNext/>
+        <w:spacing w:before="320" w:after="120"/>
+      </w:pPr>
+      <w:r>
+        <w:rPr>
+          <w:rFonts w:ascii="Times New Roman" w:hAnsi="Times New Roman"/>
+          <w:b/>
+          <w:color w:val="1E3A8A"/>
+          <w:sz w:val="28"/>
+        </w:rPr>
+        <w:t>4. KỊCH BẢN VÀ THIẾT KẾ GIAO DIỆN CHO CÁC CHỨC NĂNG</w:t>
+      </w:r>
+    </w:p>
+    <w:p>
+      <w:pPr>
+        <w:spacing w:before="0" w:after="100" w:line="300" w:lineRule="auto"/>
+      </w:pPr>
+      <w:r>
+        <w:rPr>
+          <w:rFonts w:ascii="Times New Roman" w:hAnsi="Times New Roman"/>
+          <w:color w:val="1E293B"/>
+          <w:sz w:val="23"/>
+        </w:rPr>
+        <w:t>Thiết kế giao diện cho Chức năng 5: Xem thống kê doanh thu sự kiện được xây dựng nhằm cung cấp trải nghiệm phân tích tài chính trực quan, rõ ràng và tức thì cho Ban tổ chức.</w:t>
+      </w:r>
+    </w:p>
+    <w:p>
+      <w:pPr>
+        <w:keepNext/>
+        <w:spacing w:before="240" w:after="80"/>
+      </w:pPr>
+      <w:r>
+        <w:rPr>
+          <w:rFonts w:ascii="Times New Roman" w:hAnsi="Times New Roman"/>
+          <w:b/>
+          <w:color w:val="1D4ED8"/>
+          <w:sz w:val="25"/>
+        </w:rPr>
+        <w:t>4.1. Bảng đặc tả các thành phần giao diện (UI Controls Specification)</w:t>
+      </w:r>
+    </w:p>
+    <w:tbl>
+      <w:tblPr>
+        <w:tblW w:type="auto" w:w="0"/>
+        <w:jc w:val="center"/>
+        <w:tblLook w:firstColumn="1" w:firstRow="1" w:lastColumn="0" w:lastRow="0" w:noHBand="0" w:noVBand="1" w:val="04A0"/>
+        <w:tblBorders>
+          <w:top w:val="single" w:sz="6" w:space="0" w:color="CBD5E1"/>
+          <w:left w:val="none"/>
+          <w:bottom w:val="single" w:sz="8" w:space="0" w:color="1E3A8A"/>
+          <w:right w:val="none"/>
+          <w:insideH w:val="single" w:sz="4" w:space="0" w:color="CBD5E1"/>
+          <w:insideV w:val="none"/>
+        </w:tblBorders>
+      </w:tblPr>
+      <w:tblGrid>
+        <w:gridCol w:w="2351"/>
+        <w:gridCol w:w="2351"/>
+        <w:gridCol w:w="2351"/>
+        <w:gridCol w:w="2351"/>
+      </w:tblGrid>
+      <w:tr>
+        <w:tc>
+          <w:tcPr>
+            <w:tcW w:type="dxa" w:w="1872"/>
+            <w:shd w:fill="1E3A8A"/>
+            <w:tcMar>
+              <w:top w:w="140" w:type="dxa"/>
+              <w:bottom w:w="140" w:type="dxa"/>
+              <w:left w:w="160" w:type="dxa"/>
+              <w:right w:w="160" w:type="dxa"/>
+            </w:tcMar>
+          </w:tcPr>
+          <w:p>
+            <w:pPr>
+              <w:jc w:val="center"/>
+            </w:pPr>
+            <w:r>
+              <w:rPr>
+                <w:rFonts w:ascii="Times New Roman" w:hAnsi="Times New Roman"/>
+                <w:b/>
+                <w:color w:val="FFFFFF"/>
+                <w:sz w:val="21"/>
+              </w:rPr>
+              <w:t>Mã thành phần</w:t>
+            </w:r>
+          </w:p>
+        </w:tc>
+        <w:tc>
+          <w:tcPr>
+            <w:tcW w:type="dxa" w:w="2016"/>
+            <w:shd w:fill="1E3A8A"/>
+            <w:tcMar>
+              <w:top w:w="140" w:type="dxa"/>
+              <w:bottom w:w="140" w:type="dxa"/>
+              <w:left w:w="160" w:type="dxa"/>
+              <w:right w:w="160" w:type="dxa"/>
+            </w:tcMar>
+          </w:tcPr>
+          <w:p>
+            <w:pPr>
+              <w:jc w:val="center"/>
+            </w:pPr>
+            <w:r>
+              <w:rPr>
+                <w:rFonts w:ascii="Times New Roman" w:hAnsi="Times New Roman"/>
+                <w:b/>
+                <w:color w:val="FFFFFF"/>
+                <w:sz w:val="21"/>
+              </w:rPr>
+              <w:t>Tên thành phần</w:t>
+            </w:r>
+          </w:p>
+        </w:tc>
+        <w:tc>
+          <w:tcPr>
+            <w:tcW w:type="dxa" w:w="2016"/>
+            <w:shd w:fill="1E3A8A"/>
+            <w:tcMar>
+              <w:top w:w="140" w:type="dxa"/>
+              <w:bottom w:w="140" w:type="dxa"/>
+              <w:left w:w="160" w:type="dxa"/>
+              <w:right w:w="160" w:type="dxa"/>
+            </w:tcMar>
+          </w:tcPr>
+          <w:p>
+            <w:pPr>
+              <w:jc w:val="center"/>
+            </w:pPr>
+            <w:r>
+              <w:rPr>
+                <w:rFonts w:ascii="Times New Roman" w:hAnsi="Times New Roman"/>
+                <w:b/>
+                <w:color w:val="FFFFFF"/>
+                <w:sz w:val="21"/>
+              </w:rPr>
+              <w:t>Kiểu điều khiển (Type)</w:t>
+            </w:r>
+          </w:p>
+        </w:tc>
+        <w:tc>
+          <w:tcPr>
+            <w:tcW w:type="dxa" w:w="3456"/>
+            <w:shd w:fill="1E3A8A"/>
+            <w:tcMar>
+              <w:top w:w="140" w:type="dxa"/>
+              <w:bottom w:w="140" w:type="dxa"/>
+              <w:left w:w="160" w:type="dxa"/>
+              <w:right w:w="160" w:type="dxa"/>
+            </w:tcMar>
+          </w:tcPr>
+          <w:p>
+            <w:pPr>
+              <w:jc w:val="center"/>
+            </w:pPr>
+            <w:r>
+              <w:rPr>
+                <w:rFonts w:ascii="Times New Roman" w:hAnsi="Times New Roman"/>
+                <w:b/>
+                <w:color w:val="FFFFFF"/>
+                <w:sz w:val="21"/>
+              </w:rPr>
+              <w:t>Ý nghĩa &amp; Ràng buộc dữ liệu</w:t>
+            </w:r>
+          </w:p>
+        </w:tc>
+      </w:tr>
+      <w:tr>
+        <w:tc>
+          <w:tcPr>
+            <w:tcW w:type="dxa" w:w="1872"/>
+            <w:shd w:fill="FFFFFF"/>
+            <w:tcMar>
+              <w:top w:w="100" w:type="dxa"/>
+              <w:bottom w:w="100" w:type="dxa"/>
+              <w:left w:w="140" w:type="dxa"/>
+              <w:right w:w="140" w:type="dxa"/>
+            </w:tcMar>
+          </w:tcPr>
+          <w:p>
+            <w:pPr>
+              <w:jc w:val="center"/>
+            </w:pPr>
+            <w:r>
+              <w:rPr>
+                <w:rFonts w:ascii="Times New Roman" w:hAnsi="Times New Roman"/>
+                <w:color w:val="1E293B"/>
+                <w:sz w:val="20"/>
+              </w:rPr>
+              <w:t>cb_event</w:t>
+            </w:r>
+          </w:p>
+        </w:tc>
+        <w:tc>
+          <w:tcPr>
+            <w:tcW w:type="dxa" w:w="2016"/>
+            <w:shd w:fill="FFFFFF"/>
+            <w:tcMar>
+              <w:top w:w="100" w:type="dxa"/>
+              <w:bottom w:w="100" w:type="dxa"/>
+              <w:left w:w="140" w:type="dxa"/>
+              <w:right w:w="140" w:type="dxa"/>
+            </w:tcMar>
+          </w:tcPr>
+          <w:p>
+            <w:pPr>
+              <w:jc w:val="left"/>
+            </w:pPr>
+            <w:r>
+              <w:rPr>
+                <w:rFonts w:ascii="Times New Roman" w:hAnsi="Times New Roman"/>
+                <w:color w:val="1E293B"/>
+                <w:sz w:val="20"/>
+              </w:rPr>
+              <w:t>Chọn sự kiện</w:t>
+            </w:r>
+          </w:p>
+        </w:tc>
+        <w:tc>
+          <w:tcPr>
+            <w:tcW w:type="dxa" w:w="2016"/>
+            <w:shd w:fill="FFFFFF"/>
+            <w:tcMar>
+              <w:top w:w="100" w:type="dxa"/>
+              <w:bottom w:w="100" w:type="dxa"/>
+              <w:left w:w="140" w:type="dxa"/>
+              <w:right w:w="140" w:type="dxa"/>
+            </w:tcMar>
+          </w:tcPr>
+          <w:p>
+            <w:pPr>
+              <w:jc w:val="left"/>
+            </w:pPr>
+            <w:r>
+              <w:rPr>
+                <w:rFonts w:ascii="Times New Roman" w:hAnsi="Times New Roman"/>
+                <w:color w:val="1E293B"/>
+                <w:sz w:val="20"/>
+              </w:rPr>
+              <w:t>ComboBox (Dropdown)</w:t>
+            </w:r>
+          </w:p>
+        </w:tc>
+        <w:tc>
+          <w:tcPr>
+            <w:tcW w:type="dxa" w:w="3456"/>
+            <w:shd w:fill="FFFFFF"/>
+            <w:tcMar>
+              <w:top w:w="100" w:type="dxa"/>
+              <w:bottom w:w="100" w:type="dxa"/>
+              <w:left w:w="140" w:type="dxa"/>
+              <w:right w:w="140" w:type="dxa"/>
+            </w:tcMar>
+          </w:tcPr>
+          <w:p>
+            <w:pPr>
+              <w:jc w:val="left"/>
+            </w:pPr>
+            <w:r>
+              <w:rPr>
+                <w:rFonts w:ascii="Times New Roman" w:hAnsi="Times New Roman"/>
+                <w:color w:val="1E293B"/>
+                <w:sz w:val="20"/>
+              </w:rPr>
+              <w:t>Danh sách các sự kiện do ban tổ chức quản lý. Ràng buộc: bắt buộc chọn 1 sự kiện.</w:t>
+            </w:r>
+          </w:p>
+        </w:tc>
+      </w:tr>
+      <w:tr>
+        <w:tc>
+          <w:tcPr>
+            <w:tcW w:type="dxa" w:w="1872"/>
+            <w:shd w:fill="F8FAFC"/>
+            <w:tcMar>
+              <w:top w:w="100" w:type="dxa"/>
+              <w:bottom w:w="100" w:type="dxa"/>
+              <w:left w:w="140" w:type="dxa"/>
+              <w:right w:w="140" w:type="dxa"/>
+            </w:tcMar>
+          </w:tcPr>
+          <w:p>
+            <w:pPr>
+              <w:jc w:val="center"/>
+            </w:pPr>
+            <w:r>
+              <w:rPr>
+                <w:rFonts w:ascii="Times New Roman" w:hAnsi="Times New Roman"/>
+                <w:color w:val="1E293B"/>
+                <w:sz w:val="20"/>
+              </w:rPr>
+              <w:t>dp_from_date</w:t>
+            </w:r>
+          </w:p>
+        </w:tc>
+        <w:tc>
+          <w:tcPr>
+            <w:tcW w:type="dxa" w:w="2016"/>
+            <w:shd w:fill="F8FAFC"/>
+            <w:tcMar>
+              <w:top w:w="100" w:type="dxa"/>
+              <w:bottom w:w="100" w:type="dxa"/>
+              <w:left w:w="140" w:type="dxa"/>
+              <w:right w:w="140" w:type="dxa"/>
+            </w:tcMar>
+          </w:tcPr>
+          <w:p>
+            <w:pPr>
+              <w:jc w:val="left"/>
+            </w:pPr>
+            <w:r>
+              <w:rPr>
+                <w:rFonts w:ascii="Times New Roman" w:hAnsi="Times New Roman"/>
+                <w:color w:val="1E293B"/>
+                <w:sz w:val="20"/>
+              </w:rPr>
+              <w:t>Từ ngày</w:t>
+            </w:r>
+          </w:p>
+        </w:tc>
+        <w:tc>
+          <w:tcPr>
+            <w:tcW w:type="dxa" w:w="2016"/>
+            <w:shd w:fill="F8FAFC"/>
+            <w:tcMar>
+              <w:top w:w="100" w:type="dxa"/>
+              <w:bottom w:w="100" w:type="dxa"/>
+              <w:left w:w="140" w:type="dxa"/>
+              <w:right w:w="140" w:type="dxa"/>
+            </w:tcMar>
+          </w:tcPr>
+          <w:p>
+            <w:pPr>
+              <w:jc w:val="left"/>
+            </w:pPr>
+            <w:r>
+              <w:rPr>
+                <w:rFonts w:ascii="Times New Roman" w:hAnsi="Times New Roman"/>
+                <w:color w:val="1E293B"/>
+                <w:sz w:val="20"/>
+              </w:rPr>
+              <w:t>DatePicker / TextInput</w:t>
+            </w:r>
+          </w:p>
+        </w:tc>
+        <w:tc>
+          <w:tcPr>
+            <w:tcW w:type="dxa" w:w="3456"/>
+            <w:shd w:fill="F8FAFC"/>
+            <w:tcMar>
+              <w:top w:w="100" w:type="dxa"/>
+              <w:bottom w:w="100" w:type="dxa"/>
+              <w:left w:w="140" w:type="dxa"/>
+              <w:right w:w="140" w:type="dxa"/>
+            </w:tcMar>
+          </w:tcPr>
+          <w:p>
+            <w:pPr>
+              <w:jc w:val="left"/>
+            </w:pPr>
+            <w:r>
+              <w:rPr>
+                <w:rFonts w:ascii="Times New Roman" w:hAnsi="Times New Roman"/>
+                <w:color w:val="1E293B"/>
+                <w:sz w:val="20"/>
+              </w:rPr>
+              <w:t>Ngày bắt đầu lọc số liệu. Định dạng: DD/MM/YYYY. Mặc định: ngày mở bán vé.</w:t>
+            </w:r>
+          </w:p>
+        </w:tc>
+      </w:tr>
+      <w:tr>
+        <w:tc>
+          <w:tcPr>
+            <w:tcW w:type="dxa" w:w="1872"/>
+            <w:shd w:fill="FFFFFF"/>
+            <w:tcMar>
+              <w:top w:w="100" w:type="dxa"/>
+              <w:bottom w:w="100" w:type="dxa"/>
+              <w:left w:w="140" w:type="dxa"/>
+              <w:right w:w="140" w:type="dxa"/>
+            </w:tcMar>
+          </w:tcPr>
+          <w:p>
+            <w:pPr>
+              <w:jc w:val="center"/>
+            </w:pPr>
+            <w:r>
+              <w:rPr>
+                <w:rFonts w:ascii="Times New Roman" w:hAnsi="Times New Roman"/>
+                <w:color w:val="1E293B"/>
+                <w:sz w:val="20"/>
+              </w:rPr>
+              <w:t>dp_to_date</w:t>
+            </w:r>
+          </w:p>
+        </w:tc>
+        <w:tc>
+          <w:tcPr>
+            <w:tcW w:type="dxa" w:w="2016"/>
+            <w:shd w:fill="FFFFFF"/>
+            <w:tcMar>
+              <w:top w:w="100" w:type="dxa"/>
+              <w:bottom w:w="100" w:type="dxa"/>
+              <w:left w:w="140" w:type="dxa"/>
+              <w:right w:w="140" w:type="dxa"/>
+            </w:tcMar>
+          </w:tcPr>
+          <w:p>
+            <w:pPr>
+              <w:jc w:val="left"/>
+            </w:pPr>
+            <w:r>
+              <w:rPr>
+                <w:rFonts w:ascii="Times New Roman" w:hAnsi="Times New Roman"/>
+                <w:color w:val="1E293B"/>
+                <w:sz w:val="20"/>
+              </w:rPr>
+              <w:t>Đến ngày</w:t>
+            </w:r>
+          </w:p>
+        </w:tc>
+        <w:tc>
+          <w:tcPr>
+            <w:tcW w:type="dxa" w:w="2016"/>
+            <w:shd w:fill="FFFFFF"/>
+            <w:tcMar>
+              <w:top w:w="100" w:type="dxa"/>
+              <w:bottom w:w="100" w:type="dxa"/>
+              <w:left w:w="140" w:type="dxa"/>
+              <w:right w:w="140" w:type="dxa"/>
+            </w:tcMar>
+          </w:tcPr>
+          <w:p>
+            <w:pPr>
+              <w:jc w:val="left"/>
+            </w:pPr>
+            <w:r>
+              <w:rPr>
+                <w:rFonts w:ascii="Times New Roman" w:hAnsi="Times New Roman"/>
+                <w:color w:val="1E293B"/>
+                <w:sz w:val="20"/>
+              </w:rPr>
+              <w:t>DatePicker / TextInput</w:t>
+            </w:r>
+          </w:p>
+        </w:tc>
+        <w:tc>
+          <w:tcPr>
+            <w:tcW w:type="dxa" w:w="3456"/>
+            <w:shd w:fill="FFFFFF"/>
+            <w:tcMar>
+              <w:top w:w="100" w:type="dxa"/>
+              <w:bottom w:w="100" w:type="dxa"/>
+              <w:left w:w="140" w:type="dxa"/>
+              <w:right w:w="140" w:type="dxa"/>
+            </w:tcMar>
+          </w:tcPr>
+          <w:p>
+            <w:pPr>
+              <w:jc w:val="left"/>
+            </w:pPr>
+            <w:r>
+              <w:rPr>
+                <w:rFonts w:ascii="Times New Roman" w:hAnsi="Times New Roman"/>
+                <w:color w:val="1E293B"/>
+                <w:sz w:val="20"/>
+              </w:rPr>
+              <w:t>Ngày kết thúc lọc số liệu. Định dạng: DD/MM/YYYY. Ràng buộc: &gt;= dp_from_date.</w:t>
+            </w:r>
+          </w:p>
+        </w:tc>
+      </w:tr>
+      <w:tr>
+        <w:tc>
+          <w:tcPr>
+            <w:tcW w:type="dxa" w:w="1872"/>
+            <w:shd w:fill="F8FAFC"/>
+            <w:tcMar>
+              <w:top w:w="100" w:type="dxa"/>
+              <w:bottom w:w="100" w:type="dxa"/>
+              <w:left w:w="140" w:type="dxa"/>
+              <w:right w:w="140" w:type="dxa"/>
+            </w:tcMar>
+          </w:tcPr>
+          <w:p>
+            <w:pPr>
+              <w:jc w:val="center"/>
+            </w:pPr>
+            <w:r>
+              <w:rPr>
+                <w:rFonts w:ascii="Times New Roman" w:hAnsi="Times New Roman"/>
+                <w:color w:val="1E293B"/>
+                <w:sz w:val="20"/>
+              </w:rPr>
+              <w:t>btn_search</w:t>
+            </w:r>
+          </w:p>
+        </w:tc>
+        <w:tc>
+          <w:tcPr>
+            <w:tcW w:type="dxa" w:w="2016"/>
+            <w:shd w:fill="F8FAFC"/>
+            <w:tcMar>
+              <w:top w:w="100" w:type="dxa"/>
+              <w:bottom w:w="100" w:type="dxa"/>
+              <w:left w:w="140" w:type="dxa"/>
+              <w:right w:w="140" w:type="dxa"/>
+            </w:tcMar>
+          </w:tcPr>
+          <w:p>
+            <w:pPr>
+              <w:jc w:val="left"/>
+            </w:pPr>
+            <w:r>
+              <w:rPr>
+                <w:rFonts w:ascii="Times New Roman" w:hAnsi="Times New Roman"/>
+                <w:color w:val="1E293B"/>
+                <w:sz w:val="20"/>
+              </w:rPr>
+              <w:t>Tra cứu</w:t>
+            </w:r>
+          </w:p>
+        </w:tc>
+        <w:tc>
+          <w:tcPr>
+            <w:tcW w:type="dxa" w:w="2016"/>
+            <w:shd w:fill="F8FAFC"/>
+            <w:tcMar>
+              <w:top w:w="100" w:type="dxa"/>
+              <w:bottom w:w="100" w:type="dxa"/>
+              <w:left w:w="140" w:type="dxa"/>
+              <w:right w:w="140" w:type="dxa"/>
+            </w:tcMar>
+          </w:tcPr>
+          <w:p>
+            <w:pPr>
+              <w:jc w:val="left"/>
+            </w:pPr>
+            <w:r>
+              <w:rPr>
+                <w:rFonts w:ascii="Times New Roman" w:hAnsi="Times New Roman"/>
+                <w:color w:val="1E293B"/>
+                <w:sz w:val="20"/>
+              </w:rPr>
+              <w:t>Button (Primary)</w:t>
+            </w:r>
+          </w:p>
+        </w:tc>
+        <w:tc>
+          <w:tcPr>
+            <w:tcW w:type="dxa" w:w="3456"/>
+            <w:shd w:fill="F8FAFC"/>
+            <w:tcMar>
+              <w:top w:w="100" w:type="dxa"/>
+              <w:bottom w:w="100" w:type="dxa"/>
+              <w:left w:w="140" w:type="dxa"/>
+              <w:right w:w="140" w:type="dxa"/>
+            </w:tcMar>
+          </w:tcPr>
+          <w:p>
+            <w:pPr>
+              <w:jc w:val="left"/>
+            </w:pPr>
+            <w:r>
+              <w:rPr>
+                <w:rFonts w:ascii="Times New Roman" w:hAnsi="Times New Roman"/>
+                <w:color w:val="1E293B"/>
+                <w:sz w:val="20"/>
+              </w:rPr>
+              <w:t>Kích hoạt gửi yêu cầu tra cứu và tính toán số liệu thống kê.</w:t>
+            </w:r>
+          </w:p>
+        </w:tc>
+      </w:tr>
+      <w:tr>
+        <w:tc>
+          <w:tcPr>
+            <w:tcW w:type="dxa" w:w="1872"/>
+            <w:shd w:fill="FFFFFF"/>
+            <w:tcMar>
+              <w:top w:w="100" w:type="dxa"/>
+              <w:bottom w:w="100" w:type="dxa"/>
+              <w:left w:w="140" w:type="dxa"/>
+              <w:right w:w="140" w:type="dxa"/>
+            </w:tcMar>
+          </w:tcPr>
+          <w:p>
+            <w:pPr>
+              <w:jc w:val="center"/>
+            </w:pPr>
+            <w:r>
+              <w:rPr>
+                <w:rFonts w:ascii="Times New Roman" w:hAnsi="Times New Roman"/>
+                <w:color w:val="1E293B"/>
+                <w:sz w:val="20"/>
+              </w:rPr>
+              <w:t>btn_excel</w:t>
+            </w:r>
+          </w:p>
+        </w:tc>
+        <w:tc>
+          <w:tcPr>
+            <w:tcW w:type="dxa" w:w="2016"/>
+            <w:shd w:fill="FFFFFF"/>
+            <w:tcMar>
+              <w:top w:w="100" w:type="dxa"/>
+              <w:bottom w:w="100" w:type="dxa"/>
+              <w:left w:w="140" w:type="dxa"/>
+              <w:right w:w="140" w:type="dxa"/>
+            </w:tcMar>
+          </w:tcPr>
+          <w:p>
+            <w:pPr>
+              <w:jc w:val="left"/>
+            </w:pPr>
+            <w:r>
+              <w:rPr>
+                <w:rFonts w:ascii="Times New Roman" w:hAnsi="Times New Roman"/>
+                <w:color w:val="1E293B"/>
+                <w:sz w:val="20"/>
+              </w:rPr>
+              <w:t>Xuất Excel</w:t>
+            </w:r>
+          </w:p>
+        </w:tc>
+        <w:tc>
+          <w:tcPr>
+            <w:tcW w:type="dxa" w:w="2016"/>
+            <w:shd w:fill="FFFFFF"/>
+            <w:tcMar>
+              <w:top w:w="100" w:type="dxa"/>
+              <w:bottom w:w="100" w:type="dxa"/>
+              <w:left w:w="140" w:type="dxa"/>
+              <w:right w:w="140" w:type="dxa"/>
+            </w:tcMar>
+          </w:tcPr>
+          <w:p>
+            <w:pPr>
+              <w:jc w:val="left"/>
+            </w:pPr>
+            <w:r>
+              <w:rPr>
+                <w:rFonts w:ascii="Times New Roman" w:hAnsi="Times New Roman"/>
+                <w:color w:val="1E293B"/>
+                <w:sz w:val="20"/>
+              </w:rPr>
+              <w:t>Button (Success)</w:t>
+            </w:r>
+          </w:p>
+        </w:tc>
+        <w:tc>
+          <w:tcPr>
+            <w:tcW w:type="dxa" w:w="3456"/>
+            <w:shd w:fill="FFFFFF"/>
+            <w:tcMar>
+              <w:top w:w="100" w:type="dxa"/>
+              <w:bottom w:w="100" w:type="dxa"/>
+              <w:left w:w="140" w:type="dxa"/>
+              <w:right w:w="140" w:type="dxa"/>
+            </w:tcMar>
+          </w:tcPr>
+          <w:p>
+            <w:pPr>
+              <w:jc w:val="left"/>
+            </w:pPr>
+            <w:r>
+              <w:rPr>
+                <w:rFonts w:ascii="Times New Roman" w:hAnsi="Times New Roman"/>
+                <w:color w:val="1E293B"/>
+                <w:sz w:val="20"/>
+              </w:rPr>
+              <w:t>Kết xuất toàn bộ bảng số liệu phân tích ra tệp bảng tính .xlsx.</w:t>
+            </w:r>
+          </w:p>
+        </w:tc>
+      </w:tr>
+      <w:tr>
+        <w:tc>
+          <w:tcPr>
+            <w:tcW w:type="dxa" w:w="1872"/>
+            <w:shd w:fill="F8FAFC"/>
+            <w:tcMar>
+              <w:top w:w="100" w:type="dxa"/>
+              <w:bottom w:w="100" w:type="dxa"/>
+              <w:left w:w="140" w:type="dxa"/>
+              <w:right w:w="140" w:type="dxa"/>
+            </w:tcMar>
+          </w:tcPr>
+          <w:p>
+            <w:pPr>
+              <w:jc w:val="center"/>
+            </w:pPr>
+            <w:r>
+              <w:rPr>
+                <w:rFonts w:ascii="Times New Roman" w:hAnsi="Times New Roman"/>
+                <w:color w:val="1E293B"/>
+                <w:sz w:val="20"/>
+              </w:rPr>
+              <w:t>btn_pdf</w:t>
+            </w:r>
+          </w:p>
+        </w:tc>
+        <w:tc>
+          <w:tcPr>
+            <w:tcW w:type="dxa" w:w="2016"/>
+            <w:shd w:fill="F8FAFC"/>
+            <w:tcMar>
+              <w:top w:w="100" w:type="dxa"/>
+              <w:bottom w:w="100" w:type="dxa"/>
+              <w:left w:w="140" w:type="dxa"/>
+              <w:right w:w="140" w:type="dxa"/>
+            </w:tcMar>
+          </w:tcPr>
+          <w:p>
+            <w:pPr>
+              <w:jc w:val="left"/>
+            </w:pPr>
+            <w:r>
+              <w:rPr>
+                <w:rFonts w:ascii="Times New Roman" w:hAnsi="Times New Roman"/>
+                <w:color w:val="1E293B"/>
+                <w:sz w:val="20"/>
+              </w:rPr>
+              <w:t>In PDF</w:t>
+            </w:r>
+          </w:p>
+        </w:tc>
+        <w:tc>
+          <w:tcPr>
+            <w:tcW w:type="dxa" w:w="2016"/>
+            <w:shd w:fill="F8FAFC"/>
+            <w:tcMar>
+              <w:top w:w="100" w:type="dxa"/>
+              <w:bottom w:w="100" w:type="dxa"/>
+              <w:left w:w="140" w:type="dxa"/>
+              <w:right w:w="140" w:type="dxa"/>
+            </w:tcMar>
+          </w:tcPr>
+          <w:p>
+            <w:pPr>
+              <w:jc w:val="left"/>
+            </w:pPr>
+            <w:r>
+              <w:rPr>
+                <w:rFonts w:ascii="Times New Roman" w:hAnsi="Times New Roman"/>
+                <w:color w:val="1E293B"/>
+                <w:sz w:val="20"/>
+              </w:rPr>
+              <w:t>Button (Danger)</w:t>
+            </w:r>
+          </w:p>
+        </w:tc>
+        <w:tc>
+          <w:tcPr>
+            <w:tcW w:type="dxa" w:w="3456"/>
+            <w:shd w:fill="F8FAFC"/>
+            <w:tcMar>
+              <w:top w:w="100" w:type="dxa"/>
+              <w:bottom w:w="100" w:type="dxa"/>
+              <w:left w:w="140" w:type="dxa"/>
+              <w:right w:w="140" w:type="dxa"/>
+            </w:tcMar>
+          </w:tcPr>
+          <w:p>
+            <w:pPr>
+              <w:jc w:val="left"/>
+            </w:pPr>
+            <w:r>
+              <w:rPr>
+                <w:rFonts w:ascii="Times New Roman" w:hAnsi="Times New Roman"/>
+                <w:color w:val="1E293B"/>
+                <w:sz w:val="20"/>
+              </w:rPr>
+              <w:t>Tạo tài liệu báo cáo định dạng .pdf chuẩn hóa để in ấn hoặc ký duyệt.</w:t>
+            </w:r>
+          </w:p>
+        </w:tc>
+      </w:tr>
+      <w:tr>
+        <w:tc>
+          <w:tcPr>
+            <w:tcW w:type="dxa" w:w="1872"/>
+            <w:shd w:fill="FFFFFF"/>
+            <w:tcMar>
+              <w:top w:w="100" w:type="dxa"/>
+              <w:bottom w:w="100" w:type="dxa"/>
+              <w:left w:w="140" w:type="dxa"/>
+              <w:right w:w="140" w:type="dxa"/>
+            </w:tcMar>
+          </w:tcPr>
+          <w:p>
+            <w:pPr>
+              <w:jc w:val="center"/>
+            </w:pPr>
+            <w:r>
+              <w:rPr>
+                <w:rFonts w:ascii="Times New Roman" w:hAnsi="Times New Roman"/>
+                <w:color w:val="1E293B"/>
+                <w:sz w:val="20"/>
+              </w:rPr>
+              <w:t>card_gross</w:t>
+            </w:r>
+          </w:p>
+        </w:tc>
+        <w:tc>
+          <w:tcPr>
+            <w:tcW w:type="dxa" w:w="2016"/>
+            <w:shd w:fill="FFFFFF"/>
+            <w:tcMar>
+              <w:top w:w="100" w:type="dxa"/>
+              <w:bottom w:w="100" w:type="dxa"/>
+              <w:left w:w="140" w:type="dxa"/>
+              <w:right w:w="140" w:type="dxa"/>
+            </w:tcMar>
+          </w:tcPr>
+          <w:p>
+            <w:pPr>
+              <w:jc w:val="left"/>
+            </w:pPr>
+            <w:r>
+              <w:rPr>
+                <w:rFonts w:ascii="Times New Roman" w:hAnsi="Times New Roman"/>
+                <w:color w:val="1E293B"/>
+                <w:sz w:val="20"/>
+              </w:rPr>
+              <w:t>Tổng doanh thu gộp</w:t>
+            </w:r>
+          </w:p>
+        </w:tc>
+        <w:tc>
+          <w:tcPr>
+            <w:tcW w:type="dxa" w:w="2016"/>
+            <w:shd w:fill="FFFFFF"/>
+            <w:tcMar>
+              <w:top w:w="100" w:type="dxa"/>
+              <w:bottom w:w="100" w:type="dxa"/>
+              <w:left w:w="140" w:type="dxa"/>
+              <w:right w:w="140" w:type="dxa"/>
+            </w:tcMar>
+          </w:tcPr>
+          <w:p>
+            <w:pPr>
+              <w:jc w:val="left"/>
+            </w:pPr>
+            <w:r>
+              <w:rPr>
+                <w:rFonts w:ascii="Times New Roman" w:hAnsi="Times New Roman"/>
+                <w:color w:val="1E293B"/>
+                <w:sz w:val="20"/>
+              </w:rPr>
+              <w:t>KPI Card (Blue)</w:t>
+            </w:r>
+          </w:p>
+        </w:tc>
+        <w:tc>
+          <w:tcPr>
+            <w:tcW w:type="dxa" w:w="3456"/>
+            <w:shd w:fill="FFFFFF"/>
+            <w:tcMar>
+              <w:top w:w="100" w:type="dxa"/>
+              <w:bottom w:w="100" w:type="dxa"/>
+              <w:left w:w="140" w:type="dxa"/>
+              <w:right w:w="140" w:type="dxa"/>
+            </w:tcMar>
+          </w:tcPr>
+          <w:p>
+            <w:pPr>
+              <w:jc w:val="left"/>
+            </w:pPr>
+            <w:r>
+              <w:rPr>
+                <w:rFonts w:ascii="Times New Roman" w:hAnsi="Times New Roman"/>
+                <w:color w:val="1E293B"/>
+                <w:sz w:val="20"/>
+              </w:rPr>
+              <w:t>Hiển thị tổng số tiền bán vé thu được trước thuế phí.</w:t>
+            </w:r>
+          </w:p>
+        </w:tc>
+      </w:tr>
+      <w:tr>
+        <w:tc>
+          <w:tcPr>
+            <w:tcW w:type="dxa" w:w="1872"/>
+            <w:shd w:fill="F8FAFC"/>
+            <w:tcMar>
+              <w:top w:w="100" w:type="dxa"/>
+              <w:bottom w:w="100" w:type="dxa"/>
+              <w:left w:w="140" w:type="dxa"/>
+              <w:right w:w="140" w:type="dxa"/>
+            </w:tcMar>
+          </w:tcPr>
+          <w:p>
+            <w:pPr>
+              <w:jc w:val="center"/>
+            </w:pPr>
+            <w:r>
+              <w:rPr>
+                <w:rFonts w:ascii="Times New Roman" w:hAnsi="Times New Roman"/>
+                <w:color w:val="1E293B"/>
+                <w:sz w:val="20"/>
+              </w:rPr>
+              <w:t>card_net</w:t>
+            </w:r>
+          </w:p>
+        </w:tc>
+        <w:tc>
+          <w:tcPr>
+            <w:tcW w:type="dxa" w:w="2016"/>
+            <w:shd w:fill="F8FAFC"/>
+            <w:tcMar>
+              <w:top w:w="100" w:type="dxa"/>
+              <w:bottom w:w="100" w:type="dxa"/>
+              <w:left w:w="140" w:type="dxa"/>
+              <w:right w:w="140" w:type="dxa"/>
+            </w:tcMar>
+          </w:tcPr>
+          <w:p>
+            <w:pPr>
+              <w:jc w:val="left"/>
+            </w:pPr>
+            <w:r>
+              <w:rPr>
+                <w:rFonts w:ascii="Times New Roman" w:hAnsi="Times New Roman"/>
+                <w:color w:val="1E293B"/>
+                <w:sz w:val="20"/>
+              </w:rPr>
+              <w:t>Doanh thu thuần</w:t>
+            </w:r>
+          </w:p>
+        </w:tc>
+        <w:tc>
+          <w:tcPr>
+            <w:tcW w:type="dxa" w:w="2016"/>
+            <w:shd w:fill="F8FAFC"/>
+            <w:tcMar>
+              <w:top w:w="100" w:type="dxa"/>
+              <w:bottom w:w="100" w:type="dxa"/>
+              <w:left w:w="140" w:type="dxa"/>
+              <w:right w:w="140" w:type="dxa"/>
+            </w:tcMar>
+          </w:tcPr>
+          <w:p>
+            <w:pPr>
+              <w:jc w:val="left"/>
+            </w:pPr>
+            <w:r>
+              <w:rPr>
+                <w:rFonts w:ascii="Times New Roman" w:hAnsi="Times New Roman"/>
+                <w:color w:val="1E293B"/>
+                <w:sz w:val="20"/>
+              </w:rPr>
+              <w:t>KPI Card (Green)</w:t>
+            </w:r>
+          </w:p>
+        </w:tc>
+        <w:tc>
+          <w:tcPr>
+            <w:tcW w:type="dxa" w:w="3456"/>
+            <w:shd w:fill="F8FAFC"/>
+            <w:tcMar>
+              <w:top w:w="100" w:type="dxa"/>
+              <w:bottom w:w="100" w:type="dxa"/>
+              <w:left w:w="140" w:type="dxa"/>
+              <w:right w:w="140" w:type="dxa"/>
+            </w:tcMar>
+          </w:tcPr>
+          <w:p>
+            <w:pPr>
+              <w:jc w:val="left"/>
+            </w:pPr>
+            <w:r>
+              <w:rPr>
+                <w:rFonts w:ascii="Times New Roman" w:hAnsi="Times New Roman"/>
+                <w:color w:val="1E293B"/>
+                <w:sz w:val="20"/>
+              </w:rPr>
+              <w:t>Hiển thị số tiền thực nhận sau khi khấu trừ 10% VAT và 5% phí nền tảng.</w:t>
+            </w:r>
+          </w:p>
+        </w:tc>
+      </w:tr>
+      <w:tr>
+        <w:tc>
+          <w:tcPr>
+            <w:tcW w:type="dxa" w:w="1872"/>
+            <w:shd w:fill="FFFFFF"/>
+            <w:tcMar>
+              <w:top w:w="100" w:type="dxa"/>
+              <w:bottom w:w="100" w:type="dxa"/>
+              <w:left w:w="140" w:type="dxa"/>
+              <w:right w:w="140" w:type="dxa"/>
+            </w:tcMar>
+          </w:tcPr>
+          <w:p>
+            <w:pPr>
+              <w:jc w:val="center"/>
+            </w:pPr>
+            <w:r>
+              <w:rPr>
+                <w:rFonts w:ascii="Times New Roman" w:hAnsi="Times New Roman"/>
+                <w:color w:val="1E293B"/>
+                <w:sz w:val="20"/>
+              </w:rPr>
+              <w:t>card_occupancy</w:t>
+            </w:r>
+          </w:p>
+        </w:tc>
+        <w:tc>
+          <w:tcPr>
+            <w:tcW w:type="dxa" w:w="2016"/>
+            <w:shd w:fill="FFFFFF"/>
+            <w:tcMar>
+              <w:top w:w="100" w:type="dxa"/>
+              <w:bottom w:w="100" w:type="dxa"/>
+              <w:left w:w="140" w:type="dxa"/>
+              <w:right w:w="140" w:type="dxa"/>
+            </w:tcMar>
+          </w:tcPr>
+          <w:p>
+            <w:pPr>
+              <w:jc w:val="left"/>
+            </w:pPr>
+            <w:r>
+              <w:rPr>
+                <w:rFonts w:ascii="Times New Roman" w:hAnsi="Times New Roman"/>
+                <w:color w:val="1E293B"/>
+                <w:sz w:val="20"/>
+              </w:rPr>
+              <w:t>Tỷ lệ lấp đầy</w:t>
+            </w:r>
+          </w:p>
+        </w:tc>
+        <w:tc>
+          <w:tcPr>
+            <w:tcW w:type="dxa" w:w="2016"/>
+            <w:shd w:fill="FFFFFF"/>
+            <w:tcMar>
+              <w:top w:w="100" w:type="dxa"/>
+              <w:bottom w:w="100" w:type="dxa"/>
+              <w:left w:w="140" w:type="dxa"/>
+              <w:right w:w="140" w:type="dxa"/>
+            </w:tcMar>
+          </w:tcPr>
+          <w:p>
+            <w:pPr>
+              <w:jc w:val="left"/>
+            </w:pPr>
+            <w:r>
+              <w:rPr>
+                <w:rFonts w:ascii="Times New Roman" w:hAnsi="Times New Roman"/>
+                <w:color w:val="1E293B"/>
+                <w:sz w:val="20"/>
+              </w:rPr>
+              <w:t>KPI Card (Amber)</w:t>
+            </w:r>
+          </w:p>
+        </w:tc>
+        <w:tc>
+          <w:tcPr>
+            <w:tcW w:type="dxa" w:w="3456"/>
+            <w:shd w:fill="FFFFFF"/>
+            <w:tcMar>
+              <w:top w:w="100" w:type="dxa"/>
+              <w:bottom w:w="100" w:type="dxa"/>
+              <w:left w:w="140" w:type="dxa"/>
+              <w:right w:w="140" w:type="dxa"/>
+            </w:tcMar>
+          </w:tcPr>
+          <w:p>
+            <w:pPr>
+              <w:jc w:val="left"/>
+            </w:pPr>
+            <w:r>
+              <w:rPr>
+                <w:rFonts w:ascii="Times New Roman" w:hAnsi="Times New Roman"/>
+                <w:color w:val="1E293B"/>
+                <w:sz w:val="20"/>
+              </w:rPr>
+              <w:t>Hiển thị phần trăm số ghế đã bán trên tổng sức chứa và xếp hạng (EXCELLENT).</w:t>
+            </w:r>
+          </w:p>
+        </w:tc>
+      </w:tr>
+      <w:tr>
+        <w:tc>
+          <w:tcPr>
+            <w:tcW w:type="dxa" w:w="1872"/>
+            <w:shd w:fill="F8FAFC"/>
+            <w:tcMar>
+              <w:top w:w="100" w:type="dxa"/>
+              <w:bottom w:w="100" w:type="dxa"/>
+              <w:left w:w="140" w:type="dxa"/>
+              <w:right w:w="140" w:type="dxa"/>
+            </w:tcMar>
+          </w:tcPr>
+          <w:p>
+            <w:pPr>
+              <w:jc w:val="center"/>
+            </w:pPr>
+            <w:r>
+              <w:rPr>
+                <w:rFonts w:ascii="Times New Roman" w:hAnsi="Times New Roman"/>
+                <w:color w:val="1E293B"/>
+                <w:sz w:val="20"/>
+              </w:rPr>
+              <w:t>card_avg_price</w:t>
+            </w:r>
+          </w:p>
+        </w:tc>
+        <w:tc>
+          <w:tcPr>
+            <w:tcW w:type="dxa" w:w="2016"/>
+            <w:shd w:fill="F8FAFC"/>
+            <w:tcMar>
+              <w:top w:w="100" w:type="dxa"/>
+              <w:bottom w:w="100" w:type="dxa"/>
+              <w:left w:w="140" w:type="dxa"/>
+              <w:right w:w="140" w:type="dxa"/>
+            </w:tcMar>
+          </w:tcPr>
+          <w:p>
+            <w:pPr>
+              <w:jc w:val="left"/>
+            </w:pPr>
+            <w:r>
+              <w:rPr>
+                <w:rFonts w:ascii="Times New Roman" w:hAnsi="Times New Roman"/>
+                <w:color w:val="1E293B"/>
+                <w:sz w:val="20"/>
+              </w:rPr>
+              <w:t>Giá vé bình quân</w:t>
+            </w:r>
+          </w:p>
+        </w:tc>
+        <w:tc>
+          <w:tcPr>
+            <w:tcW w:type="dxa" w:w="2016"/>
+            <w:shd w:fill="F8FAFC"/>
+            <w:tcMar>
+              <w:top w:w="100" w:type="dxa"/>
+              <w:bottom w:w="100" w:type="dxa"/>
+              <w:left w:w="140" w:type="dxa"/>
+              <w:right w:w="140" w:type="dxa"/>
+            </w:tcMar>
+          </w:tcPr>
+          <w:p>
+            <w:pPr>
+              <w:jc w:val="left"/>
+            </w:pPr>
+            <w:r>
+              <w:rPr>
+                <w:rFonts w:ascii="Times New Roman" w:hAnsi="Times New Roman"/>
+                <w:color w:val="1E293B"/>
+                <w:sz w:val="20"/>
+              </w:rPr>
+              <w:t>KPI Card (Purple)</w:t>
+            </w:r>
+          </w:p>
+        </w:tc>
+        <w:tc>
+          <w:tcPr>
+            <w:tcW w:type="dxa" w:w="3456"/>
+            <w:shd w:fill="F8FAFC"/>
+            <w:tcMar>
+              <w:top w:w="100" w:type="dxa"/>
+              <w:bottom w:w="100" w:type="dxa"/>
+              <w:left w:w="140" w:type="dxa"/>
+              <w:right w:w="140" w:type="dxa"/>
+            </w:tcMar>
+          </w:tcPr>
+          <w:p>
+            <w:pPr>
+              <w:jc w:val="left"/>
+            </w:pPr>
+            <w:r>
+              <w:rPr>
+                <w:rFonts w:ascii="Times New Roman" w:hAnsi="Times New Roman"/>
+                <w:color w:val="1E293B"/>
+                <w:sz w:val="20"/>
+              </w:rPr>
+              <w:t>Hiển thị giá bán trung bình trên mỗi vé thành công.</w:t>
+            </w:r>
+          </w:p>
+        </w:tc>
+      </w:tr>
+      <w:tr>
+        <w:tc>
+          <w:tcPr>
+            <w:tcW w:type="dxa" w:w="1872"/>
+            <w:shd w:fill="FFFFFF"/>
+            <w:tcMar>
+              <w:top w:w="100" w:type="dxa"/>
+              <w:bottom w:w="100" w:type="dxa"/>
+              <w:left w:w="140" w:type="dxa"/>
+              <w:right w:w="140" w:type="dxa"/>
+            </w:tcMar>
+          </w:tcPr>
+          <w:p>
+            <w:pPr>
+              <w:jc w:val="center"/>
+            </w:pPr>
+            <w:r>
+              <w:rPr>
+                <w:rFonts w:ascii="Times New Roman" w:hAnsi="Times New Roman"/>
+                <w:color w:val="1E293B"/>
+                <w:sz w:val="20"/>
+              </w:rPr>
+              <w:t>chart_zone</w:t>
+            </w:r>
+          </w:p>
+        </w:tc>
+        <w:tc>
+          <w:tcPr>
+            <w:tcW w:type="dxa" w:w="2016"/>
+            <w:shd w:fill="FFFFFF"/>
+            <w:tcMar>
+              <w:top w:w="100" w:type="dxa"/>
+              <w:bottom w:w="100" w:type="dxa"/>
+              <w:left w:w="140" w:type="dxa"/>
+              <w:right w:w="140" w:type="dxa"/>
+            </w:tcMar>
+          </w:tcPr>
+          <w:p>
+            <w:pPr>
+              <w:jc w:val="left"/>
+            </w:pPr>
+            <w:r>
+              <w:rPr>
+                <w:rFonts w:ascii="Times New Roman" w:hAnsi="Times New Roman"/>
+                <w:color w:val="1E293B"/>
+                <w:sz w:val="20"/>
+              </w:rPr>
+              <w:t>Biểu đồ phân khu</w:t>
+            </w:r>
+          </w:p>
+        </w:tc>
+        <w:tc>
+          <w:tcPr>
+            <w:tcW w:type="dxa" w:w="2016"/>
+            <w:shd w:fill="FFFFFF"/>
+            <w:tcMar>
+              <w:top w:w="100" w:type="dxa"/>
+              <w:bottom w:w="100" w:type="dxa"/>
+              <w:left w:w="140" w:type="dxa"/>
+              <w:right w:w="140" w:type="dxa"/>
+            </w:tcMar>
+          </w:tcPr>
+          <w:p>
+            <w:pPr>
+              <w:jc w:val="left"/>
+            </w:pPr>
+            <w:r>
+              <w:rPr>
+                <w:rFonts w:ascii="Times New Roman" w:hAnsi="Times New Roman"/>
+                <w:color w:val="1E293B"/>
+                <w:sz w:val="20"/>
+              </w:rPr>
+              <w:t>Donut / Pie Chart</w:t>
+            </w:r>
+          </w:p>
+        </w:tc>
+        <w:tc>
+          <w:tcPr>
+            <w:tcW w:type="dxa" w:w="3456"/>
+            <w:shd w:fill="FFFFFF"/>
+            <w:tcMar>
+              <w:top w:w="100" w:type="dxa"/>
+              <w:bottom w:w="100" w:type="dxa"/>
+              <w:left w:w="140" w:type="dxa"/>
+              <w:right w:w="140" w:type="dxa"/>
+            </w:tcMar>
+          </w:tcPr>
+          <w:p>
+            <w:pPr>
+              <w:jc w:val="left"/>
+            </w:pPr>
+            <w:r>
+              <w:rPr>
+                <w:rFonts w:ascii="Times New Roman" w:hAnsi="Times New Roman"/>
+                <w:color w:val="1E293B"/>
+                <w:sz w:val="20"/>
+              </w:rPr>
+              <w:t>Biểu đồ trực quan tỷ trọng đóng góp doanh thu của từng phân khu vé.</w:t>
+            </w:r>
+          </w:p>
+        </w:tc>
+      </w:tr>
+      <w:tr>
+        <w:tc>
+          <w:tcPr>
+            <w:tcW w:type="dxa" w:w="1872"/>
+            <w:shd w:fill="F8FAFC"/>
+            <w:tcMar>
+              <w:top w:w="100" w:type="dxa"/>
+              <w:bottom w:w="100" w:type="dxa"/>
+              <w:left w:w="140" w:type="dxa"/>
+              <w:right w:w="140" w:type="dxa"/>
+            </w:tcMar>
+          </w:tcPr>
+          <w:p>
+            <w:pPr>
+              <w:jc w:val="center"/>
+            </w:pPr>
+            <w:r>
+              <w:rPr>
+                <w:rFonts w:ascii="Times New Roman" w:hAnsi="Times New Roman"/>
+                <w:color w:val="1E293B"/>
+                <w:sz w:val="20"/>
+              </w:rPr>
+              <w:t>tbl_breakdown</w:t>
+            </w:r>
+          </w:p>
+        </w:tc>
+        <w:tc>
+          <w:tcPr>
+            <w:tcW w:type="dxa" w:w="2016"/>
+            <w:shd w:fill="F8FAFC"/>
+            <w:tcMar>
+              <w:top w:w="100" w:type="dxa"/>
+              <w:bottom w:w="100" w:type="dxa"/>
+              <w:left w:w="140" w:type="dxa"/>
+              <w:right w:w="140" w:type="dxa"/>
+            </w:tcMar>
+          </w:tcPr>
+          <w:p>
+            <w:pPr>
+              <w:jc w:val="left"/>
+            </w:pPr>
+            <w:r>
+              <w:rPr>
+                <w:rFonts w:ascii="Times New Roman" w:hAnsi="Times New Roman"/>
+                <w:color w:val="1E293B"/>
+                <w:sz w:val="20"/>
+              </w:rPr>
+              <w:t>Bảng chi tiết phân khu</w:t>
+            </w:r>
+          </w:p>
+        </w:tc>
+        <w:tc>
+          <w:tcPr>
+            <w:tcW w:type="dxa" w:w="2016"/>
+            <w:shd w:fill="F8FAFC"/>
+            <w:tcMar>
+              <w:top w:w="100" w:type="dxa"/>
+              <w:bottom w:w="100" w:type="dxa"/>
+              <w:left w:w="140" w:type="dxa"/>
+              <w:right w:w="140" w:type="dxa"/>
+            </w:tcMar>
+          </w:tcPr>
+          <w:p>
+            <w:pPr>
+              <w:jc w:val="left"/>
+            </w:pPr>
+            <w:r>
+              <w:rPr>
+                <w:rFonts w:ascii="Times New Roman" w:hAnsi="Times New Roman"/>
+                <w:color w:val="1E293B"/>
+                <w:sz w:val="20"/>
+              </w:rPr>
+              <w:t>Data Table</w:t>
+            </w:r>
+          </w:p>
+        </w:tc>
+        <w:tc>
+          <w:tcPr>
+            <w:tcW w:type="dxa" w:w="3456"/>
+            <w:shd w:fill="F8FAFC"/>
+            <w:tcMar>
+              <w:top w:w="100" w:type="dxa"/>
+              <w:bottom w:w="100" w:type="dxa"/>
+              <w:left w:w="140" w:type="dxa"/>
+              <w:right w:w="140" w:type="dxa"/>
+            </w:tcMar>
+          </w:tcPr>
+          <w:p>
+            <w:pPr>
+              <w:jc w:val="left"/>
+            </w:pPr>
+            <w:r>
+              <w:rPr>
+                <w:rFonts w:ascii="Times New Roman" w:hAnsi="Times New Roman"/>
+                <w:color w:val="1E293B"/>
+                <w:sz w:val="20"/>
+              </w:rPr>
+              <w:t>Liệt kê chi tiết từng phân khu: Đơn giá, Chỉ tiêu, Đã bán, Tỷ lệ lấp đầy, Thành tiền, Tỷ trọng.</w:t>
+            </w:r>
+          </w:p>
+        </w:tc>
+      </w:tr>
+    </w:tbl>
+    <w:p>
+      <w:pPr>
+        <w:spacing w:before="0" w:after="120"/>
+      </w:pPr>
+    </w:p>
+    <w:p>
+      <w:pPr>
+        <w:keepNext/>
+        <w:spacing w:before="240" w:after="80"/>
+      </w:pPr>
+      <w:r>
+        <w:rPr>
+          <w:rFonts w:ascii="Times New Roman" w:hAnsi="Times New Roman"/>
+          <w:b/>
+          <w:color w:val="1D4ED8"/>
+          <w:sz w:val="25"/>
+        </w:rPr>
+        <w:t>4.2. Kịch bản tương tác giao diện chi tiết (UI Storyboard Scenario)</w:t>
+      </w:r>
+    </w:p>
+    <w:p>
+      <w:pPr>
+        <w:spacing w:before="0" w:after="100" w:line="300" w:lineRule="auto"/>
+      </w:pPr>
+      <w:r>
+        <w:rPr>
+          <w:rFonts w:ascii="Times New Roman" w:hAnsi="Times New Roman"/>
+          <w:color w:val="1E293B"/>
+          <w:sz w:val="23"/>
+        </w:rPr>
+        <w:t>Kịch bản tương tác giao diện mô tả chi tiết từng bước hành động của người dùng trên màn hình RevenueReportView, sự kiện kích hoạt, cách thức hệ thống xử lý nghiệp vụ và phản hồi hiển thị tương ứng:</w:t>
+      </w:r>
+    </w:p>
+    <w:tbl>
+      <w:tblPr>
+        <w:tblW w:type="auto" w:w="0"/>
+        <w:jc w:val="center"/>
+        <w:tblLook w:firstColumn="1" w:firstRow="1" w:lastColumn="0" w:lastRow="0" w:noHBand="0" w:noVBand="1" w:val="04A0"/>
+        <w:tblBorders>
+          <w:top w:val="single" w:sz="6" w:space="0" w:color="CBD5E1"/>
+          <w:left w:val="none"/>
+          <w:bottom w:val="single" w:sz="8" w:space="0" w:color="1E3A8A"/>
+          <w:right w:val="none"/>
+          <w:insideH w:val="single" w:sz="4" w:space="0" w:color="CBD5E1"/>
+          <w:insideV w:val="none"/>
+        </w:tblBorders>
+      </w:tblPr>
+      <w:tblGrid>
+        <w:gridCol w:w="1881"/>
+        <w:gridCol w:w="1881"/>
+        <w:gridCol w:w="1881"/>
+        <w:gridCol w:w="1881"/>
+        <w:gridCol w:w="1881"/>
+      </w:tblGrid>
+      <w:tr>
+        <w:tc>
+          <w:tcPr>
+            <w:tcW w:type="dxa" w:w="720"/>
+            <w:shd w:fill="1E3A8A"/>
+            <w:tcMar>
+              <w:top w:w="140" w:type="dxa"/>
+              <w:bottom w:w="140" w:type="dxa"/>
+              <w:left w:w="160" w:type="dxa"/>
+              <w:right w:w="160" w:type="dxa"/>
+            </w:tcMar>
+          </w:tcPr>
+          <w:p>
+            <w:pPr>
+              <w:jc w:val="center"/>
+            </w:pPr>
+            <w:r>
+              <w:rPr>
+                <w:rFonts w:ascii="Times New Roman" w:hAnsi="Times New Roman"/>
+                <w:b/>
+                <w:color w:val="FFFFFF"/>
+                <w:sz w:val="21"/>
+              </w:rPr>
+              <w:t>Bước</w:t>
+            </w:r>
+          </w:p>
+        </w:tc>
+        <w:tc>
+          <w:tcPr>
+            <w:tcW w:type="dxa" w:w="2592"/>
+            <w:shd w:fill="1E3A8A"/>
+            <w:tcMar>
+              <w:top w:w="140" w:type="dxa"/>
+              <w:bottom w:w="140" w:type="dxa"/>
+              <w:left w:w="160" w:type="dxa"/>
+              <w:right w:w="160" w:type="dxa"/>
+            </w:tcMar>
+          </w:tcPr>
+          <w:p>
+            <w:pPr>
+              <w:jc w:val="center"/>
+            </w:pPr>
+            <w:r>
+              <w:rPr>
+                <w:rFonts w:ascii="Times New Roman" w:hAnsi="Times New Roman"/>
+                <w:b/>
+                <w:color w:val="FFFFFF"/>
+                <w:sz w:val="21"/>
+              </w:rPr>
+              <w:t>Hành động của tác nhân (User Action)</w:t>
+            </w:r>
+          </w:p>
+        </w:tc>
+        <w:tc>
+          <w:tcPr>
+            <w:tcW w:type="dxa" w:w="1584"/>
+            <w:shd w:fill="1E3A8A"/>
+            <w:tcMar>
+              <w:top w:w="140" w:type="dxa"/>
+              <w:bottom w:w="140" w:type="dxa"/>
+              <w:left w:w="160" w:type="dxa"/>
+              <w:right w:w="160" w:type="dxa"/>
+            </w:tcMar>
+          </w:tcPr>
+          <w:p>
+            <w:pPr>
+              <w:jc w:val="center"/>
+            </w:pPr>
+            <w:r>
+              <w:rPr>
+                <w:rFonts w:ascii="Times New Roman" w:hAnsi="Times New Roman"/>
+                <w:b/>
+                <w:color w:val="FFFFFF"/>
+                <w:sz w:val="21"/>
+              </w:rPr>
+              <w:t>Sự kiện UI (Event)</w:t>
+            </w:r>
+          </w:p>
+        </w:tc>
+        <w:tc>
+          <w:tcPr>
+            <w:tcW w:type="dxa" w:w="3312"/>
+            <w:shd w:fill="1E3A8A"/>
+            <w:tcMar>
+              <w:top w:w="140" w:type="dxa"/>
+              <w:bottom w:w="140" w:type="dxa"/>
+              <w:left w:w="160" w:type="dxa"/>
+              <w:right w:w="160" w:type="dxa"/>
+            </w:tcMar>
+          </w:tcPr>
+          <w:p>
+            <w:pPr>
+              <w:jc w:val="center"/>
+            </w:pPr>
+            <w:r>
+              <w:rPr>
+                <w:rFonts w:ascii="Times New Roman" w:hAnsi="Times New Roman"/>
+                <w:b/>
+                <w:color w:val="FFFFFF"/>
+                <w:sz w:val="21"/>
+              </w:rPr>
+              <w:t>Xử lý hệ thống &amp; Phản hồi giao diện (System Response)</w:t>
+            </w:r>
+          </w:p>
+        </w:tc>
+        <w:tc>
+          <w:tcPr>
+            <w:tcW w:type="dxa" w:w="1872"/>
+            <w:shd w:fill="1E3A8A"/>
+            <w:tcMar>
+              <w:top w:w="140" w:type="dxa"/>
+              <w:bottom w:w="140" w:type="dxa"/>
+              <w:left w:w="160" w:type="dxa"/>
+              <w:right w:w="160" w:type="dxa"/>
+            </w:tcMar>
+          </w:tcPr>
+          <w:p>
+            <w:pPr>
+              <w:jc w:val="center"/>
+            </w:pPr>
+            <w:r>
+              <w:rPr>
+                <w:rFonts w:ascii="Times New Roman" w:hAnsi="Times New Roman"/>
+                <w:b/>
+                <w:color w:val="FFFFFF"/>
+                <w:sz w:val="21"/>
+              </w:rPr>
+              <w:t>Trạng thái giao diện tiếp theo (Next State)</w:t>
+            </w:r>
+          </w:p>
+        </w:tc>
+      </w:tr>
+      <w:tr>
+        <w:tc>
+          <w:tcPr>
+            <w:tcW w:type="dxa" w:w="720"/>
+            <w:shd w:fill="FFFFFF"/>
+            <w:tcMar>
+              <w:top w:w="100" w:type="dxa"/>
+              <w:bottom w:w="100" w:type="dxa"/>
+              <w:left w:w="140" w:type="dxa"/>
+              <w:right w:w="140" w:type="dxa"/>
+            </w:tcMar>
+          </w:tcPr>
+          <w:p>
+            <w:pPr>
+              <w:jc w:val="center"/>
+            </w:pPr>
+            <w:r>
+              <w:rPr>
+                <w:rFonts w:ascii="Times New Roman" w:hAnsi="Times New Roman"/>
+                <w:color w:val="1E293B"/>
+                <w:sz w:val="20"/>
+              </w:rPr>
+              <w:t>1</w:t>
+            </w:r>
+          </w:p>
+        </w:tc>
+        <w:tc>
+          <w:tcPr>
+            <w:tcW w:type="dxa" w:w="2592"/>
+            <w:shd w:fill="FFFFFF"/>
+            <w:tcMar>
+              <w:top w:w="100" w:type="dxa"/>
+              <w:bottom w:w="100" w:type="dxa"/>
+              <w:left w:w="140" w:type="dxa"/>
+              <w:right w:w="140" w:type="dxa"/>
+            </w:tcMar>
+          </w:tcPr>
+          <w:p>
+            <w:pPr>
+              <w:jc w:val="left"/>
+            </w:pPr>
+            <w:r>
+              <w:rPr>
+                <w:rFonts w:ascii="Times New Roman" w:hAnsi="Times New Roman"/>
+                <w:color w:val="1E293B"/>
+                <w:sz w:val="20"/>
+              </w:rPr>
+              <w:t>Người dùng nhấp chọn mục 'Thống kê doanh thu' trên menu điều khiển.</w:t>
+            </w:r>
+          </w:p>
+        </w:tc>
+        <w:tc>
+          <w:tcPr>
+            <w:tcW w:type="dxa" w:w="1584"/>
+            <w:shd w:fill="FFFFFF"/>
+            <w:tcMar>
+              <w:top w:w="100" w:type="dxa"/>
+              <w:bottom w:w="100" w:type="dxa"/>
+              <w:left w:w="140" w:type="dxa"/>
+              <w:right w:w="140" w:type="dxa"/>
+            </w:tcMar>
+          </w:tcPr>
+          <w:p>
+            <w:pPr>
+              <w:jc w:val="left"/>
+            </w:pPr>
+            <w:r>
+              <w:rPr>
+                <w:rFonts w:ascii="Times New Roman" w:hAnsi="Times New Roman"/>
+                <w:color w:val="1E293B"/>
+                <w:sz w:val="20"/>
+              </w:rPr>
+              <w:t>OnClick (Menu_ThongKe)</w:t>
+            </w:r>
+          </w:p>
+        </w:tc>
+        <w:tc>
+          <w:tcPr>
+            <w:tcW w:type="dxa" w:w="3312"/>
+            <w:shd w:fill="FFFFFF"/>
+            <w:tcMar>
+              <w:top w:w="100" w:type="dxa"/>
+              <w:bottom w:w="100" w:type="dxa"/>
+              <w:left w:w="140" w:type="dxa"/>
+              <w:right w:w="140" w:type="dxa"/>
+            </w:tcMar>
+          </w:tcPr>
+          <w:p>
+            <w:pPr>
+              <w:jc w:val="left"/>
+            </w:pPr>
+            <w:r>
+              <w:rPr>
+                <w:rFonts w:ascii="Times New Roman" w:hAnsi="Times New Roman"/>
+                <w:color w:val="1E293B"/>
+                <w:sz w:val="20"/>
+              </w:rPr>
+              <w:t>Hệ thống gọi API lấy danh sách các sự kiện đang hoạt động. Khởi tạo màn hình RevenueReportView, nạp danh sách sự kiện vào ComboBox (cb_event), đặt khoảng ngày tra cứu mặc định là 30 ngày gần nhất.</w:t>
+            </w:r>
+          </w:p>
+        </w:tc>
+        <w:tc>
+          <w:tcPr>
+            <w:tcW w:type="dxa" w:w="1872"/>
+            <w:shd w:fill="FFFFFF"/>
+            <w:tcMar>
+              <w:top w:w="100" w:type="dxa"/>
+              <w:bottom w:w="100" w:type="dxa"/>
+              <w:left w:w="140" w:type="dxa"/>
+              <w:right w:w="140" w:type="dxa"/>
+            </w:tcMar>
+          </w:tcPr>
+          <w:p>
+            <w:pPr>
+              <w:jc w:val="left"/>
+            </w:pPr>
+            <w:r>
+              <w:rPr>
+                <w:rFonts w:ascii="Times New Roman" w:hAnsi="Times New Roman"/>
+                <w:color w:val="1E293B"/>
+                <w:sz w:val="20"/>
+              </w:rPr>
+              <w:t>Màn hình hiển thị trống (Ready): Bộ lọc sẵn sàng, các thẻ KPI và bảng biểu ở trạng thái chờ.</w:t>
+            </w:r>
+          </w:p>
+        </w:tc>
+      </w:tr>
+      <w:tr>
+        <w:tc>
+          <w:tcPr>
+            <w:tcW w:type="dxa" w:w="720"/>
+            <w:shd w:fill="F8FAFC"/>
+            <w:tcMar>
+              <w:top w:w="100" w:type="dxa"/>
+              <w:bottom w:w="100" w:type="dxa"/>
+              <w:left w:w="140" w:type="dxa"/>
+              <w:right w:w="140" w:type="dxa"/>
+            </w:tcMar>
+          </w:tcPr>
+          <w:p>
+            <w:pPr>
+              <w:jc w:val="center"/>
+            </w:pPr>
+            <w:r>
+              <w:rPr>
+                <w:rFonts w:ascii="Times New Roman" w:hAnsi="Times New Roman"/>
+                <w:color w:val="1E293B"/>
+                <w:sz w:val="20"/>
+              </w:rPr>
+              <w:t>2</w:t>
+            </w:r>
+          </w:p>
+        </w:tc>
+        <w:tc>
+          <w:tcPr>
+            <w:tcW w:type="dxa" w:w="2592"/>
+            <w:shd w:fill="F8FAFC"/>
+            <w:tcMar>
+              <w:top w:w="100" w:type="dxa"/>
+              <w:bottom w:w="100" w:type="dxa"/>
+              <w:left w:w="140" w:type="dxa"/>
+              <w:right w:w="140" w:type="dxa"/>
+            </w:tcMar>
+          </w:tcPr>
+          <w:p>
+            <w:pPr>
+              <w:jc w:val="left"/>
+            </w:pPr>
+            <w:r>
+              <w:rPr>
+                <w:rFonts w:ascii="Times New Roman" w:hAnsi="Times New Roman"/>
+                <w:color w:val="1E293B"/>
+                <w:sz w:val="20"/>
+              </w:rPr>
+              <w:t>Người dùng nhấp vào ComboBox cb_event và chọn sự kiện 'Born Pink World Tour Hanoi 2026'.</w:t>
+            </w:r>
+          </w:p>
+        </w:tc>
+        <w:tc>
+          <w:tcPr>
+            <w:tcW w:type="dxa" w:w="1584"/>
+            <w:shd w:fill="F8FAFC"/>
+            <w:tcMar>
+              <w:top w:w="100" w:type="dxa"/>
+              <w:bottom w:w="100" w:type="dxa"/>
+              <w:left w:w="140" w:type="dxa"/>
+              <w:right w:w="140" w:type="dxa"/>
+            </w:tcMar>
+          </w:tcPr>
+          <w:p>
+            <w:pPr>
+              <w:jc w:val="left"/>
+            </w:pPr>
+            <w:r>
+              <w:rPr>
+                <w:rFonts w:ascii="Times New Roman" w:hAnsi="Times New Roman"/>
+                <w:color w:val="1E293B"/>
+                <w:sz w:val="20"/>
+              </w:rPr>
+              <w:t>OnSelectionChange (cb_event)</w:t>
+            </w:r>
+          </w:p>
+        </w:tc>
+        <w:tc>
+          <w:tcPr>
+            <w:tcW w:type="dxa" w:w="3312"/>
+            <w:shd w:fill="F8FAFC"/>
+            <w:tcMar>
+              <w:top w:w="100" w:type="dxa"/>
+              <w:bottom w:w="100" w:type="dxa"/>
+              <w:left w:w="140" w:type="dxa"/>
+              <w:right w:w="140" w:type="dxa"/>
+            </w:tcMar>
+          </w:tcPr>
+          <w:p>
+            <w:pPr>
+              <w:jc w:val="left"/>
+            </w:pPr>
+            <w:r>
+              <w:rPr>
+                <w:rFonts w:ascii="Times New Roman" w:hAnsi="Times New Roman"/>
+                <w:color w:val="1E293B"/>
+                <w:sz w:val="20"/>
+              </w:rPr>
+              <w:t>Hệ thống ghi nhận mã sự kiện eventId, tự động truy vấn khoảng thời gian diễn ra sự kiện trong CSDL và điền sẵn vào 2 ô DatePicker dp_from_date và dp_to_date.</w:t>
+            </w:r>
+          </w:p>
+        </w:tc>
+        <w:tc>
+          <w:tcPr>
+            <w:tcW w:type="dxa" w:w="1872"/>
+            <w:shd w:fill="F8FAFC"/>
+            <w:tcMar>
+              <w:top w:w="100" w:type="dxa"/>
+              <w:bottom w:w="100" w:type="dxa"/>
+              <w:left w:w="140" w:type="dxa"/>
+              <w:right w:w="140" w:type="dxa"/>
+            </w:tcMar>
+          </w:tcPr>
+          <w:p>
+            <w:pPr>
+              <w:jc w:val="left"/>
+            </w:pPr>
+            <w:r>
+              <w:rPr>
+                <w:rFonts w:ascii="Times New Roman" w:hAnsi="Times New Roman"/>
+                <w:color w:val="1E293B"/>
+                <w:sz w:val="20"/>
+              </w:rPr>
+              <w:t>Đã nạp bộ lọc (Configured): ComboBox hiển thị sự kiện đã chọn, các ô ngày hiển thị khoảng ngày của sự kiện.</w:t>
+            </w:r>
+          </w:p>
+        </w:tc>
+      </w:tr>
+      <w:tr>
+        <w:tc>
+          <w:tcPr>
+            <w:tcW w:type="dxa" w:w="720"/>
+            <w:shd w:fill="FFFFFF"/>
+            <w:tcMar>
+              <w:top w:w="100" w:type="dxa"/>
+              <w:bottom w:w="100" w:type="dxa"/>
+              <w:left w:w="140" w:type="dxa"/>
+              <w:right w:w="140" w:type="dxa"/>
+            </w:tcMar>
+          </w:tcPr>
+          <w:p>
+            <w:pPr>
+              <w:jc w:val="center"/>
+            </w:pPr>
+            <w:r>
+              <w:rPr>
+                <w:rFonts w:ascii="Times New Roman" w:hAnsi="Times New Roman"/>
+                <w:color w:val="1E293B"/>
+                <w:sz w:val="20"/>
+              </w:rPr>
+              <w:t>3</w:t>
+            </w:r>
+          </w:p>
+        </w:tc>
+        <w:tc>
+          <w:tcPr>
+            <w:tcW w:type="dxa" w:w="2592"/>
+            <w:shd w:fill="FFFFFF"/>
+            <w:tcMar>
+              <w:top w:w="100" w:type="dxa"/>
+              <w:bottom w:w="100" w:type="dxa"/>
+              <w:left w:w="140" w:type="dxa"/>
+              <w:right w:w="140" w:type="dxa"/>
+            </w:tcMar>
+          </w:tcPr>
+          <w:p>
+            <w:pPr>
+              <w:jc w:val="left"/>
+            </w:pPr>
+            <w:r>
+              <w:rPr>
+                <w:rFonts w:ascii="Times New Roman" w:hAnsi="Times New Roman"/>
+                <w:color w:val="1E293B"/>
+                <w:sz w:val="20"/>
+              </w:rPr>
+              <w:t>Người dùng điều chỉnh ô ngày và nhấp chuột vào nút 'Tra cứu' (btn_search).</w:t>
+            </w:r>
+          </w:p>
+        </w:tc>
+        <w:tc>
+          <w:tcPr>
+            <w:tcW w:type="dxa" w:w="1584"/>
+            <w:shd w:fill="FFFFFF"/>
+            <w:tcMar>
+              <w:top w:w="100" w:type="dxa"/>
+              <w:bottom w:w="100" w:type="dxa"/>
+              <w:left w:w="140" w:type="dxa"/>
+              <w:right w:w="140" w:type="dxa"/>
+            </w:tcMar>
+          </w:tcPr>
+          <w:p>
+            <w:pPr>
+              <w:jc w:val="left"/>
+            </w:pPr>
+            <w:r>
+              <w:rPr>
+                <w:rFonts w:ascii="Times New Roman" w:hAnsi="Times New Roman"/>
+                <w:color w:val="1E293B"/>
+                <w:sz w:val="20"/>
+              </w:rPr>
+              <w:t>OnClick (btn_search)</w:t>
+            </w:r>
+          </w:p>
+        </w:tc>
+        <w:tc>
+          <w:tcPr>
+            <w:tcW w:type="dxa" w:w="3312"/>
+            <w:shd w:fill="FFFFFF"/>
+            <w:tcMar>
+              <w:top w:w="100" w:type="dxa"/>
+              <w:bottom w:w="100" w:type="dxa"/>
+              <w:left w:w="140" w:type="dxa"/>
+              <w:right w:w="140" w:type="dxa"/>
+            </w:tcMar>
+          </w:tcPr>
+          <w:p>
+            <w:pPr>
+              <w:jc w:val="left"/>
+            </w:pPr>
+            <w:r>
+              <w:rPr>
+                <w:rFonts w:ascii="Times New Roman" w:hAnsi="Times New Roman"/>
+                <w:color w:val="1E293B"/>
+                <w:sz w:val="20"/>
+              </w:rPr>
+              <w:t>Giao diện vô hiệu hóa tạm thời bộ lọc (disable cb_event, btn_search) và hiển thị vòng xoay tải dữ liệu (loading spinner). Gửi yêu cầu truy vấn tài chính tới RevenueReportController.</w:t>
+            </w:r>
+          </w:p>
+        </w:tc>
+        <w:tc>
+          <w:tcPr>
+            <w:tcW w:type="dxa" w:w="1872"/>
+            <w:shd w:fill="FFFFFF"/>
+            <w:tcMar>
+              <w:top w:w="100" w:type="dxa"/>
+              <w:bottom w:w="100" w:type="dxa"/>
+              <w:left w:w="140" w:type="dxa"/>
+              <w:right w:w="140" w:type="dxa"/>
+            </w:tcMar>
+          </w:tcPr>
+          <w:p>
+            <w:pPr>
+              <w:jc w:val="left"/>
+            </w:pPr>
+            <w:r>
+              <w:rPr>
+                <w:rFonts w:ascii="Times New Roman" w:hAnsi="Times New Roman"/>
+                <w:color w:val="1E293B"/>
+                <w:sz w:val="20"/>
+              </w:rPr>
+              <w:t>Đang xử lý (Loading): Biểu tượng xoay hiển thị, người dùng không thể nhấp lại nút tra cứu.</w:t>
+            </w:r>
+          </w:p>
+        </w:tc>
+      </w:tr>
+      <w:tr>
+        <w:tc>
+          <w:tcPr>
+            <w:tcW w:type="dxa" w:w="720"/>
+            <w:shd w:fill="F8FAFC"/>
+            <w:tcMar>
+              <w:top w:w="100" w:type="dxa"/>
+              <w:bottom w:w="100" w:type="dxa"/>
+              <w:left w:w="140" w:type="dxa"/>
+              <w:right w:w="140" w:type="dxa"/>
+            </w:tcMar>
+          </w:tcPr>
+          <w:p>
+            <w:pPr>
+              <w:jc w:val="center"/>
+            </w:pPr>
+            <w:r>
+              <w:rPr>
+                <w:rFonts w:ascii="Times New Roman" w:hAnsi="Times New Roman"/>
+                <w:color w:val="1E293B"/>
+                <w:sz w:val="20"/>
+              </w:rPr>
+              <w:t>4</w:t>
+            </w:r>
+          </w:p>
+        </w:tc>
+        <w:tc>
+          <w:tcPr>
+            <w:tcW w:type="dxa" w:w="2592"/>
+            <w:shd w:fill="F8FAFC"/>
+            <w:tcMar>
+              <w:top w:w="100" w:type="dxa"/>
+              <w:bottom w:w="100" w:type="dxa"/>
+              <w:left w:w="140" w:type="dxa"/>
+              <w:right w:w="140" w:type="dxa"/>
+            </w:tcMar>
+          </w:tcPr>
+          <w:p>
+            <w:pPr>
+              <w:jc w:val="left"/>
+            </w:pPr>
+            <w:r>
+              <w:rPr>
+                <w:rFonts w:ascii="Times New Roman" w:hAnsi="Times New Roman"/>
+                <w:color w:val="1E293B"/>
+                <w:sz w:val="20"/>
+              </w:rPr>
+              <w:t>Hệ thống thực hiện tính toán tài chính thành công và trả về RevenueSummaryDto.</w:t>
+            </w:r>
+          </w:p>
+        </w:tc>
+        <w:tc>
+          <w:tcPr>
+            <w:tcW w:type="dxa" w:w="1584"/>
+            <w:shd w:fill="F8FAFC"/>
+            <w:tcMar>
+              <w:top w:w="100" w:type="dxa"/>
+              <w:bottom w:w="100" w:type="dxa"/>
+              <w:left w:w="140" w:type="dxa"/>
+              <w:right w:w="140" w:type="dxa"/>
+            </w:tcMar>
+          </w:tcPr>
+          <w:p>
+            <w:pPr>
+              <w:jc w:val="left"/>
+            </w:pPr>
+            <w:r>
+              <w:rPr>
+                <w:rFonts w:ascii="Times New Roman" w:hAnsi="Times New Roman"/>
+                <w:color w:val="1E293B"/>
+                <w:sz w:val="20"/>
+              </w:rPr>
+              <w:t>OnDataLoaded (Success Callback)</w:t>
+            </w:r>
+          </w:p>
+        </w:tc>
+        <w:tc>
+          <w:tcPr>
+            <w:tcW w:type="dxa" w:w="3312"/>
+            <w:shd w:fill="F8FAFC"/>
+            <w:tcMar>
+              <w:top w:w="100" w:type="dxa"/>
+              <w:bottom w:w="100" w:type="dxa"/>
+              <w:left w:w="140" w:type="dxa"/>
+              <w:right w:w="140" w:type="dxa"/>
+            </w:tcMar>
+          </w:tcPr>
+          <w:p>
+            <w:pPr>
+              <w:jc w:val="left"/>
+            </w:pPr>
+            <w:r>
+              <w:rPr>
+                <w:rFonts w:ascii="Times New Roman" w:hAnsi="Times New Roman"/>
+                <w:color w:val="1E293B"/>
+                <w:sz w:val="20"/>
+              </w:rPr>
+              <w:t>Ẩn biểu tượng xoay tải dữ liệu, kích hoạt lại bộ lọc. Nạp các giá trị số liệu vào 4 thẻ KPI; vẽ biểu đồ tròn Donut tỷ trọng phân khu; điền đầy đủ dữ liệu phân tích chi tiết vào bảng breakdown table.</w:t>
+            </w:r>
+          </w:p>
+        </w:tc>
+        <w:tc>
+          <w:tcPr>
+            <w:tcW w:type="dxa" w:w="1872"/>
+            <w:shd w:fill="F8FAFC"/>
+            <w:tcMar>
+              <w:top w:w="100" w:type="dxa"/>
+              <w:bottom w:w="100" w:type="dxa"/>
+              <w:left w:w="140" w:type="dxa"/>
+              <w:right w:w="140" w:type="dxa"/>
+            </w:tcMar>
+          </w:tcPr>
+          <w:p>
+            <w:pPr>
+              <w:jc w:val="left"/>
+            </w:pPr>
+            <w:r>
+              <w:rPr>
+                <w:rFonts w:ascii="Times New Roman" w:hAnsi="Times New Roman"/>
+                <w:color w:val="1E293B"/>
+                <w:sz w:val="20"/>
+              </w:rPr>
+              <w:t>Hiển thị báo cáo (Rendered): Toàn bộ số liệu doanh thu, biểu đồ phân khu và bảng phân tích chi tiết được hiển thị sắc nét.</w:t>
+            </w:r>
+          </w:p>
+        </w:tc>
+      </w:tr>
+      <w:tr>
+        <w:tc>
+          <w:tcPr>
+            <w:tcW w:type="dxa" w:w="720"/>
+            <w:shd w:fill="FFFFFF"/>
+            <w:tcMar>
+              <w:top w:w="100" w:type="dxa"/>
+              <w:bottom w:w="100" w:type="dxa"/>
+              <w:left w:w="140" w:type="dxa"/>
+              <w:right w:w="140" w:type="dxa"/>
+            </w:tcMar>
+          </w:tcPr>
+          <w:p>
+            <w:pPr>
+              <w:jc w:val="center"/>
+            </w:pPr>
+            <w:r>
+              <w:rPr>
+                <w:rFonts w:ascii="Times New Roman" w:hAnsi="Times New Roman"/>
+                <w:color w:val="1E293B"/>
+                <w:sz w:val="20"/>
+              </w:rPr>
+              <w:t>5</w:t>
+            </w:r>
+          </w:p>
+        </w:tc>
+        <w:tc>
+          <w:tcPr>
+            <w:tcW w:type="dxa" w:w="2592"/>
+            <w:shd w:fill="FFFFFF"/>
+            <w:tcMar>
+              <w:top w:w="100" w:type="dxa"/>
+              <w:bottom w:w="100" w:type="dxa"/>
+              <w:left w:w="140" w:type="dxa"/>
+              <w:right w:w="140" w:type="dxa"/>
+            </w:tcMar>
+          </w:tcPr>
+          <w:p>
+            <w:pPr>
+              <w:jc w:val="left"/>
+            </w:pPr>
+            <w:r>
+              <w:rPr>
+                <w:rFonts w:ascii="Times New Roman" w:hAnsi="Times New Roman"/>
+                <w:color w:val="1E293B"/>
+                <w:sz w:val="20"/>
+              </w:rPr>
+              <w:t>Người dùng di chuyển con trỏ chuột vào vùng phân khu 'VIP' trên biểu đồ tròn Donut.</w:t>
+            </w:r>
+          </w:p>
+        </w:tc>
+        <w:tc>
+          <w:tcPr>
+            <w:tcW w:type="dxa" w:w="1584"/>
+            <w:shd w:fill="FFFFFF"/>
+            <w:tcMar>
+              <w:top w:w="100" w:type="dxa"/>
+              <w:bottom w:w="100" w:type="dxa"/>
+              <w:left w:w="140" w:type="dxa"/>
+              <w:right w:w="140" w:type="dxa"/>
+            </w:tcMar>
+          </w:tcPr>
+          <w:p>
+            <w:pPr>
+              <w:jc w:val="left"/>
+            </w:pPr>
+            <w:r>
+              <w:rPr>
+                <w:rFonts w:ascii="Times New Roman" w:hAnsi="Times New Roman"/>
+                <w:color w:val="1E293B"/>
+                <w:sz w:val="20"/>
+              </w:rPr>
+              <w:t>OnMouseHover (chart_zone.VIP)</w:t>
+            </w:r>
+          </w:p>
+        </w:tc>
+        <w:tc>
+          <w:tcPr>
+            <w:tcW w:type="dxa" w:w="3312"/>
+            <w:shd w:fill="FFFFFF"/>
+            <w:tcMar>
+              <w:top w:w="100" w:type="dxa"/>
+              <w:bottom w:w="100" w:type="dxa"/>
+              <w:left w:w="140" w:type="dxa"/>
+              <w:right w:w="140" w:type="dxa"/>
+            </w:tcMar>
+          </w:tcPr>
+          <w:p>
+            <w:pPr>
+              <w:jc w:val="left"/>
+            </w:pPr>
+            <w:r>
+              <w:rPr>
+                <w:rFonts w:ascii="Times New Roman" w:hAnsi="Times New Roman"/>
+                <w:color w:val="1E293B"/>
+                <w:sz w:val="20"/>
+              </w:rPr>
+              <w:t>Biểu đồ Donut làm nổi bật khu vực VIP bằng hiệu ứng phóng to nhẹ (explode). Hệ thống hiển thị tooltip chi tiết: 'Phân khu: VIP | Doanh thu: 7.000.000.000đ | Tỷ trọng: 45.3%'.</w:t>
+            </w:r>
+          </w:p>
+        </w:tc>
+        <w:tc>
+          <w:tcPr>
+            <w:tcW w:type="dxa" w:w="1872"/>
+            <w:shd w:fill="FFFFFF"/>
+            <w:tcMar>
+              <w:top w:w="100" w:type="dxa"/>
+              <w:bottom w:w="100" w:type="dxa"/>
+              <w:left w:w="140" w:type="dxa"/>
+              <w:right w:w="140" w:type="dxa"/>
+            </w:tcMar>
+          </w:tcPr>
+          <w:p>
+            <w:pPr>
+              <w:jc w:val="left"/>
+            </w:pPr>
+            <w:r>
+              <w:rPr>
+                <w:rFonts w:ascii="Times New Roman" w:hAnsi="Times New Roman"/>
+                <w:color w:val="1E293B"/>
+                <w:sz w:val="20"/>
+              </w:rPr>
+              <w:t>Tương tác biểu đồ (Hovered): Tooltip chi tiết hiển thị động tại vị trí con trỏ chuột.</w:t>
+            </w:r>
+          </w:p>
+        </w:tc>
+      </w:tr>
+      <w:tr>
+        <w:tc>
+          <w:tcPr>
+            <w:tcW w:type="dxa" w:w="720"/>
+            <w:shd w:fill="F8FAFC"/>
+            <w:tcMar>
+              <w:top w:w="100" w:type="dxa"/>
+              <w:bottom w:w="100" w:type="dxa"/>
+              <w:left w:w="140" w:type="dxa"/>
+              <w:right w:w="140" w:type="dxa"/>
+            </w:tcMar>
+          </w:tcPr>
+          <w:p>
+            <w:pPr>
+              <w:jc w:val="center"/>
+            </w:pPr>
+            <w:r>
+              <w:rPr>
+                <w:rFonts w:ascii="Times New Roman" w:hAnsi="Times New Roman"/>
+                <w:color w:val="1E293B"/>
+                <w:sz w:val="20"/>
+              </w:rPr>
+              <w:t>6</w:t>
+            </w:r>
+          </w:p>
+        </w:tc>
+        <w:tc>
+          <w:tcPr>
+            <w:tcW w:type="dxa" w:w="2592"/>
+            <w:shd w:fill="F8FAFC"/>
+            <w:tcMar>
+              <w:top w:w="100" w:type="dxa"/>
+              <w:bottom w:w="100" w:type="dxa"/>
+              <w:left w:w="140" w:type="dxa"/>
+              <w:right w:w="140" w:type="dxa"/>
+            </w:tcMar>
+          </w:tcPr>
+          <w:p>
+            <w:pPr>
+              <w:jc w:val="left"/>
+            </w:pPr>
+            <w:r>
+              <w:rPr>
+                <w:rFonts w:ascii="Times New Roman" w:hAnsi="Times New Roman"/>
+                <w:color w:val="1E293B"/>
+                <w:sz w:val="20"/>
+              </w:rPr>
+              <w:t>Người dùng nhấp chuột vào nút 'Xuất Excel' (btn_excel).</w:t>
+            </w:r>
+          </w:p>
+        </w:tc>
+        <w:tc>
+          <w:tcPr>
+            <w:tcW w:type="dxa" w:w="1584"/>
+            <w:shd w:fill="F8FAFC"/>
+            <w:tcMar>
+              <w:top w:w="100" w:type="dxa"/>
+              <w:bottom w:w="100" w:type="dxa"/>
+              <w:left w:w="140" w:type="dxa"/>
+              <w:right w:w="140" w:type="dxa"/>
+            </w:tcMar>
+          </w:tcPr>
+          <w:p>
+            <w:pPr>
+              <w:jc w:val="left"/>
+            </w:pPr>
+            <w:r>
+              <w:rPr>
+                <w:rFonts w:ascii="Times New Roman" w:hAnsi="Times New Roman"/>
+                <w:color w:val="1E293B"/>
+                <w:sz w:val="20"/>
+              </w:rPr>
+              <w:t>OnClick (btn_excel)</w:t>
+            </w:r>
+          </w:p>
+        </w:tc>
+        <w:tc>
+          <w:tcPr>
+            <w:tcW w:type="dxa" w:w="3312"/>
+            <w:shd w:fill="F8FAFC"/>
+            <w:tcMar>
+              <w:top w:w="100" w:type="dxa"/>
+              <w:bottom w:w="100" w:type="dxa"/>
+              <w:left w:w="140" w:type="dxa"/>
+              <w:right w:w="140" w:type="dxa"/>
+            </w:tcMar>
+          </w:tcPr>
+          <w:p>
+            <w:pPr>
+              <w:jc w:val="left"/>
+            </w:pPr>
+            <w:r>
+              <w:rPr>
+                <w:rFonts w:ascii="Times New Roman" w:hAnsi="Times New Roman"/>
+                <w:color w:val="1E293B"/>
+                <w:sz w:val="20"/>
+              </w:rPr>
+              <w:t>Giao diện gửi yêu cầu kết xuất tệp tới Controller. Hệ thống tạo luồng byte của file Excel, thiết lập MIME-type và hiển thị hộp thoại tải xuống tệp 'Báo_cáo_doanh_thu_BornPink_2026.xlsx'.</w:t>
+            </w:r>
+          </w:p>
+        </w:tc>
+        <w:tc>
+          <w:tcPr>
+            <w:tcW w:type="dxa" w:w="1872"/>
+            <w:shd w:fill="F8FAFC"/>
+            <w:tcMar>
+              <w:top w:w="100" w:type="dxa"/>
+              <w:bottom w:w="100" w:type="dxa"/>
+              <w:left w:w="140" w:type="dxa"/>
+              <w:right w:w="140" w:type="dxa"/>
+            </w:tcMar>
+          </w:tcPr>
+          <w:p>
+            <w:pPr>
+              <w:jc w:val="left"/>
+            </w:pPr>
+            <w:r>
+              <w:rPr>
+                <w:rFonts w:ascii="Times New Roman" w:hAnsi="Times New Roman"/>
+                <w:color w:val="1E293B"/>
+                <w:sz w:val="20"/>
+              </w:rPr>
+              <w:t>Hiển thị báo cáo (Rendered): Quá trình tải xuống tệp báo cáo hoàn tất trong nền.</w:t>
+            </w:r>
+          </w:p>
+        </w:tc>
+      </w:tr>
+    </w:tbl>
+    <w:p>
+      <w:pPr>
+        <w:spacing w:before="0" w:after="120"/>
+      </w:pPr>
+    </w:p>
+    <w:p>
+      <w:pPr>
+        <w:keepNext/>
+        <w:spacing w:before="160" w:after="60"/>
+      </w:pPr>
+      <w:r>
+        <w:rPr>
+          <w:rFonts w:ascii="Times New Roman" w:hAnsi="Times New Roman"/>
+          <w:b/>
+          <w:i/>
+          <w:color w:val="334155"/>
+          <w:sz w:val="23"/>
+        </w:rPr>
+        <w:t>4.2.1. Các kịch bản kiểm lỗi và ràng buộc giao diện (UI Validation Scenarios)</w:t>
+      </w:r>
+    </w:p>
+    <w:p>
+      <w:pPr>
+        <w:spacing w:before="0" w:after="100" w:line="300" w:lineRule="auto"/>
+      </w:pPr>
+      <w:r>
+        <w:rPr>
+          <w:rFonts w:ascii="Times New Roman" w:hAnsi="Times New Roman"/>
+          <w:color w:val="1E293B"/>
+          <w:sz w:val="23"/>
+        </w:rPr>
+        <w:t>Kịch bản xử lý các ngoại lệ và lỗi nhập liệu trên giao diện nhằm đảm bảo tính toàn vẹn của dữ liệu tra cứu và hướng dẫn người dùng sửa lỗi:</w:t>
+      </w:r>
+    </w:p>
+    <w:tbl>
+      <w:tblPr>
+        <w:tblW w:type="auto" w:w="0"/>
+        <w:jc w:val="center"/>
+        <w:tblLook w:firstColumn="1" w:firstRow="1" w:lastColumn="0" w:lastRow="0" w:noHBand="0" w:noVBand="1" w:val="04A0"/>
+        <w:tblBorders>
+          <w:top w:val="single" w:sz="6" w:space="0" w:color="CBD5E1"/>
+          <w:left w:val="none"/>
+          <w:bottom w:val="single" w:sz="8" w:space="0" w:color="1E3A8A"/>
+          <w:right w:val="none"/>
+          <w:insideH w:val="single" w:sz="4" w:space="0" w:color="CBD5E1"/>
+          <w:insideV w:val="none"/>
+        </w:tblBorders>
+      </w:tblPr>
+      <w:tblGrid>
+        <w:gridCol w:w="2351"/>
+        <w:gridCol w:w="2351"/>
+        <w:gridCol w:w="2351"/>
+        <w:gridCol w:w="2351"/>
+      </w:tblGrid>
+      <w:tr>
+        <w:tc>
+          <w:tcPr>
+            <w:tcW w:type="dxa" w:w="2160"/>
+            <w:shd w:fill="1E3A8A"/>
+            <w:tcMar>
+              <w:top w:w="140" w:type="dxa"/>
+              <w:bottom w:w="140" w:type="dxa"/>
+              <w:left w:w="160" w:type="dxa"/>
+              <w:right w:w="160" w:type="dxa"/>
+            </w:tcMar>
+          </w:tcPr>
+          <w:p>
+            <w:pPr>
+              <w:jc w:val="center"/>
+            </w:pPr>
+            <w:r>
+              <w:rPr>
+                <w:rFonts w:ascii="Times New Roman" w:hAnsi="Times New Roman"/>
+                <w:b/>
+                <w:color w:val="FFFFFF"/>
+                <w:sz w:val="21"/>
+              </w:rPr>
+              <w:t>Kịch bản ngoại lệ</w:t>
+            </w:r>
+          </w:p>
+        </w:tc>
+        <w:tc>
+          <w:tcPr>
+            <w:tcW w:type="dxa" w:w="1728"/>
+            <w:shd w:fill="1E3A8A"/>
+            <w:tcMar>
+              <w:top w:w="140" w:type="dxa"/>
+              <w:bottom w:w="140" w:type="dxa"/>
+              <w:left w:w="160" w:type="dxa"/>
+              <w:right w:w="160" w:type="dxa"/>
+            </w:tcMar>
+          </w:tcPr>
+          <w:p>
+            <w:pPr>
+              <w:jc w:val="center"/>
+            </w:pPr>
+            <w:r>
+              <w:rPr>
+                <w:rFonts w:ascii="Times New Roman" w:hAnsi="Times New Roman"/>
+                <w:b/>
+                <w:color w:val="FFFFFF"/>
+                <w:sz w:val="21"/>
+              </w:rPr>
+              <w:t>Sự kiện kích hoạt (UI Event)</w:t>
+            </w:r>
+          </w:p>
+        </w:tc>
+        <w:tc>
+          <w:tcPr>
+            <w:tcW w:type="dxa" w:w="3600"/>
+            <w:shd w:fill="1E3A8A"/>
+            <w:tcMar>
+              <w:top w:w="140" w:type="dxa"/>
+              <w:bottom w:w="140" w:type="dxa"/>
+              <w:left w:w="160" w:type="dxa"/>
+              <w:right w:w="160" w:type="dxa"/>
+            </w:tcMar>
+          </w:tcPr>
+          <w:p>
+            <w:pPr>
+              <w:jc w:val="center"/>
+            </w:pPr>
+            <w:r>
+              <w:rPr>
+                <w:rFonts w:ascii="Times New Roman" w:hAnsi="Times New Roman"/>
+                <w:b/>
+                <w:color w:val="FFFFFF"/>
+                <w:sz w:val="21"/>
+              </w:rPr>
+              <w:t>Xử lý lỗi &amp; Phản hồi giao diện (System Response)</w:t>
+            </w:r>
+          </w:p>
+        </w:tc>
+        <w:tc>
+          <w:tcPr>
+            <w:tcW w:type="dxa" w:w="1872"/>
+            <w:shd w:fill="1E3A8A"/>
+            <w:tcMar>
+              <w:top w:w="140" w:type="dxa"/>
+              <w:bottom w:w="140" w:type="dxa"/>
+              <w:left w:w="160" w:type="dxa"/>
+              <w:right w:w="160" w:type="dxa"/>
+            </w:tcMar>
+          </w:tcPr>
+          <w:p>
+            <w:pPr>
+              <w:jc w:val="center"/>
+            </w:pPr>
+            <w:r>
+              <w:rPr>
+                <w:rFonts w:ascii="Times New Roman" w:hAnsi="Times New Roman"/>
+                <w:b/>
+                <w:color w:val="FFFFFF"/>
+                <w:sz w:val="21"/>
+              </w:rPr>
+              <w:t>Trạng thái giao diện tiếp theo</w:t>
+            </w:r>
+          </w:p>
+        </w:tc>
+      </w:tr>
+      <w:tr>
+        <w:tc>
+          <w:tcPr>
+            <w:tcW w:type="dxa" w:w="2160"/>
+            <w:shd w:fill="FFFFFF"/>
+            <w:tcMar>
+              <w:top w:w="100" w:type="dxa"/>
+              <w:bottom w:w="100" w:type="dxa"/>
+              <w:left w:w="140" w:type="dxa"/>
+              <w:right w:w="140" w:type="dxa"/>
+            </w:tcMar>
+          </w:tcPr>
+          <w:p>
+            <w:pPr>
+              <w:jc w:val="center"/>
+            </w:pPr>
+            <w:r>
+              <w:rPr>
+                <w:rFonts w:ascii="Times New Roman" w:hAnsi="Times New Roman"/>
+                <w:color w:val="1E293B"/>
+                <w:sz w:val="20"/>
+              </w:rPr>
+              <w:t>Người dùng nhập ngày bắt đầu lớn hơn ngày kết thúc (dp_from_date &gt; dp_to_date)</w:t>
+            </w:r>
+          </w:p>
+        </w:tc>
+        <w:tc>
+          <w:tcPr>
+            <w:tcW w:type="dxa" w:w="1728"/>
+            <w:shd w:fill="FFFFFF"/>
+            <w:tcMar>
+              <w:top w:w="100" w:type="dxa"/>
+              <w:bottom w:w="100" w:type="dxa"/>
+              <w:left w:w="140" w:type="dxa"/>
+              <w:right w:w="140" w:type="dxa"/>
+            </w:tcMar>
+          </w:tcPr>
+          <w:p>
+            <w:pPr>
+              <w:jc w:val="left"/>
+            </w:pPr>
+            <w:r>
+              <w:rPr>
+                <w:rFonts w:ascii="Times New Roman" w:hAnsi="Times New Roman"/>
+                <w:color w:val="1E293B"/>
+                <w:sz w:val="20"/>
+              </w:rPr>
+              <w:t>OnClick (btn_search) sau khi sửa ô ngày</w:t>
+            </w:r>
+          </w:p>
+        </w:tc>
+        <w:tc>
+          <w:tcPr>
+            <w:tcW w:type="dxa" w:w="3600"/>
+            <w:shd w:fill="FFFFFF"/>
+            <w:tcMar>
+              <w:top w:w="100" w:type="dxa"/>
+              <w:bottom w:w="100" w:type="dxa"/>
+              <w:left w:w="140" w:type="dxa"/>
+              <w:right w:w="140" w:type="dxa"/>
+            </w:tcMar>
+          </w:tcPr>
+          <w:p>
+            <w:pPr>
+              <w:jc w:val="left"/>
+            </w:pPr>
+            <w:r>
+              <w:rPr>
+                <w:rFonts w:ascii="Times New Roman" w:hAnsi="Times New Roman"/>
+                <w:color w:val="1E293B"/>
+                <w:sz w:val="20"/>
+              </w:rPr>
+              <w:t>Giao diện ngăn chặn gửi yêu cầu tra cứu xuống Controller. Ô viền dp_from_date và dp_to_date chuyển sang màu đỏ cảnh báo. Hệ thống hiển thị hộp thoại pop-up: 'Lỗi: Ngày bắt đầu tra cứu không thể sau ngày kết thúc!'</w:t>
+            </w:r>
+          </w:p>
+        </w:tc>
+        <w:tc>
+          <w:tcPr>
+            <w:tcW w:type="dxa" w:w="1872"/>
+            <w:shd w:fill="FFFFFF"/>
+            <w:tcMar>
+              <w:top w:w="100" w:type="dxa"/>
+              <w:bottom w:w="100" w:type="dxa"/>
+              <w:left w:w="140" w:type="dxa"/>
+              <w:right w:w="140" w:type="dxa"/>
+            </w:tcMar>
+          </w:tcPr>
+          <w:p>
+            <w:pPr>
+              <w:jc w:val="left"/>
+            </w:pPr>
+            <w:r>
+              <w:rPr>
+                <w:rFonts w:ascii="Times New Roman" w:hAnsi="Times New Roman"/>
+                <w:color w:val="1E293B"/>
+                <w:sz w:val="20"/>
+              </w:rPr>
+              <w:t>Cảnh báo lỗi bộ lọc (Error State): Hộp thoại hiển thị nút 'Đóng', người dùng phải sửa lại ngày.</w:t>
+            </w:r>
+          </w:p>
+        </w:tc>
+      </w:tr>
+      <w:tr>
+        <w:tc>
+          <w:tcPr>
+            <w:tcW w:type="dxa" w:w="2160"/>
+            <w:shd w:fill="F8FAFC"/>
+            <w:tcMar>
+              <w:top w:w="100" w:type="dxa"/>
+              <w:bottom w:w="100" w:type="dxa"/>
+              <w:left w:w="140" w:type="dxa"/>
+              <w:right w:w="140" w:type="dxa"/>
+            </w:tcMar>
+          </w:tcPr>
+          <w:p>
+            <w:pPr>
+              <w:jc w:val="center"/>
+            </w:pPr>
+            <w:r>
+              <w:rPr>
+                <w:rFonts w:ascii="Times New Roman" w:hAnsi="Times New Roman"/>
+                <w:color w:val="1E293B"/>
+                <w:sz w:val="20"/>
+              </w:rPr>
+              <w:t>Sự kiện được chọn chưa phát sinh bất kỳ giao dịch bán vé nào</w:t>
+            </w:r>
+          </w:p>
+        </w:tc>
+        <w:tc>
+          <w:tcPr>
+            <w:tcW w:type="dxa" w:w="1728"/>
+            <w:shd w:fill="F8FAFC"/>
+            <w:tcMar>
+              <w:top w:w="100" w:type="dxa"/>
+              <w:bottom w:w="100" w:type="dxa"/>
+              <w:left w:w="140" w:type="dxa"/>
+              <w:right w:w="140" w:type="dxa"/>
+            </w:tcMar>
+          </w:tcPr>
+          <w:p>
+            <w:pPr>
+              <w:jc w:val="left"/>
+            </w:pPr>
+            <w:r>
+              <w:rPr>
+                <w:rFonts w:ascii="Times New Roman" w:hAnsi="Times New Roman"/>
+                <w:color w:val="1E293B"/>
+                <w:sz w:val="20"/>
+              </w:rPr>
+              <w:t>OnClick (btn_search) đối với sự kiện mới tạo</w:t>
+            </w:r>
+          </w:p>
+        </w:tc>
+        <w:tc>
+          <w:tcPr>
+            <w:tcW w:type="dxa" w:w="3600"/>
+            <w:shd w:fill="F8FAFC"/>
+            <w:tcMar>
+              <w:top w:w="100" w:type="dxa"/>
+              <w:bottom w:w="100" w:type="dxa"/>
+              <w:left w:w="140" w:type="dxa"/>
+              <w:right w:w="140" w:type="dxa"/>
+            </w:tcMar>
+          </w:tcPr>
+          <w:p>
+            <w:pPr>
+              <w:jc w:val="left"/>
+            </w:pPr>
+            <w:r>
+              <w:rPr>
+                <w:rFonts w:ascii="Times New Roman" w:hAnsi="Times New Roman"/>
+                <w:color w:val="1E293B"/>
+                <w:sz w:val="20"/>
+              </w:rPr>
+              <w:t>Controller trả về kết quả rỗng (empty result). Giao diện ẩn biểu đồ tròn và bảng breakdown table, đặt giá trị các thẻ KPI về '0 VNĐ' và '0%'. Hiển thị thông báo màu xám trên màn hình: 'Sự kiện hiện tại chưa phát sinh giao dịch bán vé.'</w:t>
+            </w:r>
+          </w:p>
+        </w:tc>
+        <w:tc>
+          <w:tcPr>
+            <w:tcW w:type="dxa" w:w="1872"/>
+            <w:shd w:fill="F8FAFC"/>
+            <w:tcMar>
+              <w:top w:w="100" w:type="dxa"/>
+              <w:bottom w:w="100" w:type="dxa"/>
+              <w:left w:w="140" w:type="dxa"/>
+              <w:right w:w="140" w:type="dxa"/>
+            </w:tcMar>
+          </w:tcPr>
+          <w:p>
+            <w:pPr>
+              <w:jc w:val="left"/>
+            </w:pPr>
+            <w:r>
+              <w:rPr>
+                <w:rFonts w:ascii="Times New Roman" w:hAnsi="Times New Roman"/>
+                <w:color w:val="1E293B"/>
+                <w:sz w:val="20"/>
+              </w:rPr>
+              <w:t>Báo cáo rỗng (No Data State): Bộ lọc giữ nguyên trạng thái hoạt động để người dùng chọn sự kiện khác.</w:t>
+            </w:r>
+          </w:p>
+        </w:tc>
+      </w:tr>
+      <w:tr>
+        <w:tc>
+          <w:tcPr>
+            <w:tcW w:type="dxa" w:w="2160"/>
+            <w:shd w:fill="FFFFFF"/>
+            <w:tcMar>
+              <w:top w:w="100" w:type="dxa"/>
+              <w:bottom w:w="100" w:type="dxa"/>
+              <w:left w:w="140" w:type="dxa"/>
+              <w:right w:w="140" w:type="dxa"/>
+            </w:tcMar>
+          </w:tcPr>
+          <w:p>
+            <w:pPr>
+              <w:jc w:val="center"/>
+            </w:pPr>
+            <w:r>
+              <w:rPr>
+                <w:rFonts w:ascii="Times New Roman" w:hAnsi="Times New Roman"/>
+                <w:color w:val="1E293B"/>
+                <w:sz w:val="20"/>
+              </w:rPr>
+              <w:t>Mất kết nối mạng hoặc máy chủ cơ sở dữ liệu gặp sự cố</w:t>
+            </w:r>
+          </w:p>
+        </w:tc>
+        <w:tc>
+          <w:tcPr>
+            <w:tcW w:type="dxa" w:w="1728"/>
+            <w:shd w:fill="FFFFFF"/>
+            <w:tcMar>
+              <w:top w:w="100" w:type="dxa"/>
+              <w:bottom w:w="100" w:type="dxa"/>
+              <w:left w:w="140" w:type="dxa"/>
+              <w:right w:w="140" w:type="dxa"/>
+            </w:tcMar>
+          </w:tcPr>
+          <w:p>
+            <w:pPr>
+              <w:jc w:val="left"/>
+            </w:pPr>
+            <w:r>
+              <w:rPr>
+                <w:rFonts w:ascii="Times New Roman" w:hAnsi="Times New Roman"/>
+                <w:color w:val="1E293B"/>
+                <w:sz w:val="20"/>
+              </w:rPr>
+              <w:t>OnClick (btn_search) khi mất tín hiệu</w:t>
+            </w:r>
+          </w:p>
+        </w:tc>
+        <w:tc>
+          <w:tcPr>
+            <w:tcW w:type="dxa" w:w="3600"/>
+            <w:shd w:fill="FFFFFF"/>
+            <w:tcMar>
+              <w:top w:w="100" w:type="dxa"/>
+              <w:bottom w:w="100" w:type="dxa"/>
+              <w:left w:w="140" w:type="dxa"/>
+              <w:right w:w="140" w:type="dxa"/>
+            </w:tcMar>
+          </w:tcPr>
+          <w:p>
+            <w:pPr>
+              <w:jc w:val="left"/>
+            </w:pPr>
+            <w:r>
+              <w:rPr>
+                <w:rFonts w:ascii="Times New Roman" w:hAnsi="Times New Roman"/>
+                <w:color w:val="1E293B"/>
+                <w:sz w:val="20"/>
+              </w:rPr>
+              <w:t>Hệ thống phát hiện lỗi kết nối (Timeout/Connection Refused). Giao diện ẩn loading spinner, hiển thị thông báo lỗi màu đỏ nổi bật: 'Mất kết nối tới máy chủ. Vui lòng kiểm tra lại đường truyền mạng hoặc liên hệ quản trị viên!'</w:t>
+            </w:r>
+          </w:p>
+        </w:tc>
+        <w:tc>
+          <w:tcPr>
+            <w:tcW w:type="dxa" w:w="1872"/>
+            <w:shd w:fill="FFFFFF"/>
+            <w:tcMar>
+              <w:top w:w="100" w:type="dxa"/>
+              <w:bottom w:w="100" w:type="dxa"/>
+              <w:left w:w="140" w:type="dxa"/>
+              <w:right w:w="140" w:type="dxa"/>
+            </w:tcMar>
+          </w:tcPr>
+          <w:p>
+            <w:pPr>
+              <w:jc w:val="left"/>
+            </w:pPr>
+            <w:r>
+              <w:rPr>
+                <w:rFonts w:ascii="Times New Roman" w:hAnsi="Times New Roman"/>
+                <w:color w:val="1E293B"/>
+                <w:sz w:val="20"/>
+              </w:rPr>
+              <w:t>Lỗi kết nối (Network Error): Giữ nguyên giao diện ban đầu để người dùng thử lại khi mạng ổn định.</w:t>
+            </w:r>
+          </w:p>
+        </w:tc>
+      </w:tr>
+    </w:tbl>
+    <w:p>
+      <w:pPr>
+        <w:spacing w:before="0" w:after="120"/>
+      </w:pPr>
+    </w:p>
+    <w:p>
+      <w:pPr>
+        <w:keepNext/>
+        <w:spacing w:before="240" w:after="80"/>
+      </w:pPr>
+      <w:r>
+        <w:rPr>
+          <w:rFonts w:ascii="Times New Roman" w:hAnsi="Times New Roman"/>
+          <w:b/>
+          <w:color w:val="1D4ED8"/>
+          <w:sz w:val="25"/>
+        </w:rPr>
+        <w:t>4.3. Bản vẽ thiết kế giao diện trực quan (UI Mockup Wireframe)</w:t>
+      </w:r>
+    </w:p>
+    <w:p>
+      <w:pPr>
+        <w:spacing w:before="0" w:after="100" w:line="300" w:lineRule="auto"/>
+      </w:pPr>
+      <w:r>
+        <w:rPr>
+          <w:rFonts w:ascii="Times New Roman" w:hAnsi="Times New Roman"/>
+          <w:color w:val="1E293B"/>
+          <w:sz w:val="23"/>
+        </w:rPr>
+        <w:t>Dưới đây là bản vẽ thiết kế giao diện hoàn chỉnh (Mockup Wireframe) của Màn hình Thống kê doanh thu sự kiện (RevenueReportView):</w:t>
+      </w:r>
+    </w:p>
+    <w:p>
+      <w:pPr>
+        <w:keepNext/>
+        <w:spacing w:before="160" w:after="40"/>
+        <w:jc w:val="center"/>
+      </w:pPr>
+      <w:r>
+        <w:drawing>
+          <wp:inline xmlns:a="http://schemas.openxmlformats.org/drawingml/2006/main" xmlns:pic="http://schemas.openxmlformats.org/drawingml/2006/picture">
+            <wp:extent cx="5669280" cy="3833301"/>
+            <wp:docPr id="7" name="Picture 7"/>
+            <wp:cNvGraphicFramePr>
+              <a:graphicFrameLocks noChangeAspect="1"/>
+            </wp:cNvGraphicFramePr>
+            <a:graphic>
+              <a:graphicData uri="http://schemas.openxmlformats.org/drawingml/2006/picture">
+                <pic:pic>
+                  <pic:nvPicPr>
+                    <pic:cNvPr id="0" name="ui_m5_view_revenue.png"/>
+                    <pic:cNvPicPr/>
+                  </pic:nvPicPr>
+                  <pic:blipFill>
+                    <a:blip r:embed="rId15"/>
+                    <a:stretch>
+                      <a:fillRect/>
+                    </a:stretch>
+                  </pic:blipFill>
+                  <pic:spPr>
+                    <a:xfrm>
+                      <a:off x="0" y="0"/>
+                      <a:ext cx="5669280" cy="3833301"/>
+                    </a:xfrm>
+                    <a:prstGeom prst="rect"/>
+                  </pic:spPr>
+                </pic:pic>
+              </a:graphicData>
+            </a:graphic>
+          </wp:inline>
+        </w:drawing>
+      </w:r>
+    </w:p>
+    <w:p>
+      <w:pPr>
+        <w:spacing w:before="40" w:after="200"/>
+        <w:jc w:val="center"/>
+      </w:pPr>
+      <w:r>
+        <w:rPr>
+          <w:rFonts w:ascii="Times New Roman" w:hAnsi="Times New Roman"/>
+          <w:b/>
+          <w:i/>
+          <w:color w:val="475569"/>
+          <w:sz w:val="20"/>
+        </w:rPr>
+        <w:t>Hình 4.1: Bản vẽ thiết kế giao diện Màn hình Thống kê doanh thu sự kiện (RevenueReportView)</w:t>
       </w:r>
     </w:p>
     <w:p>
@@ -5778,7 +9196,7 @@
           <w:color w:val="1E3A8A"/>
           <w:sz w:val="28"/>
         </w:rPr>
-        <w:t>3. BIỂU ĐỒ LỚP THỰC THỂ PHÂN TÍCH CHO HỆ THỐNG VÀ CHO CÁC CHỨC NĂNG</w:t>
+        <w:t>5. BIỂU ĐỒ LỚP THỰC THỂ PHÂN TÍCH CHO HỆ THỐNG VÀ CHO CÁC CHỨC NĂNG</w:t>
       </w:r>
     </w:p>
     <w:p>
@@ -5884,7 +9302,7 @@
           <w:color w:val="1D4ED8"/>
           <w:sz w:val="25"/>
         </w:rPr>
-        <w:t>3.1. Biểu đồ lớp thực thể phân tích tổng thể hệ thống</w:t>
+        <w:t>5.1. Biểu đồ lớp thực thể phân tích tổng thể hệ thống</w:t>
       </w:r>
     </w:p>
     <w:p>
@@ -5954,7 +9372,7 @@
           <w:color w:val="475569"/>
           <w:sz w:val="20"/>
         </w:rPr>
-        <w:t>Hình 3.1: Biểu đồ lớp thực thể phân tích tổng thể toàn hệ thống</w:t>
+        <w:t>Hình 5.1: Biểu đồ lớp thực thể phân tích tổng thể toàn hệ thống</w:t>
       </w:r>
     </w:p>
     <w:tbl>
@@ -7306,7 +10724,7 @@
           <w:color w:val="1D4ED8"/>
           <w:sz w:val="25"/>
         </w:rPr>
-        <w:t>3.2. Biểu đồ lớp thực thể phân tích Phân hệ 1: Quản lý tài khoản</w:t>
+        <w:t>5.2. Biểu đồ lớp thực thể phân tích Phân hệ 1: Quản lý tài khoản</w:t>
       </w:r>
     </w:p>
     <w:p>
@@ -7376,7 +10794,7 @@
           <w:color w:val="475569"/>
           <w:sz w:val="20"/>
         </w:rPr>
-        <w:t>Hình 3.2: Biểu đồ lớp thực thể phân tích - Phân hệ 1: Quản lý tài khoản</w:t>
+        <w:t>Hình 5.2: Biểu đồ lớp thực thể phân tích - Phân hệ 1: Quản lý tài khoản</w:t>
       </w:r>
     </w:p>
     <w:p>
@@ -7391,7 +10809,7 @@
           <w:color w:val="1D4ED8"/>
           <w:sz w:val="25"/>
         </w:rPr>
-        <w:t>3.3. Biểu đồ lớp thực thể phân tích Phân hệ 2: Tìm kiếm &amp; Xem sự kiện</w:t>
+        <w:t>5.3. Biểu đồ lớp thực thể phân tích Phân hệ 2: Tìm kiếm &amp; Xem sự kiện</w:t>
       </w:r>
     </w:p>
     <w:p>
@@ -7461,7 +10879,7 @@
           <w:color w:val="475569"/>
           <w:sz w:val="20"/>
         </w:rPr>
-        <w:t>Hình 3.3: Biểu đồ lớp thực thể phân tích - Phân hệ 2: Tìm kiếm &amp; Xem sự kiện</w:t>
+        <w:t>Hình 5.3: Biểu đồ lớp thực thể phân tích - Phân hệ 2: Tìm kiếm &amp; Xem sự kiện</w:t>
       </w:r>
     </w:p>
     <w:p>
@@ -7476,7 +10894,7 @@
           <w:color w:val="1D4ED8"/>
           <w:sz w:val="25"/>
         </w:rPr>
-        <w:t>3.4. Biểu đồ lớp thực thể phân tích Phân hệ 3: Xếp hàng và chọn chỗ</w:t>
+        <w:t>5.4. Biểu đồ lớp thực thể phân tích Phân hệ 3: Xếp hàng và chọn chỗ</w:t>
       </w:r>
     </w:p>
     <w:p>
@@ -7546,7 +10964,7 @@
           <w:color w:val="475569"/>
           <w:sz w:val="20"/>
         </w:rPr>
-        <w:t>Hình 3.4: Biểu đồ lớp thực thể phân tích - Phân hệ 3: Xếp hàng và chọn chỗ</w:t>
+        <w:t>Hình 5.4: Biểu đồ lớp thực thể phân tích - Phân hệ 3: Xếp hàng và chọn chỗ</w:t>
       </w:r>
     </w:p>
     <w:p>
@@ -7561,7 +10979,7 @@
           <w:color w:val="1D4ED8"/>
           <w:sz w:val="25"/>
         </w:rPr>
-        <w:t>3.5. Biểu đồ lớp thực thể phân tích Phân hệ 4: Tính tiền và Xuất vé</w:t>
+        <w:t>5.5. Biểu đồ lớp thực thể phân tích Phân hệ 4: Tính tiền và Xuất vé</w:t>
       </w:r>
     </w:p>
     <w:p>
@@ -7631,7 +11049,7 @@
           <w:color w:val="475569"/>
           <w:sz w:val="20"/>
         </w:rPr>
-        <w:t>Hình 3.5: Biểu đồ lớp thực thể phân tích - Phân hệ 4: Tính tiền và Xuất vé</w:t>
+        <w:t>Hình 5.5: Biểu đồ lớp thực thể phân tích - Phân hệ 4: Tính tiền và Xuất vé</w:t>
       </w:r>
     </w:p>
     <w:p>
@@ -7646,7 +11064,7 @@
           <w:color w:val="1D4ED8"/>
           <w:sz w:val="25"/>
         </w:rPr>
-        <w:t>3.6. Biểu đồ lớp thực thể phân tích Phân hệ 5: Quản lý và thống kê BTC</w:t>
+        <w:t>5.6. Biểu đồ lớp thực thể phân tích Chức năng 5: Xem thống kê doanh thu sự kiện</w:t>
       </w:r>
     </w:p>
     <w:p>
@@ -7659,93 +11077,7 @@
           <w:color w:val="1E293B"/>
           <w:sz w:val="23"/>
         </w:rPr>
-        <w:t>Organizer quản lý nhiều Event, mỗi sự kiện áp dụng SeatMap và nhiều Showtime, từ đó thiết lập ZonePricing và kết xuất RevenueReport.</w:t>
-      </w:r>
-    </w:p>
-    <w:p>
-      <w:pPr>
-        <w:keepNext/>
-        <w:spacing w:before="160" w:after="40"/>
-        <w:jc w:val="center"/>
-      </w:pPr>
-      <w:r>
-        <w:drawing>
-          <wp:inline xmlns:a="http://schemas.openxmlformats.org/drawingml/2006/main" xmlns:pic="http://schemas.openxmlformats.org/drawingml/2006/picture">
-            <wp:extent cx="5669280" cy="4067715"/>
-            <wp:docPr id="13" name="Picture 13"/>
-            <wp:cNvGraphicFramePr>
-              <a:graphicFrameLocks noChangeAspect="1"/>
-            </wp:cNvGraphicFramePr>
-            <a:graphic>
-              <a:graphicData uri="http://schemas.openxmlformats.org/drawingml/2006/picture">
-                <pic:pic>
-                  <pic:nvPicPr>
-                    <pic:cNvPr id="0" name="analysis_module5.png"/>
-                    <pic:cNvPicPr/>
-                  </pic:nvPicPr>
-                  <pic:blipFill>
-                    <a:blip r:embed="rId21"/>
-                    <a:stretch>
-                      <a:fillRect/>
-                    </a:stretch>
-                  </pic:blipFill>
-                  <pic:spPr>
-                    <a:xfrm>
-                      <a:off x="0" y="0"/>
-                      <a:ext cx="5669280" cy="4067715"/>
-                    </a:xfrm>
-                    <a:prstGeom prst="rect"/>
-                  </pic:spPr>
-                </pic:pic>
-              </a:graphicData>
-            </a:graphic>
-          </wp:inline>
-        </w:drawing>
-      </w:r>
-    </w:p>
-    <w:p>
-      <w:pPr>
-        <w:spacing w:before="40" w:after="200"/>
-        <w:jc w:val="center"/>
-      </w:pPr>
-      <w:r>
-        <w:rPr>
-          <w:rFonts w:ascii="Times New Roman" w:hAnsi="Times New Roman"/>
-          <w:b/>
-          <w:i/>
-          <w:color w:val="475569"/>
-          <w:sz w:val="20"/>
-        </w:rPr>
-        <w:t>Hình 3.6: Biểu đồ lớp thực thể phân tích - Phân hệ 5: Quản lý &amp; Thống kê BTC</w:t>
-      </w:r>
-    </w:p>
-    <w:p>
-      <w:pPr>
-        <w:keepNext/>
-        <w:spacing w:before="160" w:after="60"/>
-      </w:pPr>
-      <w:r>
-        <w:rPr>
-          <w:rFonts w:ascii="Times New Roman" w:hAnsi="Times New Roman"/>
-          <w:b/>
-          <w:i/>
-          <w:color w:val="334155"/>
-          <w:sz w:val="23"/>
-        </w:rPr>
-        <w:t>3.6.1. Biểu đồ lớp phân tích chi tiết cho chức năng Xem thống kê doanh thu sự kiện</w:t>
-      </w:r>
-    </w:p>
-    <w:p>
-      <w:pPr>
-        <w:spacing w:before="0" w:after="100" w:line="300" w:lineRule="auto"/>
-      </w:pPr>
-      <w:r>
-        <w:rPr>
-          <w:rFonts w:ascii="Times New Roman" w:hAnsi="Times New Roman"/>
-          <w:color w:val="1E293B"/>
-          <w:sz w:val="23"/>
-        </w:rPr>
-        <w:t>Để đáp ứng nguyên tắc hướng đối tượng cốt lõi (Lớp phải đóng gói trạng thái và hành vi tính toán nghiệp vụ, không chỉ là tập hợp dữ liệu thụ động/Anemic Domain Model), biểu đồ lớp phân tích dưới đây thể hiện chi tiết các thực thể tham gia ca sử dụng đơn lẻ 'Xem thống kê doanh thu sự kiện' cùng các phương thức tính toán tài chính trọng tâm:</w:t>
+        <w:t>Để đáp ứng nguyên tắc hướng đối tượng cốt lõi (Lớp phải đóng gói trạng thái và hành vi tính toán nghiệp vụ, không chỉ là tập hợp dữ liệu thụ động/Anemic Domain Model), biểu đồ lớp phân tích dưới đây thể hiện chi tiết các thực thể tham gia ca sử dụng đơn lẻ 'Xem thống kê doanh thu sự kiện' cùng các phương thức tính toán tài chính trọng tâm. Toàn bộ tên lớp, thuộc tính và phương thức được chuẩn hóa đồng nhất 100% với pha thiết kế:</w:t>
       </w:r>
     </w:p>
     <w:p>
@@ -7758,7 +11090,7 @@
         <w:drawing>
           <wp:inline xmlns:a="http://schemas.openxmlformats.org/drawingml/2006/main" xmlns:pic="http://schemas.openxmlformats.org/drawingml/2006/picture">
             <wp:extent cx="5669280" cy="3833301"/>
-            <wp:docPr id="14" name="Picture 14"/>
+            <wp:docPr id="13" name="Picture 13"/>
             <wp:cNvGraphicFramePr>
               <a:graphicFrameLocks noChangeAspect="1"/>
             </wp:cNvGraphicFramePr>
@@ -7770,7 +11102,7 @@
                     <pic:cNvPicPr/>
                   </pic:nvPicPr>
                   <pic:blipFill>
-                    <a:blip r:embed="rId22"/>
+                    <a:blip r:embed="rId21"/>
                     <a:stretch>
                       <a:fillRect/>
                     </a:stretch>
@@ -7802,8 +11134,599 @@
           <w:color w:val="475569"/>
           <w:sz w:val="20"/>
         </w:rPr>
-        <w:t>Hình 3.7: Biểu đồ lớp phân tích chi tiết - Chức năng Xem thống kê doanh thu sự kiện</w:t>
+        <w:t>Hình 5.6: Biểu đồ lớp thực thể phân tích - Chức năng Xem thống kê doanh thu sự kiện</w:t>
       </w:r>
+    </w:p>
+    <w:tbl>
+      <w:tblPr>
+        <w:tblW w:type="auto" w:w="0"/>
+        <w:jc w:val="center"/>
+        <w:tblLook w:firstColumn="1" w:firstRow="1" w:lastColumn="0" w:lastRow="0" w:noHBand="0" w:noVBand="1" w:val="04A0"/>
+        <w:tblBorders>
+          <w:top w:val="single" w:sz="6" w:space="0" w:color="CBD5E1"/>
+          <w:left w:val="none"/>
+          <w:bottom w:val="single" w:sz="8" w:space="0" w:color="1E3A8A"/>
+          <w:right w:val="none"/>
+          <w:insideH w:val="single" w:sz="4" w:space="0" w:color="CBD5E1"/>
+          <w:insideV w:val="none"/>
+        </w:tblBorders>
+      </w:tblPr>
+      <w:tblGrid>
+        <w:gridCol w:w="3134"/>
+        <w:gridCol w:w="3134"/>
+        <w:gridCol w:w="3134"/>
+      </w:tblGrid>
+      <w:tr>
+        <w:tc>
+          <w:tcPr>
+            <w:tcW w:type="dxa" w:w="2160"/>
+            <w:shd w:fill="1E3A8A"/>
+            <w:tcMar>
+              <w:top w:w="140" w:type="dxa"/>
+              <w:bottom w:w="140" w:type="dxa"/>
+              <w:left w:w="160" w:type="dxa"/>
+              <w:right w:w="160" w:type="dxa"/>
+            </w:tcMar>
+          </w:tcPr>
+          <w:p>
+            <w:pPr>
+              <w:jc w:val="center"/>
+            </w:pPr>
+            <w:r>
+              <w:rPr>
+                <w:rFonts w:ascii="Times New Roman" w:hAnsi="Times New Roman"/>
+                <w:b/>
+                <w:color w:val="FFFFFF"/>
+                <w:sz w:val="21"/>
+              </w:rPr>
+              <w:t>Lớp phân tích</w:t>
+            </w:r>
+          </w:p>
+        </w:tc>
+        <w:tc>
+          <w:tcPr>
+            <w:tcW w:type="dxa" w:w="3600"/>
+            <w:shd w:fill="1E3A8A"/>
+            <w:tcMar>
+              <w:top w:w="140" w:type="dxa"/>
+              <w:bottom w:w="140" w:type="dxa"/>
+              <w:left w:w="160" w:type="dxa"/>
+              <w:right w:w="160" w:type="dxa"/>
+            </w:tcMar>
+          </w:tcPr>
+          <w:p>
+            <w:pPr>
+              <w:jc w:val="center"/>
+            </w:pPr>
+            <w:r>
+              <w:rPr>
+                <w:rFonts w:ascii="Times New Roman" w:hAnsi="Times New Roman"/>
+                <w:b/>
+                <w:color w:val="FFFFFF"/>
+                <w:sz w:val="21"/>
+              </w:rPr>
+              <w:t>Các thuộc tính phân tích cốt lõi</w:t>
+            </w:r>
+          </w:p>
+        </w:tc>
+        <w:tc>
+          <w:tcPr>
+            <w:tcW w:type="dxa" w:w="3600"/>
+            <w:shd w:fill="1E3A8A"/>
+            <w:tcMar>
+              <w:top w:w="140" w:type="dxa"/>
+              <w:bottom w:w="140" w:type="dxa"/>
+              <w:left w:w="160" w:type="dxa"/>
+              <w:right w:w="160" w:type="dxa"/>
+            </w:tcMar>
+          </w:tcPr>
+          <w:p>
+            <w:pPr>
+              <w:jc w:val="center"/>
+            </w:pPr>
+            <w:r>
+              <w:rPr>
+                <w:rFonts w:ascii="Times New Roman" w:hAnsi="Times New Roman"/>
+                <w:b/>
+                <w:color w:val="FFFFFF"/>
+                <w:sz w:val="21"/>
+              </w:rPr>
+              <w:t>Các phương thức thực hiện tính toán (Operations)</w:t>
+            </w:r>
+          </w:p>
+        </w:tc>
+      </w:tr>
+      <w:tr>
+        <w:tc>
+          <w:tcPr>
+            <w:tcW w:type="dxa" w:w="2160"/>
+            <w:shd w:fill="FFFFFF"/>
+            <w:tcMar>
+              <w:top w:w="100" w:type="dxa"/>
+              <w:bottom w:w="100" w:type="dxa"/>
+              <w:left w:w="140" w:type="dxa"/>
+              <w:right w:w="140" w:type="dxa"/>
+            </w:tcMar>
+          </w:tcPr>
+          <w:p>
+            <w:pPr>
+              <w:jc w:val="center"/>
+            </w:pPr>
+            <w:r>
+              <w:rPr>
+                <w:rFonts w:ascii="Times New Roman" w:hAnsi="Times New Roman"/>
+                <w:color w:val="1E293B"/>
+                <w:sz w:val="20"/>
+              </w:rPr>
+              <w:t>RevenueReport</w:t>
+            </w:r>
+          </w:p>
+        </w:tc>
+        <w:tc>
+          <w:tcPr>
+            <w:tcW w:type="dxa" w:w="3600"/>
+            <w:shd w:fill="FFFFFF"/>
+            <w:tcMar>
+              <w:top w:w="100" w:type="dxa"/>
+              <w:bottom w:w="100" w:type="dxa"/>
+              <w:left w:w="140" w:type="dxa"/>
+              <w:right w:w="140" w:type="dxa"/>
+            </w:tcMar>
+          </w:tcPr>
+          <w:p>
+            <w:pPr>
+              <w:jc w:val="left"/>
+            </w:pPr>
+            <w:r>
+              <w:rPr>
+                <w:rFonts w:ascii="Times New Roman" w:hAnsi="Times New Roman"/>
+                <w:color w:val="1E293B"/>
+                <w:sz w:val="20"/>
+              </w:rPr>
+              <w:t>id, eventId, calculatedAt, taxRate, platformFeeRate, totalTicketsSold, grossRevenue, netRevenue, occupancyRate, averageTicketPrice</w:t>
+            </w:r>
+          </w:p>
+        </w:tc>
+        <w:tc>
+          <w:tcPr>
+            <w:tcW w:type="dxa" w:w="3600"/>
+            <w:shd w:fill="FFFFFF"/>
+            <w:tcMar>
+              <w:top w:w="100" w:type="dxa"/>
+              <w:bottom w:w="100" w:type="dxa"/>
+              <w:left w:w="140" w:type="dxa"/>
+              <w:right w:w="140" w:type="dxa"/>
+            </w:tcMar>
+          </w:tcPr>
+          <w:p>
+            <w:pPr>
+              <w:jc w:val="left"/>
+            </w:pPr>
+            <w:r>
+              <w:rPr>
+                <w:rFonts w:ascii="Times New Roman" w:hAnsi="Times New Roman"/>
+                <w:color w:val="1E293B"/>
+                <w:sz w:val="20"/>
+              </w:rPr>
+              <w:t>+ calculateTotalCapacity()</w:t>
+              <w:br/>
+              <w:t>+ calculateTotalTicketsSold()</w:t>
+              <w:br/>
+              <w:t>+ calculateGrossRevenue()</w:t>
+              <w:br/>
+              <w:t>+ calculateNetRevenue()</w:t>
+              <w:br/>
+              <w:t>+ calculateOccupancyRate()</w:t>
+              <w:br/>
+              <w:t>+ calculateAverageTicketPrice()</w:t>
+              <w:br/>
+              <w:t>+ calculateZoneContribution(zoneId)</w:t>
+              <w:br/>
+              <w:t>+ evaluatePerformance()</w:t>
+            </w:r>
+          </w:p>
+        </w:tc>
+      </w:tr>
+      <w:tr>
+        <w:tc>
+          <w:tcPr>
+            <w:tcW w:type="dxa" w:w="2160"/>
+            <w:shd w:fill="F8FAFC"/>
+            <w:tcMar>
+              <w:top w:w="100" w:type="dxa"/>
+              <w:bottom w:w="100" w:type="dxa"/>
+              <w:left w:w="140" w:type="dxa"/>
+              <w:right w:w="140" w:type="dxa"/>
+            </w:tcMar>
+          </w:tcPr>
+          <w:p>
+            <w:pPr>
+              <w:jc w:val="center"/>
+            </w:pPr>
+            <w:r>
+              <w:rPr>
+                <w:rFonts w:ascii="Times New Roman" w:hAnsi="Times New Roman"/>
+                <w:color w:val="1E293B"/>
+                <w:sz w:val="20"/>
+              </w:rPr>
+              <w:t>ZonePricing</w:t>
+            </w:r>
+          </w:p>
+        </w:tc>
+        <w:tc>
+          <w:tcPr>
+            <w:tcW w:type="dxa" w:w="3600"/>
+            <w:shd w:fill="F8FAFC"/>
+            <w:tcMar>
+              <w:top w:w="100" w:type="dxa"/>
+              <w:bottom w:w="100" w:type="dxa"/>
+              <w:left w:w="140" w:type="dxa"/>
+              <w:right w:w="140" w:type="dxa"/>
+            </w:tcMar>
+          </w:tcPr>
+          <w:p>
+            <w:pPr>
+              <w:jc w:val="left"/>
+            </w:pPr>
+            <w:r>
+              <w:rPr>
+                <w:rFonts w:ascii="Times New Roman" w:hAnsi="Times New Roman"/>
+                <w:color w:val="1E293B"/>
+                <w:sz w:val="20"/>
+              </w:rPr>
+              <w:t>id, zoneName, price, maxQuota, soldCount</w:t>
+            </w:r>
+          </w:p>
+        </w:tc>
+        <w:tc>
+          <w:tcPr>
+            <w:tcW w:type="dxa" w:w="3600"/>
+            <w:shd w:fill="F8FAFC"/>
+            <w:tcMar>
+              <w:top w:w="100" w:type="dxa"/>
+              <w:bottom w:w="100" w:type="dxa"/>
+              <w:left w:w="140" w:type="dxa"/>
+              <w:right w:w="140" w:type="dxa"/>
+            </w:tcMar>
+          </w:tcPr>
+          <w:p>
+            <w:pPr>
+              <w:jc w:val="left"/>
+            </w:pPr>
+            <w:r>
+              <w:rPr>
+                <w:rFonts w:ascii="Times New Roman" w:hAnsi="Times New Roman"/>
+                <w:color w:val="1E293B"/>
+                <w:sz w:val="20"/>
+              </w:rPr>
+              <w:t>+ calculateZoneGross()</w:t>
+              <w:br/>
+              <w:t>+ calculateRemainingSeats()</w:t>
+              <w:br/>
+              <w:t>+ getSoldRate()</w:t>
+              <w:br/>
+              <w:t>+ isSoldOut()</w:t>
+            </w:r>
+          </w:p>
+        </w:tc>
+      </w:tr>
+      <w:tr>
+        <w:tc>
+          <w:tcPr>
+            <w:tcW w:type="dxa" w:w="2160"/>
+            <w:shd w:fill="FFFFFF"/>
+            <w:tcMar>
+              <w:top w:w="100" w:type="dxa"/>
+              <w:bottom w:w="100" w:type="dxa"/>
+              <w:left w:w="140" w:type="dxa"/>
+              <w:right w:w="140" w:type="dxa"/>
+            </w:tcMar>
+          </w:tcPr>
+          <w:p>
+            <w:pPr>
+              <w:jc w:val="center"/>
+            </w:pPr>
+            <w:r>
+              <w:rPr>
+                <w:rFonts w:ascii="Times New Roman" w:hAnsi="Times New Roman"/>
+                <w:color w:val="1E293B"/>
+                <w:sz w:val="20"/>
+              </w:rPr>
+              <w:t>Showtime</w:t>
+            </w:r>
+          </w:p>
+        </w:tc>
+        <w:tc>
+          <w:tcPr>
+            <w:tcW w:type="dxa" w:w="3600"/>
+            <w:shd w:fill="FFFFFF"/>
+            <w:tcMar>
+              <w:top w:w="100" w:type="dxa"/>
+              <w:bottom w:w="100" w:type="dxa"/>
+              <w:left w:w="140" w:type="dxa"/>
+              <w:right w:w="140" w:type="dxa"/>
+            </w:tcMar>
+          </w:tcPr>
+          <w:p>
+            <w:pPr>
+              <w:jc w:val="left"/>
+            </w:pPr>
+            <w:r>
+              <w:rPr>
+                <w:rFonts w:ascii="Times New Roman" w:hAnsi="Times New Roman"/>
+                <w:color w:val="1E293B"/>
+                <w:sz w:val="20"/>
+              </w:rPr>
+              <w:t>id, showDate, startTime, endTime</w:t>
+            </w:r>
+          </w:p>
+        </w:tc>
+        <w:tc>
+          <w:tcPr>
+            <w:tcW w:type="dxa" w:w="3600"/>
+            <w:shd w:fill="FFFFFF"/>
+            <w:tcMar>
+              <w:top w:w="100" w:type="dxa"/>
+              <w:bottom w:w="100" w:type="dxa"/>
+              <w:left w:w="140" w:type="dxa"/>
+              <w:right w:w="140" w:type="dxa"/>
+            </w:tcMar>
+          </w:tcPr>
+          <w:p>
+            <w:pPr>
+              <w:jc w:val="left"/>
+            </w:pPr>
+            <w:r>
+              <w:rPr>
+                <w:rFonts w:ascii="Times New Roman" w:hAnsi="Times New Roman"/>
+                <w:color w:val="1E293B"/>
+                <w:sz w:val="20"/>
+              </w:rPr>
+              <w:t>+ calculateShowtimeRevenue()</w:t>
+              <w:br/>
+              <w:t>+ getSoldTicketsCount()</w:t>
+            </w:r>
+          </w:p>
+        </w:tc>
+      </w:tr>
+      <w:tr>
+        <w:tc>
+          <w:tcPr>
+            <w:tcW w:type="dxa" w:w="2160"/>
+            <w:shd w:fill="F8FAFC"/>
+            <w:tcMar>
+              <w:top w:w="100" w:type="dxa"/>
+              <w:bottom w:w="100" w:type="dxa"/>
+              <w:left w:w="140" w:type="dxa"/>
+              <w:right w:w="140" w:type="dxa"/>
+            </w:tcMar>
+          </w:tcPr>
+          <w:p>
+            <w:pPr>
+              <w:jc w:val="center"/>
+            </w:pPr>
+            <w:r>
+              <w:rPr>
+                <w:rFonts w:ascii="Times New Roman" w:hAnsi="Times New Roman"/>
+                <w:color w:val="1E293B"/>
+                <w:sz w:val="20"/>
+              </w:rPr>
+              <w:t>Event</w:t>
+            </w:r>
+          </w:p>
+        </w:tc>
+        <w:tc>
+          <w:tcPr>
+            <w:tcW w:type="dxa" w:w="3600"/>
+            <w:shd w:fill="F8FAFC"/>
+            <w:tcMar>
+              <w:top w:w="100" w:type="dxa"/>
+              <w:bottom w:w="100" w:type="dxa"/>
+              <w:left w:w="140" w:type="dxa"/>
+              <w:right w:w="140" w:type="dxa"/>
+            </w:tcMar>
+          </w:tcPr>
+          <w:p>
+            <w:pPr>
+              <w:jc w:val="left"/>
+            </w:pPr>
+            <w:r>
+              <w:rPr>
+                <w:rFonts w:ascii="Times New Roman" w:hAnsi="Times New Roman"/>
+                <w:color w:val="1E293B"/>
+                <w:sz w:val="20"/>
+              </w:rPr>
+              <w:t>id, title, category, status</w:t>
+            </w:r>
+          </w:p>
+        </w:tc>
+        <w:tc>
+          <w:tcPr>
+            <w:tcW w:type="dxa" w:w="3600"/>
+            <w:shd w:fill="F8FAFC"/>
+            <w:tcMar>
+              <w:top w:w="100" w:type="dxa"/>
+              <w:bottom w:w="100" w:type="dxa"/>
+              <w:left w:w="140" w:type="dxa"/>
+              <w:right w:w="140" w:type="dxa"/>
+            </w:tcMar>
+          </w:tcPr>
+          <w:p>
+            <w:pPr>
+              <w:jc w:val="left"/>
+            </w:pPr>
+            <w:r>
+              <w:rPr>
+                <w:rFonts w:ascii="Times New Roman" w:hAnsi="Times New Roman"/>
+                <w:color w:val="1E293B"/>
+                <w:sz w:val="20"/>
+              </w:rPr>
+              <w:t>+ getTotalCapacity()</w:t>
+              <w:br/>
+              <w:t>+ getShowtimes()</w:t>
+            </w:r>
+          </w:p>
+        </w:tc>
+      </w:tr>
+      <w:tr>
+        <w:tc>
+          <w:tcPr>
+            <w:tcW w:type="dxa" w:w="2160"/>
+            <w:shd w:fill="FFFFFF"/>
+            <w:tcMar>
+              <w:top w:w="100" w:type="dxa"/>
+              <w:bottom w:w="100" w:type="dxa"/>
+              <w:left w:w="140" w:type="dxa"/>
+              <w:right w:w="140" w:type="dxa"/>
+            </w:tcMar>
+          </w:tcPr>
+          <w:p>
+            <w:pPr>
+              <w:jc w:val="center"/>
+            </w:pPr>
+            <w:r>
+              <w:rPr>
+                <w:rFonts w:ascii="Times New Roman" w:hAnsi="Times New Roman"/>
+                <w:color w:val="1E293B"/>
+                <w:sz w:val="20"/>
+              </w:rPr>
+              <w:t>SeatZone</w:t>
+            </w:r>
+          </w:p>
+        </w:tc>
+        <w:tc>
+          <w:tcPr>
+            <w:tcW w:type="dxa" w:w="3600"/>
+            <w:shd w:fill="FFFFFF"/>
+            <w:tcMar>
+              <w:top w:w="100" w:type="dxa"/>
+              <w:bottom w:w="100" w:type="dxa"/>
+              <w:left w:w="140" w:type="dxa"/>
+              <w:right w:w="140" w:type="dxa"/>
+            </w:tcMar>
+          </w:tcPr>
+          <w:p>
+            <w:pPr>
+              <w:jc w:val="left"/>
+            </w:pPr>
+            <w:r>
+              <w:rPr>
+                <w:rFonts w:ascii="Times New Roman" w:hAnsi="Times New Roman"/>
+                <w:color w:val="1E293B"/>
+                <w:sz w:val="20"/>
+              </w:rPr>
+              <w:t>id, zoneName, colorHex, seatCount</w:t>
+            </w:r>
+          </w:p>
+        </w:tc>
+        <w:tc>
+          <w:tcPr>
+            <w:tcW w:type="dxa" w:w="3600"/>
+            <w:shd w:fill="FFFFFF"/>
+            <w:tcMar>
+              <w:top w:w="100" w:type="dxa"/>
+              <w:bottom w:w="100" w:type="dxa"/>
+              <w:left w:w="140" w:type="dxa"/>
+              <w:right w:w="140" w:type="dxa"/>
+            </w:tcMar>
+          </w:tcPr>
+          <w:p>
+            <w:pPr>
+              <w:jc w:val="left"/>
+            </w:pPr>
+            <w:r>
+              <w:rPr>
+                <w:rFonts w:ascii="Times New Roman" w:hAnsi="Times New Roman"/>
+                <w:color w:val="1E293B"/>
+                <w:sz w:val="20"/>
+              </w:rPr>
+              <w:t>+ countTotalSeats()</w:t>
+            </w:r>
+          </w:p>
+        </w:tc>
+      </w:tr>
+      <w:tr>
+        <w:tc>
+          <w:tcPr>
+            <w:tcW w:type="dxa" w:w="2160"/>
+            <w:shd w:fill="F8FAFC"/>
+            <w:tcMar>
+              <w:top w:w="100" w:type="dxa"/>
+              <w:bottom w:w="100" w:type="dxa"/>
+              <w:left w:w="140" w:type="dxa"/>
+              <w:right w:w="140" w:type="dxa"/>
+            </w:tcMar>
+          </w:tcPr>
+          <w:p>
+            <w:pPr>
+              <w:jc w:val="center"/>
+            </w:pPr>
+            <w:r>
+              <w:rPr>
+                <w:rFonts w:ascii="Times New Roman" w:hAnsi="Times New Roman"/>
+                <w:color w:val="1E293B"/>
+                <w:sz w:val="20"/>
+              </w:rPr>
+              <w:t>Organizer</w:t>
+            </w:r>
+          </w:p>
+        </w:tc>
+        <w:tc>
+          <w:tcPr>
+            <w:tcW w:type="dxa" w:w="3600"/>
+            <w:shd w:fill="F8FAFC"/>
+            <w:tcMar>
+              <w:top w:w="100" w:type="dxa"/>
+              <w:bottom w:w="100" w:type="dxa"/>
+              <w:left w:w="140" w:type="dxa"/>
+              <w:right w:w="140" w:type="dxa"/>
+            </w:tcMar>
+          </w:tcPr>
+          <w:p>
+            <w:pPr>
+              <w:jc w:val="left"/>
+            </w:pPr>
+            <w:r>
+              <w:rPr>
+                <w:rFonts w:ascii="Times New Roman" w:hAnsi="Times New Roman"/>
+                <w:color w:val="1E293B"/>
+                <w:sz w:val="20"/>
+              </w:rPr>
+              <w:t>id, companyName, taxId, email</w:t>
+            </w:r>
+          </w:p>
+        </w:tc>
+        <w:tc>
+          <w:tcPr>
+            <w:tcW w:type="dxa" w:w="3600"/>
+            <w:shd w:fill="F8FAFC"/>
+            <w:tcMar>
+              <w:top w:w="100" w:type="dxa"/>
+              <w:bottom w:w="100" w:type="dxa"/>
+              <w:left w:w="140" w:type="dxa"/>
+              <w:right w:w="140" w:type="dxa"/>
+            </w:tcMar>
+          </w:tcPr>
+          <w:p>
+            <w:pPr>
+              <w:jc w:val="left"/>
+            </w:pPr>
+            <w:r>
+              <w:rPr>
+                <w:rFonts w:ascii="Times New Roman" w:hAnsi="Times New Roman"/>
+                <w:color w:val="1E293B"/>
+                <w:sz w:val="20"/>
+              </w:rPr>
+              <w:t>+ viewReports(eventId)</w:t>
+            </w:r>
+          </w:p>
+        </w:tc>
+      </w:tr>
+    </w:tbl>
+    <w:p>
+      <w:pPr>
+        <w:spacing w:before="0" w:after="120"/>
+      </w:pPr>
     </w:p>
     <w:p>
       <w:pPr>
@@ -7817,7 +11740,7 @@
           <w:color w:val="1E3A8A"/>
           <w:sz w:val="28"/>
         </w:rPr>
-        <w:t>4. BIỂU ĐỒ LỚP THỰC THỂ THIẾT KẾ CHO HỆ THỐNG VÀ CHO CÁC CHỨC NĂNG</w:t>
+        <w:t>6. BIỂU ĐỒ LỚP THỰC THỂ THIẾT KẾ CHO HỆ THỐNG VÀ CHO CÁC CHỨC NĂNG</w:t>
       </w:r>
     </w:p>
     <w:p>
@@ -7946,7 +11869,7 @@
           <w:color w:val="1D4ED8"/>
           <w:sz w:val="25"/>
         </w:rPr>
-        <w:t>4.1. Biểu đồ lớp thực thể thiết kế tổng thể hệ thống</w:t>
+        <w:t>6.1. Biểu đồ lớp thực thể thiết kế tổng thể hệ thống</w:t>
       </w:r>
     </w:p>
     <w:p>
@@ -7972,7 +11895,7 @@
         <w:drawing>
           <wp:inline xmlns:a="http://schemas.openxmlformats.org/drawingml/2006/main" xmlns:pic="http://schemas.openxmlformats.org/drawingml/2006/picture">
             <wp:extent cx="5669280" cy="4243151"/>
-            <wp:docPr id="15" name="Picture 15"/>
+            <wp:docPr id="14" name="Picture 14"/>
             <wp:cNvGraphicFramePr>
               <a:graphicFrameLocks noChangeAspect="1"/>
             </wp:cNvGraphicFramePr>
@@ -7984,7 +11907,7 @@
                     <pic:cNvPicPr/>
                   </pic:nvPicPr>
                   <pic:blipFill>
-                    <a:blip r:embed="rId23"/>
+                    <a:blip r:embed="rId22"/>
                     <a:stretch>
                       <a:fillRect/>
                     </a:stretch>
@@ -8016,7 +11939,7 @@
           <w:color w:val="475569"/>
           <w:sz w:val="20"/>
         </w:rPr>
-        <w:t>Hình 4.1: Biểu đồ lớp thực thể thiết kế tổng thể toàn hệ thống</w:t>
+        <w:t>Hình 6.1: Biểu đồ lớp thực thể thiết kế tổng thể toàn hệ thống</w:t>
       </w:r>
     </w:p>
     <w:p>
@@ -8031,7 +11954,7 @@
           <w:color w:val="1D4ED8"/>
           <w:sz w:val="25"/>
         </w:rPr>
-        <w:t>4.2. Biểu đồ lớp thực thể thiết kế Phân hệ 1: Quản lý tài khoản</w:t>
+        <w:t>6.2. Biểu đồ lớp thực thể thiết kế Phân hệ 1: Quản lý tài khoản</w:t>
       </w:r>
     </w:p>
     <w:p>
@@ -8057,7 +11980,7 @@
         <w:drawing>
           <wp:inline xmlns:a="http://schemas.openxmlformats.org/drawingml/2006/main" xmlns:pic="http://schemas.openxmlformats.org/drawingml/2006/picture">
             <wp:extent cx="5669280" cy="4108277"/>
-            <wp:docPr id="16" name="Picture 16"/>
+            <wp:docPr id="15" name="Picture 15"/>
             <wp:cNvGraphicFramePr>
               <a:graphicFrameLocks noChangeAspect="1"/>
             </wp:cNvGraphicFramePr>
@@ -8069,7 +11992,7 @@
                     <pic:cNvPicPr/>
                   </pic:nvPicPr>
                   <pic:blipFill>
-                    <a:blip r:embed="rId24"/>
+                    <a:blip r:embed="rId23"/>
                     <a:stretch>
                       <a:fillRect/>
                     </a:stretch>
@@ -8101,7 +12024,7 @@
           <w:color w:val="475569"/>
           <w:sz w:val="20"/>
         </w:rPr>
-        <w:t>Hình 4.2: Biểu đồ lớp thực thể thiết kế - Phân hệ 1: Quản lý tài khoản</w:t>
+        <w:t>Hình 6.2: Biểu đồ lớp thực thể thiết kế - Phân hệ 1: Quản lý tài khoản</w:t>
       </w:r>
     </w:p>
     <w:tbl>
@@ -8662,7 +12585,7 @@
           <w:color w:val="1D4ED8"/>
           <w:sz w:val="25"/>
         </w:rPr>
-        <w:t>4.3. Biểu đồ lớp thực thể thiết kế Phân hệ 2: Tìm kiếm &amp; Xem sự kiện</w:t>
+        <w:t>6.3. Biểu đồ lớp thực thể thiết kế Phân hệ 2: Tìm kiếm &amp; Xem sự kiện</w:t>
       </w:r>
     </w:p>
     <w:p>
@@ -8688,6 +12611,708 @@
         <w:drawing>
           <wp:inline xmlns:a="http://schemas.openxmlformats.org/drawingml/2006/main" xmlns:pic="http://schemas.openxmlformats.org/drawingml/2006/picture">
             <wp:extent cx="5669280" cy="4033196"/>
+            <wp:docPr id="16" name="Picture 16"/>
+            <wp:cNvGraphicFramePr>
+              <a:graphicFrameLocks noChangeAspect="1"/>
+            </wp:cNvGraphicFramePr>
+            <a:graphic>
+              <a:graphicData uri="http://schemas.openxmlformats.org/drawingml/2006/picture">
+                <pic:pic>
+                  <pic:nvPicPr>
+                    <pic:cNvPr id="0" name="design_module2.png"/>
+                    <pic:cNvPicPr/>
+                  </pic:nvPicPr>
+                  <pic:blipFill>
+                    <a:blip r:embed="rId24"/>
+                    <a:stretch>
+                      <a:fillRect/>
+                    </a:stretch>
+                  </pic:blipFill>
+                  <pic:spPr>
+                    <a:xfrm>
+                      <a:off x="0" y="0"/>
+                      <a:ext cx="5669280" cy="4033196"/>
+                    </a:xfrm>
+                    <a:prstGeom prst="rect"/>
+                  </pic:spPr>
+                </pic:pic>
+              </a:graphicData>
+            </a:graphic>
+          </wp:inline>
+        </w:drawing>
+      </w:r>
+    </w:p>
+    <w:p>
+      <w:pPr>
+        <w:spacing w:before="40" w:after="200"/>
+        <w:jc w:val="center"/>
+      </w:pPr>
+      <w:r>
+        <w:rPr>
+          <w:rFonts w:ascii="Times New Roman" w:hAnsi="Times New Roman"/>
+          <w:b/>
+          <w:i/>
+          <w:color w:val="475569"/>
+          <w:sz w:val="20"/>
+        </w:rPr>
+        <w:t>Hình 6.3: Biểu đồ lớp thực thể thiết kế - Phân hệ 2: Tìm kiếm &amp; Xem sự kiện</w:t>
+      </w:r>
+    </w:p>
+    <w:tbl>
+      <w:tblPr>
+        <w:tblW w:type="auto" w:w="0"/>
+        <w:jc w:val="center"/>
+        <w:tblLook w:firstColumn="1" w:firstRow="1" w:lastColumn="0" w:lastRow="0" w:noHBand="0" w:noVBand="1" w:val="04A0"/>
+        <w:tblBorders>
+          <w:top w:val="single" w:sz="6" w:space="0" w:color="CBD5E1"/>
+          <w:left w:val="none"/>
+          <w:bottom w:val="single" w:sz="8" w:space="0" w:color="1E3A8A"/>
+          <w:right w:val="none"/>
+          <w:insideH w:val="single" w:sz="4" w:space="0" w:color="CBD5E1"/>
+          <w:insideV w:val="none"/>
+        </w:tblBorders>
+      </w:tblPr>
+      <w:tblGrid>
+        <w:gridCol w:w="3134"/>
+        <w:gridCol w:w="3134"/>
+        <w:gridCol w:w="3134"/>
+      </w:tblGrid>
+      <w:tr>
+        <w:tc>
+          <w:tcPr>
+            <w:tcW w:type="dxa" w:w="2160"/>
+            <w:shd w:fill="1E3A8A"/>
+            <w:tcMar>
+              <w:top w:w="140" w:type="dxa"/>
+              <w:bottom w:w="140" w:type="dxa"/>
+              <w:left w:w="160" w:type="dxa"/>
+              <w:right w:w="160" w:type="dxa"/>
+            </w:tcMar>
+          </w:tcPr>
+          <w:p>
+            <w:pPr>
+              <w:jc w:val="center"/>
+            </w:pPr>
+            <w:r>
+              <w:rPr>
+                <w:rFonts w:ascii="Times New Roman" w:hAnsi="Times New Roman"/>
+                <w:b/>
+                <w:color w:val="FFFFFF"/>
+                <w:sz w:val="21"/>
+              </w:rPr>
+              <w:t>Lớp thiết kế</w:t>
+            </w:r>
+          </w:p>
+        </w:tc>
+        <w:tc>
+          <w:tcPr>
+            <w:tcW w:type="dxa" w:w="3600"/>
+            <w:shd w:fill="1E3A8A"/>
+            <w:tcMar>
+              <w:top w:w="140" w:type="dxa"/>
+              <w:bottom w:w="140" w:type="dxa"/>
+              <w:left w:w="160" w:type="dxa"/>
+              <w:right w:w="160" w:type="dxa"/>
+            </w:tcMar>
+          </w:tcPr>
+          <w:p>
+            <w:pPr>
+              <w:jc w:val="center"/>
+            </w:pPr>
+            <w:r>
+              <w:rPr>
+                <w:rFonts w:ascii="Times New Roman" w:hAnsi="Times New Roman"/>
+                <w:b/>
+                <w:color w:val="FFFFFF"/>
+                <w:sz w:val="21"/>
+              </w:rPr>
+              <w:t>Thuộc tính chi tiết (Kiểu dữ liệu &amp; Ràng buộc)</w:t>
+            </w:r>
+          </w:p>
+        </w:tc>
+        <w:tc>
+          <w:tcPr>
+            <w:tcW w:type="dxa" w:w="3600"/>
+            <w:shd w:fill="1E3A8A"/>
+            <w:tcMar>
+              <w:top w:w="140" w:type="dxa"/>
+              <w:bottom w:w="140" w:type="dxa"/>
+              <w:left w:w="160" w:type="dxa"/>
+              <w:right w:w="160" w:type="dxa"/>
+            </w:tcMar>
+          </w:tcPr>
+          <w:p>
+            <w:pPr>
+              <w:jc w:val="center"/>
+            </w:pPr>
+            <w:r>
+              <w:rPr>
+                <w:rFonts w:ascii="Times New Roman" w:hAnsi="Times New Roman"/>
+                <w:b/>
+                <w:color w:val="FFFFFF"/>
+                <w:sz w:val="21"/>
+              </w:rPr>
+              <w:t>Phương thức nghiệp vụ (Operations)</w:t>
+            </w:r>
+          </w:p>
+        </w:tc>
+      </w:tr>
+      <w:tr>
+        <w:tc>
+          <w:tcPr>
+            <w:tcW w:type="dxa" w:w="2160"/>
+            <w:shd w:fill="FFFFFF"/>
+            <w:tcMar>
+              <w:top w:w="100" w:type="dxa"/>
+              <w:bottom w:w="100" w:type="dxa"/>
+              <w:left w:w="140" w:type="dxa"/>
+              <w:right w:w="140" w:type="dxa"/>
+            </w:tcMar>
+          </w:tcPr>
+          <w:p>
+            <w:pPr>
+              <w:jc w:val="center"/>
+            </w:pPr>
+            <w:r>
+              <w:rPr>
+                <w:rFonts w:ascii="Times New Roman" w:hAnsi="Times New Roman"/>
+                <w:color w:val="1E293B"/>
+                <w:sz w:val="20"/>
+              </w:rPr>
+              <w:t>Event</w:t>
+            </w:r>
+          </w:p>
+        </w:tc>
+        <w:tc>
+          <w:tcPr>
+            <w:tcW w:type="dxa" w:w="3600"/>
+            <w:shd w:fill="FFFFFF"/>
+            <w:tcMar>
+              <w:top w:w="100" w:type="dxa"/>
+              <w:bottom w:w="100" w:type="dxa"/>
+              <w:left w:w="140" w:type="dxa"/>
+              <w:right w:w="140" w:type="dxa"/>
+            </w:tcMar>
+          </w:tcPr>
+          <w:p>
+            <w:pPr>
+              <w:jc w:val="left"/>
+            </w:pPr>
+            <w:r>
+              <w:rPr>
+                <w:rFonts w:ascii="Times New Roman" w:hAnsi="Times New Roman"/>
+                <w:color w:val="1E293B"/>
+                <w:sz w:val="20"/>
+              </w:rPr>
+              <w:t>- id: Long [PK]</w:t>
+              <w:br/>
+              <w:t>- title: String [Not Null]</w:t>
+              <w:br/>
+              <w:t>- description: String [Text]</w:t>
+              <w:br/>
+              <w:t>- bannerUrl: String</w:t>
+              <w:br/>
+              <w:t>- status: EventStatus [DRAFT, PUBLISHED, SOLD_OUT, ENDED]</w:t>
+            </w:r>
+          </w:p>
+        </w:tc>
+        <w:tc>
+          <w:tcPr>
+            <w:tcW w:type="dxa" w:w="3600"/>
+            <w:shd w:fill="FFFFFF"/>
+            <w:tcMar>
+              <w:top w:w="100" w:type="dxa"/>
+              <w:bottom w:w="100" w:type="dxa"/>
+              <w:left w:w="140" w:type="dxa"/>
+              <w:right w:w="140" w:type="dxa"/>
+            </w:tcMar>
+          </w:tcPr>
+          <w:p>
+            <w:pPr>
+              <w:jc w:val="left"/>
+            </w:pPr>
+            <w:r>
+              <w:rPr>
+                <w:rFonts w:ascii="Times New Roman" w:hAnsi="Times New Roman"/>
+                <w:color w:val="1E293B"/>
+                <w:sz w:val="20"/>
+              </w:rPr>
+              <w:t>+ publish(): void</w:t>
+              <w:br/>
+              <w:t>+ cancel(): void</w:t>
+              <w:br/>
+              <w:t>+ isUpcoming(): boolean</w:t>
+              <w:br/>
+              <w:t>+ getActiveShowtimes(): List&lt;Showtime&gt;</w:t>
+            </w:r>
+          </w:p>
+        </w:tc>
+      </w:tr>
+      <w:tr>
+        <w:tc>
+          <w:tcPr>
+            <w:tcW w:type="dxa" w:w="2160"/>
+            <w:shd w:fill="F8FAFC"/>
+            <w:tcMar>
+              <w:top w:w="100" w:type="dxa"/>
+              <w:bottom w:w="100" w:type="dxa"/>
+              <w:left w:w="140" w:type="dxa"/>
+              <w:right w:w="140" w:type="dxa"/>
+            </w:tcMar>
+          </w:tcPr>
+          <w:p>
+            <w:pPr>
+              <w:jc w:val="center"/>
+            </w:pPr>
+            <w:r>
+              <w:rPr>
+                <w:rFonts w:ascii="Times New Roman" w:hAnsi="Times New Roman"/>
+                <w:color w:val="1E293B"/>
+                <w:sz w:val="20"/>
+              </w:rPr>
+              <w:t>Showtime</w:t>
+            </w:r>
+          </w:p>
+        </w:tc>
+        <w:tc>
+          <w:tcPr>
+            <w:tcW w:type="dxa" w:w="3600"/>
+            <w:shd w:fill="F8FAFC"/>
+            <w:tcMar>
+              <w:top w:w="100" w:type="dxa"/>
+              <w:bottom w:w="100" w:type="dxa"/>
+              <w:left w:w="140" w:type="dxa"/>
+              <w:right w:w="140" w:type="dxa"/>
+            </w:tcMar>
+          </w:tcPr>
+          <w:p>
+            <w:pPr>
+              <w:jc w:val="left"/>
+            </w:pPr>
+            <w:r>
+              <w:rPr>
+                <w:rFonts w:ascii="Times New Roman" w:hAnsi="Times New Roman"/>
+                <w:color w:val="1E293B"/>
+                <w:sz w:val="20"/>
+              </w:rPr>
+              <w:t>- id: Long [PK]</w:t>
+              <w:br/>
+              <w:t>- showDate: LocalDate [Not Null]</w:t>
+              <w:br/>
+              <w:t>- startTime: LocalTime [Not Null]</w:t>
+              <w:br/>
+              <w:t>- endTime: LocalTime</w:t>
+            </w:r>
+          </w:p>
+        </w:tc>
+        <w:tc>
+          <w:tcPr>
+            <w:tcW w:type="dxa" w:w="3600"/>
+            <w:shd w:fill="F8FAFC"/>
+            <w:tcMar>
+              <w:top w:w="100" w:type="dxa"/>
+              <w:bottom w:w="100" w:type="dxa"/>
+              <w:left w:w="140" w:type="dxa"/>
+              <w:right w:w="140" w:type="dxa"/>
+            </w:tcMar>
+          </w:tcPr>
+          <w:p>
+            <w:pPr>
+              <w:jc w:val="left"/>
+            </w:pPr>
+            <w:r>
+              <w:rPr>
+                <w:rFonts w:ascii="Times New Roman" w:hAnsi="Times New Roman"/>
+                <w:color w:val="1E293B"/>
+                <w:sz w:val="20"/>
+              </w:rPr>
+              <w:t>+ isAvailableForBooking(): boolean</w:t>
+              <w:br/>
+              <w:t>+ getAvailableSeats(): int</w:t>
+              <w:br/>
+              <w:t>+ isOngoing(): boolean</w:t>
+            </w:r>
+          </w:p>
+        </w:tc>
+      </w:tr>
+      <w:tr>
+        <w:tc>
+          <w:tcPr>
+            <w:tcW w:type="dxa" w:w="2160"/>
+            <w:shd w:fill="FFFFFF"/>
+            <w:tcMar>
+              <w:top w:w="100" w:type="dxa"/>
+              <w:bottom w:w="100" w:type="dxa"/>
+              <w:left w:w="140" w:type="dxa"/>
+              <w:right w:w="140" w:type="dxa"/>
+            </w:tcMar>
+          </w:tcPr>
+          <w:p>
+            <w:pPr>
+              <w:jc w:val="center"/>
+            </w:pPr>
+            <w:r>
+              <w:rPr>
+                <w:rFonts w:ascii="Times New Roman" w:hAnsi="Times New Roman"/>
+                <w:color w:val="1E293B"/>
+                <w:sz w:val="20"/>
+              </w:rPr>
+              <w:t>Category</w:t>
+            </w:r>
+          </w:p>
+        </w:tc>
+        <w:tc>
+          <w:tcPr>
+            <w:tcW w:type="dxa" w:w="3600"/>
+            <w:shd w:fill="FFFFFF"/>
+            <w:tcMar>
+              <w:top w:w="100" w:type="dxa"/>
+              <w:bottom w:w="100" w:type="dxa"/>
+              <w:left w:w="140" w:type="dxa"/>
+              <w:right w:w="140" w:type="dxa"/>
+            </w:tcMar>
+          </w:tcPr>
+          <w:p>
+            <w:pPr>
+              <w:jc w:val="left"/>
+            </w:pPr>
+            <w:r>
+              <w:rPr>
+                <w:rFonts w:ascii="Times New Roman" w:hAnsi="Times New Roman"/>
+                <w:color w:val="1E293B"/>
+                <w:sz w:val="20"/>
+              </w:rPr>
+              <w:t>- id: Long [PK]</w:t>
+              <w:br/>
+              <w:t>- name: String [Unique, Not Null]</w:t>
+              <w:br/>
+              <w:t>- code: String [Unique]</w:t>
+            </w:r>
+          </w:p>
+        </w:tc>
+        <w:tc>
+          <w:tcPr>
+            <w:tcW w:type="dxa" w:w="3600"/>
+            <w:shd w:fill="FFFFFF"/>
+            <w:tcMar>
+              <w:top w:w="100" w:type="dxa"/>
+              <w:bottom w:w="100" w:type="dxa"/>
+              <w:left w:w="140" w:type="dxa"/>
+              <w:right w:w="140" w:type="dxa"/>
+            </w:tcMar>
+          </w:tcPr>
+          <w:p>
+            <w:pPr>
+              <w:jc w:val="left"/>
+            </w:pPr>
+            <w:r>
+              <w:rPr>
+                <w:rFonts w:ascii="Times New Roman" w:hAnsi="Times New Roman"/>
+                <w:color w:val="1E293B"/>
+                <w:sz w:val="20"/>
+              </w:rPr>
+              <w:t>+ getEvents(): List&lt;Event&gt;</w:t>
+              <w:br/>
+              <w:t>+ countEvents(): int</w:t>
+            </w:r>
+          </w:p>
+        </w:tc>
+      </w:tr>
+      <w:tr>
+        <w:tc>
+          <w:tcPr>
+            <w:tcW w:type="dxa" w:w="2160"/>
+            <w:shd w:fill="F8FAFC"/>
+            <w:tcMar>
+              <w:top w:w="100" w:type="dxa"/>
+              <w:bottom w:w="100" w:type="dxa"/>
+              <w:left w:w="140" w:type="dxa"/>
+              <w:right w:w="140" w:type="dxa"/>
+            </w:tcMar>
+          </w:tcPr>
+          <w:p>
+            <w:pPr>
+              <w:jc w:val="center"/>
+            </w:pPr>
+            <w:r>
+              <w:rPr>
+                <w:rFonts w:ascii="Times New Roman" w:hAnsi="Times New Roman"/>
+                <w:color w:val="1E293B"/>
+                <w:sz w:val="20"/>
+              </w:rPr>
+              <w:t>Venue</w:t>
+            </w:r>
+          </w:p>
+        </w:tc>
+        <w:tc>
+          <w:tcPr>
+            <w:tcW w:type="dxa" w:w="3600"/>
+            <w:shd w:fill="F8FAFC"/>
+            <w:tcMar>
+              <w:top w:w="100" w:type="dxa"/>
+              <w:bottom w:w="100" w:type="dxa"/>
+              <w:left w:w="140" w:type="dxa"/>
+              <w:right w:w="140" w:type="dxa"/>
+            </w:tcMar>
+          </w:tcPr>
+          <w:p>
+            <w:pPr>
+              <w:jc w:val="left"/>
+            </w:pPr>
+            <w:r>
+              <w:rPr>
+                <w:rFonts w:ascii="Times New Roman" w:hAnsi="Times New Roman"/>
+                <w:color w:val="1E293B"/>
+                <w:sz w:val="20"/>
+              </w:rPr>
+              <w:t>- id: Long [PK]</w:t>
+              <w:br/>
+              <w:t>- name: String [Not Null]</w:t>
+              <w:br/>
+              <w:t>- address: String [Not Null]</w:t>
+              <w:br/>
+              <w:t>- capacity: int [&gt; 0]</w:t>
+            </w:r>
+          </w:p>
+        </w:tc>
+        <w:tc>
+          <w:tcPr>
+            <w:tcW w:type="dxa" w:w="3600"/>
+            <w:shd w:fill="F8FAFC"/>
+            <w:tcMar>
+              <w:top w:w="100" w:type="dxa"/>
+              <w:bottom w:w="100" w:type="dxa"/>
+              <w:left w:w="140" w:type="dxa"/>
+              <w:right w:w="140" w:type="dxa"/>
+            </w:tcMar>
+          </w:tcPr>
+          <w:p>
+            <w:pPr>
+              <w:jc w:val="left"/>
+            </w:pPr>
+            <w:r>
+              <w:rPr>
+                <w:rFonts w:ascii="Times New Roman" w:hAnsi="Times New Roman"/>
+                <w:color w:val="1E293B"/>
+                <w:sz w:val="20"/>
+              </w:rPr>
+              <w:t>+ checkCapacity(): boolean</w:t>
+              <w:br/>
+              <w:t>+ getAssignedSeatMap(): SeatMap</w:t>
+            </w:r>
+          </w:p>
+        </w:tc>
+      </w:tr>
+      <w:tr>
+        <w:tc>
+          <w:tcPr>
+            <w:tcW w:type="dxa" w:w="2160"/>
+            <w:shd w:fill="FFFFFF"/>
+            <w:tcMar>
+              <w:top w:w="100" w:type="dxa"/>
+              <w:bottom w:w="100" w:type="dxa"/>
+              <w:left w:w="140" w:type="dxa"/>
+              <w:right w:w="140" w:type="dxa"/>
+            </w:tcMar>
+          </w:tcPr>
+          <w:p>
+            <w:pPr>
+              <w:jc w:val="center"/>
+            </w:pPr>
+            <w:r>
+              <w:rPr>
+                <w:rFonts w:ascii="Times New Roman" w:hAnsi="Times New Roman"/>
+                <w:color w:val="1E293B"/>
+                <w:sz w:val="20"/>
+              </w:rPr>
+              <w:t>Artist</w:t>
+            </w:r>
+          </w:p>
+        </w:tc>
+        <w:tc>
+          <w:tcPr>
+            <w:tcW w:type="dxa" w:w="3600"/>
+            <w:shd w:fill="FFFFFF"/>
+            <w:tcMar>
+              <w:top w:w="100" w:type="dxa"/>
+              <w:bottom w:w="100" w:type="dxa"/>
+              <w:left w:w="140" w:type="dxa"/>
+              <w:right w:w="140" w:type="dxa"/>
+            </w:tcMar>
+          </w:tcPr>
+          <w:p>
+            <w:pPr>
+              <w:jc w:val="left"/>
+            </w:pPr>
+            <w:r>
+              <w:rPr>
+                <w:rFonts w:ascii="Times New Roman" w:hAnsi="Times New Roman"/>
+                <w:color w:val="1E293B"/>
+                <w:sz w:val="20"/>
+              </w:rPr>
+              <w:t>- id: Long [PK]</w:t>
+              <w:br/>
+              <w:t>- stageName: String [Not Null]</w:t>
+              <w:br/>
+              <w:t>- bio: String</w:t>
+              <w:br/>
+              <w:t>- avatarUrl: String</w:t>
+            </w:r>
+          </w:p>
+        </w:tc>
+        <w:tc>
+          <w:tcPr>
+            <w:tcW w:type="dxa" w:w="3600"/>
+            <w:shd w:fill="FFFFFF"/>
+            <w:tcMar>
+              <w:top w:w="100" w:type="dxa"/>
+              <w:bottom w:w="100" w:type="dxa"/>
+              <w:left w:w="140" w:type="dxa"/>
+              <w:right w:w="140" w:type="dxa"/>
+            </w:tcMar>
+          </w:tcPr>
+          <w:p>
+            <w:pPr>
+              <w:jc w:val="left"/>
+            </w:pPr>
+            <w:r>
+              <w:rPr>
+                <w:rFonts w:ascii="Times New Roman" w:hAnsi="Times New Roman"/>
+                <w:color w:val="1E293B"/>
+                <w:sz w:val="20"/>
+              </w:rPr>
+              <w:t>+ getParticipatingEvents(): List&lt;Event&gt;</w:t>
+            </w:r>
+          </w:p>
+        </w:tc>
+      </w:tr>
+      <w:tr>
+        <w:tc>
+          <w:tcPr>
+            <w:tcW w:type="dxa" w:w="2160"/>
+            <w:shd w:fill="F8FAFC"/>
+            <w:tcMar>
+              <w:top w:w="100" w:type="dxa"/>
+              <w:bottom w:w="100" w:type="dxa"/>
+              <w:left w:w="140" w:type="dxa"/>
+              <w:right w:w="140" w:type="dxa"/>
+            </w:tcMar>
+          </w:tcPr>
+          <w:p>
+            <w:pPr>
+              <w:jc w:val="center"/>
+            </w:pPr>
+            <w:r>
+              <w:rPr>
+                <w:rFonts w:ascii="Times New Roman" w:hAnsi="Times New Roman"/>
+                <w:color w:val="1E293B"/>
+                <w:sz w:val="20"/>
+              </w:rPr>
+              <w:t>FavoriteEvent</w:t>
+            </w:r>
+          </w:p>
+        </w:tc>
+        <w:tc>
+          <w:tcPr>
+            <w:tcW w:type="dxa" w:w="3600"/>
+            <w:shd w:fill="F8FAFC"/>
+            <w:tcMar>
+              <w:top w:w="100" w:type="dxa"/>
+              <w:bottom w:w="100" w:type="dxa"/>
+              <w:left w:w="140" w:type="dxa"/>
+              <w:right w:w="140" w:type="dxa"/>
+            </w:tcMar>
+          </w:tcPr>
+          <w:p>
+            <w:pPr>
+              <w:jc w:val="left"/>
+            </w:pPr>
+            <w:r>
+              <w:rPr>
+                <w:rFonts w:ascii="Times New Roman" w:hAnsi="Times New Roman"/>
+                <w:color w:val="1E293B"/>
+                <w:sz w:val="20"/>
+              </w:rPr>
+              <w:t>- id: Long [PK]</w:t>
+              <w:br/>
+              <w:t>- customerId: Long [FK]</w:t>
+              <w:br/>
+              <w:t>- savedDate: LocalDateTime</w:t>
+            </w:r>
+          </w:p>
+        </w:tc>
+        <w:tc>
+          <w:tcPr>
+            <w:tcW w:type="dxa" w:w="3600"/>
+            <w:shd w:fill="F8FAFC"/>
+            <w:tcMar>
+              <w:top w:w="100" w:type="dxa"/>
+              <w:bottom w:w="100" w:type="dxa"/>
+              <w:left w:w="140" w:type="dxa"/>
+              <w:right w:w="140" w:type="dxa"/>
+            </w:tcMar>
+          </w:tcPr>
+          <w:p>
+            <w:pPr>
+              <w:jc w:val="left"/>
+            </w:pPr>
+            <w:r>
+              <w:rPr>
+                <w:rFonts w:ascii="Times New Roman" w:hAnsi="Times New Roman"/>
+                <w:color w:val="1E293B"/>
+                <w:sz w:val="20"/>
+              </w:rPr>
+              <w:t>+ notifySaleOpening(): void</w:t>
+              <w:br/>
+              <w:t>+ remove(): void</w:t>
+            </w:r>
+          </w:p>
+        </w:tc>
+      </w:tr>
+    </w:tbl>
+    <w:p>
+      <w:pPr>
+        <w:spacing w:before="0" w:after="120"/>
+      </w:pPr>
+    </w:p>
+    <w:p>
+      <w:pPr>
+        <w:keepNext/>
+        <w:spacing w:before="240" w:after="80"/>
+      </w:pPr>
+      <w:r>
+        <w:rPr>
+          <w:rFonts w:ascii="Times New Roman" w:hAnsi="Times New Roman"/>
+          <w:b/>
+          <w:color w:val="1D4ED8"/>
+          <w:sz w:val="25"/>
+        </w:rPr>
+        <w:t>6.4. Biểu đồ lớp thực thể thiết kế Phân hệ 3: Xếp hàng và chọn chỗ</w:t>
+      </w:r>
+    </w:p>
+    <w:p>
+      <w:pPr>
+        <w:spacing w:before="0" w:after="100" w:line="300" w:lineRule="auto"/>
+      </w:pPr>
+      <w:r>
+        <w:rPr>
+          <w:rFonts w:ascii="Times New Roman" w:hAnsi="Times New Roman"/>
+          <w:color w:val="1E293B"/>
+          <w:sz w:val="23"/>
+        </w:rPr>
+        <w:t>Mô hình thiết kế chi tiết các lớp SeatMap, SeatZone, Seat, VirtualQueue và SeatHold:</w:t>
+      </w:r>
+    </w:p>
+    <w:p>
+      <w:pPr>
+        <w:keepNext/>
+        <w:spacing w:before="160" w:after="40"/>
+        <w:jc w:val="center"/>
+      </w:pPr>
+      <w:r>
+        <w:drawing>
+          <wp:inline xmlns:a="http://schemas.openxmlformats.org/drawingml/2006/main" xmlns:pic="http://schemas.openxmlformats.org/drawingml/2006/picture">
+            <wp:extent cx="5669280" cy="4033196"/>
             <wp:docPr id="17" name="Picture 17"/>
             <wp:cNvGraphicFramePr>
               <a:graphicFrameLocks noChangeAspect="1"/>
@@ -8696,7 +13321,7 @@
               <a:graphicData uri="http://schemas.openxmlformats.org/drawingml/2006/picture">
                 <pic:pic>
                   <pic:nvPicPr>
-                    <pic:cNvPr id="0" name="design_module2.png"/>
+                    <pic:cNvPr id="0" name="design_module3.png"/>
                     <pic:cNvPicPr/>
                   </pic:nvPicPr>
                   <pic:blipFill>
@@ -8732,7 +13357,7 @@
           <w:color w:val="475569"/>
           <w:sz w:val="20"/>
         </w:rPr>
-        <w:t>Hình 4.3: Biểu đồ lớp thực thể thiết kế - Phân hệ 2: Tìm kiếm &amp; Xem sự kiện</w:t>
+        <w:t>Hình 6.4: Biểu đồ lớp thực thể thiết kế - Phân hệ 3: Xếp hàng và chọn chỗ</w:t>
       </w:r>
     </w:p>
     <w:tbl>
@@ -8856,7 +13481,7 @@
                 <w:color w:val="1E293B"/>
                 <w:sz w:val="20"/>
               </w:rPr>
-              <w:t>Event</w:t>
+              <w:t>SeatMap</w:t>
             </w:r>
           </w:p>
         </w:tc>
@@ -8883,13 +13508,11 @@
               </w:rPr>
               <w:t>- id: Long [PK]</w:t>
               <w:br/>
-              <w:t>- title: String [Not Null]</w:t>
+              <w:t>- mapName: String [Not Null]</w:t>
               <w:br/>
-              <w:t>- description: String [Text]</w:t>
+              <w:t>- totalSeats: int [&gt; 0]</w:t>
               <w:br/>
-              <w:t>- bannerUrl: String</w:t>
-              <w:br/>
-              <w:t>- status: EventStatus [DRAFT, PUBLISHED, SOLD_OUT, ENDED]</w:t>
+              <w:t>- layoutSvg: String [SVG Schema]</w:t>
             </w:r>
           </w:p>
         </w:tc>
@@ -8914,13 +13537,11 @@
                 <w:color w:val="1E293B"/>
                 <w:sz w:val="20"/>
               </w:rPr>
-              <w:t>+ publish(): void</w:t>
+              <w:t>+ validateLayout(): boolean</w:t>
               <w:br/>
-              <w:t>+ cancel(): void</w:t>
+              <w:t>+ getZones(): List&lt;SeatZone&gt;</w:t>
               <w:br/>
-              <w:t>+ isUpcoming(): boolean</w:t>
-              <w:br/>
-              <w:t>+ getActiveShowtimes(): List&lt;Showtime&gt;</w:t>
+              <w:t>+ getTotalCapacity(): int</w:t>
             </w:r>
           </w:p>
         </w:tc>
@@ -8947,7 +13568,7 @@
                 <w:color w:val="1E293B"/>
                 <w:sz w:val="20"/>
               </w:rPr>
-              <w:t>Showtime</w:t>
+              <w:t>SeatZone</w:t>
             </w:r>
           </w:p>
         </w:tc>
@@ -8974,11 +13595,11 @@
               </w:rPr>
               <w:t>- id: Long [PK]</w:t>
               <w:br/>
-              <w:t>- showDate: LocalDate [Not Null]</w:t>
+              <w:t>- zoneName: String [VIP, CAT 1...]</w:t>
               <w:br/>
-              <w:t>- startTime: LocalTime [Not Null]</w:t>
+              <w:t>- colorHex: String [#FF0000]</w:t>
               <w:br/>
-              <w:t>- endTime: LocalTime</w:t>
+              <w:t>- zoneType: ZoneType [SEATED, STANDING]</w:t>
             </w:r>
           </w:p>
         </w:tc>
@@ -9003,11 +13624,11 @@
                 <w:color w:val="1E293B"/>
                 <w:sz w:val="20"/>
               </w:rPr>
-              <w:t>+ isAvailableForBooking(): boolean</w:t>
+              <w:t>+ getSeats(): List&lt;Seat&gt;</w:t>
               <w:br/>
-              <w:t>+ getAvailableSeats(): int</w:t>
+              <w:t>+ countVacantSeats(): int</w:t>
               <w:br/>
-              <w:t>+ isOngoing(): boolean</w:t>
+              <w:t>+ isStandingZone(): boolean</w:t>
             </w:r>
           </w:p>
         </w:tc>
@@ -9034,7 +13655,7 @@
                 <w:color w:val="1E293B"/>
                 <w:sz w:val="20"/>
               </w:rPr>
-              <w:t>Category</w:t>
+              <w:t>Seat</w:t>
             </w:r>
           </w:p>
         </w:tc>
@@ -9061,9 +13682,11 @@
               </w:rPr>
               <w:t>- id: Long [PK]</w:t>
               <w:br/>
-              <w:t>- name: String [Unique, Not Null]</w:t>
+              <w:t>- rowLabel: String [A, B, C...]</w:t>
               <w:br/>
-              <w:t>- code: String [Unique]</w:t>
+              <w:t>- seatNumber: int [1, 2, 3...]</w:t>
+              <w:br/>
+              <w:t>- isLocked: boolean [Default: false]</w:t>
             </w:r>
           </w:p>
         </w:tc>
@@ -9088,9 +13711,13 @@
                 <w:color w:val="1E293B"/>
                 <w:sz w:val="20"/>
               </w:rPr>
-              <w:t>+ getEvents(): List&lt;Event&gt;</w:t>
+              <w:t>+ lockSeat(token: String): boolean</w:t>
               <w:br/>
-              <w:t>+ countEvents(): int</w:t>
+              <w:t>+ unlockSeat(): void</w:t>
+              <w:br/>
+              <w:t>+ isAvailable(): boolean</w:t>
+              <w:br/>
+              <w:t>+ getSeatCode(): String</w:t>
             </w:r>
           </w:p>
         </w:tc>
@@ -9117,7 +13744,7 @@
                 <w:color w:val="1E293B"/>
                 <w:sz w:val="20"/>
               </w:rPr>
-              <w:t>Venue</w:t>
+              <w:t>VirtualQueue</w:t>
             </w:r>
           </w:p>
         </w:tc>
@@ -9144,11 +13771,11 @@
               </w:rPr>
               <w:t>- id: Long [PK]</w:t>
               <w:br/>
-              <w:t>- name: String [Not Null]</w:t>
+              <w:t>- queueNumber: int [Auto-increment]</w:t>
               <w:br/>
-              <w:t>- address: String [Not Null]</w:t>
+              <w:t>- accessToken: String [UUID]</w:t>
               <w:br/>
-              <w:t>- capacity: int [&gt; 0]</w:t>
+              <w:t>- status: QueueStatus [WAITING, SERVING, EXPIRED]</w:t>
             </w:r>
           </w:p>
         </w:tc>
@@ -9173,9 +13800,11 @@
                 <w:color w:val="1E293B"/>
                 <w:sz w:val="20"/>
               </w:rPr>
-              <w:t>+ checkCapacity(): boolean</w:t>
+              <w:t>+ isTurn(): boolean</w:t>
               <w:br/>
-              <w:t>+ getAssignedSeatMap(): SeatMap</w:t>
+              <w:t>+ generateToken(): String</w:t>
+              <w:br/>
+              <w:t>+ expireToken(): void</w:t>
             </w:r>
           </w:p>
         </w:tc>
@@ -9202,7 +13831,7 @@
                 <w:color w:val="1E293B"/>
                 <w:sz w:val="20"/>
               </w:rPr>
-              <w:t>Artist</w:t>
+              <w:t>SeatHold</w:t>
             </w:r>
           </w:p>
         </w:tc>
@@ -9229,11 +13858,11 @@
               </w:rPr>
               <w:t>- id: Long [PK]</w:t>
               <w:br/>
-              <w:t>- stageName: String [Not Null]</w:t>
+              <w:t>- holdToken: String [UUID, Unique]</w:t>
               <w:br/>
-              <w:t>- bio: String</w:t>
+              <w:t>- startTime: LocalDateTime</w:t>
               <w:br/>
-              <w:t>- avatarUrl: String</w:t>
+              <w:t>- expiresAt: LocalDateTime</w:t>
             </w:r>
           </w:p>
         </w:tc>
@@ -9258,90 +13887,13 @@
                 <w:color w:val="1E293B"/>
                 <w:sz w:val="20"/>
               </w:rPr>
-              <w:t>+ getParticipatingEvents(): List&lt;Event&gt;</w:t>
-            </w:r>
-          </w:p>
-        </w:tc>
-      </w:tr>
-      <w:tr>
-        <w:tc>
-          <w:tcPr>
-            <w:tcW w:type="dxa" w:w="2160"/>
-            <w:shd w:fill="F8FAFC"/>
-            <w:tcMar>
-              <w:top w:w="100" w:type="dxa"/>
-              <w:bottom w:w="100" w:type="dxa"/>
-              <w:left w:w="140" w:type="dxa"/>
-              <w:right w:w="140" w:type="dxa"/>
-            </w:tcMar>
-          </w:tcPr>
-          <w:p>
-            <w:pPr>
-              <w:jc w:val="center"/>
-            </w:pPr>
-            <w:r>
-              <w:rPr>
-                <w:rFonts w:ascii="Times New Roman" w:hAnsi="Times New Roman"/>
-                <w:color w:val="1E293B"/>
-                <w:sz w:val="20"/>
-              </w:rPr>
-              <w:t>FavoriteEvent</w:t>
-            </w:r>
-          </w:p>
-        </w:tc>
-        <w:tc>
-          <w:tcPr>
-            <w:tcW w:type="dxa" w:w="3600"/>
-            <w:shd w:fill="F8FAFC"/>
-            <w:tcMar>
-              <w:top w:w="100" w:type="dxa"/>
-              <w:bottom w:w="100" w:type="dxa"/>
-              <w:left w:w="140" w:type="dxa"/>
-              <w:right w:w="140" w:type="dxa"/>
-            </w:tcMar>
-          </w:tcPr>
-          <w:p>
-            <w:pPr>
-              <w:jc w:val="left"/>
-            </w:pPr>
-            <w:r>
-              <w:rPr>
-                <w:rFonts w:ascii="Times New Roman" w:hAnsi="Times New Roman"/>
-                <w:color w:val="1E293B"/>
-                <w:sz w:val="20"/>
-              </w:rPr>
-              <w:t>- id: Long [PK]</w:t>
+              <w:t>+ isExpired(): boolean</w:t>
               <w:br/>
-              <w:t>- customerId: Long [FK]</w:t>
+              <w:t>+ getRemainingSeconds(): long</w:t>
               <w:br/>
-              <w:t>- savedDate: LocalDateTime</w:t>
-            </w:r>
-          </w:p>
-        </w:tc>
-        <w:tc>
-          <w:tcPr>
-            <w:tcW w:type="dxa" w:w="3600"/>
-            <w:shd w:fill="F8FAFC"/>
-            <w:tcMar>
-              <w:top w:w="100" w:type="dxa"/>
-              <w:bottom w:w="100" w:type="dxa"/>
-              <w:left w:w="140" w:type="dxa"/>
-              <w:right w:w="140" w:type="dxa"/>
-            </w:tcMar>
-          </w:tcPr>
-          <w:p>
-            <w:pPr>
-              <w:jc w:val="left"/>
-            </w:pPr>
-            <w:r>
-              <w:rPr>
-                <w:rFonts w:ascii="Times New Roman" w:hAnsi="Times New Roman"/>
-                <w:color w:val="1E293B"/>
-                <w:sz w:val="20"/>
-              </w:rPr>
-              <w:t>+ notifySaleOpening(): void</w:t>
+              <w:t>+ confirmHold(): void</w:t>
               <w:br/>
-              <w:t>+ remove(): void</w:t>
+              <w:t>+ releaseHold(): void</w:t>
             </w:r>
           </w:p>
         </w:tc>
@@ -9364,7 +13916,7 @@
           <w:color w:val="1D4ED8"/>
           <w:sz w:val="25"/>
         </w:rPr>
-        <w:t>4.4. Biểu đồ lớp thực thể thiết kế Phân hệ 3: Xếp hàng và chọn chỗ</w:t>
+        <w:t>6.5. Biểu đồ lớp thực thể thiết kế Phân hệ 4: Tính tiền và Xuất vé</w:t>
       </w:r>
     </w:p>
     <w:p>
@@ -9377,7 +13929,7 @@
           <w:color w:val="1E293B"/>
           <w:sz w:val="23"/>
         </w:rPr>
-        <w:t>Mô hình thiết kế chi tiết các lớp SeatMap, SeatZone, Seat, VirtualQueue và SeatHold:</w:t>
+        <w:t>Mô hình thiết kế chi tiết các lớp Order, Voucher, PaymentTransaction và Ticket:</w:t>
       </w:r>
     </w:p>
     <w:p>
@@ -9398,7 +13950,7 @@
               <a:graphicData uri="http://schemas.openxmlformats.org/drawingml/2006/picture">
                 <pic:pic>
                   <pic:nvPicPr>
-                    <pic:cNvPr id="0" name="design_module3.png"/>
+                    <pic:cNvPr id="0" name="design_module4.png"/>
                     <pic:cNvPicPr/>
                   </pic:nvPicPr>
                   <pic:blipFill>
@@ -9434,7 +13986,7 @@
           <w:color w:val="475569"/>
           <w:sz w:val="20"/>
         </w:rPr>
-        <w:t>Hình 4.4: Biểu đồ lớp thực thể thiết kế - Phân hệ 3: Xếp hàng và chọn chỗ</w:t>
+        <w:t>Hình 6.5: Biểu đồ lớp thực thể thiết kế - Phân hệ 4: Tính tiền và Xuất vé</w:t>
       </w:r>
     </w:p>
     <w:tbl>
@@ -9558,7 +14110,7 @@
                 <w:color w:val="1E293B"/>
                 <w:sz w:val="20"/>
               </w:rPr>
-              <w:t>SeatMap</w:t>
+              <w:t>Order</w:t>
             </w:r>
           </w:p>
         </w:tc>
@@ -9585,11 +14137,15 @@
               </w:rPr>
               <w:t>- id: Long [PK]</w:t>
               <w:br/>
-              <w:t>- mapName: String [Not Null]</w:t>
+              <w:t>- orderCode: String [ORD-XXXXX]</w:t>
               <w:br/>
-              <w:t>- totalSeats: int [&gt; 0]</w:t>
+              <w:t>- subTotal: double [&gt;= 0]</w:t>
               <w:br/>
-              <w:t>- layoutSvg: String [SVG Schema]</w:t>
+              <w:t>- discount: double [&gt;= 0]</w:t>
+              <w:br/>
+              <w:t>- finalTotal: double [&gt;= 0]</w:t>
+              <w:br/>
+              <w:t>- status: OrderStatus [PENDING, PAID, CANCELLED]</w:t>
             </w:r>
           </w:p>
         </w:tc>
@@ -9614,11 +14170,13 @@
                 <w:color w:val="1E293B"/>
                 <w:sz w:val="20"/>
               </w:rPr>
-              <w:t>+ validateLayout(): boolean</w:t>
+              <w:t>+ calculateFinalTotal(): double</w:t>
               <w:br/>
-              <w:t>+ getZones(): List&lt;SeatZone&gt;</w:t>
+              <w:t>+ applyVoucher(v: Voucher): boolean</w:t>
               <w:br/>
-              <w:t>+ getTotalCapacity(): int</w:t>
+              <w:t>+ markAsPaid(): void</w:t>
+              <w:br/>
+              <w:t>+ cancelOrder(): void</w:t>
             </w:r>
           </w:p>
         </w:tc>
@@ -9645,7 +14203,7 @@
                 <w:color w:val="1E293B"/>
                 <w:sz w:val="20"/>
               </w:rPr>
-              <w:t>SeatZone</w:t>
+              <w:t>Voucher</w:t>
             </w:r>
           </w:p>
         </w:tc>
@@ -9672,11 +14230,13 @@
               </w:rPr>
               <w:t>- id: Long [PK]</w:t>
               <w:br/>
-              <w:t>- zoneName: String [VIP, CAT 1...]</w:t>
+              <w:t>- code: String [Unique, Not Null]</w:t>
               <w:br/>
-              <w:t>- colorHex: String [#FF0000]</w:t>
+              <w:t>- percentOff: double [0.0 - 100.0]</w:t>
               <w:br/>
-              <w:t>- zoneType: ZoneType [SEATED, STANDING]</w:t>
+              <w:t>- maxDiscount: double</w:t>
+              <w:br/>
+              <w:t>- validUntil: LocalDate</w:t>
             </w:r>
           </w:p>
         </w:tc>
@@ -9701,11 +14261,11 @@
                 <w:color w:val="1E293B"/>
                 <w:sz w:val="20"/>
               </w:rPr>
-              <w:t>+ getSeats(): List&lt;Seat&gt;</w:t>
+              <w:t>+ isValid(amount: double): boolean</w:t>
               <w:br/>
-              <w:t>+ countVacantSeats(): int</w:t>
+              <w:t>+ calculateDiscount(amount: double): double</w:t>
               <w:br/>
-              <w:t>+ isStandingZone(): boolean</w:t>
+              <w:t>+ decrementQuota(): void</w:t>
             </w:r>
           </w:p>
         </w:tc>
@@ -9732,7 +14292,7 @@
                 <w:color w:val="1E293B"/>
                 <w:sz w:val="20"/>
               </w:rPr>
-              <w:t>Seat</w:t>
+              <w:t>PaymentTransaction</w:t>
             </w:r>
           </w:p>
         </w:tc>
@@ -9759,11 +14319,13 @@
               </w:rPr>
               <w:t>- id: Long [PK]</w:t>
               <w:br/>
-              <w:t>- rowLabel: String [A, B, C...]</w:t>
+              <w:t>- transRef: String [Bank Reference]</w:t>
               <w:br/>
-              <w:t>- seatNumber: int [1, 2, 3...]</w:t>
+              <w:t>- method: PaymentMethod [VNPAY, MOMO, VISA]</w:t>
               <w:br/>
-              <w:t>- isLocked: boolean [Default: false]</w:t>
+              <w:t>- transAmount: double</w:t>
+              <w:br/>
+              <w:t>- status: TransStatus [SUCCESS, FAILED, PENDING]</w:t>
             </w:r>
           </w:p>
         </w:tc>
@@ -9788,13 +14350,11 @@
                 <w:color w:val="1E293B"/>
                 <w:sz w:val="20"/>
               </w:rPr>
-              <w:t>+ lockSeat(token: String): boolean</w:t>
+              <w:t>+ processPayment(): boolean</w:t>
               <w:br/>
-              <w:t>+ unlockSeat(): void</w:t>
+              <w:t>+ verifyWebhook(payload: String): boolean</w:t>
               <w:br/>
-              <w:t>+ isAvailable(): boolean</w:t>
-              <w:br/>
-              <w:t>+ getSeatCode(): String</w:t>
+              <w:t>+ getGatewayUrl(): String</w:t>
             </w:r>
           </w:p>
         </w:tc>
@@ -9821,7 +14381,7 @@
                 <w:color w:val="1E293B"/>
                 <w:sz w:val="20"/>
               </w:rPr>
-              <w:t>VirtualQueue</w:t>
+              <w:t>Ticket</w:t>
             </w:r>
           </w:p>
         </w:tc>
@@ -9848,11 +14408,15 @@
               </w:rPr>
               <w:t>- id: Long [PK]</w:t>
               <w:br/>
-              <w:t>- queueNumber: int [Auto-increment]</w:t>
+              <w:t>- ticketCode: String [TCK-XXXXX]</w:t>
               <w:br/>
-              <w:t>- accessToken: String [UUID]</w:t>
+              <w:t>- qrCodeHash: String [HMAC-SHA256 Encrypted]</w:t>
               <w:br/>
-              <w:t>- status: QueueStatus [WAITING, SERVING, EXPIRED]</w:t>
+              <w:t>- price: double</w:t>
+              <w:br/>
+              <w:t>- isUsed: boolean [Default: false]</w:t>
+              <w:br/>
+              <w:t>- checkinTime: LocalDateTime</w:t>
             </w:r>
           </w:p>
         </w:tc>
@@ -9877,100 +14441,13 @@
                 <w:color w:val="1E293B"/>
                 <w:sz w:val="20"/>
               </w:rPr>
-              <w:t>+ isTurn(): boolean</w:t>
+              <w:t>+ generateEncryptedQR(): String</w:t>
               <w:br/>
-              <w:t>+ generateToken(): String</w:t>
+              <w:t>+ checkIn(): boolean</w:t>
               <w:br/>
-              <w:t>+ expireToken(): void</w:t>
-            </w:r>
-          </w:p>
-        </w:tc>
-      </w:tr>
-      <w:tr>
-        <w:tc>
-          <w:tcPr>
-            <w:tcW w:type="dxa" w:w="2160"/>
-            <w:shd w:fill="FFFFFF"/>
-            <w:tcMar>
-              <w:top w:w="100" w:type="dxa"/>
-              <w:bottom w:w="100" w:type="dxa"/>
-              <w:left w:w="140" w:type="dxa"/>
-              <w:right w:w="140" w:type="dxa"/>
-            </w:tcMar>
-          </w:tcPr>
-          <w:p>
-            <w:pPr>
-              <w:jc w:val="center"/>
-            </w:pPr>
-            <w:r>
-              <w:rPr>
-                <w:rFonts w:ascii="Times New Roman" w:hAnsi="Times New Roman"/>
-                <w:color w:val="1E293B"/>
-                <w:sz w:val="20"/>
-              </w:rPr>
-              <w:t>SeatHold</w:t>
-            </w:r>
-          </w:p>
-        </w:tc>
-        <w:tc>
-          <w:tcPr>
-            <w:tcW w:type="dxa" w:w="3600"/>
-            <w:shd w:fill="FFFFFF"/>
-            <w:tcMar>
-              <w:top w:w="100" w:type="dxa"/>
-              <w:bottom w:w="100" w:type="dxa"/>
-              <w:left w:w="140" w:type="dxa"/>
-              <w:right w:w="140" w:type="dxa"/>
-            </w:tcMar>
-          </w:tcPr>
-          <w:p>
-            <w:pPr>
-              <w:jc w:val="left"/>
-            </w:pPr>
-            <w:r>
-              <w:rPr>
-                <w:rFonts w:ascii="Times New Roman" w:hAnsi="Times New Roman"/>
-                <w:color w:val="1E293B"/>
-                <w:sz w:val="20"/>
-              </w:rPr>
-              <w:t>- id: Long [PK]</w:t>
+              <w:t>+ isCheckedIn(): boolean</w:t>
               <w:br/>
-              <w:t>- holdToken: String [UUID, Unique]</w:t>
-              <w:br/>
-              <w:t>- startTime: LocalDateTime</w:t>
-              <w:br/>
-              <w:t>- expiresAt: LocalDateTime</w:t>
-            </w:r>
-          </w:p>
-        </w:tc>
-        <w:tc>
-          <w:tcPr>
-            <w:tcW w:type="dxa" w:w="3600"/>
-            <w:shd w:fill="FFFFFF"/>
-            <w:tcMar>
-              <w:top w:w="100" w:type="dxa"/>
-              <w:bottom w:w="100" w:type="dxa"/>
-              <w:left w:w="140" w:type="dxa"/>
-              <w:right w:w="140" w:type="dxa"/>
-            </w:tcMar>
-          </w:tcPr>
-          <w:p>
-            <w:pPr>
-              <w:jc w:val="left"/>
-            </w:pPr>
-            <w:r>
-              <w:rPr>
-                <w:rFonts w:ascii="Times New Roman" w:hAnsi="Times New Roman"/>
-                <w:color w:val="1E293B"/>
-                <w:sz w:val="20"/>
-              </w:rPr>
-              <w:t>+ isExpired(): boolean</w:t>
-              <w:br/>
-              <w:t>+ getRemainingSeconds(): long</w:t>
-              <w:br/>
-              <w:t>+ confirmHold(): void</w:t>
-              <w:br/>
-              <w:t>+ releaseHold(): void</w:t>
+              <w:t>+ cancelTicket(): void</w:t>
             </w:r>
           </w:p>
         </w:tc>
@@ -9993,7 +14470,7 @@
           <w:color w:val="1D4ED8"/>
           <w:sz w:val="25"/>
         </w:rPr>
-        <w:t>4.5. Biểu đồ lớp thực thể thiết kế Phân hệ 4: Tính tiền và Xuất vé</w:t>
+        <w:t>6.6. Biểu đồ lớp thực thể thiết kế Chức năng 5: Xem thống kê doanh thu sự kiện</w:t>
       </w:r>
     </w:p>
     <w:p>
@@ -10006,1041 +14483,7 @@
           <w:color w:val="1E293B"/>
           <w:sz w:val="23"/>
         </w:rPr>
-        <w:t>Mô hình thiết kế chi tiết các lớp Order, Voucher, PaymentTransaction và Ticket:</w:t>
-      </w:r>
-    </w:p>
-    <w:p>
-      <w:pPr>
-        <w:keepNext/>
-        <w:spacing w:before="160" w:after="40"/>
-        <w:jc w:val="center"/>
-      </w:pPr>
-      <w:r>
-        <w:drawing>
-          <wp:inline xmlns:a="http://schemas.openxmlformats.org/drawingml/2006/main" xmlns:pic="http://schemas.openxmlformats.org/drawingml/2006/picture">
-            <wp:extent cx="5669280" cy="4033196"/>
-            <wp:docPr id="19" name="Picture 19"/>
-            <wp:cNvGraphicFramePr>
-              <a:graphicFrameLocks noChangeAspect="1"/>
-            </wp:cNvGraphicFramePr>
-            <a:graphic>
-              <a:graphicData uri="http://schemas.openxmlformats.org/drawingml/2006/picture">
-                <pic:pic>
-                  <pic:nvPicPr>
-                    <pic:cNvPr id="0" name="design_module4.png"/>
-                    <pic:cNvPicPr/>
-                  </pic:nvPicPr>
-                  <pic:blipFill>
-                    <a:blip r:embed="rId27"/>
-                    <a:stretch>
-                      <a:fillRect/>
-                    </a:stretch>
-                  </pic:blipFill>
-                  <pic:spPr>
-                    <a:xfrm>
-                      <a:off x="0" y="0"/>
-                      <a:ext cx="5669280" cy="4033196"/>
-                    </a:xfrm>
-                    <a:prstGeom prst="rect"/>
-                  </pic:spPr>
-                </pic:pic>
-              </a:graphicData>
-            </a:graphic>
-          </wp:inline>
-        </w:drawing>
-      </w:r>
-    </w:p>
-    <w:p>
-      <w:pPr>
-        <w:spacing w:before="40" w:after="200"/>
-        <w:jc w:val="center"/>
-      </w:pPr>
-      <w:r>
-        <w:rPr>
-          <w:rFonts w:ascii="Times New Roman" w:hAnsi="Times New Roman"/>
-          <w:b/>
-          <w:i/>
-          <w:color w:val="475569"/>
-          <w:sz w:val="20"/>
-        </w:rPr>
-        <w:t>Hình 4.5: Biểu đồ lớp thực thể thiết kế - Phân hệ 4: Tính tiền và Xuất vé</w:t>
-      </w:r>
-    </w:p>
-    <w:tbl>
-      <w:tblPr>
-        <w:tblW w:type="auto" w:w="0"/>
-        <w:jc w:val="center"/>
-        <w:tblLook w:firstColumn="1" w:firstRow="1" w:lastColumn="0" w:lastRow="0" w:noHBand="0" w:noVBand="1" w:val="04A0"/>
-        <w:tblBorders>
-          <w:top w:val="single" w:sz="6" w:space="0" w:color="CBD5E1"/>
-          <w:left w:val="none"/>
-          <w:bottom w:val="single" w:sz="8" w:space="0" w:color="1E3A8A"/>
-          <w:right w:val="none"/>
-          <w:insideH w:val="single" w:sz="4" w:space="0" w:color="CBD5E1"/>
-          <w:insideV w:val="none"/>
-        </w:tblBorders>
-      </w:tblPr>
-      <w:tblGrid>
-        <w:gridCol w:w="3134"/>
-        <w:gridCol w:w="3134"/>
-        <w:gridCol w:w="3134"/>
-      </w:tblGrid>
-      <w:tr>
-        <w:tc>
-          <w:tcPr>
-            <w:tcW w:type="dxa" w:w="2160"/>
-            <w:shd w:fill="1E3A8A"/>
-            <w:tcMar>
-              <w:top w:w="140" w:type="dxa"/>
-              <w:bottom w:w="140" w:type="dxa"/>
-              <w:left w:w="160" w:type="dxa"/>
-              <w:right w:w="160" w:type="dxa"/>
-            </w:tcMar>
-          </w:tcPr>
-          <w:p>
-            <w:pPr>
-              <w:jc w:val="center"/>
-            </w:pPr>
-            <w:r>
-              <w:rPr>
-                <w:rFonts w:ascii="Times New Roman" w:hAnsi="Times New Roman"/>
-                <w:b/>
-                <w:color w:val="FFFFFF"/>
-                <w:sz w:val="21"/>
-              </w:rPr>
-              <w:t>Lớp thiết kế</w:t>
-            </w:r>
-          </w:p>
-        </w:tc>
-        <w:tc>
-          <w:tcPr>
-            <w:tcW w:type="dxa" w:w="3600"/>
-            <w:shd w:fill="1E3A8A"/>
-            <w:tcMar>
-              <w:top w:w="140" w:type="dxa"/>
-              <w:bottom w:w="140" w:type="dxa"/>
-              <w:left w:w="160" w:type="dxa"/>
-              <w:right w:w="160" w:type="dxa"/>
-            </w:tcMar>
-          </w:tcPr>
-          <w:p>
-            <w:pPr>
-              <w:jc w:val="center"/>
-            </w:pPr>
-            <w:r>
-              <w:rPr>
-                <w:rFonts w:ascii="Times New Roman" w:hAnsi="Times New Roman"/>
-                <w:b/>
-                <w:color w:val="FFFFFF"/>
-                <w:sz w:val="21"/>
-              </w:rPr>
-              <w:t>Thuộc tính chi tiết (Kiểu dữ liệu &amp; Ràng buộc)</w:t>
-            </w:r>
-          </w:p>
-        </w:tc>
-        <w:tc>
-          <w:tcPr>
-            <w:tcW w:type="dxa" w:w="3600"/>
-            <w:shd w:fill="1E3A8A"/>
-            <w:tcMar>
-              <w:top w:w="140" w:type="dxa"/>
-              <w:bottom w:w="140" w:type="dxa"/>
-              <w:left w:w="160" w:type="dxa"/>
-              <w:right w:w="160" w:type="dxa"/>
-            </w:tcMar>
-          </w:tcPr>
-          <w:p>
-            <w:pPr>
-              <w:jc w:val="center"/>
-            </w:pPr>
-            <w:r>
-              <w:rPr>
-                <w:rFonts w:ascii="Times New Roman" w:hAnsi="Times New Roman"/>
-                <w:b/>
-                <w:color w:val="FFFFFF"/>
-                <w:sz w:val="21"/>
-              </w:rPr>
-              <w:t>Phương thức nghiệp vụ (Operations)</w:t>
-            </w:r>
-          </w:p>
-        </w:tc>
-      </w:tr>
-      <w:tr>
-        <w:tc>
-          <w:tcPr>
-            <w:tcW w:type="dxa" w:w="2160"/>
-            <w:shd w:fill="FFFFFF"/>
-            <w:tcMar>
-              <w:top w:w="100" w:type="dxa"/>
-              <w:bottom w:w="100" w:type="dxa"/>
-              <w:left w:w="140" w:type="dxa"/>
-              <w:right w:w="140" w:type="dxa"/>
-            </w:tcMar>
-          </w:tcPr>
-          <w:p>
-            <w:pPr>
-              <w:jc w:val="center"/>
-            </w:pPr>
-            <w:r>
-              <w:rPr>
-                <w:rFonts w:ascii="Times New Roman" w:hAnsi="Times New Roman"/>
-                <w:color w:val="1E293B"/>
-                <w:sz w:val="20"/>
-              </w:rPr>
-              <w:t>Order</w:t>
-            </w:r>
-          </w:p>
-        </w:tc>
-        <w:tc>
-          <w:tcPr>
-            <w:tcW w:type="dxa" w:w="3600"/>
-            <w:shd w:fill="FFFFFF"/>
-            <w:tcMar>
-              <w:top w:w="100" w:type="dxa"/>
-              <w:bottom w:w="100" w:type="dxa"/>
-              <w:left w:w="140" w:type="dxa"/>
-              <w:right w:w="140" w:type="dxa"/>
-            </w:tcMar>
-          </w:tcPr>
-          <w:p>
-            <w:pPr>
-              <w:jc w:val="left"/>
-            </w:pPr>
-            <w:r>
-              <w:rPr>
-                <w:rFonts w:ascii="Times New Roman" w:hAnsi="Times New Roman"/>
-                <w:color w:val="1E293B"/>
-                <w:sz w:val="20"/>
-              </w:rPr>
-              <w:t>- id: Long [PK]</w:t>
-              <w:br/>
-              <w:t>- orderCode: String [ORD-XXXXX]</w:t>
-              <w:br/>
-              <w:t>- subTotal: double [&gt;= 0]</w:t>
-              <w:br/>
-              <w:t>- discount: double [&gt;= 0]</w:t>
-              <w:br/>
-              <w:t>- finalTotal: double [&gt;= 0]</w:t>
-              <w:br/>
-              <w:t>- status: OrderStatus [PENDING, PAID, CANCELLED]</w:t>
-            </w:r>
-          </w:p>
-        </w:tc>
-        <w:tc>
-          <w:tcPr>
-            <w:tcW w:type="dxa" w:w="3600"/>
-            <w:shd w:fill="FFFFFF"/>
-            <w:tcMar>
-              <w:top w:w="100" w:type="dxa"/>
-              <w:bottom w:w="100" w:type="dxa"/>
-              <w:left w:w="140" w:type="dxa"/>
-              <w:right w:w="140" w:type="dxa"/>
-            </w:tcMar>
-          </w:tcPr>
-          <w:p>
-            <w:pPr>
-              <w:jc w:val="left"/>
-            </w:pPr>
-            <w:r>
-              <w:rPr>
-                <w:rFonts w:ascii="Times New Roman" w:hAnsi="Times New Roman"/>
-                <w:color w:val="1E293B"/>
-                <w:sz w:val="20"/>
-              </w:rPr>
-              <w:t>+ calculateFinalTotal(): double</w:t>
-              <w:br/>
-              <w:t>+ applyVoucher(v: Voucher): boolean</w:t>
-              <w:br/>
-              <w:t>+ markAsPaid(): void</w:t>
-              <w:br/>
-              <w:t>+ cancelOrder(): void</w:t>
-            </w:r>
-          </w:p>
-        </w:tc>
-      </w:tr>
-      <w:tr>
-        <w:tc>
-          <w:tcPr>
-            <w:tcW w:type="dxa" w:w="2160"/>
-            <w:shd w:fill="F8FAFC"/>
-            <w:tcMar>
-              <w:top w:w="100" w:type="dxa"/>
-              <w:bottom w:w="100" w:type="dxa"/>
-              <w:left w:w="140" w:type="dxa"/>
-              <w:right w:w="140" w:type="dxa"/>
-            </w:tcMar>
-          </w:tcPr>
-          <w:p>
-            <w:pPr>
-              <w:jc w:val="center"/>
-            </w:pPr>
-            <w:r>
-              <w:rPr>
-                <w:rFonts w:ascii="Times New Roman" w:hAnsi="Times New Roman"/>
-                <w:color w:val="1E293B"/>
-                <w:sz w:val="20"/>
-              </w:rPr>
-              <w:t>Voucher</w:t>
-            </w:r>
-          </w:p>
-        </w:tc>
-        <w:tc>
-          <w:tcPr>
-            <w:tcW w:type="dxa" w:w="3600"/>
-            <w:shd w:fill="F8FAFC"/>
-            <w:tcMar>
-              <w:top w:w="100" w:type="dxa"/>
-              <w:bottom w:w="100" w:type="dxa"/>
-              <w:left w:w="140" w:type="dxa"/>
-              <w:right w:w="140" w:type="dxa"/>
-            </w:tcMar>
-          </w:tcPr>
-          <w:p>
-            <w:pPr>
-              <w:jc w:val="left"/>
-            </w:pPr>
-            <w:r>
-              <w:rPr>
-                <w:rFonts w:ascii="Times New Roman" w:hAnsi="Times New Roman"/>
-                <w:color w:val="1E293B"/>
-                <w:sz w:val="20"/>
-              </w:rPr>
-              <w:t>- id: Long [PK]</w:t>
-              <w:br/>
-              <w:t>- code: String [Unique, Not Null]</w:t>
-              <w:br/>
-              <w:t>- percentOff: double [0.0 - 100.0]</w:t>
-              <w:br/>
-              <w:t>- maxDiscount: double</w:t>
-              <w:br/>
-              <w:t>- validUntil: LocalDate</w:t>
-            </w:r>
-          </w:p>
-        </w:tc>
-        <w:tc>
-          <w:tcPr>
-            <w:tcW w:type="dxa" w:w="3600"/>
-            <w:shd w:fill="F8FAFC"/>
-            <w:tcMar>
-              <w:top w:w="100" w:type="dxa"/>
-              <w:bottom w:w="100" w:type="dxa"/>
-              <w:left w:w="140" w:type="dxa"/>
-              <w:right w:w="140" w:type="dxa"/>
-            </w:tcMar>
-          </w:tcPr>
-          <w:p>
-            <w:pPr>
-              <w:jc w:val="left"/>
-            </w:pPr>
-            <w:r>
-              <w:rPr>
-                <w:rFonts w:ascii="Times New Roman" w:hAnsi="Times New Roman"/>
-                <w:color w:val="1E293B"/>
-                <w:sz w:val="20"/>
-              </w:rPr>
-              <w:t>+ isValid(amount: double): boolean</w:t>
-              <w:br/>
-              <w:t>+ calculateDiscount(amount: double): double</w:t>
-              <w:br/>
-              <w:t>+ decrementQuota(): void</w:t>
-            </w:r>
-          </w:p>
-        </w:tc>
-      </w:tr>
-      <w:tr>
-        <w:tc>
-          <w:tcPr>
-            <w:tcW w:type="dxa" w:w="2160"/>
-            <w:shd w:fill="FFFFFF"/>
-            <w:tcMar>
-              <w:top w:w="100" w:type="dxa"/>
-              <w:bottom w:w="100" w:type="dxa"/>
-              <w:left w:w="140" w:type="dxa"/>
-              <w:right w:w="140" w:type="dxa"/>
-            </w:tcMar>
-          </w:tcPr>
-          <w:p>
-            <w:pPr>
-              <w:jc w:val="center"/>
-            </w:pPr>
-            <w:r>
-              <w:rPr>
-                <w:rFonts w:ascii="Times New Roman" w:hAnsi="Times New Roman"/>
-                <w:color w:val="1E293B"/>
-                <w:sz w:val="20"/>
-              </w:rPr>
-              <w:t>PaymentTransaction</w:t>
-            </w:r>
-          </w:p>
-        </w:tc>
-        <w:tc>
-          <w:tcPr>
-            <w:tcW w:type="dxa" w:w="3600"/>
-            <w:shd w:fill="FFFFFF"/>
-            <w:tcMar>
-              <w:top w:w="100" w:type="dxa"/>
-              <w:bottom w:w="100" w:type="dxa"/>
-              <w:left w:w="140" w:type="dxa"/>
-              <w:right w:w="140" w:type="dxa"/>
-            </w:tcMar>
-          </w:tcPr>
-          <w:p>
-            <w:pPr>
-              <w:jc w:val="left"/>
-            </w:pPr>
-            <w:r>
-              <w:rPr>
-                <w:rFonts w:ascii="Times New Roman" w:hAnsi="Times New Roman"/>
-                <w:color w:val="1E293B"/>
-                <w:sz w:val="20"/>
-              </w:rPr>
-              <w:t>- id: Long [PK]</w:t>
-              <w:br/>
-              <w:t>- transRef: String [Bank Reference]</w:t>
-              <w:br/>
-              <w:t>- method: PaymentMethod [VNPAY, MOMO, VISA]</w:t>
-              <w:br/>
-              <w:t>- transAmount: double</w:t>
-              <w:br/>
-              <w:t>- status: TransStatus [SUCCESS, FAILED, PENDING]</w:t>
-            </w:r>
-          </w:p>
-        </w:tc>
-        <w:tc>
-          <w:tcPr>
-            <w:tcW w:type="dxa" w:w="3600"/>
-            <w:shd w:fill="FFFFFF"/>
-            <w:tcMar>
-              <w:top w:w="100" w:type="dxa"/>
-              <w:bottom w:w="100" w:type="dxa"/>
-              <w:left w:w="140" w:type="dxa"/>
-              <w:right w:w="140" w:type="dxa"/>
-            </w:tcMar>
-          </w:tcPr>
-          <w:p>
-            <w:pPr>
-              <w:jc w:val="left"/>
-            </w:pPr>
-            <w:r>
-              <w:rPr>
-                <w:rFonts w:ascii="Times New Roman" w:hAnsi="Times New Roman"/>
-                <w:color w:val="1E293B"/>
-                <w:sz w:val="20"/>
-              </w:rPr>
-              <w:t>+ processPayment(): boolean</w:t>
-              <w:br/>
-              <w:t>+ verifyWebhook(payload: String): boolean</w:t>
-              <w:br/>
-              <w:t>+ getGatewayUrl(): String</w:t>
-            </w:r>
-          </w:p>
-        </w:tc>
-      </w:tr>
-      <w:tr>
-        <w:tc>
-          <w:tcPr>
-            <w:tcW w:type="dxa" w:w="2160"/>
-            <w:shd w:fill="F8FAFC"/>
-            <w:tcMar>
-              <w:top w:w="100" w:type="dxa"/>
-              <w:bottom w:w="100" w:type="dxa"/>
-              <w:left w:w="140" w:type="dxa"/>
-              <w:right w:w="140" w:type="dxa"/>
-            </w:tcMar>
-          </w:tcPr>
-          <w:p>
-            <w:pPr>
-              <w:jc w:val="center"/>
-            </w:pPr>
-            <w:r>
-              <w:rPr>
-                <w:rFonts w:ascii="Times New Roman" w:hAnsi="Times New Roman"/>
-                <w:color w:val="1E293B"/>
-                <w:sz w:val="20"/>
-              </w:rPr>
-              <w:t>Ticket</w:t>
-            </w:r>
-          </w:p>
-        </w:tc>
-        <w:tc>
-          <w:tcPr>
-            <w:tcW w:type="dxa" w:w="3600"/>
-            <w:shd w:fill="F8FAFC"/>
-            <w:tcMar>
-              <w:top w:w="100" w:type="dxa"/>
-              <w:bottom w:w="100" w:type="dxa"/>
-              <w:left w:w="140" w:type="dxa"/>
-              <w:right w:w="140" w:type="dxa"/>
-            </w:tcMar>
-          </w:tcPr>
-          <w:p>
-            <w:pPr>
-              <w:jc w:val="left"/>
-            </w:pPr>
-            <w:r>
-              <w:rPr>
-                <w:rFonts w:ascii="Times New Roman" w:hAnsi="Times New Roman"/>
-                <w:color w:val="1E293B"/>
-                <w:sz w:val="20"/>
-              </w:rPr>
-              <w:t>- id: Long [PK]</w:t>
-              <w:br/>
-              <w:t>- ticketCode: String [TCK-XXXXX]</w:t>
-              <w:br/>
-              <w:t>- qrCodeHash: String [HMAC-SHA256 Encrypted]</w:t>
-              <w:br/>
-              <w:t>- price: double</w:t>
-              <w:br/>
-              <w:t>- isUsed: boolean [Default: false]</w:t>
-              <w:br/>
-              <w:t>- checkinTime: LocalDateTime</w:t>
-            </w:r>
-          </w:p>
-        </w:tc>
-        <w:tc>
-          <w:tcPr>
-            <w:tcW w:type="dxa" w:w="3600"/>
-            <w:shd w:fill="F8FAFC"/>
-            <w:tcMar>
-              <w:top w:w="100" w:type="dxa"/>
-              <w:bottom w:w="100" w:type="dxa"/>
-              <w:left w:w="140" w:type="dxa"/>
-              <w:right w:w="140" w:type="dxa"/>
-            </w:tcMar>
-          </w:tcPr>
-          <w:p>
-            <w:pPr>
-              <w:jc w:val="left"/>
-            </w:pPr>
-            <w:r>
-              <w:rPr>
-                <w:rFonts w:ascii="Times New Roman" w:hAnsi="Times New Roman"/>
-                <w:color w:val="1E293B"/>
-                <w:sz w:val="20"/>
-              </w:rPr>
-              <w:t>+ generateEncryptedQR(): String</w:t>
-              <w:br/>
-              <w:t>+ checkIn(): boolean</w:t>
-              <w:br/>
-              <w:t>+ isCheckedIn(): boolean</w:t>
-              <w:br/>
-              <w:t>+ cancelTicket(): void</w:t>
-            </w:r>
-          </w:p>
-        </w:tc>
-      </w:tr>
-    </w:tbl>
-    <w:p>
-      <w:pPr>
-        <w:spacing w:before="0" w:after="120"/>
-      </w:pPr>
-    </w:p>
-    <w:p>
-      <w:pPr>
-        <w:keepNext/>
-        <w:spacing w:before="240" w:after="80"/>
-      </w:pPr>
-      <w:r>
-        <w:rPr>
-          <w:rFonts w:ascii="Times New Roman" w:hAnsi="Times New Roman"/>
-          <w:b/>
-          <w:color w:val="1D4ED8"/>
-          <w:sz w:val="25"/>
-        </w:rPr>
-        <w:t>4.6. Biểu đồ lớp thực thể thiết kế Phân hệ 5: Quản lý và thống kê BTC</w:t>
-      </w:r>
-    </w:p>
-    <w:p>
-      <w:pPr>
-        <w:spacing w:before="0" w:after="100" w:line="300" w:lineRule="auto"/>
-      </w:pPr>
-      <w:r>
-        <w:rPr>
-          <w:rFonts w:ascii="Times New Roman" w:hAnsi="Times New Roman"/>
-          <w:color w:val="1E293B"/>
-          <w:sz w:val="23"/>
-        </w:rPr>
-        <w:t>Mô hình thiết kế chi tiết các lớp Organizer, Event, SeatMap, Showtime, ZonePricing và RevenueReport:</w:t>
-      </w:r>
-    </w:p>
-    <w:p>
-      <w:pPr>
-        <w:keepNext/>
-        <w:spacing w:before="160" w:after="40"/>
-        <w:jc w:val="center"/>
-      </w:pPr>
-      <w:r>
-        <w:drawing>
-          <wp:inline xmlns:a="http://schemas.openxmlformats.org/drawingml/2006/main" xmlns:pic="http://schemas.openxmlformats.org/drawingml/2006/picture">
-            <wp:extent cx="5669280" cy="4033196"/>
-            <wp:docPr id="20" name="Picture 20"/>
-            <wp:cNvGraphicFramePr>
-              <a:graphicFrameLocks noChangeAspect="1"/>
-            </wp:cNvGraphicFramePr>
-            <a:graphic>
-              <a:graphicData uri="http://schemas.openxmlformats.org/drawingml/2006/picture">
-                <pic:pic>
-                  <pic:nvPicPr>
-                    <pic:cNvPr id="0" name="design_module5.png"/>
-                    <pic:cNvPicPr/>
-                  </pic:nvPicPr>
-                  <pic:blipFill>
-                    <a:blip r:embed="rId28"/>
-                    <a:stretch>
-                      <a:fillRect/>
-                    </a:stretch>
-                  </pic:blipFill>
-                  <pic:spPr>
-                    <a:xfrm>
-                      <a:off x="0" y="0"/>
-                      <a:ext cx="5669280" cy="4033196"/>
-                    </a:xfrm>
-                    <a:prstGeom prst="rect"/>
-                  </pic:spPr>
-                </pic:pic>
-              </a:graphicData>
-            </a:graphic>
-          </wp:inline>
-        </w:drawing>
-      </w:r>
-    </w:p>
-    <w:p>
-      <w:pPr>
-        <w:spacing w:before="40" w:after="200"/>
-        <w:jc w:val="center"/>
-      </w:pPr>
-      <w:r>
-        <w:rPr>
-          <w:rFonts w:ascii="Times New Roman" w:hAnsi="Times New Roman"/>
-          <w:b/>
-          <w:i/>
-          <w:color w:val="475569"/>
-          <w:sz w:val="20"/>
-        </w:rPr>
-        <w:t>Hình 4.6: Biểu đồ lớp thực thể thiết kế - Phân hệ 5: Quản lý &amp; Thống kê BTC</w:t>
-      </w:r>
-    </w:p>
-    <w:tbl>
-      <w:tblPr>
-        <w:tblW w:type="auto" w:w="0"/>
-        <w:jc w:val="center"/>
-        <w:tblLook w:firstColumn="1" w:firstRow="1" w:lastColumn="0" w:lastRow="0" w:noHBand="0" w:noVBand="1" w:val="04A0"/>
-        <w:tblBorders>
-          <w:top w:val="single" w:sz="6" w:space="0" w:color="CBD5E1"/>
-          <w:left w:val="none"/>
-          <w:bottom w:val="single" w:sz="8" w:space="0" w:color="1E3A8A"/>
-          <w:right w:val="none"/>
-          <w:insideH w:val="single" w:sz="4" w:space="0" w:color="CBD5E1"/>
-          <w:insideV w:val="none"/>
-        </w:tblBorders>
-      </w:tblPr>
-      <w:tblGrid>
-        <w:gridCol w:w="3134"/>
-        <w:gridCol w:w="3134"/>
-        <w:gridCol w:w="3134"/>
-      </w:tblGrid>
-      <w:tr>
-        <w:tc>
-          <w:tcPr>
-            <w:tcW w:type="dxa" w:w="2160"/>
-            <w:shd w:fill="1E3A8A"/>
-            <w:tcMar>
-              <w:top w:w="140" w:type="dxa"/>
-              <w:bottom w:w="140" w:type="dxa"/>
-              <w:left w:w="160" w:type="dxa"/>
-              <w:right w:w="160" w:type="dxa"/>
-            </w:tcMar>
-          </w:tcPr>
-          <w:p>
-            <w:pPr>
-              <w:jc w:val="center"/>
-            </w:pPr>
-            <w:r>
-              <w:rPr>
-                <w:rFonts w:ascii="Times New Roman" w:hAnsi="Times New Roman"/>
-                <w:b/>
-                <w:color w:val="FFFFFF"/>
-                <w:sz w:val="21"/>
-              </w:rPr>
-              <w:t>Lớp thiết kế</w:t>
-            </w:r>
-          </w:p>
-        </w:tc>
-        <w:tc>
-          <w:tcPr>
-            <w:tcW w:type="dxa" w:w="3600"/>
-            <w:shd w:fill="1E3A8A"/>
-            <w:tcMar>
-              <w:top w:w="140" w:type="dxa"/>
-              <w:bottom w:w="140" w:type="dxa"/>
-              <w:left w:w="160" w:type="dxa"/>
-              <w:right w:w="160" w:type="dxa"/>
-            </w:tcMar>
-          </w:tcPr>
-          <w:p>
-            <w:pPr>
-              <w:jc w:val="center"/>
-            </w:pPr>
-            <w:r>
-              <w:rPr>
-                <w:rFonts w:ascii="Times New Roman" w:hAnsi="Times New Roman"/>
-                <w:b/>
-                <w:color w:val="FFFFFF"/>
-                <w:sz w:val="21"/>
-              </w:rPr>
-              <w:t>Thuộc tính chi tiết (Kiểu dữ liệu &amp; Ràng buộc)</w:t>
-            </w:r>
-          </w:p>
-        </w:tc>
-        <w:tc>
-          <w:tcPr>
-            <w:tcW w:type="dxa" w:w="3600"/>
-            <w:shd w:fill="1E3A8A"/>
-            <w:tcMar>
-              <w:top w:w="140" w:type="dxa"/>
-              <w:bottom w:w="140" w:type="dxa"/>
-              <w:left w:w="160" w:type="dxa"/>
-              <w:right w:w="160" w:type="dxa"/>
-            </w:tcMar>
-          </w:tcPr>
-          <w:p>
-            <w:pPr>
-              <w:jc w:val="center"/>
-            </w:pPr>
-            <w:r>
-              <w:rPr>
-                <w:rFonts w:ascii="Times New Roman" w:hAnsi="Times New Roman"/>
-                <w:b/>
-                <w:color w:val="FFFFFF"/>
-                <w:sz w:val="21"/>
-              </w:rPr>
-              <w:t>Phương thức nghiệp vụ (Operations)</w:t>
-            </w:r>
-          </w:p>
-        </w:tc>
-      </w:tr>
-      <w:tr>
-        <w:tc>
-          <w:tcPr>
-            <w:tcW w:type="dxa" w:w="2160"/>
-            <w:shd w:fill="FFFFFF"/>
-            <w:tcMar>
-              <w:top w:w="100" w:type="dxa"/>
-              <w:bottom w:w="100" w:type="dxa"/>
-              <w:left w:w="140" w:type="dxa"/>
-              <w:right w:w="140" w:type="dxa"/>
-            </w:tcMar>
-          </w:tcPr>
-          <w:p>
-            <w:pPr>
-              <w:jc w:val="center"/>
-            </w:pPr>
-            <w:r>
-              <w:rPr>
-                <w:rFonts w:ascii="Times New Roman" w:hAnsi="Times New Roman"/>
-                <w:color w:val="1E293B"/>
-                <w:sz w:val="20"/>
-              </w:rPr>
-              <w:t>Organizer</w:t>
-            </w:r>
-          </w:p>
-        </w:tc>
-        <w:tc>
-          <w:tcPr>
-            <w:tcW w:type="dxa" w:w="3600"/>
-            <w:shd w:fill="FFFFFF"/>
-            <w:tcMar>
-              <w:top w:w="100" w:type="dxa"/>
-              <w:bottom w:w="100" w:type="dxa"/>
-              <w:left w:w="140" w:type="dxa"/>
-              <w:right w:w="140" w:type="dxa"/>
-            </w:tcMar>
-          </w:tcPr>
-          <w:p>
-            <w:pPr>
-              <w:jc w:val="left"/>
-            </w:pPr>
-            <w:r>
-              <w:rPr>
-                <w:rFonts w:ascii="Times New Roman" w:hAnsi="Times New Roman"/>
-                <w:color w:val="1E293B"/>
-                <w:sz w:val="20"/>
-              </w:rPr>
-              <w:t>- id: Long [PK]</w:t>
-              <w:br/>
-              <w:t>- companyName: String</w:t>
-              <w:br/>
-              <w:t>- taxId: String [Unique]</w:t>
-              <w:br/>
-              <w:t>- email: String</w:t>
-            </w:r>
-          </w:p>
-        </w:tc>
-        <w:tc>
-          <w:tcPr>
-            <w:tcW w:type="dxa" w:w="3600"/>
-            <w:shd w:fill="FFFFFF"/>
-            <w:tcMar>
-              <w:top w:w="100" w:type="dxa"/>
-              <w:bottom w:w="100" w:type="dxa"/>
-              <w:left w:w="140" w:type="dxa"/>
-              <w:right w:w="140" w:type="dxa"/>
-            </w:tcMar>
-          </w:tcPr>
-          <w:p>
-            <w:pPr>
-              <w:jc w:val="left"/>
-            </w:pPr>
-            <w:r>
-              <w:rPr>
-                <w:rFonts w:ascii="Times New Roman" w:hAnsi="Times New Roman"/>
-                <w:color w:val="1E293B"/>
-                <w:sz w:val="20"/>
-              </w:rPr>
-              <w:t>+ createEvent(dto: EventDto): Event</w:t>
-              <w:br/>
-              <w:t>+ updatePricing(pricingDto): void</w:t>
-              <w:br/>
-              <w:t>+ viewReports(eventId: Long): RevenueReport</w:t>
-            </w:r>
-          </w:p>
-        </w:tc>
-      </w:tr>
-      <w:tr>
-        <w:tc>
-          <w:tcPr>
-            <w:tcW w:type="dxa" w:w="2160"/>
-            <w:shd w:fill="F8FAFC"/>
-            <w:tcMar>
-              <w:top w:w="100" w:type="dxa"/>
-              <w:bottom w:w="100" w:type="dxa"/>
-              <w:left w:w="140" w:type="dxa"/>
-              <w:right w:w="140" w:type="dxa"/>
-            </w:tcMar>
-          </w:tcPr>
-          <w:p>
-            <w:pPr>
-              <w:jc w:val="center"/>
-            </w:pPr>
-            <w:r>
-              <w:rPr>
-                <w:rFonts w:ascii="Times New Roman" w:hAnsi="Times New Roman"/>
-                <w:color w:val="1E293B"/>
-                <w:sz w:val="20"/>
-              </w:rPr>
-              <w:t>ZonePricing</w:t>
-            </w:r>
-          </w:p>
-        </w:tc>
-        <w:tc>
-          <w:tcPr>
-            <w:tcW w:type="dxa" w:w="3600"/>
-            <w:shd w:fill="F8FAFC"/>
-            <w:tcMar>
-              <w:top w:w="100" w:type="dxa"/>
-              <w:bottom w:w="100" w:type="dxa"/>
-              <w:left w:w="140" w:type="dxa"/>
-              <w:right w:w="140" w:type="dxa"/>
-            </w:tcMar>
-          </w:tcPr>
-          <w:p>
-            <w:pPr>
-              <w:jc w:val="left"/>
-            </w:pPr>
-            <w:r>
-              <w:rPr>
-                <w:rFonts w:ascii="Times New Roman" w:hAnsi="Times New Roman"/>
-                <w:color w:val="1E293B"/>
-                <w:sz w:val="20"/>
-              </w:rPr>
-              <w:t>- id: Long [PK]</w:t>
-              <w:br/>
-              <w:t>- price: double [&gt;= 0]</w:t>
-              <w:br/>
-              <w:t>- maxQuota: int [Total Allocated Seats]</w:t>
-              <w:br/>
-              <w:t>- soldCount: int [Current Sold Seats]</w:t>
-            </w:r>
-          </w:p>
-        </w:tc>
-        <w:tc>
-          <w:tcPr>
-            <w:tcW w:type="dxa" w:w="3600"/>
-            <w:shd w:fill="F8FAFC"/>
-            <w:tcMar>
-              <w:top w:w="100" w:type="dxa"/>
-              <w:bottom w:w="100" w:type="dxa"/>
-              <w:left w:w="140" w:type="dxa"/>
-              <w:right w:w="140" w:type="dxa"/>
-            </w:tcMar>
-          </w:tcPr>
-          <w:p>
-            <w:pPr>
-              <w:jc w:val="left"/>
-            </w:pPr>
-            <w:r>
-              <w:rPr>
-                <w:rFonts w:ascii="Times New Roman" w:hAnsi="Times New Roman"/>
-                <w:color w:val="1E293B"/>
-                <w:sz w:val="20"/>
-              </w:rPr>
-              <w:t>+ calculateZoneGross(): double</w:t>
-              <w:br/>
-              <w:t>+ calculateRemainingSeats(): int</w:t>
-              <w:br/>
-              <w:t>+ getSoldRate(): double</w:t>
-              <w:br/>
-              <w:t>+ isSoldOut(): boolean</w:t>
-              <w:br/>
-              <w:t>+ recordSale(quantity: int): void</w:t>
-            </w:r>
-          </w:p>
-        </w:tc>
-      </w:tr>
-      <w:tr>
-        <w:tc>
-          <w:tcPr>
-            <w:tcW w:type="dxa" w:w="2160"/>
-            <w:shd w:fill="FFFFFF"/>
-            <w:tcMar>
-              <w:top w:w="100" w:type="dxa"/>
-              <w:bottom w:w="100" w:type="dxa"/>
-              <w:left w:w="140" w:type="dxa"/>
-              <w:right w:w="140" w:type="dxa"/>
-            </w:tcMar>
-          </w:tcPr>
-          <w:p>
-            <w:pPr>
-              <w:jc w:val="center"/>
-            </w:pPr>
-            <w:r>
-              <w:rPr>
-                <w:rFonts w:ascii="Times New Roman" w:hAnsi="Times New Roman"/>
-                <w:color w:val="1E293B"/>
-                <w:sz w:val="20"/>
-              </w:rPr>
-              <w:t>RevenueReport</w:t>
-            </w:r>
-          </w:p>
-        </w:tc>
-        <w:tc>
-          <w:tcPr>
-            <w:tcW w:type="dxa" w:w="3600"/>
-            <w:shd w:fill="FFFFFF"/>
-            <w:tcMar>
-              <w:top w:w="100" w:type="dxa"/>
-              <w:bottom w:w="100" w:type="dxa"/>
-              <w:left w:w="140" w:type="dxa"/>
-              <w:right w:w="140" w:type="dxa"/>
-            </w:tcMar>
-          </w:tcPr>
-          <w:p>
-            <w:pPr>
-              <w:jc w:val="left"/>
-            </w:pPr>
-            <w:r>
-              <w:rPr>
-                <w:rFonts w:ascii="Times New Roman" w:hAnsi="Times New Roman"/>
-                <w:color w:val="1E293B"/>
-                <w:sz w:val="20"/>
-              </w:rPr>
-              <w:t>- id: Long [PK]</w:t>
-              <w:br/>
-              <w:t>- eventId: Long</w:t>
-              <w:br/>
-              <w:t>- calculatedAt: LocalDateTime</w:t>
-              <w:br/>
-              <w:t>- taxRate: double</w:t>
-              <w:br/>
-              <w:t>- platformCommissionRate: double</w:t>
-            </w:r>
-          </w:p>
-        </w:tc>
-        <w:tc>
-          <w:tcPr>
-            <w:tcW w:type="dxa" w:w="3600"/>
-            <w:shd w:fill="FFFFFF"/>
-            <w:tcMar>
-              <w:top w:w="100" w:type="dxa"/>
-              <w:bottom w:w="100" w:type="dxa"/>
-              <w:left w:w="140" w:type="dxa"/>
-              <w:right w:w="140" w:type="dxa"/>
-            </w:tcMar>
-          </w:tcPr>
-          <w:p>
-            <w:pPr>
-              <w:jc w:val="left"/>
-            </w:pPr>
-            <w:r>
-              <w:rPr>
-                <w:rFonts w:ascii="Times New Roman" w:hAnsi="Times New Roman"/>
-                <w:color w:val="1E293B"/>
-                <w:sz w:val="20"/>
-              </w:rPr>
-              <w:t>+ calculateTotalCapacity(): int</w:t>
-              <w:br/>
-              <w:t>+ calculateTotalTicketsSold(): int</w:t>
-              <w:br/>
-              <w:t>+ calculateGrossRevenue(): double</w:t>
-              <w:br/>
-              <w:t>+ calculateNetRevenue(): double</w:t>
-              <w:br/>
-              <w:t>+ calculateOccupancyRate(): double</w:t>
-              <w:br/>
-              <w:t>+ calculateAverageTicketPrice(): double</w:t>
-              <w:br/>
-              <w:t>+ calculateZoneContribution(zoneId: Long): double</w:t>
-              <w:br/>
-              <w:t>+ evaluatePerformance(): PerformanceStatus</w:t>
-              <w:br/>
-              <w:t>+ exportExcel(): byte[]</w:t>
-              <w:br/>
-              <w:t>+ exportPdf(): byte[]</w:t>
-            </w:r>
-          </w:p>
-        </w:tc>
-      </w:tr>
-    </w:tbl>
-    <w:p>
-      <w:pPr>
-        <w:spacing w:before="0" w:after="120"/>
-      </w:pPr>
-    </w:p>
-    <w:p>
-      <w:pPr>
-        <w:keepNext/>
-        <w:spacing w:before="240" w:after="80"/>
-      </w:pPr>
-      <w:r>
-        <w:rPr>
-          <w:rFonts w:ascii="Times New Roman" w:hAnsi="Times New Roman"/>
-          <w:b/>
-          <w:color w:val="1D4ED8"/>
-          <w:sz w:val="25"/>
-        </w:rPr>
-        <w:t>4.7. Thiết kế chi tiết chức năng trọng tâm Module 5: Xem thống kê doanh thu sự kiện</w:t>
-      </w:r>
-    </w:p>
-    <w:p>
-      <w:pPr>
-        <w:spacing w:before="0" w:after="100" w:line="300" w:lineRule="auto"/>
-      </w:pPr>
-      <w:r>
-        <w:rPr>
-          <w:rFonts w:ascii="Times New Roman" w:hAnsi="Times New Roman"/>
-          <w:b/>
-          <w:color w:val="0F172A"/>
-          <w:sz w:val="23"/>
-        </w:rPr>
-        <w:t xml:space="preserve">Lý do lựa chọn chức năng: </w:t>
-      </w:r>
-      <w:r>
-        <w:rPr>
-          <w:rFonts w:ascii="Times New Roman" w:hAnsi="Times New Roman"/>
-          <w:color w:val="1E293B"/>
-          <w:sz w:val="23"/>
-        </w:rPr>
-        <w:t>Trong Module 5, chức năng 'Xem thống kê doanh thu sự kiện' (View Event Revenue Statistics) là một chức năng nghiệp vụ đơn lẻ (Single Atomic Function - Read/Calculate Analytics) đóng vai trò quyết định hiệu quả kinh doanh của Ban tổ chức. Chức năng này không đơn thuần là truy vấn dữ liệu thô (DTO) mà đòi hỏi các lớp thực thể phải sở hữu các phương thức thực hiện tính toán tài chính phức tạp, đảm bảo tính đóng gói (Encapsulation) chuẩn mực của lập trình hướng đối tượng.</w:t>
+        <w:t>Chức năng 'Xem thống kê doanh thu sự kiện' (View Event Revenue Statistics) là chức năng đơn lẻ (Single Atomic Function - Read/Calculate Analytics) phụ trách toàn bộ việc tính toán và kết xuất báo cáo tài chính cho sự kiện. Dưới đây là thiết kế chi tiết bao gồm biểu đồ tuần tự tương tác BCE, biểu đồ lớp thiết kế BCE &amp; DTO, bảng từ điển lớp thiết kế, bảng thuật toán chi tiết cho các phương thức tính toán và các ghi chú kiến trúc:</w:t>
       </w:r>
     </w:p>
     <w:p>
@@ -11056,477 +14499,7 @@
           <w:color w:val="334155"/>
           <w:sz w:val="23"/>
         </w:rPr>
-        <w:t>a. Đặc tả ca sử dụng chi tiết (Use Case Specification)</w:t>
-      </w:r>
-    </w:p>
-    <w:tbl>
-      <w:tblPr>
-        <w:tblW w:type="auto" w:w="0"/>
-        <w:jc w:val="center"/>
-        <w:tblLook w:firstColumn="1" w:firstRow="1" w:lastColumn="0" w:lastRow="0" w:noHBand="0" w:noVBand="1" w:val="04A0"/>
-        <w:tblBorders>
-          <w:top w:val="single" w:sz="6" w:space="0" w:color="CBD5E1"/>
-          <w:left w:val="none"/>
-          <w:bottom w:val="single" w:sz="8" w:space="0" w:color="1E3A8A"/>
-          <w:right w:val="none"/>
-          <w:insideH w:val="single" w:sz="4" w:space="0" w:color="CBD5E1"/>
-          <w:insideV w:val="none"/>
-        </w:tblBorders>
-      </w:tblPr>
-      <w:tblGrid>
-        <w:gridCol w:w="4701"/>
-        <w:gridCol w:w="4701"/>
-      </w:tblGrid>
-      <w:tr>
-        <w:tc>
-          <w:tcPr>
-            <w:tcW w:type="dxa" w:w="3168"/>
-            <w:shd w:fill="1E3A8A"/>
-            <w:tcMar>
-              <w:top w:w="140" w:type="dxa"/>
-              <w:bottom w:w="140" w:type="dxa"/>
-              <w:left w:w="160" w:type="dxa"/>
-              <w:right w:w="160" w:type="dxa"/>
-            </w:tcMar>
-          </w:tcPr>
-          <w:p>
-            <w:pPr>
-              <w:jc w:val="center"/>
-            </w:pPr>
-            <w:r>
-              <w:rPr>
-                <w:rFonts w:ascii="Times New Roman" w:hAnsi="Times New Roman"/>
-                <w:b/>
-                <w:color w:val="FFFFFF"/>
-                <w:sz w:val="21"/>
-              </w:rPr>
-              <w:t>Thuộc tính đặc tả</w:t>
-            </w:r>
-          </w:p>
-        </w:tc>
-        <w:tc>
-          <w:tcPr>
-            <w:tcW w:type="dxa" w:w="6192"/>
-            <w:shd w:fill="1E3A8A"/>
-            <w:tcMar>
-              <w:top w:w="140" w:type="dxa"/>
-              <w:bottom w:w="140" w:type="dxa"/>
-              <w:left w:w="160" w:type="dxa"/>
-              <w:right w:w="160" w:type="dxa"/>
-            </w:tcMar>
-          </w:tcPr>
-          <w:p>
-            <w:pPr>
-              <w:jc w:val="center"/>
-            </w:pPr>
-            <w:r>
-              <w:rPr>
-                <w:rFonts w:ascii="Times New Roman" w:hAnsi="Times New Roman"/>
-                <w:b/>
-                <w:color w:val="FFFFFF"/>
-                <w:sz w:val="21"/>
-              </w:rPr>
-              <w:t>Nội dung chi tiết</w:t>
-            </w:r>
-          </w:p>
-        </w:tc>
-      </w:tr>
-      <w:tr>
-        <w:tc>
-          <w:tcPr>
-            <w:tcW w:type="dxa" w:w="3168"/>
-            <w:shd w:fill="FFFFFF"/>
-            <w:tcMar>
-              <w:top w:w="100" w:type="dxa"/>
-              <w:bottom w:w="100" w:type="dxa"/>
-              <w:left w:w="140" w:type="dxa"/>
-              <w:right w:w="140" w:type="dxa"/>
-            </w:tcMar>
-          </w:tcPr>
-          <w:p>
-            <w:pPr>
-              <w:jc w:val="center"/>
-            </w:pPr>
-            <w:r>
-              <w:rPr>
-                <w:rFonts w:ascii="Times New Roman" w:hAnsi="Times New Roman"/>
-                <w:color w:val="1E293B"/>
-                <w:sz w:val="20"/>
-              </w:rPr>
-              <w:t>Tên chức năng / Use Case</w:t>
-            </w:r>
-          </w:p>
-        </w:tc>
-        <w:tc>
-          <w:tcPr>
-            <w:tcW w:type="dxa" w:w="6192"/>
-            <w:shd w:fill="FFFFFF"/>
-            <w:tcMar>
-              <w:top w:w="100" w:type="dxa"/>
-              <w:bottom w:w="100" w:type="dxa"/>
-              <w:left w:w="140" w:type="dxa"/>
-              <w:right w:w="140" w:type="dxa"/>
-            </w:tcMar>
-          </w:tcPr>
-          <w:p>
-            <w:pPr>
-              <w:jc w:val="left"/>
-            </w:pPr>
-            <w:r>
-              <w:rPr>
-                <w:rFonts w:ascii="Times New Roman" w:hAnsi="Times New Roman"/>
-                <w:color w:val="1E293B"/>
-                <w:sz w:val="20"/>
-              </w:rPr>
-              <w:t>Xem thống kê doanh thu sự kiện (View Event Revenue Statistics)</w:t>
-            </w:r>
-          </w:p>
-        </w:tc>
-      </w:tr>
-      <w:tr>
-        <w:tc>
-          <w:tcPr>
-            <w:tcW w:type="dxa" w:w="3168"/>
-            <w:shd w:fill="F8FAFC"/>
-            <w:tcMar>
-              <w:top w:w="100" w:type="dxa"/>
-              <w:bottom w:w="100" w:type="dxa"/>
-              <w:left w:w="140" w:type="dxa"/>
-              <w:right w:w="140" w:type="dxa"/>
-            </w:tcMar>
-          </w:tcPr>
-          <w:p>
-            <w:pPr>
-              <w:jc w:val="center"/>
-            </w:pPr>
-            <w:r>
-              <w:rPr>
-                <w:rFonts w:ascii="Times New Roman" w:hAnsi="Times New Roman"/>
-                <w:color w:val="1E293B"/>
-                <w:sz w:val="20"/>
-              </w:rPr>
-              <w:t>Phân hệ trực thuộc</w:t>
-            </w:r>
-          </w:p>
-        </w:tc>
-        <w:tc>
-          <w:tcPr>
-            <w:tcW w:type="dxa" w:w="6192"/>
-            <w:shd w:fill="F8FAFC"/>
-            <w:tcMar>
-              <w:top w:w="100" w:type="dxa"/>
-              <w:bottom w:w="100" w:type="dxa"/>
-              <w:left w:w="140" w:type="dxa"/>
-              <w:right w:w="140" w:type="dxa"/>
-            </w:tcMar>
-          </w:tcPr>
-          <w:p>
-            <w:pPr>
-              <w:jc w:val="left"/>
-            </w:pPr>
-            <w:r>
-              <w:rPr>
-                <w:rFonts w:ascii="Times New Roman" w:hAnsi="Times New Roman"/>
-                <w:color w:val="1E293B"/>
-                <w:sz w:val="20"/>
-              </w:rPr>
-              <w:t>Module 5: Quản lý và thống kê dành cho Ban tổ chức</w:t>
-            </w:r>
-          </w:p>
-        </w:tc>
-      </w:tr>
-      <w:tr>
-        <w:tc>
-          <w:tcPr>
-            <w:tcW w:type="dxa" w:w="3168"/>
-            <w:shd w:fill="FFFFFF"/>
-            <w:tcMar>
-              <w:top w:w="100" w:type="dxa"/>
-              <w:bottom w:w="100" w:type="dxa"/>
-              <w:left w:w="140" w:type="dxa"/>
-              <w:right w:w="140" w:type="dxa"/>
-            </w:tcMar>
-          </w:tcPr>
-          <w:p>
-            <w:pPr>
-              <w:jc w:val="center"/>
-            </w:pPr>
-            <w:r>
-              <w:rPr>
-                <w:rFonts w:ascii="Times New Roman" w:hAnsi="Times New Roman"/>
-                <w:color w:val="1E293B"/>
-                <w:sz w:val="20"/>
-              </w:rPr>
-              <w:t>Tác nhân (Actor)</w:t>
-            </w:r>
-          </w:p>
-        </w:tc>
-        <w:tc>
-          <w:tcPr>
-            <w:tcW w:type="dxa" w:w="6192"/>
-            <w:shd w:fill="FFFFFF"/>
-            <w:tcMar>
-              <w:top w:w="100" w:type="dxa"/>
-              <w:bottom w:w="100" w:type="dxa"/>
-              <w:left w:w="140" w:type="dxa"/>
-              <w:right w:w="140" w:type="dxa"/>
-            </w:tcMar>
-          </w:tcPr>
-          <w:p>
-            <w:pPr>
-              <w:jc w:val="left"/>
-            </w:pPr>
-            <w:r>
-              <w:rPr>
-                <w:rFonts w:ascii="Times New Roman" w:hAnsi="Times New Roman"/>
-                <w:color w:val="1E293B"/>
-                <w:sz w:val="20"/>
-              </w:rPr>
-              <w:t>Ban tổ chức sự kiện (Organizer), Quản trị viên (Admin)</w:t>
-            </w:r>
-          </w:p>
-        </w:tc>
-      </w:tr>
-      <w:tr>
-        <w:tc>
-          <w:tcPr>
-            <w:tcW w:type="dxa" w:w="3168"/>
-            <w:shd w:fill="F8FAFC"/>
-            <w:tcMar>
-              <w:top w:w="100" w:type="dxa"/>
-              <w:bottom w:w="100" w:type="dxa"/>
-              <w:left w:w="140" w:type="dxa"/>
-              <w:right w:w="140" w:type="dxa"/>
-            </w:tcMar>
-          </w:tcPr>
-          <w:p>
-            <w:pPr>
-              <w:jc w:val="center"/>
-            </w:pPr>
-            <w:r>
-              <w:rPr>
-                <w:rFonts w:ascii="Times New Roman" w:hAnsi="Times New Roman"/>
-                <w:color w:val="1E293B"/>
-                <w:sz w:val="20"/>
-              </w:rPr>
-              <w:t>Mục tiêu nghiệp vụ</w:t>
-            </w:r>
-          </w:p>
-        </w:tc>
-        <w:tc>
-          <w:tcPr>
-            <w:tcW w:type="dxa" w:w="6192"/>
-            <w:shd w:fill="F8FAFC"/>
-            <w:tcMar>
-              <w:top w:w="100" w:type="dxa"/>
-              <w:bottom w:w="100" w:type="dxa"/>
-              <w:left w:w="140" w:type="dxa"/>
-              <w:right w:w="140" w:type="dxa"/>
-            </w:tcMar>
-          </w:tcPr>
-          <w:p>
-            <w:pPr>
-              <w:jc w:val="left"/>
-            </w:pPr>
-            <w:r>
-              <w:rPr>
-                <w:rFonts w:ascii="Times New Roman" w:hAnsi="Times New Roman"/>
-                <w:color w:val="1E293B"/>
-                <w:sz w:val="20"/>
-              </w:rPr>
-              <w:t>Cung cấp bức tranh tài chính toàn cảnh của sự kiện: doanh thu gộp, doanh thu thuần sau thuế và phí sàn, tỷ lệ lấp đầy khán đài, giá vé bình quân và xếp hạng hiệu suất mở bán.</w:t>
-            </w:r>
-          </w:p>
-        </w:tc>
-      </w:tr>
-      <w:tr>
-        <w:tc>
-          <w:tcPr>
-            <w:tcW w:type="dxa" w:w="3168"/>
-            <w:shd w:fill="FFFFFF"/>
-            <w:tcMar>
-              <w:top w:w="100" w:type="dxa"/>
-              <w:bottom w:w="100" w:type="dxa"/>
-              <w:left w:w="140" w:type="dxa"/>
-              <w:right w:w="140" w:type="dxa"/>
-            </w:tcMar>
-          </w:tcPr>
-          <w:p>
-            <w:pPr>
-              <w:jc w:val="center"/>
-            </w:pPr>
-            <w:r>
-              <w:rPr>
-                <w:rFonts w:ascii="Times New Roman" w:hAnsi="Times New Roman"/>
-                <w:color w:val="1E293B"/>
-                <w:sz w:val="20"/>
-              </w:rPr>
-              <w:t>Tiền điều kiện (Pre-conditions)</w:t>
-            </w:r>
-          </w:p>
-        </w:tc>
-        <w:tc>
-          <w:tcPr>
-            <w:tcW w:type="dxa" w:w="6192"/>
-            <w:shd w:fill="FFFFFF"/>
-            <w:tcMar>
-              <w:top w:w="100" w:type="dxa"/>
-              <w:bottom w:w="100" w:type="dxa"/>
-              <w:left w:w="140" w:type="dxa"/>
-              <w:right w:w="140" w:type="dxa"/>
-            </w:tcMar>
-          </w:tcPr>
-          <w:p>
-            <w:pPr>
-              <w:jc w:val="left"/>
-            </w:pPr>
-            <w:r>
-              <w:rPr>
-                <w:rFonts w:ascii="Times New Roman" w:hAnsi="Times New Roman"/>
-                <w:color w:val="1E293B"/>
-                <w:sz w:val="20"/>
-              </w:rPr>
-              <w:t>1. Ban tổ chức đã đăng nhập thành công vào hệ thống.</w:t>
-              <w:br/>
-              <w:t>2. Sự kiện đã được cấu hình sơ đồ ghế và đã phát sinh giao dịch bán vé.</w:t>
-            </w:r>
-          </w:p>
-        </w:tc>
-      </w:tr>
-      <w:tr>
-        <w:tc>
-          <w:tcPr>
-            <w:tcW w:type="dxa" w:w="3168"/>
-            <w:shd w:fill="F8FAFC"/>
-            <w:tcMar>
-              <w:top w:w="100" w:type="dxa"/>
-              <w:bottom w:w="100" w:type="dxa"/>
-              <w:left w:w="140" w:type="dxa"/>
-              <w:right w:w="140" w:type="dxa"/>
-            </w:tcMar>
-          </w:tcPr>
-          <w:p>
-            <w:pPr>
-              <w:jc w:val="center"/>
-            </w:pPr>
-            <w:r>
-              <w:rPr>
-                <w:rFonts w:ascii="Times New Roman" w:hAnsi="Times New Roman"/>
-                <w:color w:val="1E293B"/>
-                <w:sz w:val="20"/>
-              </w:rPr>
-              <w:t>Hậu điều kiện (Post-conditions)</w:t>
-            </w:r>
-          </w:p>
-        </w:tc>
-        <w:tc>
-          <w:tcPr>
-            <w:tcW w:type="dxa" w:w="6192"/>
-            <w:shd w:fill="F8FAFC"/>
-            <w:tcMar>
-              <w:top w:w="100" w:type="dxa"/>
-              <w:bottom w:w="100" w:type="dxa"/>
-              <w:left w:w="140" w:type="dxa"/>
-              <w:right w:w="140" w:type="dxa"/>
-            </w:tcMar>
-          </w:tcPr>
-          <w:p>
-            <w:pPr>
-              <w:jc w:val="left"/>
-            </w:pPr>
-            <w:r>
-              <w:rPr>
-                <w:rFonts w:ascii="Times New Roman" w:hAnsi="Times New Roman"/>
-                <w:color w:val="1E293B"/>
-                <w:sz w:val="20"/>
-              </w:rPr>
-              <w:t>Hệ thống tổng hợp và hiển thị trực quan các chỉ số tài chính (KPIs) cùng biểu đồ phân bổ doanh thu theo từng khu vực khán đài.</w:t>
-            </w:r>
-          </w:p>
-        </w:tc>
-      </w:tr>
-      <w:tr>
-        <w:tc>
-          <w:tcPr>
-            <w:tcW w:type="dxa" w:w="3168"/>
-            <w:shd w:fill="FFFFFF"/>
-            <w:tcMar>
-              <w:top w:w="100" w:type="dxa"/>
-              <w:bottom w:w="100" w:type="dxa"/>
-              <w:left w:w="140" w:type="dxa"/>
-              <w:right w:w="140" w:type="dxa"/>
-            </w:tcMar>
-          </w:tcPr>
-          <w:p>
-            <w:pPr>
-              <w:jc w:val="center"/>
-            </w:pPr>
-            <w:r>
-              <w:rPr>
-                <w:rFonts w:ascii="Times New Roman" w:hAnsi="Times New Roman"/>
-                <w:color w:val="1E293B"/>
-                <w:sz w:val="20"/>
-              </w:rPr>
-              <w:t>Luồng sự kiện chính (Main Flow)</w:t>
-            </w:r>
-          </w:p>
-        </w:tc>
-        <w:tc>
-          <w:tcPr>
-            <w:tcW w:type="dxa" w:w="6192"/>
-            <w:shd w:fill="FFFFFF"/>
-            <w:tcMar>
-              <w:top w:w="100" w:type="dxa"/>
-              <w:bottom w:w="100" w:type="dxa"/>
-              <w:left w:w="140" w:type="dxa"/>
-              <w:right w:w="140" w:type="dxa"/>
-            </w:tcMar>
-          </w:tcPr>
-          <w:p>
-            <w:pPr>
-              <w:jc w:val="left"/>
-            </w:pPr>
-            <w:r>
-              <w:rPr>
-                <w:rFonts w:ascii="Times New Roman" w:hAnsi="Times New Roman"/>
-                <w:color w:val="1E293B"/>
-                <w:sz w:val="20"/>
-              </w:rPr>
-              <w:t>1. Ban tổ chức chọn sự kiện cần xem từ danh sách sự kiện do mình quản lý.</w:t>
-              <w:br/>
-              <w:t>2. Giao diện RevenueReportView gửi yêu cầu tra cứu tới RevenueReportController.</w:t>
-              <w:br/>
-              <w:t>3. Controller khởi tạo đối tượng RevenueReport nạp dữ liệu cấu hình vé và các giao dịch.</w:t>
-              <w:br/>
-              <w:t>4. RevenueReport thực hiện chuỗi phương thức tính toán nội tại: calculateGrossRevenue(), calculateNetRevenue(), calculateOccupancyRate(), evaluatePerformance().</w:t>
-              <w:br/>
-              <w:t>5. Controller đóng gói kết quả vào RevenueSummaryDto và trả về cho RevenueReportView.</w:t>
-              <w:br/>
-              <w:t>6. Giao diện kết xuất các thẻ KPI và biểu đồ phân bổ doanh thu trực quan.</w:t>
-            </w:r>
-          </w:p>
-        </w:tc>
-      </w:tr>
-    </w:tbl>
-    <w:p>
-      <w:pPr>
-        <w:spacing w:before="0" w:after="120"/>
-      </w:pPr>
-    </w:p>
-    <w:p>
-      <w:pPr>
-        <w:keepNext/>
-        <w:spacing w:before="160" w:after="60"/>
-      </w:pPr>
-      <w:r>
-        <w:rPr>
-          <w:rFonts w:ascii="Times New Roman" w:hAnsi="Times New Roman"/>
-          <w:b/>
-          <w:i/>
-          <w:color w:val="334155"/>
-          <w:sz w:val="23"/>
-        </w:rPr>
-        <w:t>b. Biểu đồ tuần tự (Sequence Diagram) thể hiện tương tác BCE</w:t>
+        <w:t>a. Biểu đồ tuần tự (Sequence Diagram) thể hiện tương tác BCE</w:t>
       </w:r>
     </w:p>
     <w:p>
@@ -11552,7 +14525,7 @@
         <w:drawing>
           <wp:inline xmlns:a="http://schemas.openxmlformats.org/drawingml/2006/main" xmlns:pic="http://schemas.openxmlformats.org/drawingml/2006/picture">
             <wp:extent cx="5669280" cy="3764771"/>
-            <wp:docPr id="21" name="Picture 21"/>
+            <wp:docPr id="19" name="Picture 19"/>
             <wp:cNvGraphicFramePr>
               <a:graphicFrameLocks noChangeAspect="1"/>
             </wp:cNvGraphicFramePr>
@@ -11564,7 +14537,7 @@
                     <pic:cNvPicPr/>
                   </pic:nvPicPr>
                   <pic:blipFill>
-                    <a:blip r:embed="rId29"/>
+                    <a:blip r:embed="rId27"/>
                     <a:stretch>
                       <a:fillRect/>
                     </a:stretch>
@@ -11596,7 +14569,7 @@
           <w:color w:val="475569"/>
           <w:sz w:val="20"/>
         </w:rPr>
-        <w:t>Hình 4.7: Biểu đồ tuần tự ca sử dụng Xem thống kê doanh thu sự kiện</w:t>
+        <w:t>Hình 6.6: Biểu đồ tuần tự ca sử dụng Xem thống kê doanh thu sự kiện</w:t>
       </w:r>
     </w:p>
     <w:p>
@@ -11612,7 +14585,7 @@
           <w:color w:val="334155"/>
           <w:sz w:val="23"/>
         </w:rPr>
-        <w:t>c. Biểu đồ lớp thiết kế chi tiết theo mô hình BCE</w:t>
+        <w:t>b. Biểu đồ lớp thiết kế chi tiết theo mô hình BCE &amp; DTO</w:t>
       </w:r>
     </w:p>
     <w:p>
@@ -11625,7 +14598,7 @@
           <w:color w:val="1E293B"/>
           <w:sz w:val="23"/>
         </w:rPr>
-        <w:t>Mô hình thiết kế 3 lớp (Boundary - Control - Entity) làm nổi bật các phương thức tính toán nghiệp vụ trong các lớp thực thể RevenueReport và ZonePricing:</w:t>
+        <w:t>Mô hình thiết kế 3 lớp (Boundary - Control - Entity) kết hợp tầng DTO làm nổi bật các phương thức tính toán nghiệp vụ trong các lớp thực thể RevenueReport và ZonePricing. Toàn bộ tên biến, kiểu dữ liệu chuẩn và phương thức tương ứng đồng nhất 100% với pha phân tích:</w:t>
       </w:r>
     </w:p>
     <w:p>
@@ -11638,7 +14611,7 @@
         <w:drawing>
           <wp:inline xmlns:a="http://schemas.openxmlformats.org/drawingml/2006/main" xmlns:pic="http://schemas.openxmlformats.org/drawingml/2006/picture">
             <wp:extent cx="5669280" cy="3700158"/>
-            <wp:docPr id="22" name="Picture 22"/>
+            <wp:docPr id="20" name="Picture 20"/>
             <wp:cNvGraphicFramePr>
               <a:graphicFrameLocks noChangeAspect="1"/>
             </wp:cNvGraphicFramePr>
@@ -11650,7 +14623,7 @@
                     <pic:cNvPicPr/>
                   </pic:nvPicPr>
                   <pic:blipFill>
-                    <a:blip r:embed="rId30"/>
+                    <a:blip r:embed="rId28"/>
                     <a:stretch>
                       <a:fillRect/>
                     </a:stretch>
@@ -11682,8 +14655,766 @@
           <w:color w:val="475569"/>
           <w:sz w:val="20"/>
         </w:rPr>
-        <w:t>Hình 4.8: Biểu đồ lớp thiết kế chi tiết (BCE) chức năng Thống kê doanh thu</w:t>
+        <w:t>Hình 6.7: Biểu đồ lớp thiết kế chi tiết (BCE &amp; DTO) chức năng Thống kê doanh thu</w:t>
       </w:r>
+    </w:p>
+    <w:tbl>
+      <w:tblPr>
+        <w:tblW w:type="auto" w:w="0"/>
+        <w:jc w:val="center"/>
+        <w:tblLook w:firstColumn="1" w:firstRow="1" w:lastColumn="0" w:lastRow="0" w:noHBand="0" w:noVBand="1" w:val="04A0"/>
+        <w:tblBorders>
+          <w:top w:val="single" w:sz="6" w:space="0" w:color="CBD5E1"/>
+          <w:left w:val="none"/>
+          <w:bottom w:val="single" w:sz="8" w:space="0" w:color="1E3A8A"/>
+          <w:right w:val="none"/>
+          <w:insideH w:val="single" w:sz="4" w:space="0" w:color="CBD5E1"/>
+          <w:insideV w:val="none"/>
+        </w:tblBorders>
+      </w:tblPr>
+      <w:tblGrid>
+        <w:gridCol w:w="3134"/>
+        <w:gridCol w:w="3134"/>
+        <w:gridCol w:w="3134"/>
+      </w:tblGrid>
+      <w:tr>
+        <w:tc>
+          <w:tcPr>
+            <w:tcW w:type="dxa" w:w="2160"/>
+            <w:shd w:fill="1E3A8A"/>
+            <w:tcMar>
+              <w:top w:w="140" w:type="dxa"/>
+              <w:bottom w:w="140" w:type="dxa"/>
+              <w:left w:w="160" w:type="dxa"/>
+              <w:right w:w="160" w:type="dxa"/>
+            </w:tcMar>
+          </w:tcPr>
+          <w:p>
+            <w:pPr>
+              <w:jc w:val="center"/>
+            </w:pPr>
+            <w:r>
+              <w:rPr>
+                <w:rFonts w:ascii="Times New Roman" w:hAnsi="Times New Roman"/>
+                <w:b/>
+                <w:color w:val="FFFFFF"/>
+                <w:sz w:val="21"/>
+              </w:rPr>
+              <w:t>Lớp thiết kế</w:t>
+            </w:r>
+          </w:p>
+        </w:tc>
+        <w:tc>
+          <w:tcPr>
+            <w:tcW w:type="dxa" w:w="3600"/>
+            <w:shd w:fill="1E3A8A"/>
+            <w:tcMar>
+              <w:top w:w="140" w:type="dxa"/>
+              <w:bottom w:w="140" w:type="dxa"/>
+              <w:left w:w="160" w:type="dxa"/>
+              <w:right w:w="160" w:type="dxa"/>
+            </w:tcMar>
+          </w:tcPr>
+          <w:p>
+            <w:pPr>
+              <w:jc w:val="center"/>
+            </w:pPr>
+            <w:r>
+              <w:rPr>
+                <w:rFonts w:ascii="Times New Roman" w:hAnsi="Times New Roman"/>
+                <w:b/>
+                <w:color w:val="FFFFFF"/>
+                <w:sz w:val="21"/>
+              </w:rPr>
+              <w:t>Thuộc tính chi tiết (Kiểu dữ liệu &amp; Ràng buộc)</w:t>
+            </w:r>
+          </w:p>
+        </w:tc>
+        <w:tc>
+          <w:tcPr>
+            <w:tcW w:type="dxa" w:w="3600"/>
+            <w:shd w:fill="1E3A8A"/>
+            <w:tcMar>
+              <w:top w:w="140" w:type="dxa"/>
+              <w:bottom w:w="140" w:type="dxa"/>
+              <w:left w:w="160" w:type="dxa"/>
+              <w:right w:w="160" w:type="dxa"/>
+            </w:tcMar>
+          </w:tcPr>
+          <w:p>
+            <w:pPr>
+              <w:jc w:val="center"/>
+            </w:pPr>
+            <w:r>
+              <w:rPr>
+                <w:rFonts w:ascii="Times New Roman" w:hAnsi="Times New Roman"/>
+                <w:b/>
+                <w:color w:val="FFFFFF"/>
+                <w:sz w:val="21"/>
+              </w:rPr>
+              <w:t>Phương thức nghiệp vụ &amp; Tính toán</w:t>
+            </w:r>
+          </w:p>
+        </w:tc>
+      </w:tr>
+      <w:tr>
+        <w:tc>
+          <w:tcPr>
+            <w:tcW w:type="dxa" w:w="2160"/>
+            <w:shd w:fill="FFFFFF"/>
+            <w:tcMar>
+              <w:top w:w="100" w:type="dxa"/>
+              <w:bottom w:w="100" w:type="dxa"/>
+              <w:left w:w="140" w:type="dxa"/>
+              <w:right w:w="140" w:type="dxa"/>
+            </w:tcMar>
+          </w:tcPr>
+          <w:p>
+            <w:pPr>
+              <w:jc w:val="center"/>
+            </w:pPr>
+            <w:r>
+              <w:rPr>
+                <w:rFonts w:ascii="Times New Roman" w:hAnsi="Times New Roman"/>
+                <w:color w:val="1E293B"/>
+                <w:sz w:val="20"/>
+              </w:rPr>
+              <w:t>RevenueReport</w:t>
+              <w:br/>
+              <w:t>(&lt;&lt;entity&gt;&gt;)</w:t>
+            </w:r>
+          </w:p>
+        </w:tc>
+        <w:tc>
+          <w:tcPr>
+            <w:tcW w:type="dxa" w:w="3600"/>
+            <w:shd w:fill="FFFFFF"/>
+            <w:tcMar>
+              <w:top w:w="100" w:type="dxa"/>
+              <w:bottom w:w="100" w:type="dxa"/>
+              <w:left w:w="140" w:type="dxa"/>
+              <w:right w:w="140" w:type="dxa"/>
+            </w:tcMar>
+          </w:tcPr>
+          <w:p>
+            <w:pPr>
+              <w:jc w:val="left"/>
+            </w:pPr>
+            <w:r>
+              <w:rPr>
+                <w:rFonts w:ascii="Times New Roman" w:hAnsi="Times New Roman"/>
+                <w:color w:val="1E293B"/>
+                <w:sz w:val="20"/>
+              </w:rPr>
+              <w:t>- id: Long [PK]</w:t>
+              <w:br/>
+              <w:t>- eventId: Long [FK]</w:t>
+              <w:br/>
+              <w:t>- calculatedAt: LocalDateTime</w:t>
+              <w:br/>
+              <w:t>- taxRate: double</w:t>
+              <w:br/>
+              <w:t>- platformFeeRate: double</w:t>
+              <w:br/>
+              <w:t>- totalTicketsSold: int</w:t>
+              <w:br/>
+              <w:t>- grossRevenue: double</w:t>
+              <w:br/>
+              <w:t>- netRevenue: double</w:t>
+              <w:br/>
+              <w:t>- occupancyRate: double</w:t>
+              <w:br/>
+              <w:t>- averageTicketPrice: double</w:t>
+            </w:r>
+          </w:p>
+        </w:tc>
+        <w:tc>
+          <w:tcPr>
+            <w:tcW w:type="dxa" w:w="3600"/>
+            <w:shd w:fill="FFFFFF"/>
+            <w:tcMar>
+              <w:top w:w="100" w:type="dxa"/>
+              <w:bottom w:w="100" w:type="dxa"/>
+              <w:left w:w="140" w:type="dxa"/>
+              <w:right w:w="140" w:type="dxa"/>
+            </w:tcMar>
+          </w:tcPr>
+          <w:p>
+            <w:pPr>
+              <w:jc w:val="left"/>
+            </w:pPr>
+            <w:r>
+              <w:rPr>
+                <w:rFonts w:ascii="Times New Roman" w:hAnsi="Times New Roman"/>
+                <w:color w:val="1E293B"/>
+                <w:sz w:val="20"/>
+              </w:rPr>
+              <w:t>+ calculateTotalCapacity(): int</w:t>
+              <w:br/>
+              <w:t>+ calculateTotalTicketsSold(): int</w:t>
+              <w:br/>
+              <w:t>+ calculateGrossRevenue(): double</w:t>
+              <w:br/>
+              <w:t>+ calculateNetRevenue(): double</w:t>
+              <w:br/>
+              <w:t>+ calculateOccupancyRate(): double</w:t>
+              <w:br/>
+              <w:t>+ calculateAverageTicketPrice(): double</w:t>
+              <w:br/>
+              <w:t>+ calculateZoneContribution(zoneId: Long): double</w:t>
+              <w:br/>
+              <w:t>+ evaluatePerformance(): PerformanceStatus</w:t>
+              <w:br/>
+              <w:t>+ exportExcel(): byte[]</w:t>
+              <w:br/>
+              <w:t>+ exportPdf(): byte[]</w:t>
+            </w:r>
+          </w:p>
+        </w:tc>
+      </w:tr>
+      <w:tr>
+        <w:tc>
+          <w:tcPr>
+            <w:tcW w:type="dxa" w:w="2160"/>
+            <w:shd w:fill="F8FAFC"/>
+            <w:tcMar>
+              <w:top w:w="100" w:type="dxa"/>
+              <w:bottom w:w="100" w:type="dxa"/>
+              <w:left w:w="140" w:type="dxa"/>
+              <w:right w:w="140" w:type="dxa"/>
+            </w:tcMar>
+          </w:tcPr>
+          <w:p>
+            <w:pPr>
+              <w:jc w:val="center"/>
+            </w:pPr>
+            <w:r>
+              <w:rPr>
+                <w:rFonts w:ascii="Times New Roman" w:hAnsi="Times New Roman"/>
+                <w:color w:val="1E293B"/>
+                <w:sz w:val="20"/>
+              </w:rPr>
+              <w:t>ZonePricing</w:t>
+              <w:br/>
+              <w:t>(&lt;&lt;entity&gt;&gt;)</w:t>
+            </w:r>
+          </w:p>
+        </w:tc>
+        <w:tc>
+          <w:tcPr>
+            <w:tcW w:type="dxa" w:w="3600"/>
+            <w:shd w:fill="F8FAFC"/>
+            <w:tcMar>
+              <w:top w:w="100" w:type="dxa"/>
+              <w:bottom w:w="100" w:type="dxa"/>
+              <w:left w:w="140" w:type="dxa"/>
+              <w:right w:w="140" w:type="dxa"/>
+            </w:tcMar>
+          </w:tcPr>
+          <w:p>
+            <w:pPr>
+              <w:jc w:val="left"/>
+            </w:pPr>
+            <w:r>
+              <w:rPr>
+                <w:rFonts w:ascii="Times New Roman" w:hAnsi="Times New Roman"/>
+                <w:color w:val="1E293B"/>
+                <w:sz w:val="20"/>
+              </w:rPr>
+              <w:t>- id: Long [PK]</w:t>
+              <w:br/>
+              <w:t>- zoneName: String</w:t>
+              <w:br/>
+              <w:t>- price: double [&gt;= 0]</w:t>
+              <w:br/>
+              <w:t>- maxQuota: int</w:t>
+              <w:br/>
+              <w:t>- soldCount: int</w:t>
+            </w:r>
+          </w:p>
+        </w:tc>
+        <w:tc>
+          <w:tcPr>
+            <w:tcW w:type="dxa" w:w="3600"/>
+            <w:shd w:fill="F8FAFC"/>
+            <w:tcMar>
+              <w:top w:w="100" w:type="dxa"/>
+              <w:bottom w:w="100" w:type="dxa"/>
+              <w:left w:w="140" w:type="dxa"/>
+              <w:right w:w="140" w:type="dxa"/>
+            </w:tcMar>
+          </w:tcPr>
+          <w:p>
+            <w:pPr>
+              <w:jc w:val="left"/>
+            </w:pPr>
+            <w:r>
+              <w:rPr>
+                <w:rFonts w:ascii="Times New Roman" w:hAnsi="Times New Roman"/>
+                <w:color w:val="1E293B"/>
+                <w:sz w:val="20"/>
+              </w:rPr>
+              <w:t>+ calculateZoneGross(): double</w:t>
+              <w:br/>
+              <w:t>+ calculateRemainingSeats(): int</w:t>
+              <w:br/>
+              <w:t>+ getSoldRate(): double</w:t>
+              <w:br/>
+              <w:t>+ isSoldOut(): boolean</w:t>
+              <w:br/>
+              <w:t>+ recordSale(quantity: int): void</w:t>
+            </w:r>
+          </w:p>
+        </w:tc>
+      </w:tr>
+      <w:tr>
+        <w:tc>
+          <w:tcPr>
+            <w:tcW w:type="dxa" w:w="2160"/>
+            <w:shd w:fill="FFFFFF"/>
+            <w:tcMar>
+              <w:top w:w="100" w:type="dxa"/>
+              <w:bottom w:w="100" w:type="dxa"/>
+              <w:left w:w="140" w:type="dxa"/>
+              <w:right w:w="140" w:type="dxa"/>
+            </w:tcMar>
+          </w:tcPr>
+          <w:p>
+            <w:pPr>
+              <w:jc w:val="center"/>
+            </w:pPr>
+            <w:r>
+              <w:rPr>
+                <w:rFonts w:ascii="Times New Roman" w:hAnsi="Times New Roman"/>
+                <w:color w:val="1E293B"/>
+                <w:sz w:val="20"/>
+              </w:rPr>
+              <w:t>Showtime</w:t>
+              <w:br/>
+              <w:t>(&lt;&lt;entity&gt;&gt;)</w:t>
+            </w:r>
+          </w:p>
+        </w:tc>
+        <w:tc>
+          <w:tcPr>
+            <w:tcW w:type="dxa" w:w="3600"/>
+            <w:shd w:fill="FFFFFF"/>
+            <w:tcMar>
+              <w:top w:w="100" w:type="dxa"/>
+              <w:bottom w:w="100" w:type="dxa"/>
+              <w:left w:w="140" w:type="dxa"/>
+              <w:right w:w="140" w:type="dxa"/>
+            </w:tcMar>
+          </w:tcPr>
+          <w:p>
+            <w:pPr>
+              <w:jc w:val="left"/>
+            </w:pPr>
+            <w:r>
+              <w:rPr>
+                <w:rFonts w:ascii="Times New Roman" w:hAnsi="Times New Roman"/>
+                <w:color w:val="1E293B"/>
+                <w:sz w:val="20"/>
+              </w:rPr>
+              <w:t>- id: Long [PK]</w:t>
+              <w:br/>
+              <w:t>- showDate: LocalDate</w:t>
+              <w:br/>
+              <w:t>- startTime: LocalTime</w:t>
+              <w:br/>
+              <w:t>- endTime: LocalTime</w:t>
+            </w:r>
+          </w:p>
+        </w:tc>
+        <w:tc>
+          <w:tcPr>
+            <w:tcW w:type="dxa" w:w="3600"/>
+            <w:shd w:fill="FFFFFF"/>
+            <w:tcMar>
+              <w:top w:w="100" w:type="dxa"/>
+              <w:bottom w:w="100" w:type="dxa"/>
+              <w:left w:w="140" w:type="dxa"/>
+              <w:right w:w="140" w:type="dxa"/>
+            </w:tcMar>
+          </w:tcPr>
+          <w:p>
+            <w:pPr>
+              <w:jc w:val="left"/>
+            </w:pPr>
+            <w:r>
+              <w:rPr>
+                <w:rFonts w:ascii="Times New Roman" w:hAnsi="Times New Roman"/>
+                <w:color w:val="1E293B"/>
+                <w:sz w:val="20"/>
+              </w:rPr>
+              <w:t>+ calculateShowtimeRevenue(): double</w:t>
+              <w:br/>
+              <w:t>+ getSoldTicketsCount(): int</w:t>
+              <w:br/>
+              <w:t>+ isPublished(): boolean</w:t>
+            </w:r>
+          </w:p>
+        </w:tc>
+      </w:tr>
+      <w:tr>
+        <w:tc>
+          <w:tcPr>
+            <w:tcW w:type="dxa" w:w="2160"/>
+            <w:shd w:fill="F8FAFC"/>
+            <w:tcMar>
+              <w:top w:w="100" w:type="dxa"/>
+              <w:bottom w:w="100" w:type="dxa"/>
+              <w:left w:w="140" w:type="dxa"/>
+              <w:right w:w="140" w:type="dxa"/>
+            </w:tcMar>
+          </w:tcPr>
+          <w:p>
+            <w:pPr>
+              <w:jc w:val="center"/>
+            </w:pPr>
+            <w:r>
+              <w:rPr>
+                <w:rFonts w:ascii="Times New Roman" w:hAnsi="Times New Roman"/>
+                <w:color w:val="1E293B"/>
+                <w:sz w:val="20"/>
+              </w:rPr>
+              <w:t>Event</w:t>
+              <w:br/>
+              <w:t>(&lt;&lt;entity&gt;&gt;)</w:t>
+            </w:r>
+          </w:p>
+        </w:tc>
+        <w:tc>
+          <w:tcPr>
+            <w:tcW w:type="dxa" w:w="3600"/>
+            <w:shd w:fill="F8FAFC"/>
+            <w:tcMar>
+              <w:top w:w="100" w:type="dxa"/>
+              <w:bottom w:w="100" w:type="dxa"/>
+              <w:left w:w="140" w:type="dxa"/>
+              <w:right w:w="140" w:type="dxa"/>
+            </w:tcMar>
+          </w:tcPr>
+          <w:p>
+            <w:pPr>
+              <w:jc w:val="left"/>
+            </w:pPr>
+            <w:r>
+              <w:rPr>
+                <w:rFonts w:ascii="Times New Roman" w:hAnsi="Times New Roman"/>
+                <w:color w:val="1E293B"/>
+                <w:sz w:val="20"/>
+              </w:rPr>
+              <w:t>- id: Long [PK]</w:t>
+              <w:br/>
+              <w:t>- title: String</w:t>
+              <w:br/>
+              <w:t>- category: String</w:t>
+              <w:br/>
+              <w:t>- status: EventStatus</w:t>
+            </w:r>
+          </w:p>
+        </w:tc>
+        <w:tc>
+          <w:tcPr>
+            <w:tcW w:type="dxa" w:w="3600"/>
+            <w:shd w:fill="F8FAFC"/>
+            <w:tcMar>
+              <w:top w:w="100" w:type="dxa"/>
+              <w:bottom w:w="100" w:type="dxa"/>
+              <w:left w:w="140" w:type="dxa"/>
+              <w:right w:w="140" w:type="dxa"/>
+            </w:tcMar>
+          </w:tcPr>
+          <w:p>
+            <w:pPr>
+              <w:jc w:val="left"/>
+            </w:pPr>
+            <w:r>
+              <w:rPr>
+                <w:rFonts w:ascii="Times New Roman" w:hAnsi="Times New Roman"/>
+                <w:color w:val="1E293B"/>
+                <w:sz w:val="20"/>
+              </w:rPr>
+              <w:t>+ getTotalCapacity(): int</w:t>
+              <w:br/>
+              <w:t>+ getShowtimes(): List&lt;Showtime&gt;</w:t>
+            </w:r>
+          </w:p>
+        </w:tc>
+      </w:tr>
+      <w:tr>
+        <w:tc>
+          <w:tcPr>
+            <w:tcW w:type="dxa" w:w="2160"/>
+            <w:shd w:fill="FFFFFF"/>
+            <w:tcMar>
+              <w:top w:w="100" w:type="dxa"/>
+              <w:bottom w:w="100" w:type="dxa"/>
+              <w:left w:w="140" w:type="dxa"/>
+              <w:right w:w="140" w:type="dxa"/>
+            </w:tcMar>
+          </w:tcPr>
+          <w:p>
+            <w:pPr>
+              <w:jc w:val="center"/>
+            </w:pPr>
+            <w:r>
+              <w:rPr>
+                <w:rFonts w:ascii="Times New Roman" w:hAnsi="Times New Roman"/>
+                <w:color w:val="1E293B"/>
+                <w:sz w:val="20"/>
+              </w:rPr>
+              <w:t>RevenueSummaryDto</w:t>
+              <w:br/>
+              <w:t>(&lt;&lt;dto&gt;&gt;)</w:t>
+            </w:r>
+          </w:p>
+        </w:tc>
+        <w:tc>
+          <w:tcPr>
+            <w:tcW w:type="dxa" w:w="3600"/>
+            <w:shd w:fill="FFFFFF"/>
+            <w:tcMar>
+              <w:top w:w="100" w:type="dxa"/>
+              <w:bottom w:w="100" w:type="dxa"/>
+              <w:left w:w="140" w:type="dxa"/>
+              <w:right w:w="140" w:type="dxa"/>
+            </w:tcMar>
+          </w:tcPr>
+          <w:p>
+            <w:pPr>
+              <w:jc w:val="left"/>
+            </w:pPr>
+            <w:r>
+              <w:rPr>
+                <w:rFonts w:ascii="Times New Roman" w:hAnsi="Times New Roman"/>
+                <w:color w:val="1E293B"/>
+                <w:sz w:val="20"/>
+              </w:rPr>
+              <w:t>- grossRevenue: double</w:t>
+              <w:br/>
+              <w:t>- netRevenue: double</w:t>
+              <w:br/>
+              <w:t>- occupancyRate: double</w:t>
+              <w:br/>
+              <w:t>- averagePrice: double</w:t>
+              <w:br/>
+              <w:t>- status: PerformanceStatus</w:t>
+              <w:br/>
+              <w:t>- zoneBreakdowns: List&lt;ZoneRevenueDto&gt;</w:t>
+            </w:r>
+          </w:p>
+        </w:tc>
+        <w:tc>
+          <w:tcPr>
+            <w:tcW w:type="dxa" w:w="3600"/>
+            <w:shd w:fill="FFFFFF"/>
+            <w:tcMar>
+              <w:top w:w="100" w:type="dxa"/>
+              <w:bottom w:w="100" w:type="dxa"/>
+              <w:left w:w="140" w:type="dxa"/>
+              <w:right w:w="140" w:type="dxa"/>
+            </w:tcMar>
+          </w:tcPr>
+          <w:p>
+            <w:pPr>
+              <w:jc w:val="left"/>
+            </w:pPr>
+            <w:r>
+              <w:rPr>
+                <w:rFonts w:ascii="Times New Roman" w:hAnsi="Times New Roman"/>
+                <w:color w:val="1E293B"/>
+                <w:sz w:val="20"/>
+              </w:rPr>
+              <w:t>+ getGrossRevenue(): double</w:t>
+              <w:br/>
+              <w:t>+ getNetRevenue(): double</w:t>
+              <w:br/>
+              <w:t>+ getOccupancyRate(): double</w:t>
+            </w:r>
+          </w:p>
+        </w:tc>
+      </w:tr>
+      <w:tr>
+        <w:tc>
+          <w:tcPr>
+            <w:tcW w:type="dxa" w:w="2160"/>
+            <w:shd w:fill="F8FAFC"/>
+            <w:tcMar>
+              <w:top w:w="100" w:type="dxa"/>
+              <w:bottom w:w="100" w:type="dxa"/>
+              <w:left w:w="140" w:type="dxa"/>
+              <w:right w:w="140" w:type="dxa"/>
+            </w:tcMar>
+          </w:tcPr>
+          <w:p>
+            <w:pPr>
+              <w:jc w:val="center"/>
+            </w:pPr>
+            <w:r>
+              <w:rPr>
+                <w:rFonts w:ascii="Times New Roman" w:hAnsi="Times New Roman"/>
+                <w:color w:val="1E293B"/>
+                <w:sz w:val="20"/>
+              </w:rPr>
+              <w:t>RevenueReportController</w:t>
+              <w:br/>
+              <w:t>(&lt;&lt;control&gt;&gt;)</w:t>
+            </w:r>
+          </w:p>
+        </w:tc>
+        <w:tc>
+          <w:tcPr>
+            <w:tcW w:type="dxa" w:w="3600"/>
+            <w:shd w:fill="F8FAFC"/>
+            <w:tcMar>
+              <w:top w:w="100" w:type="dxa"/>
+              <w:bottom w:w="100" w:type="dxa"/>
+              <w:left w:w="140" w:type="dxa"/>
+              <w:right w:w="140" w:type="dxa"/>
+            </w:tcMar>
+          </w:tcPr>
+          <w:p>
+            <w:pPr>
+              <w:jc w:val="left"/>
+            </w:pPr>
+            <w:r>
+              <w:rPr>
+                <w:rFonts w:ascii="Times New Roman" w:hAnsi="Times New Roman"/>
+                <w:color w:val="1E293B"/>
+                <w:sz w:val="20"/>
+              </w:rPr>
+              <w:t>- reportService: ReportService</w:t>
+              <w:br/>
+              <w:t>- eventRepo: EventRepository</w:t>
+            </w:r>
+          </w:p>
+        </w:tc>
+        <w:tc>
+          <w:tcPr>
+            <w:tcW w:type="dxa" w:w="3600"/>
+            <w:shd w:fill="F8FAFC"/>
+            <w:tcMar>
+              <w:top w:w="100" w:type="dxa"/>
+              <w:bottom w:w="100" w:type="dxa"/>
+              <w:left w:w="140" w:type="dxa"/>
+              <w:right w:w="140" w:type="dxa"/>
+            </w:tcMar>
+          </w:tcPr>
+          <w:p>
+            <w:pPr>
+              <w:jc w:val="left"/>
+            </w:pPr>
+            <w:r>
+              <w:rPr>
+                <w:rFonts w:ascii="Times New Roman" w:hAnsi="Times New Roman"/>
+                <w:color w:val="1E293B"/>
+                <w:sz w:val="20"/>
+              </w:rPr>
+              <w:t>+ handleViewReport(eventId: Long): RevenueSummaryDto</w:t>
+              <w:br/>
+              <w:t>+ calculateZoneAnalytics(eventId: Long): List&lt;ZoneRevenueDto&gt;</w:t>
+              <w:br/>
+              <w:t>+ formatReportData(report: RevenueReport): RevenueSummaryDto</w:t>
+            </w:r>
+          </w:p>
+        </w:tc>
+      </w:tr>
+      <w:tr>
+        <w:tc>
+          <w:tcPr>
+            <w:tcW w:type="dxa" w:w="2160"/>
+            <w:shd w:fill="FFFFFF"/>
+            <w:tcMar>
+              <w:top w:w="100" w:type="dxa"/>
+              <w:bottom w:w="100" w:type="dxa"/>
+              <w:left w:w="140" w:type="dxa"/>
+              <w:right w:w="140" w:type="dxa"/>
+            </w:tcMar>
+          </w:tcPr>
+          <w:p>
+            <w:pPr>
+              <w:jc w:val="center"/>
+            </w:pPr>
+            <w:r>
+              <w:rPr>
+                <w:rFonts w:ascii="Times New Roman" w:hAnsi="Times New Roman"/>
+                <w:color w:val="1E293B"/>
+                <w:sz w:val="20"/>
+              </w:rPr>
+              <w:t>RevenueReportView</w:t>
+              <w:br/>
+              <w:t>(&lt;&lt;boundary&gt;&gt;)</w:t>
+            </w:r>
+          </w:p>
+        </w:tc>
+        <w:tc>
+          <w:tcPr>
+            <w:tcW w:type="dxa" w:w="3600"/>
+            <w:shd w:fill="FFFFFF"/>
+            <w:tcMar>
+              <w:top w:w="100" w:type="dxa"/>
+              <w:bottom w:w="100" w:type="dxa"/>
+              <w:left w:w="140" w:type="dxa"/>
+              <w:right w:w="140" w:type="dxa"/>
+            </w:tcMar>
+          </w:tcPr>
+          <w:p>
+            <w:pPr>
+              <w:jc w:val="left"/>
+            </w:pPr>
+            <w:r>
+              <w:rPr>
+                <w:rFonts w:ascii="Times New Roman" w:hAnsi="Times New Roman"/>
+                <w:color w:val="1E293B"/>
+                <w:sz w:val="20"/>
+              </w:rPr>
+              <w:t>- eventSelector: ComboBox</w:t>
+              <w:br/>
+              <w:t>- kpiPanel: Panel</w:t>
+              <w:br/>
+              <w:t>- zoneChart: ChartView</w:t>
+            </w:r>
+          </w:p>
+        </w:tc>
+        <w:tc>
+          <w:tcPr>
+            <w:tcW w:type="dxa" w:w="3600"/>
+            <w:shd w:fill="FFFFFF"/>
+            <w:tcMar>
+              <w:top w:w="100" w:type="dxa"/>
+              <w:bottom w:w="100" w:type="dxa"/>
+              <w:left w:w="140" w:type="dxa"/>
+              <w:right w:w="140" w:type="dxa"/>
+            </w:tcMar>
+          </w:tcPr>
+          <w:p>
+            <w:pPr>
+              <w:jc w:val="left"/>
+            </w:pPr>
+            <w:r>
+              <w:rPr>
+                <w:rFonts w:ascii="Times New Roman" w:hAnsi="Times New Roman"/>
+                <w:color w:val="1E293B"/>
+                <w:sz w:val="20"/>
+              </w:rPr>
+              <w:t>+ onSelectEvent(eventId: Long): void</w:t>
+              <w:br/>
+              <w:t>+ displayKPIs(dto: RevenueSummaryDto): void</w:t>
+              <w:br/>
+              <w:t>+ renderZoneChart(data: List&lt;ZoneRevenueDto&gt;): void</w:t>
+              <w:br/>
+              <w:t>+ showError(msg: String): void</w:t>
+            </w:r>
+          </w:p>
+        </w:tc>
+      </w:tr>
+    </w:tbl>
+    <w:p>
+      <w:pPr>
+        <w:spacing w:before="0" w:after="120"/>
+      </w:pPr>
     </w:p>
     <w:p>
       <w:pPr>
@@ -12891,6 +16622,126 @@
     <w:p>
       <w:pPr>
         <w:keepNext/>
+        <w:spacing w:before="160" w:after="60"/>
+      </w:pPr>
+      <w:r>
+        <w:rPr>
+          <w:rFonts w:ascii="Times New Roman" w:hAnsi="Times New Roman"/>
+          <w:b/>
+          <w:i/>
+          <w:color w:val="334155"/>
+          <w:sz w:val="23"/>
+        </w:rPr>
+        <w:t>e. Các ghi chú kiến trúc và thiết kế giải thích chi tiết sơ đồ (Architectural &amp; Design Notes)</w:t>
+      </w:r>
+    </w:p>
+    <w:p>
+      <w:pPr>
+        <w:spacing w:before="0" w:after="100" w:line="300" w:lineRule="auto"/>
+      </w:pPr>
+      <w:r>
+        <w:rPr>
+          <w:rFonts w:ascii="Times New Roman" w:hAnsi="Times New Roman"/>
+          <w:b/>
+          <w:color w:val="0F172A"/>
+          <w:sz w:val="23"/>
+        </w:rPr>
+        <w:t xml:space="preserve">1. Khái niệm DTO (Data Transfer Object) và lý do áp dụng: </w:t>
+      </w:r>
+      <w:r>
+        <w:rPr>
+          <w:rFonts w:ascii="Times New Roman" w:hAnsi="Times New Roman"/>
+          <w:color w:val="1E293B"/>
+          <w:sz w:val="23"/>
+        </w:rPr>
+        <w:t>Trong sơ đồ lớp thiết kế, RevenueSummaryDto (Data Transfer Object) và ZoneRevenueDto là các đối tượng truyền tải dữ liệu thuần túy (POJO) giữa tầng Điều khiển (RevenueReportController) và tầng Giao diện (RevenueReportView). Việc sử dụng DTO mang lại 3 lợi ích kiến trúc cốt lõi:</w:t>
+        <w:br/>
+        <w:t>1. Tính đóng gói và bảo mật (Encapsulation &amp; Security): DTO che giấu cấu trúc bảng cơ sở dữ liệu và các thông tin nghiệp vụ nội bộ nhạy cảm của Entity, không để lộ xuống tầng Presentation.</w:t>
+        <w:br/>
+        <w:t>2. Tối ưu hóa hiệu năng và làm phẳng dữ liệu (Flattening &amp; Performance): Thay vì truyền các đối tượng Entity phức tạp có liên kết vòng, Controller gọi các hàm tính toán của Entity, đóng gói toàn bộ kết quả đã tính toán (Gross Revenue, Net Revenue, Occupancy Rate, Performance Status) vào một đối tượng DTO phẳng, nhẹ. Giao diện người dùng (UI) chỉ việc đọc các giá trị này để hiển thị lên thẻ KPI và vẽ biểu đồ mà không cần tính toán lại.</w:t>
+        <w:br/>
+        <w:t>3. Giải quyết vấn đề Lazy Loading trong ORM: Khi sử dụng các framework ORM (như Hibernate/JPA), việc truy cập các thuộc tính liên kết lười ngoài phạm vi Session/Transaction dễ dẫn đến lỗi LazyInitializationException. DTO được khởi tạo bên trong ranh giới Service/Controller giải quyết triệt để lỗi này.</w:t>
+      </w:r>
+    </w:p>
+    <w:p>
+      <w:pPr>
+        <w:spacing w:before="0" w:after="100" w:line="300" w:lineRule="auto"/>
+      </w:pPr>
+      <w:r>
+        <w:rPr>
+          <w:rFonts w:ascii="Times New Roman" w:hAnsi="Times New Roman"/>
+          <w:b/>
+          <w:color w:val="0F172A"/>
+          <w:sz w:val="23"/>
+        </w:rPr>
+        <w:t xml:space="preserve">2. Phân tách vai trò theo mẫu thiết kế BCE (Boundary - Control - Entity): </w:t>
+      </w:r>
+      <w:r>
+        <w:rPr>
+          <w:rFonts w:ascii="Times New Roman" w:hAnsi="Times New Roman"/>
+          <w:color w:val="1E293B"/>
+          <w:sz w:val="23"/>
+        </w:rPr>
+        <w:t>Hệ thống áp dụng nghiêm ngặt mẫu phân rã trách nhiệm 3 lớp của Jacobson:</w:t>
+        <w:br/>
+        <w:t>• &lt;&lt;boundary&gt;&gt; (RevenueReportView): Lớp giao diện người dùng, chịu trách nhiệm nhận sự kiện tương tác (chọn sự kiện từ ComboBox) và kết xuất dữ liệu DTO lên màn hình (KPI cards, biểu đồ tròn phân khu).</w:t>
+        <w:br/>
+        <w:t>• &lt;&lt;control&gt;&gt; (RevenueReportController): Đóng vai trò điều phối luồng xử lý (Orchestrator). Controller không trực tiếp chứa các công thức toán học tính tiền, mà điều hướng: nhận yêu cầu từ View -&gt; nạp Entity -&gt; kích hoạt các hàm tính toán của Entity -&gt; đóng gói kết quả vào DTO -&gt; gửi trả View.</w:t>
+        <w:br/>
+        <w:t>• &lt;&lt;entity&gt;&gt; (RevenueReport, ZonePricing, Showtime, Event): Lớp thực thể nghiệp vụ chứa dữ liệu và trực tiếp đóng gói các thuật toán tính toán (Rich Domain Model).</w:t>
+        <w:br/>
+        <w:t>• &lt;&lt;enumeration&gt;&gt; (PerformanceStatus): Kiểu liệt kê định nghĩa tập hợp các giá trị đánh giá chuẩn mực (EXCELLENT, GOOD, AVERAGE, POOR).</w:t>
+        <w:br/>
+        <w:t>• &lt;&lt;dto&gt;&gt; (RevenueSummaryDto): Đối tượng mang dữ liệu kết quả giữa Control và Boundary.</w:t>
+      </w:r>
+    </w:p>
+    <w:p>
+      <w:pPr>
+        <w:spacing w:before="0" w:after="100" w:line="300" w:lineRule="auto"/>
+      </w:pPr>
+      <w:r>
+        <w:rPr>
+          <w:rFonts w:ascii="Times New Roman" w:hAnsi="Times New Roman"/>
+          <w:b/>
+          <w:color w:val="0F172A"/>
+          <w:sz w:val="23"/>
+        </w:rPr>
+        <w:t xml:space="preserve">3. Giải quyết quan hệ N-N giữa Showtime và SeatZone: </w:t>
+      </w:r>
+      <w:r>
+        <w:rPr>
+          <w:rFonts w:ascii="Times New Roman" w:hAnsi="Times New Roman"/>
+          <w:color w:val="1E293B"/>
+          <w:sz w:val="23"/>
+        </w:rPr>
+        <w:t>Mối quan hệ giữa Suất diễn (Showtime) và Phân khu ghế (SeatZone) về bản chất là quan hệ nhiều - nhiều (*..*). Tuy nhiên, tại mỗi suất diễn cụ thể, một phân khu sẽ có đơn giá vé riêng (price), chỉ tiêu phát hành riêng (maxQuota) và số vé đã bán thực tế riêng (soldCount). Do đó, lớp ZonePricing đóng vai trò là Lớp liên kết nghiệp vụ (Association Class), phân rã quan hệ *..* thành 2 quan hệ 1..* (Showtime 1 -&gt; * ZonePricing * -&gt; 1 SeatZone). Thiết kế này loại bỏ hoàn toàn sự dư thừa liên kết (Redundant Association) và phản ánh chính xác nghiệp vụ bán vé theo từng đêm diễn.</w:t>
+      </w:r>
+    </w:p>
+    <w:p>
+      <w:pPr>
+        <w:spacing w:before="0" w:after="100" w:line="300" w:lineRule="auto"/>
+      </w:pPr>
+      <w:r>
+        <w:rPr>
+          <w:rFonts w:ascii="Times New Roman" w:hAnsi="Times New Roman"/>
+          <w:b/>
+          <w:color w:val="0F172A"/>
+          <w:sz w:val="23"/>
+        </w:rPr>
+        <w:t xml:space="preserve">4. Nguyên lý đóng gói hành vi tính toán (Information Expert): </w:t>
+      </w:r>
+      <w:r>
+        <w:rPr>
+          <w:rFonts w:ascii="Times New Roman" w:hAnsi="Times New Roman"/>
+          <w:color w:val="1E293B"/>
+          <w:sz w:val="23"/>
+        </w:rPr>
+        <w:t>Theo nguyên lý Information Expert của GRASP, trách nhiệm tính toán phải được gán cho lớp sở hữu đầy đủ thông tin nhất để thực hiện tính toán đó. Do RevenueReport chứa tập hợp các phân khu ZonePricing và thuế phí, việc đặt các phương thức calculateGrossRevenue(), calculateNetRevenue(), calculateOccupancyRate() trực tiếp trong RevenueReport đảm bảo lớp có cả Trạng thái (State) và Hành vi (Behavior), đáp ứng tiêu chuẩn khắt khe của môn học, tránh mô hình Anemic Domain Model.</w:t>
+      </w:r>
+    </w:p>
+    <w:p>
+      <w:pPr>
+        <w:keepNext/>
         <w:spacing w:before="320" w:after="120"/>
       </w:pPr>
       <w:r>
@@ -12913,7 +16764,7 @@
           <w:color w:val="1E293B"/>
           <w:sz w:val="23"/>
         </w:rPr>
-        <w:t>Tài liệu phân tích và thiết kế hệ thống trên đã hoàn thiện đầy đủ 4 yêu cầu kiểm tra môn học theo đúng đề cương bài tập lớn do Thầy Nguyễn Đức Hiển giao:</w:t>
+        <w:t>Tài liệu phân tích và thiết kế hệ thống trên đã hoàn thiện đầy đủ 6 yêu cầu kiểm tra môn học theo đúng đề cương bài tập lớn do Thầy Nguyễn Đức Hiển giao:</w:t>
       </w:r>
     </w:p>
     <w:p>
@@ -12936,7 +16787,7 @@
           <w:color w:val="1E293B"/>
           <w:sz w:val="22"/>
         </w:rPr>
-        <w:t>Đầy đủ thông tin nhóm, đề tài, phân công nhiệm vụ và phạm vi 5 module chức năng cho các thành viên.</w:t>
+        <w:t>Đầy đủ thông tin nhóm, tên đề tài, phân công nhiệm vụ và phạm vi chức năng cho từng thành viên.</w:t>
       </w:r>
     </w:p>
     <w:p>
@@ -12959,7 +16810,7 @@
           <w:color w:val="1E293B"/>
           <w:sz w:val="22"/>
         </w:rPr>
-        <w:t>Biểu đồ Use Case tổng thể toàn hệ thống và 5 biểu đồ Use Case phân rã chi tiết cho từng phân hệ kèm bảng đặc tả tóm tắt nghiệp vụ.</w:t>
+        <w:t>Biểu đồ Use Case tổng thể toàn hệ thống và các biểu đồ Use Case phân rã chi tiết cho từng chức năng kèm bảng đặc tả tóm tắt nghiệp vụ.</w:t>
       </w:r>
     </w:p>
     <w:p>
@@ -12974,7 +16825,7 @@
           <w:color w:val="0F172A"/>
           <w:sz w:val="22"/>
         </w:rPr>
-        <w:t xml:space="preserve">3. Biểu đồ lớp phân tích: </w:t>
+        <w:t xml:space="preserve">3. Kịch bản phân tích: </w:t>
       </w:r>
       <w:r>
         <w:rPr>
@@ -12982,7 +16833,7 @@
           <w:color w:val="1E293B"/>
           <w:sz w:val="22"/>
         </w:rPr>
-        <w:t>Biểu đồ lớp thực thể phân tích tổng thể và 5 biểu đồ lớp thực thể phân tích phân rã theo 5 module, thể hiện đúng bản chất mô hình hóa khái niệm miền bài toán.</w:t>
+        <w:t>Kịch bản phân tích (Scenario) chuẩn hóa với các trường Tác nhân, Tiền điều kiện, Đảm bảo tối thiểu/thành công, Chuỗi sự kiện chính và Luồng ngoại lệ.</w:t>
       </w:r>
     </w:p>
     <w:p>
@@ -12997,7 +16848,7 @@
           <w:color w:val="0F172A"/>
           <w:sz w:val="22"/>
         </w:rPr>
-        <w:t xml:space="preserve">4. Biểu đồ lớp thiết kế: </w:t>
+        <w:t xml:space="preserve">4. Kịch bản &amp; Thiết kế giao diện: </w:t>
       </w:r>
       <w:r>
         <w:rPr>
@@ -13005,7 +16856,53 @@
           <w:color w:val="1E293B"/>
           <w:sz w:val="22"/>
         </w:rPr>
-        <w:t>Biểu đồ lớp thực thể thiết kế tổng thể và 5 biểu đồ lớp thực thể thiết kế chi tiết theo 5 module với cấu trúc 3 ngăn chuẩn UML, kiểu dữ liệu chặt chẽ, ràng buộc khóa chính và phương thức nghiệp vụ.</w:t>
+        <w:t>Bảng đặc tả thành phần điều khiển UI, kịch bản tương tác người dùng - hệ thống và bản vẽ thiết kế giao diện (Mockup Wireframe) trực quan.</w:t>
+      </w:r>
+    </w:p>
+    <w:p>
+      <w:pPr>
+        <w:pStyle w:val="ListBullet"/>
+        <w:spacing w:before="0" w:after="60" w:line="288" w:lineRule="auto"/>
+      </w:pPr>
+      <w:r>
+        <w:rPr>
+          <w:rFonts w:ascii="Times New Roman" w:hAnsi="Times New Roman"/>
+          <w:b/>
+          <w:color w:val="0F172A"/>
+          <w:sz w:val="22"/>
+        </w:rPr>
+        <w:t xml:space="preserve">5. Biểu đồ lớp phân tích: </w:t>
+      </w:r>
+      <w:r>
+        <w:rPr>
+          <w:rFonts w:ascii="Times New Roman" w:hAnsi="Times New Roman"/>
+          <w:color w:val="1E293B"/>
+          <w:sz w:val="22"/>
+        </w:rPr>
+        <w:t>Biểu đồ lớp thực thể phân tích tổng thể và các phân hệ, thể hiện đúng bản chất mô hình hóa khái niệm miền bài toán với các phương thức tính toán đóng gói.</w:t>
+      </w:r>
+    </w:p>
+    <w:p>
+      <w:pPr>
+        <w:pStyle w:val="ListBullet"/>
+        <w:spacing w:before="0" w:after="60" w:line="288" w:lineRule="auto"/>
+      </w:pPr>
+      <w:r>
+        <w:rPr>
+          <w:rFonts w:ascii="Times New Roman" w:hAnsi="Times New Roman"/>
+          <w:b/>
+          <w:color w:val="0F172A"/>
+          <w:sz w:val="22"/>
+        </w:rPr>
+        <w:t xml:space="preserve">6. Biểu đồ lớp thiết kế: </w:t>
+      </w:r>
+      <w:r>
+        <w:rPr>
+          <w:rFonts w:ascii="Times New Roman" w:hAnsi="Times New Roman"/>
+          <w:color w:val="1E293B"/>
+          <w:sz w:val="22"/>
+        </w:rPr>
+        <w:t>Biểu đồ lớp thực thể thiết kế tổng thể và chi tiết theo mô hình 3 lớp (BCE &amp; DTO) với kiểu dữ liệu chặt chẽ, ràng buộc khóa chính và bảng thuật toán các phương thức tính toán.</w:t>
       </w:r>
     </w:p>
     <w:sectPr>
